--- a/ai_14/davyd_bahatskyi/epic_1/epic_1_report_davyd_bahatskyi.docx
+++ b/ai_14/davyd_bahatskyi/epic_1/epic_1_report_davyd_bahatskyi.docx
@@ -30,7 +30,7 @@
           <w:rFonts w:ascii="Times New Roman" w:hAnsi="Times New Roman" w:eastAsia="Times New Roman" w:cs="Times New Roman"/>
           <w:sz w:val="28"/>
           <w:szCs w:val="28"/>
-          <w:lang w:val="uk-UA" w:bidi="uk-UA"/>
+          <w:lang w:val="uk-UA"/>
         </w:rPr>
       </w:r>
       <w:r>
@@ -70,7 +70,7 @@
           <w:rFonts w:ascii="Times New Roman" w:hAnsi="Times New Roman" w:eastAsia="Times New Roman" w:cs="Times New Roman"/>
           <w:sz w:val="28"/>
           <w:szCs w:val="28"/>
-          <w:lang w:val="uk-UA" w:bidi="uk-UA"/>
+          <w:lang w:val="uk-UA"/>
         </w:rPr>
       </w:r>
       <w:r>
@@ -110,7 +110,7 @@
           <w:rFonts w:ascii="Times New Roman" w:hAnsi="Times New Roman" w:eastAsia="Times New Roman" w:cs="Times New Roman"/>
           <w:sz w:val="28"/>
           <w:szCs w:val="28"/>
-          <w:lang w:val="uk-UA" w:bidi="uk-UA"/>
+          <w:lang w:val="uk-UA"/>
         </w:rPr>
       </w:r>
       <w:r>
@@ -146,7 +146,7 @@
           <w:rFonts w:ascii="Times New Roman" w:hAnsi="Times New Roman" w:eastAsia="Times New Roman" w:cs="Times New Roman"/>
           <w:sz w:val="24"/>
           <w:szCs w:val="24"/>
-          <w:lang w:val="uk-UA" w:bidi="uk-UA"/>
+          <w:lang w:val="uk-UA"/>
         </w:rPr>
       </w:r>
       <w:r>
@@ -260,7 +260,7 @@
           <w:rFonts w:ascii="Times New Roman" w:hAnsi="Times New Roman" w:eastAsia="Times New Roman" w:cs="Times New Roman"/>
           <w:sz w:val="24"/>
           <w:szCs w:val="24"/>
-          <w:lang w:val="uk-UA" w:bidi="uk-UA"/>
+          <w:lang w:val="uk-UA"/>
         </w:rPr>
       </w:r>
       <w:r>
@@ -296,7 +296,7 @@
           <w:rFonts w:ascii="Times New Roman" w:hAnsi="Times New Roman" w:eastAsia="Times New Roman" w:cs="Times New Roman"/>
           <w:sz w:val="24"/>
           <w:szCs w:val="24"/>
-          <w:lang w:val="uk-UA" w:bidi="uk-UA"/>
+          <w:lang w:val="uk-UA"/>
         </w:rPr>
       </w:r>
       <w:r>
@@ -332,7 +332,7 @@
           <w:rFonts w:ascii="Times New Roman" w:hAnsi="Times New Roman" w:eastAsia="Times New Roman" w:cs="Times New Roman"/>
           <w:sz w:val="24"/>
           <w:szCs w:val="24"/>
-          <w:lang w:val="uk-UA" w:bidi="uk-UA"/>
+          <w:lang w:val="uk-UA"/>
         </w:rPr>
       </w:r>
       <w:r>
@@ -368,7 +368,7 @@
           <w:rFonts w:ascii="Times New Roman" w:hAnsi="Times New Roman" w:eastAsia="Times New Roman" w:cs="Times New Roman"/>
           <w:sz w:val="24"/>
           <w:szCs w:val="24"/>
-          <w:lang w:val="uk-UA" w:bidi="uk-UA"/>
+          <w:lang w:val="uk-UA"/>
         </w:rPr>
       </w:r>
       <w:r>
@@ -404,7 +404,7 @@
           <w:rFonts w:ascii="Times New Roman" w:hAnsi="Times New Roman" w:eastAsia="Times New Roman" w:cs="Times New Roman"/>
           <w:sz w:val="24"/>
           <w:szCs w:val="24"/>
-          <w:lang w:val="uk-UA" w:bidi="uk-UA"/>
+          <w:lang w:val="uk-UA"/>
         </w:rPr>
       </w:r>
       <w:r>
@@ -440,7 +440,7 @@
           <w:rFonts w:ascii="Times New Roman" w:hAnsi="Times New Roman" w:eastAsia="Times New Roman" w:cs="Times New Roman"/>
           <w:sz w:val="24"/>
           <w:szCs w:val="24"/>
-          <w:lang w:val="uk-UA" w:bidi="uk-UA"/>
+          <w:lang w:val="uk-UA"/>
         </w:rPr>
       </w:r>
       <w:r>
@@ -480,7 +480,7 @@
           <w:bCs/>
           <w:sz w:val="40"/>
           <w:szCs w:val="40"/>
-          <w:lang w:val="uk-UA" w:bidi="uk-UA"/>
+          <w:lang w:val="uk-UA"/>
         </w:rPr>
       </w:r>
       <w:r>
@@ -522,7 +522,7 @@
           <w:bCs/>
           <w:sz w:val="40"/>
           <w:szCs w:val="40"/>
-          <w:lang w:val="uk-UA" w:bidi="uk-UA"/>
+          <w:lang w:val="uk-UA"/>
         </w:rPr>
       </w:r>
       <w:r>
@@ -564,7 +564,7 @@
           <w:bCs/>
           <w:sz w:val="40"/>
           <w:szCs w:val="40"/>
-          <w:lang w:val="uk-UA" w:bidi="uk-UA"/>
+          <w:lang w:val="uk-UA"/>
         </w:rPr>
       </w:r>
       <w:r>
@@ -612,7 +612,7 @@
           <w:bCs/>
           <w:sz w:val="40"/>
           <w:szCs w:val="40"/>
-          <w:lang w:val="uk-UA" w:bidi="uk-UA"/>
+          <w:lang w:val="uk-UA"/>
         </w:rPr>
       </w:r>
       <w:r>
@@ -664,7 +664,7 @@
           <w:bCs/>
           <w:sz w:val="28"/>
           <w:szCs w:val="28"/>
-          <w:lang w:val="uk-UA" w:bidi="uk-UA"/>
+          <w:lang w:val="uk-UA"/>
         </w:rPr>
       </w:r>
       <w:r>
@@ -710,7 +710,7 @@
           <w:bCs/>
           <w:sz w:val="28"/>
           <w:szCs w:val="28"/>
-          <w:lang w:val="uk-UA" w:bidi="uk-UA"/>
+          <w:lang w:val="uk-UA"/>
         </w:rPr>
       </w:r>
       <w:r>
@@ -756,7 +756,7 @@
           <w:bCs/>
           <w:sz w:val="28"/>
           <w:szCs w:val="28"/>
-          <w:lang w:val="uk-UA" w:bidi="uk-UA"/>
+          <w:lang w:val="uk-UA"/>
         </w:rPr>
       </w:r>
       <w:r>
@@ -802,7 +802,7 @@
           <w:bCs/>
           <w:sz w:val="28"/>
           <w:szCs w:val="28"/>
-          <w:lang w:val="uk-UA" w:bidi="uk-UA"/>
+          <w:lang w:val="uk-UA"/>
         </w:rPr>
       </w:r>
       <w:r>
@@ -848,7 +848,7 @@
           <w:bCs/>
           <w:sz w:val="28"/>
           <w:szCs w:val="28"/>
-          <w:lang w:val="uk-UA" w:bidi="uk-UA"/>
+          <w:lang w:val="uk-UA"/>
         </w:rPr>
       </w:r>
       <w:r>
@@ -912,7 +912,7 @@
           <w:bCs/>
           <w:sz w:val="28"/>
           <w:szCs w:val="28"/>
-          <w:lang w:val="uk-UA" w:bidi="uk-UA"/>
+          <w:lang w:val="uk-UA"/>
         </w:rPr>
       </w:r>
       <w:r>
@@ -964,7 +964,7 @@
           <w:bCs/>
           <w:sz w:val="28"/>
           <w:szCs w:val="28"/>
-          <w:lang w:val="uk-UA" w:bidi="uk-UA"/>
+          <w:lang w:val="uk-UA"/>
         </w:rPr>
       </w:r>
       <w:r>
@@ -1006,7 +1006,7 @@
           <w:rFonts w:ascii="Times New Roman" w:hAnsi="Times New Roman" w:eastAsia="Times New Roman" w:cs="Times New Roman"/>
           <w:sz w:val="28"/>
           <w:szCs w:val="28"/>
-          <w:lang w:val="uk-UA" w:bidi="uk-UA"/>
+          <w:lang w:val="uk-UA"/>
         </w:rPr>
       </w:r>
       <w:r>
@@ -1060,7 +1060,7 @@
           <w:rFonts w:ascii="Times New Roman" w:hAnsi="Times New Roman" w:eastAsia="Times New Roman" w:cs="Times New Roman"/>
           <w:sz w:val="28"/>
           <w:szCs w:val="28"/>
-          <w:lang w:val="uk-UA" w:bidi="uk-UA"/>
+          <w:lang w:val="uk-UA"/>
         </w:rPr>
       </w:r>
       <w:r>
@@ -1100,7 +1100,7 @@
           <w:rFonts w:ascii="Times New Roman" w:hAnsi="Times New Roman" w:eastAsia="Times New Roman" w:cs="Times New Roman"/>
           <w:sz w:val="28"/>
           <w:szCs w:val="28"/>
-          <w:lang w:val="uk-UA" w:bidi="uk-UA"/>
+          <w:lang w:val="uk-UA"/>
         </w:rPr>
       </w:r>
       <w:r>
@@ -1140,7 +1140,7 @@
           <w:rFonts w:ascii="Times New Roman" w:hAnsi="Times New Roman" w:eastAsia="Times New Roman" w:cs="Times New Roman"/>
           <w:sz w:val="28"/>
           <w:szCs w:val="28"/>
-          <w:lang w:val="uk-UA" w:bidi="uk-UA"/>
+          <w:lang w:val="uk-UA"/>
         </w:rPr>
       </w:r>
       <w:r>
@@ -1176,7 +1176,7 @@
           <w:rFonts w:ascii="Times New Roman" w:hAnsi="Times New Roman" w:eastAsia="Times New Roman" w:cs="Times New Roman"/>
           <w:sz w:val="28"/>
           <w:szCs w:val="28"/>
-          <w:lang w:val="uk-UA" w:bidi="uk-UA"/>
+          <w:lang w:val="uk-UA"/>
         </w:rPr>
       </w:r>
       <w:r>
@@ -1212,7 +1212,7 @@
           <w:rFonts w:ascii="Times New Roman" w:hAnsi="Times New Roman" w:eastAsia="Times New Roman" w:cs="Times New Roman"/>
           <w:sz w:val="28"/>
           <w:szCs w:val="28"/>
-          <w:lang w:val="uk-UA" w:bidi="uk-UA"/>
+          <w:lang w:val="uk-UA"/>
         </w:rPr>
       </w:r>
       <w:r>
@@ -1248,7 +1248,7 @@
           <w:rFonts w:ascii="Times New Roman" w:hAnsi="Times New Roman" w:eastAsia="Times New Roman" w:cs="Times New Roman"/>
           <w:sz w:val="28"/>
           <w:szCs w:val="28"/>
-          <w:lang w:val="uk-UA" w:bidi="uk-UA"/>
+          <w:lang w:val="uk-UA"/>
         </w:rPr>
       </w:r>
       <w:r>
@@ -1290,7 +1290,7 @@
           <w:smallCaps/>
           <w:sz w:val="28"/>
           <w:szCs w:val="28"/>
-          <w:lang w:val="uk-UA" w:bidi="uk-UA"/>
+          <w:lang w:val="uk-UA"/>
         </w:rPr>
       </w:r>
       <w:r>
@@ -1329,7 +1329,7 @@
           <w:rFonts w:ascii="Times New Roman" w:hAnsi="Times New Roman" w:eastAsia="Times New Roman" w:cs="Times New Roman"/>
           <w:sz w:val="28"/>
           <w:szCs w:val="28"/>
-          <w:lang w:val="uk-UA" w:bidi="uk-UA"/>
+          <w:lang w:val="uk-UA"/>
         </w:rPr>
       </w:r>
       <w:r>
@@ -1375,7 +1375,7 @@
           <w:bCs/>
           <w:sz w:val="28"/>
           <w:szCs w:val="28"/>
-          <w:lang w:val="uk-UA" w:bidi="uk-UA"/>
+          <w:lang w:val="uk-UA"/>
         </w:rPr>
       </w:r>
       <w:r>
@@ -1439,7 +1439,7 @@
           <w:iCs/>
           <w:sz w:val="28"/>
           <w:szCs w:val="28"/>
-          <w:lang w:val="uk-UA" w:bidi="uk-UA"/>
+          <w:lang w:val="uk-UA"/>
         </w:rPr>
       </w:r>
       <w:r>
@@ -1483,7 +1483,7 @@
           <w:rFonts w:ascii="Times New Roman" w:hAnsi="Times New Roman" w:eastAsia="Times New Roman" w:cs="Times New Roman"/>
           <w:sz w:val="28"/>
           <w:szCs w:val="28"/>
-          <w:lang w:val="uk-UA" w:bidi="uk-UA"/>
+          <w:lang w:val="uk-UA"/>
         </w:rPr>
       </w:r>
       <w:r>
@@ -1497,7 +1497,7 @@
     </w:p>
     <w:p>
       <w:pPr>
-        <w:pStyle w:val="972"/>
+        <w:pStyle w:val="992"/>
         <w:pBdr/>
         <w:spacing w:after="0" w:before="240" w:line="276" w:lineRule="auto"/>
         <w:ind/>
@@ -1524,7 +1524,7 @@
           <w:bCs/>
           <w:sz w:val="32"/>
           <w:szCs w:val="32"/>
-          <w:lang w:val="uk-UA" w:bidi="uk-UA"/>
+          <w:lang w:val="uk-UA"/>
         </w:rPr>
       </w:r>
       <w:r>
@@ -1558,7 +1558,7 @@
       <w:r>
         <w:rPr>
           <w:rFonts w:ascii="Times New Roman" w:hAnsi="Times New Roman" w:eastAsia="Times New Roman" w:cs="Times New Roman"/>
-          <w:lang w:val="uk-UA" w:bidi="uk-UA"/>
+          <w:lang w:val="uk-UA"/>
         </w:rPr>
       </w:r>
       <w:r>
@@ -1588,7 +1588,7 @@
       <w:r>
         <w:rPr>
           <w:rFonts w:ascii="Times New Roman" w:hAnsi="Times New Roman" w:eastAsia="Times New Roman" w:cs="Times New Roman"/>
-          <w:lang w:val="uk-UA" w:bidi="uk-UA"/>
+          <w:lang w:val="uk-UA"/>
         </w:rPr>
       </w:r>
       <w:r>
@@ -1600,7 +1600,7 @@
     </w:p>
     <w:p>
       <w:pPr>
-        <w:pStyle w:val="972"/>
+        <w:pStyle w:val="992"/>
         <w:pBdr/>
         <w:spacing w:after="0" w:before="240"/>
         <w:ind/>
@@ -1632,7 +1632,7 @@
           <w:bCs/>
           <w:sz w:val="32"/>
           <w:szCs w:val="32"/>
-          <w:lang w:val="uk-UA" w:bidi="uk-UA"/>
+          <w:lang w:val="uk-UA"/>
         </w:rPr>
       </w:r>
       <w:r>
@@ -1675,7 +1675,7 @@
           <w:sz w:val="24"/>
           <w:szCs w:val="24"/>
           <w:shd w:val="clear" w:color="auto" w:fill="fff2cc"/>
-          <w:lang w:val="uk-UA" w:bidi="uk-UA"/>
+          <w:lang w:val="uk-UA"/>
         </w:rPr>
       </w:r>
       <w:r>
@@ -1690,7 +1690,7 @@
     </w:p>
     <w:p>
       <w:pPr>
-        <w:pStyle w:val="972"/>
+        <w:pStyle w:val="992"/>
         <w:pBdr/>
         <w:spacing w:after="0" w:before="240"/>
         <w:ind/>
@@ -1732,7 +1732,7 @@
           <w:color w:val="366091"/>
           <w:sz w:val="24"/>
           <w:szCs w:val="24"/>
-          <w:lang w:val="uk-UA" w:bidi="uk-UA"/>
+          <w:lang w:val="uk-UA"/>
         </w:rPr>
       </w:r>
       <w:r>
@@ -1796,7 +1796,7 @@
           <w:szCs w:val="26"/>
           <w:shd w:val="clear" w:color="auto" w:fill="fff2cc"/>
           <w:vertAlign w:val="superscript"/>
-          <w:lang w:val="uk-UA" w:bidi="uk-UA"/>
+          <w:lang w:val="uk-UA"/>
         </w:rPr>
       </w:r>
       <w:r>
@@ -1812,7 +1812,7 @@
     </w:p>
     <w:p>
       <w:pPr>
-        <w:pStyle w:val="972"/>
+        <w:pStyle w:val="992"/>
         <w:pBdr/>
         <w:spacing w:after="0" w:before="240"/>
         <w:ind/>
@@ -1844,7 +1844,7 @@
           <w:bCs/>
           <w:sz w:val="32"/>
           <w:szCs w:val="32"/>
-          <w:lang w:val="uk-UA" w:bidi="uk-UA"/>
+          <w:lang w:val="uk-UA"/>
         </w:rPr>
       </w:r>
       <w:r>
@@ -1889,7 +1889,7 @@
           <w:rFonts w:ascii="Times New Roman" w:hAnsi="Times New Roman" w:eastAsia="Times New Roman" w:cs="Times New Roman"/>
           <w:sz w:val="24"/>
           <w:szCs w:val="24"/>
-          <w:lang w:val="uk-UA" w:bidi="uk-UA"/>
+          <w:lang w:val="uk-UA"/>
         </w:rPr>
       </w:r>
       <w:r>
@@ -1932,7 +1932,7 @@
           <w:rFonts w:ascii="Times New Roman" w:hAnsi="Times New Roman" w:eastAsia="Times New Roman" w:cs="Times New Roman"/>
           <w:sz w:val="24"/>
           <w:szCs w:val="24"/>
-          <w:lang w:val="uk-UA" w:bidi="uk-UA"/>
+          <w:lang w:val="uk-UA"/>
         </w:rPr>
       </w:r>
       <w:r>
@@ -1975,7 +1975,7 @@
           <w:rFonts w:ascii="Times New Roman" w:hAnsi="Times New Roman" w:eastAsia="Times New Roman" w:cs="Times New Roman"/>
           <w:sz w:val="24"/>
           <w:szCs w:val="24"/>
-          <w:lang w:val="uk-UA" w:bidi="uk-UA"/>
+          <w:lang w:val="uk-UA"/>
         </w:rPr>
       </w:r>
       <w:r>
@@ -2018,7 +2018,7 @@
           <w:rFonts w:ascii="Times New Roman" w:hAnsi="Times New Roman" w:eastAsia="Times New Roman" w:cs="Times New Roman"/>
           <w:sz w:val="24"/>
           <w:szCs w:val="24"/>
-          <w:lang w:val="uk-UA" w:bidi="uk-UA"/>
+          <w:lang w:val="uk-UA"/>
         </w:rPr>
       </w:r>
       <w:r>
@@ -2061,7 +2061,7 @@
           <w:rFonts w:ascii="Times New Roman" w:hAnsi="Times New Roman" w:eastAsia="Times New Roman" w:cs="Times New Roman"/>
           <w:sz w:val="24"/>
           <w:szCs w:val="24"/>
-          <w:lang w:val="uk-UA" w:bidi="uk-UA"/>
+          <w:lang w:val="uk-UA"/>
         </w:rPr>
       </w:r>
       <w:r>
@@ -2104,7 +2104,7 @@
           <w:rFonts w:ascii="Times New Roman" w:hAnsi="Times New Roman" w:eastAsia="Times New Roman" w:cs="Times New Roman"/>
           <w:sz w:val="24"/>
           <w:szCs w:val="24"/>
-          <w:lang w:val="uk-UA" w:bidi="uk-UA"/>
+          <w:lang w:val="uk-UA"/>
         </w:rPr>
       </w:r>
       <w:r>
@@ -2147,7 +2147,7 @@
           <w:rFonts w:ascii="Times New Roman" w:hAnsi="Times New Roman" w:eastAsia="Times New Roman" w:cs="Times New Roman"/>
           <w:sz w:val="24"/>
           <w:szCs w:val="24"/>
-          <w:lang w:val="uk-UA" w:bidi="uk-UA"/>
+          <w:lang w:val="uk-UA"/>
         </w:rPr>
       </w:r>
       <w:r>
@@ -2182,7 +2182,7 @@
           <w:rFonts w:ascii="Times New Roman" w:hAnsi="Times New Roman" w:eastAsia="Times New Roman" w:cs="Times New Roman"/>
           <w:sz w:val="24"/>
           <w:szCs w:val="24"/>
-          <w:lang w:val="uk-UA" w:bidi="uk-UA"/>
+          <w:lang w:val="uk-UA"/>
         </w:rPr>
       </w:r>
       <w:r>
@@ -2225,7 +2225,7 @@
           <w:rFonts w:ascii="Times New Roman" w:hAnsi="Times New Roman" w:eastAsia="Times New Roman" w:cs="Times New Roman"/>
           <w:sz w:val="24"/>
           <w:szCs w:val="24"/>
-          <w:lang w:val="uk-UA" w:bidi="uk-UA"/>
+          <w:lang w:val="uk-UA"/>
         </w:rPr>
       </w:r>
       <w:r>
@@ -2278,7 +2278,7 @@
           <w:rFonts w:ascii="Times New Roman" w:hAnsi="Times New Roman" w:eastAsia="Times New Roman" w:cs="Times New Roman"/>
           <w:sz w:val="24"/>
           <w:szCs w:val="24"/>
-          <w:lang w:val="uk-UA" w:bidi="uk-UA"/>
+          <w:lang w:val="uk-UA"/>
         </w:rPr>
       </w:r>
       <w:r>
@@ -2321,7 +2321,7 @@
           <w:rFonts w:ascii="Times New Roman" w:hAnsi="Times New Roman" w:eastAsia="Times New Roman" w:cs="Times New Roman"/>
           <w:sz w:val="24"/>
           <w:szCs w:val="24"/>
-          <w:lang w:val="uk-UA" w:bidi="uk-UA"/>
+          <w:lang w:val="uk-UA"/>
         </w:rPr>
       </w:r>
       <w:r>
@@ -2383,7 +2383,7 @@
           <w:rFonts w:ascii="Times New Roman" w:hAnsi="Times New Roman" w:eastAsia="Times New Roman" w:cs="Times New Roman"/>
           <w:sz w:val="24"/>
           <w:szCs w:val="24"/>
-          <w:lang w:val="uk-UA" w:bidi="uk-UA"/>
+          <w:lang w:val="uk-UA"/>
         </w:rPr>
       </w:r>
       <w:r>
@@ -2426,7 +2426,7 @@
           <w:rFonts w:ascii="Times New Roman" w:hAnsi="Times New Roman" w:eastAsia="Times New Roman" w:cs="Times New Roman"/>
           <w:sz w:val="24"/>
           <w:szCs w:val="24"/>
-          <w:lang w:val="uk-UA" w:bidi="uk-UA"/>
+          <w:lang w:val="uk-UA"/>
         </w:rPr>
       </w:r>
       <w:r>
@@ -2469,7 +2469,7 @@
           <w:rFonts w:ascii="Times New Roman" w:hAnsi="Times New Roman" w:eastAsia="Times New Roman" w:cs="Times New Roman"/>
           <w:sz w:val="24"/>
           <w:szCs w:val="24"/>
-          <w:lang w:val="uk-UA" w:bidi="uk-UA"/>
+          <w:lang w:val="uk-UA"/>
         </w:rPr>
       </w:r>
       <w:r>
@@ -2512,7 +2512,7 @@
           <w:rFonts w:ascii="Times New Roman" w:hAnsi="Times New Roman" w:eastAsia="Times New Roman" w:cs="Times New Roman"/>
           <w:sz w:val="24"/>
           <w:szCs w:val="24"/>
-          <w:lang w:val="uk-UA" w:bidi="uk-UA"/>
+          <w:lang w:val="uk-UA"/>
         </w:rPr>
       </w:r>
       <w:r>
@@ -2555,7 +2555,7 @@
           <w:rFonts w:ascii="Times New Roman" w:hAnsi="Times New Roman" w:eastAsia="Times New Roman" w:cs="Times New Roman"/>
           <w:sz w:val="24"/>
           <w:szCs w:val="24"/>
-          <w:lang w:val="uk-UA" w:bidi="uk-UA"/>
+          <w:lang w:val="uk-UA"/>
         </w:rPr>
       </w:r>
       <w:r>
@@ -2598,7 +2598,7 @@
           <w:rFonts w:ascii="Times New Roman" w:hAnsi="Times New Roman" w:eastAsia="Times New Roman" w:cs="Times New Roman"/>
           <w:sz w:val="24"/>
           <w:szCs w:val="24"/>
-          <w:lang w:val="uk-UA" w:bidi="uk-UA"/>
+          <w:lang w:val="uk-UA"/>
         </w:rPr>
       </w:r>
       <w:r>
@@ -2661,7 +2661,7 @@
           <w:rFonts w:ascii="Times New Roman" w:hAnsi="Times New Roman" w:eastAsia="Times New Roman" w:cs="Times New Roman"/>
           <w:sz w:val="24"/>
           <w:szCs w:val="24"/>
-          <w:lang w:val="uk-UA" w:bidi="uk-UA"/>
+          <w:lang w:val="uk-UA"/>
         </w:rPr>
       </w:r>
       <w:r>
@@ -2724,7 +2724,7 @@
           <w:rFonts w:ascii="Times New Roman" w:hAnsi="Times New Roman" w:eastAsia="Times New Roman" w:cs="Times New Roman"/>
           <w:sz w:val="24"/>
           <w:szCs w:val="24"/>
-          <w:lang w:val="uk-UA" w:bidi="uk-UA"/>
+          <w:lang w:val="uk-UA"/>
         </w:rPr>
       </w:r>
       <w:r>
@@ -2787,7 +2787,7 @@
           <w:rFonts w:ascii="Times New Roman" w:hAnsi="Times New Roman" w:eastAsia="Times New Roman" w:cs="Times New Roman"/>
           <w:sz w:val="24"/>
           <w:szCs w:val="24"/>
-          <w:lang w:val="uk-UA" w:bidi="uk-UA"/>
+          <w:lang w:val="uk-UA"/>
         </w:rPr>
       </w:r>
       <w:r>
@@ -2830,7 +2830,7 @@
           <w:rFonts w:ascii="Times New Roman" w:hAnsi="Times New Roman" w:eastAsia="Times New Roman" w:cs="Times New Roman"/>
           <w:sz w:val="24"/>
           <w:szCs w:val="24"/>
-          <w:lang w:val="uk-UA" w:bidi="uk-UA"/>
+          <w:lang w:val="uk-UA"/>
         </w:rPr>
       </w:r>
       <w:r>
@@ -2882,7 +2882,7 @@
           <w:rFonts w:ascii="Times New Roman" w:hAnsi="Times New Roman" w:eastAsia="Times New Roman" w:cs="Times New Roman"/>
           <w:sz w:val="24"/>
           <w:szCs w:val="24"/>
-          <w:lang w:val="uk-UA" w:bidi="uk-UA"/>
+          <w:lang w:val="uk-UA"/>
         </w:rPr>
       </w:r>
       <w:r>
@@ -2925,7 +2925,7 @@
           <w:rFonts w:ascii="Times New Roman" w:hAnsi="Times New Roman" w:eastAsia="Times New Roman" w:cs="Times New Roman"/>
           <w:sz w:val="24"/>
           <w:szCs w:val="24"/>
-          <w:lang w:val="uk-UA" w:bidi="uk-UA"/>
+          <w:lang w:val="uk-UA"/>
         </w:rPr>
       </w:r>
       <w:r>
@@ -2968,7 +2968,7 @@
           <w:rFonts w:ascii="Times New Roman" w:hAnsi="Times New Roman" w:eastAsia="Times New Roman" w:cs="Times New Roman"/>
           <w:sz w:val="24"/>
           <w:szCs w:val="24"/>
-          <w:lang w:val="uk-UA" w:bidi="uk-UA"/>
+          <w:lang w:val="uk-UA"/>
         </w:rPr>
       </w:r>
       <w:r>
@@ -3011,7 +3011,7 @@
           <w:rFonts w:ascii="Times New Roman" w:hAnsi="Times New Roman" w:eastAsia="Times New Roman" w:cs="Times New Roman"/>
           <w:sz w:val="24"/>
           <w:szCs w:val="24"/>
-          <w:lang w:val="uk-UA" w:bidi="uk-UA"/>
+          <w:lang w:val="uk-UA"/>
         </w:rPr>
       </w:r>
       <w:r>
@@ -3054,7 +3054,7 @@
           <w:rFonts w:ascii="Times New Roman" w:hAnsi="Times New Roman" w:eastAsia="Times New Roman" w:cs="Times New Roman"/>
           <w:sz w:val="24"/>
           <w:szCs w:val="24"/>
-          <w:lang w:val="uk-UA" w:bidi="uk-UA"/>
+          <w:lang w:val="uk-UA"/>
         </w:rPr>
       </w:r>
       <w:r>
@@ -3097,7 +3097,7 @@
           <w:rFonts w:ascii="Times New Roman" w:hAnsi="Times New Roman" w:eastAsia="Times New Roman" w:cs="Times New Roman"/>
           <w:sz w:val="24"/>
           <w:szCs w:val="24"/>
-          <w:lang w:val="uk-UA" w:bidi="uk-UA"/>
+          <w:lang w:val="uk-UA"/>
         </w:rPr>
       </w:r>
       <w:r>
@@ -3140,7 +3140,7 @@
           <w:rFonts w:ascii="Times New Roman" w:hAnsi="Times New Roman" w:eastAsia="Times New Roman" w:cs="Times New Roman"/>
           <w:sz w:val="24"/>
           <w:szCs w:val="24"/>
-          <w:lang w:val="uk-UA" w:bidi="uk-UA"/>
+          <w:lang w:val="uk-UA"/>
         </w:rPr>
       </w:r>
       <w:r>
@@ -3183,7 +3183,7 @@
           <w:rFonts w:ascii="Times New Roman" w:hAnsi="Times New Roman" w:eastAsia="Times New Roman" w:cs="Times New Roman"/>
           <w:sz w:val="24"/>
           <w:szCs w:val="24"/>
-          <w:lang w:val="uk-UA" w:bidi="uk-UA"/>
+          <w:lang w:val="uk-UA"/>
         </w:rPr>
       </w:r>
       <w:r>
@@ -3246,7 +3246,7 @@
           <w:rFonts w:ascii="Times New Roman" w:hAnsi="Times New Roman" w:eastAsia="Times New Roman" w:cs="Times New Roman"/>
           <w:sz w:val="24"/>
           <w:szCs w:val="24"/>
-          <w:lang w:val="uk-UA" w:bidi="uk-UA"/>
+          <w:lang w:val="uk-UA"/>
         </w:rPr>
       </w:r>
       <w:r>
@@ -3289,7 +3289,7 @@
           <w:rFonts w:ascii="Times New Roman" w:hAnsi="Times New Roman" w:eastAsia="Times New Roman" w:cs="Times New Roman"/>
           <w:sz w:val="24"/>
           <w:szCs w:val="24"/>
-          <w:lang w:val="uk-UA" w:bidi="uk-UA"/>
+          <w:lang w:val="uk-UA"/>
         </w:rPr>
       </w:r>
       <w:r>
@@ -3341,7 +3341,7 @@
           <w:rFonts w:ascii="Times New Roman" w:hAnsi="Times New Roman" w:eastAsia="Times New Roman" w:cs="Times New Roman"/>
           <w:sz w:val="24"/>
           <w:szCs w:val="24"/>
-          <w:lang w:val="uk-UA" w:bidi="uk-UA"/>
+          <w:lang w:val="uk-UA"/>
         </w:rPr>
       </w:r>
       <w:r>
@@ -3395,7 +3395,7 @@
           <w:sz w:val="24"/>
           <w:szCs w:val="24"/>
           <w:u w:val="none"/>
-          <w:lang w:val="uk-UA" w:bidi="uk-UA"/>
+          <w:lang w:val="uk-UA"/>
         </w:rPr>
       </w:r>
       <w:r>
@@ -3439,7 +3439,7 @@
           <w:rFonts w:ascii="Times New Roman" w:hAnsi="Times New Roman" w:eastAsia="Times New Roman" w:cs="Times New Roman"/>
           <w:sz w:val="24"/>
           <w:szCs w:val="24"/>
-          <w:lang w:val="uk-UA" w:bidi="uk-UA"/>
+          <w:lang w:val="uk-UA"/>
         </w:rPr>
       </w:r>
       <w:r>
@@ -3482,7 +3482,7 @@
           <w:rFonts w:ascii="Times New Roman" w:hAnsi="Times New Roman" w:eastAsia="Times New Roman" w:cs="Times New Roman"/>
           <w:sz w:val="24"/>
           <w:szCs w:val="24"/>
-          <w:lang w:val="uk-UA" w:bidi="uk-UA"/>
+          <w:lang w:val="uk-UA"/>
         </w:rPr>
       </w:r>
       <w:r>
@@ -3525,7 +3525,7 @@
           <w:rFonts w:ascii="Times New Roman" w:hAnsi="Times New Roman" w:eastAsia="Times New Roman" w:cs="Times New Roman"/>
           <w:sz w:val="24"/>
           <w:szCs w:val="24"/>
-          <w:lang w:val="uk-UA" w:bidi="uk-UA"/>
+          <w:lang w:val="uk-UA"/>
         </w:rPr>
       </w:r>
       <w:r>
@@ -3578,7 +3578,7 @@
           <w:rFonts w:ascii="Times New Roman" w:hAnsi="Times New Roman" w:eastAsia="Times New Roman" w:cs="Times New Roman"/>
           <w:sz w:val="24"/>
           <w:szCs w:val="24"/>
-          <w:lang w:val="uk-UA" w:bidi="uk-UA"/>
+          <w:lang w:val="uk-UA"/>
         </w:rPr>
       </w:r>
       <w:r>
@@ -3621,7 +3621,7 @@
           <w:rFonts w:ascii="Times New Roman" w:hAnsi="Times New Roman" w:eastAsia="Times New Roman" w:cs="Times New Roman"/>
           <w:sz w:val="24"/>
           <w:szCs w:val="24"/>
-          <w:lang w:val="uk-UA" w:bidi="uk-UA"/>
+          <w:lang w:val="uk-UA"/>
         </w:rPr>
       </w:r>
       <w:r>
@@ -3674,7 +3674,7 @@
           <w:rFonts w:ascii="Times New Roman" w:hAnsi="Times New Roman" w:eastAsia="Times New Roman" w:cs="Times New Roman"/>
           <w:sz w:val="24"/>
           <w:szCs w:val="24"/>
-          <w:lang w:val="uk-UA" w:bidi="uk-UA"/>
+          <w:lang w:val="uk-UA"/>
         </w:rPr>
       </w:r>
       <w:r>
@@ -3737,7 +3737,7 @@
           <w:rFonts w:ascii="Times New Roman" w:hAnsi="Times New Roman" w:eastAsia="Times New Roman" w:cs="Times New Roman"/>
           <w:sz w:val="24"/>
           <w:szCs w:val="24"/>
-          <w:lang w:val="uk-UA" w:bidi="uk-UA"/>
+          <w:lang w:val="uk-UA"/>
         </w:rPr>
       </w:r>
       <w:r>
@@ -3780,7 +3780,7 @@
           <w:rFonts w:ascii="Times New Roman" w:hAnsi="Times New Roman" w:eastAsia="Times New Roman" w:cs="Times New Roman"/>
           <w:sz w:val="24"/>
           <w:szCs w:val="24"/>
-          <w:lang w:val="uk-UA" w:bidi="uk-UA"/>
+          <w:lang w:val="uk-UA"/>
         </w:rPr>
       </w:r>
       <w:r>
@@ -3832,7 +3832,7 @@
           <w:rFonts w:ascii="Times New Roman" w:hAnsi="Times New Roman" w:eastAsia="Times New Roman" w:cs="Times New Roman"/>
           <w:sz w:val="24"/>
           <w:szCs w:val="24"/>
-          <w:lang w:val="uk-UA" w:bidi="uk-UA"/>
+          <w:lang w:val="uk-UA"/>
         </w:rPr>
       </w:r>
       <w:r>
@@ -3875,7 +3875,7 @@
           <w:rFonts w:ascii="Times New Roman" w:hAnsi="Times New Roman" w:eastAsia="Times New Roman" w:cs="Times New Roman"/>
           <w:sz w:val="24"/>
           <w:szCs w:val="24"/>
-          <w:lang w:val="uk-UA" w:bidi="uk-UA"/>
+          <w:lang w:val="uk-UA"/>
         </w:rPr>
       </w:r>
       <w:r>
@@ -3918,7 +3918,7 @@
           <w:rFonts w:ascii="Times New Roman" w:hAnsi="Times New Roman" w:eastAsia="Times New Roman" w:cs="Times New Roman"/>
           <w:sz w:val="24"/>
           <w:szCs w:val="24"/>
-          <w:lang w:val="uk-UA" w:bidi="uk-UA"/>
+          <w:lang w:val="uk-UA"/>
         </w:rPr>
       </w:r>
       <w:r>
@@ -3961,7 +3961,7 @@
           <w:rFonts w:ascii="Times New Roman" w:hAnsi="Times New Roman" w:eastAsia="Times New Roman" w:cs="Times New Roman"/>
           <w:sz w:val="24"/>
           <w:szCs w:val="24"/>
-          <w:lang w:val="uk-UA" w:bidi="uk-UA"/>
+          <w:lang w:val="uk-UA"/>
         </w:rPr>
       </w:r>
       <w:r>
@@ -4004,7 +4004,7 @@
           <w:rFonts w:ascii="Times New Roman" w:hAnsi="Times New Roman" w:eastAsia="Times New Roman" w:cs="Times New Roman"/>
           <w:sz w:val="24"/>
           <w:szCs w:val="24"/>
-          <w:lang w:val="uk-UA" w:bidi="uk-UA"/>
+          <w:lang w:val="uk-UA"/>
         </w:rPr>
       </w:r>
       <w:r>
@@ -4067,7 +4067,7 @@
           <w:rFonts w:ascii="Times New Roman" w:hAnsi="Times New Roman" w:eastAsia="Times New Roman" w:cs="Times New Roman"/>
           <w:sz w:val="24"/>
           <w:szCs w:val="24"/>
-          <w:lang w:val="uk-UA" w:bidi="uk-UA"/>
+          <w:lang w:val="uk-UA"/>
         </w:rPr>
       </w:r>
       <w:r>
@@ -4130,7 +4130,7 @@
           <w:rFonts w:ascii="Times New Roman" w:hAnsi="Times New Roman" w:eastAsia="Times New Roman" w:cs="Times New Roman"/>
           <w:sz w:val="24"/>
           <w:szCs w:val="24"/>
-          <w:lang w:val="uk-UA" w:bidi="uk-UA"/>
+          <w:lang w:val="uk-UA"/>
         </w:rPr>
       </w:r>
       <w:r>
@@ -4193,7 +4193,7 @@
           <w:rFonts w:ascii="Times New Roman" w:hAnsi="Times New Roman" w:eastAsia="Times New Roman" w:cs="Times New Roman"/>
           <w:sz w:val="24"/>
           <w:szCs w:val="24"/>
-          <w:lang w:val="uk-UA" w:bidi="uk-UA"/>
+          <w:lang w:val="uk-UA"/>
         </w:rPr>
       </w:r>
       <w:r>
@@ -4236,7 +4236,7 @@
           <w:rFonts w:ascii="Times New Roman" w:hAnsi="Times New Roman" w:eastAsia="Times New Roman" w:cs="Times New Roman"/>
           <w:sz w:val="24"/>
           <w:szCs w:val="24"/>
-          <w:lang w:val="uk-UA" w:bidi="uk-UA"/>
+          <w:lang w:val="uk-UA"/>
         </w:rPr>
       </w:r>
       <w:r>
@@ -4298,7 +4298,7 @@
           <w:rFonts w:ascii="Times New Roman" w:hAnsi="Times New Roman" w:eastAsia="Times New Roman" w:cs="Times New Roman"/>
           <w:sz w:val="24"/>
           <w:szCs w:val="24"/>
-          <w:lang w:val="uk-UA" w:bidi="uk-UA"/>
+          <w:lang w:val="uk-UA"/>
         </w:rPr>
       </w:r>
       <w:r>
@@ -4350,7 +4350,7 @@
           <w:rFonts w:ascii="Times New Roman" w:hAnsi="Times New Roman" w:eastAsia="Times New Roman" w:cs="Times New Roman"/>
           <w:sz w:val="24"/>
           <w:szCs w:val="24"/>
-          <w:lang w:val="uk-UA" w:bidi="uk-UA"/>
+          <w:lang w:val="uk-UA"/>
         </w:rPr>
       </w:r>
       <w:r>
@@ -4393,7 +4393,7 @@
           <w:rFonts w:ascii="Times New Roman" w:hAnsi="Times New Roman" w:eastAsia="Times New Roman" w:cs="Times New Roman"/>
           <w:sz w:val="24"/>
           <w:szCs w:val="24"/>
-          <w:lang w:val="uk-UA" w:bidi="uk-UA"/>
+          <w:lang w:val="uk-UA"/>
         </w:rPr>
       </w:r>
       <w:r>
@@ -4436,7 +4436,7 @@
           <w:rFonts w:ascii="Times New Roman" w:hAnsi="Times New Roman" w:eastAsia="Times New Roman" w:cs="Times New Roman"/>
           <w:sz w:val="24"/>
           <w:szCs w:val="24"/>
-          <w:lang w:val="uk-UA" w:bidi="uk-UA"/>
+          <w:lang w:val="uk-UA"/>
         </w:rPr>
       </w:r>
       <w:r>
@@ -4479,7 +4479,7 @@
           <w:rFonts w:ascii="Times New Roman" w:hAnsi="Times New Roman" w:eastAsia="Times New Roman" w:cs="Times New Roman"/>
           <w:sz w:val="24"/>
           <w:szCs w:val="24"/>
-          <w:lang w:val="uk-UA" w:bidi="uk-UA"/>
+          <w:lang w:val="uk-UA"/>
         </w:rPr>
       </w:r>
       <w:r>
@@ -4532,7 +4532,7 @@
           <w:rFonts w:ascii="Times New Roman" w:hAnsi="Times New Roman" w:eastAsia="Times New Roman" w:cs="Times New Roman"/>
           <w:sz w:val="24"/>
           <w:szCs w:val="24"/>
-          <w:lang w:val="uk-UA" w:bidi="uk-UA"/>
+          <w:lang w:val="uk-UA"/>
         </w:rPr>
       </w:r>
       <w:r>
@@ -4595,7 +4595,7 @@
           <w:rFonts w:ascii="Times New Roman" w:hAnsi="Times New Roman" w:eastAsia="Times New Roman" w:cs="Times New Roman"/>
           <w:sz w:val="24"/>
           <w:szCs w:val="24"/>
-          <w:lang w:val="uk-UA" w:bidi="uk-UA"/>
+          <w:lang w:val="uk-UA"/>
         </w:rPr>
       </w:r>
       <w:r>
@@ -4658,7 +4658,7 @@
           <w:rFonts w:ascii="Times New Roman" w:hAnsi="Times New Roman" w:eastAsia="Times New Roman" w:cs="Times New Roman"/>
           <w:sz w:val="24"/>
           <w:szCs w:val="24"/>
-          <w:lang w:val="uk-UA" w:bidi="uk-UA"/>
+          <w:lang w:val="uk-UA"/>
         </w:rPr>
       </w:r>
       <w:r>
@@ -4721,7 +4721,7 @@
           <w:rFonts w:ascii="Times New Roman" w:hAnsi="Times New Roman" w:eastAsia="Times New Roman" w:cs="Times New Roman"/>
           <w:sz w:val="24"/>
           <w:szCs w:val="24"/>
-          <w:lang w:val="uk-UA" w:bidi="uk-UA"/>
+          <w:lang w:val="uk-UA"/>
         </w:rPr>
       </w:r>
       <w:r>
@@ -4764,7 +4764,7 @@
           <w:rFonts w:ascii="Times New Roman" w:hAnsi="Times New Roman" w:eastAsia="Times New Roman" w:cs="Times New Roman"/>
           <w:sz w:val="24"/>
           <w:szCs w:val="24"/>
-          <w:lang w:val="uk-UA" w:bidi="uk-UA"/>
+          <w:lang w:val="uk-UA"/>
         </w:rPr>
       </w:r>
       <w:r>
@@ -4816,7 +4816,7 @@
           <w:rFonts w:ascii="Times New Roman" w:hAnsi="Times New Roman" w:eastAsia="Times New Roman" w:cs="Times New Roman"/>
           <w:sz w:val="24"/>
           <w:szCs w:val="24"/>
-          <w:lang w:val="uk-UA" w:bidi="uk-UA"/>
+          <w:lang w:val="uk-UA"/>
         </w:rPr>
       </w:r>
       <w:r>
@@ -4859,7 +4859,7 @@
           <w:rFonts w:ascii="Times New Roman" w:hAnsi="Times New Roman" w:eastAsia="Times New Roman" w:cs="Times New Roman"/>
           <w:sz w:val="24"/>
           <w:szCs w:val="24"/>
-          <w:lang w:val="uk-UA" w:bidi="uk-UA"/>
+          <w:lang w:val="uk-UA"/>
         </w:rPr>
       </w:r>
       <w:r>
@@ -4902,7 +4902,7 @@
           <w:rFonts w:ascii="Times New Roman" w:hAnsi="Times New Roman" w:eastAsia="Times New Roman" w:cs="Times New Roman"/>
           <w:sz w:val="24"/>
           <w:szCs w:val="24"/>
-          <w:lang w:val="uk-UA" w:bidi="uk-UA"/>
+          <w:lang w:val="uk-UA"/>
         </w:rPr>
       </w:r>
       <w:r>
@@ -4945,7 +4945,7 @@
           <w:rFonts w:ascii="Times New Roman" w:hAnsi="Times New Roman" w:eastAsia="Times New Roman" w:cs="Times New Roman"/>
           <w:sz w:val="24"/>
           <w:szCs w:val="24"/>
-          <w:lang w:val="uk-UA" w:bidi="uk-UA"/>
+          <w:lang w:val="uk-UA"/>
         </w:rPr>
       </w:r>
       <w:r>
@@ -4998,7 +4998,7 @@
           <w:rFonts w:ascii="Times New Roman" w:hAnsi="Times New Roman" w:eastAsia="Times New Roman" w:cs="Times New Roman"/>
           <w:sz w:val="24"/>
           <w:szCs w:val="24"/>
-          <w:lang w:val="uk-UA" w:bidi="uk-UA"/>
+          <w:lang w:val="uk-UA"/>
         </w:rPr>
       </w:r>
       <w:r>
@@ -5061,7 +5061,7 @@
           <w:rFonts w:ascii="Times New Roman" w:hAnsi="Times New Roman" w:eastAsia="Times New Roman" w:cs="Times New Roman"/>
           <w:sz w:val="24"/>
           <w:szCs w:val="24"/>
-          <w:lang w:val="uk-UA" w:bidi="uk-UA"/>
+          <w:lang w:val="uk-UA"/>
         </w:rPr>
       </w:r>
       <w:r>
@@ -5124,7 +5124,7 @@
           <w:rFonts w:ascii="Times New Roman" w:hAnsi="Times New Roman" w:eastAsia="Times New Roman" w:cs="Times New Roman"/>
           <w:sz w:val="24"/>
           <w:szCs w:val="24"/>
-          <w:lang w:val="uk-UA" w:bidi="uk-UA"/>
+          <w:lang w:val="uk-UA"/>
         </w:rPr>
       </w:r>
       <w:r>
@@ -5138,7 +5138,7 @@
     </w:p>
     <w:p>
       <w:pPr>
-        <w:pStyle w:val="972"/>
+        <w:pStyle w:val="992"/>
         <w:pBdr/>
         <w:spacing w:after="0" w:before="240"/>
         <w:ind/>
@@ -5170,7 +5170,7 @@
           <w:bCs/>
           <w:sz w:val="32"/>
           <w:szCs w:val="32"/>
-          <w:lang w:val="uk-UA" w:bidi="uk-UA"/>
+          <w:lang w:val="uk-UA"/>
         </w:rPr>
       </w:r>
       <w:r>
@@ -5186,7 +5186,7 @@
     </w:p>
     <w:p>
       <w:pPr>
-        <w:pStyle w:val="973"/>
+        <w:pStyle w:val="993"/>
         <w:pBdr/>
         <w:spacing w:after="0" w:before="40"/>
         <w:ind/>
@@ -5220,7 +5220,7 @@
           <w:bCs/>
           <w:sz w:val="26"/>
           <w:szCs w:val="26"/>
-          <w:lang w:val="uk-UA" w:bidi="uk-UA"/>
+          <w:lang w:val="uk-UA"/>
         </w:rPr>
       </w:r>
       <w:r>
@@ -5271,7 +5271,7 @@
           <w:rFonts w:ascii="Times New Roman" w:hAnsi="Times New Roman" w:eastAsia="Times New Roman" w:cs="Times New Roman"/>
           <w:sz w:val="22"/>
           <w:szCs w:val="22"/>
-          <w:lang w:val="uk-UA" w:bidi="uk-UA"/>
+          <w:lang w:val="uk-UA"/>
         </w:rPr>
       </w:r>
       <w:r>
@@ -5324,7 +5324,7 @@
           <w:rFonts w:ascii="Times New Roman" w:hAnsi="Times New Roman" w:eastAsia="Times New Roman" w:cs="Times New Roman"/>
           <w:sz w:val="22"/>
           <w:szCs w:val="22"/>
-          <w:lang w:val="uk-UA" w:bidi="uk-UA"/>
+          <w:lang w:val="uk-UA"/>
         </w:rPr>
       </w:r>
       <w:r>
@@ -5367,7 +5367,7 @@
           <w:rFonts w:ascii="Times New Roman" w:hAnsi="Times New Roman" w:eastAsia="Times New Roman" w:cs="Times New Roman"/>
           <w:sz w:val="22"/>
           <w:szCs w:val="22"/>
-          <w:lang w:val="uk-UA" w:bidi="uk-UA"/>
+          <w:lang w:val="uk-UA"/>
         </w:rPr>
       </w:r>
       <w:r>
@@ -5406,7 +5406,7 @@
           <w:rFonts w:ascii="Times New Roman" w:hAnsi="Times New Roman" w:eastAsia="Times New Roman" w:cs="Times New Roman"/>
           <w:sz w:val="22"/>
           <w:szCs w:val="22"/>
-          <w:lang w:val="uk-UA" w:bidi="uk-UA"/>
+          <w:lang w:val="uk-UA"/>
         </w:rPr>
       </w:r>
       <w:r>
@@ -5449,7 +5449,7 @@
           <w:rFonts w:ascii="Times New Roman" w:hAnsi="Times New Roman" w:eastAsia="Times New Roman" w:cs="Times New Roman"/>
           <w:sz w:val="22"/>
           <w:szCs w:val="22"/>
-          <w:lang w:val="uk-UA" w:bidi="uk-UA"/>
+          <w:lang w:val="uk-UA"/>
         </w:rPr>
       </w:r>
       <w:r>
@@ -5488,7 +5488,7 @@
           <w:rFonts w:ascii="Times New Roman" w:hAnsi="Times New Roman" w:eastAsia="Times New Roman" w:cs="Times New Roman"/>
           <w:sz w:val="22"/>
           <w:szCs w:val="22"/>
-          <w:lang w:val="uk-UA" w:bidi="uk-UA"/>
+          <w:lang w:val="uk-UA"/>
         </w:rPr>
       </w:r>
       <w:r>
@@ -5537,7 +5537,7 @@
           <w:rFonts w:ascii="Times New Roman" w:hAnsi="Times New Roman" w:eastAsia="Times New Roman" w:cs="Times New Roman"/>
           <w:sz w:val="22"/>
           <w:szCs w:val="22"/>
-          <w:lang w:val="uk-UA" w:bidi="uk-UA"/>
+          <w:lang w:val="uk-UA"/>
         </w:rPr>
       </w:r>
       <w:r>
@@ -5590,7 +5590,7 @@
           <w:rFonts w:ascii="Times New Roman" w:hAnsi="Times New Roman" w:eastAsia="Times New Roman" w:cs="Times New Roman"/>
           <w:sz w:val="22"/>
           <w:szCs w:val="22"/>
-          <w:lang w:val="uk-UA" w:bidi="uk-UA"/>
+          <w:lang w:val="uk-UA"/>
         </w:rPr>
       </w:r>
       <w:r>
@@ -5633,7 +5633,7 @@
           <w:rFonts w:ascii="Times New Roman" w:hAnsi="Times New Roman" w:eastAsia="Times New Roman" w:cs="Times New Roman"/>
           <w:sz w:val="22"/>
           <w:szCs w:val="22"/>
-          <w:lang w:val="uk-UA" w:bidi="uk-UA"/>
+          <w:lang w:val="uk-UA"/>
         </w:rPr>
       </w:r>
       <w:r>
@@ -5672,7 +5672,7 @@
           <w:rFonts w:ascii="Times New Roman" w:hAnsi="Times New Roman" w:eastAsia="Times New Roman" w:cs="Times New Roman"/>
           <w:sz w:val="22"/>
           <w:szCs w:val="22"/>
-          <w:lang w:val="uk-UA" w:bidi="uk-UA"/>
+          <w:lang w:val="uk-UA"/>
         </w:rPr>
       </w:r>
       <w:r>
@@ -5715,7 +5715,7 @@
           <w:rFonts w:ascii="Times New Roman" w:hAnsi="Times New Roman" w:eastAsia="Times New Roman" w:cs="Times New Roman"/>
           <w:sz w:val="22"/>
           <w:szCs w:val="22"/>
-          <w:lang w:val="uk-UA" w:bidi="uk-UA"/>
+          <w:lang w:val="uk-UA"/>
         </w:rPr>
       </w:r>
       <w:r>
@@ -5754,7 +5754,7 @@
           <w:rFonts w:ascii="Times New Roman" w:hAnsi="Times New Roman" w:eastAsia="Times New Roman" w:cs="Times New Roman"/>
           <w:sz w:val="22"/>
           <w:szCs w:val="22"/>
-          <w:lang w:val="uk-UA" w:bidi="uk-UA"/>
+          <w:lang w:val="uk-UA"/>
         </w:rPr>
       </w:r>
       <w:r>
@@ -5793,7 +5793,7 @@
           <w:rFonts w:ascii="Times New Roman" w:hAnsi="Times New Roman" w:eastAsia="Times New Roman" w:cs="Times New Roman"/>
           <w:sz w:val="22"/>
           <w:szCs w:val="22"/>
-          <w:lang w:val="uk-UA" w:bidi="uk-UA"/>
+          <w:lang w:val="uk-UA"/>
         </w:rPr>
       </w:r>
       <w:r>
@@ -5838,7 +5838,7 @@
           <w:sz w:val="22"/>
           <w:szCs w:val="22"/>
           <w:u w:val="none"/>
-          <w:lang w:val="uk-UA" w:bidi="uk-UA"/>
+          <w:lang w:val="uk-UA"/>
         </w:rPr>
       </w:r>
       <w:r>
@@ -5884,7 +5884,7 @@
           <w:sz w:val="22"/>
           <w:szCs w:val="22"/>
           <w:u w:val="none"/>
-          <w:lang w:val="uk-UA" w:bidi="uk-UA"/>
+          <w:lang w:val="uk-UA"/>
         </w:rPr>
       </w:r>
       <w:r>
@@ -5924,7 +5924,7 @@
           <w:rFonts w:ascii="Times New Roman" w:hAnsi="Times New Roman" w:eastAsia="Times New Roman" w:cs="Times New Roman"/>
           <w:sz w:val="22"/>
           <w:szCs w:val="22"/>
-          <w:lang w:val="uk-UA" w:bidi="uk-UA"/>
+          <w:lang w:val="uk-UA"/>
         </w:rPr>
       </w:r>
       <w:r>
@@ -5969,7 +5969,7 @@
           <w:sz w:val="22"/>
           <w:szCs w:val="22"/>
           <w:u w:val="none"/>
-          <w:lang w:val="uk-UA" w:bidi="uk-UA"/>
+          <w:lang w:val="uk-UA"/>
         </w:rPr>
       </w:r>
       <w:r>
@@ -6009,7 +6009,7 @@
           <w:rFonts w:ascii="Times New Roman" w:hAnsi="Times New Roman" w:eastAsia="Times New Roman" w:cs="Times New Roman"/>
           <w:sz w:val="22"/>
           <w:szCs w:val="22"/>
-          <w:lang w:val="uk-UA" w:bidi="uk-UA"/>
+          <w:lang w:val="uk-UA"/>
         </w:rPr>
       </w:r>
       <w:r>
@@ -6048,7 +6048,7 @@
           <w:rFonts w:ascii="Times New Roman" w:hAnsi="Times New Roman" w:eastAsia="Times New Roman" w:cs="Times New Roman"/>
           <w:sz w:val="22"/>
           <w:szCs w:val="22"/>
-          <w:lang w:val="uk-UA" w:bidi="uk-UA"/>
+          <w:lang w:val="uk-UA"/>
         </w:rPr>
       </w:r>
       <w:r>
@@ -6093,7 +6093,7 @@
           <w:sz w:val="22"/>
           <w:szCs w:val="22"/>
           <w:u w:val="none"/>
-          <w:lang w:val="uk-UA" w:bidi="uk-UA"/>
+          <w:lang w:val="uk-UA"/>
         </w:rPr>
       </w:r>
       <w:r>
@@ -6133,7 +6133,7 @@
           <w:rFonts w:ascii="Times New Roman" w:hAnsi="Times New Roman" w:eastAsia="Times New Roman" w:cs="Times New Roman"/>
           <w:sz w:val="22"/>
           <w:szCs w:val="22"/>
-          <w:lang w:val="uk-UA" w:bidi="uk-UA"/>
+          <w:lang w:val="uk-UA"/>
         </w:rPr>
       </w:r>
       <w:r>
@@ -6178,7 +6178,7 @@
           <w:sz w:val="22"/>
           <w:szCs w:val="22"/>
           <w:u w:val="none"/>
-          <w:lang w:val="uk-UA" w:bidi="uk-UA"/>
+          <w:lang w:val="uk-UA"/>
         </w:rPr>
       </w:r>
       <w:r>
@@ -6218,7 +6218,7 @@
           <w:rFonts w:ascii="Times New Roman" w:hAnsi="Times New Roman" w:eastAsia="Times New Roman" w:cs="Times New Roman"/>
           <w:sz w:val="22"/>
           <w:szCs w:val="22"/>
-          <w:lang w:val="uk-UA" w:bidi="uk-UA"/>
+          <w:lang w:val="uk-UA"/>
         </w:rPr>
       </w:r>
       <w:r>
@@ -6257,7 +6257,7 @@
           <w:rFonts w:ascii="Times New Roman" w:hAnsi="Times New Roman" w:eastAsia="Times New Roman" w:cs="Times New Roman"/>
           <w:sz w:val="22"/>
           <w:szCs w:val="22"/>
-          <w:lang w:val="uk-UA" w:bidi="uk-UA"/>
+          <w:lang w:val="uk-UA"/>
         </w:rPr>
       </w:r>
       <w:r>
@@ -6302,7 +6302,7 @@
           <w:sz w:val="22"/>
           <w:szCs w:val="22"/>
           <w:u w:val="none"/>
-          <w:lang w:val="uk-UA" w:bidi="uk-UA"/>
+          <w:lang w:val="uk-UA"/>
         </w:rPr>
       </w:r>
       <w:r>
@@ -6342,7 +6342,7 @@
           <w:rFonts w:ascii="Times New Roman" w:hAnsi="Times New Roman" w:eastAsia="Times New Roman" w:cs="Times New Roman"/>
           <w:sz w:val="22"/>
           <w:szCs w:val="22"/>
-          <w:lang w:val="uk-UA" w:bidi="uk-UA"/>
+          <w:lang w:val="uk-UA"/>
         </w:rPr>
       </w:r>
       <w:r>
@@ -6387,7 +6387,7 @@
           <w:sz w:val="22"/>
           <w:szCs w:val="22"/>
           <w:u w:val="none"/>
-          <w:lang w:val="uk-UA" w:bidi="uk-UA"/>
+          <w:lang w:val="uk-UA"/>
         </w:rPr>
       </w:r>
       <w:r>
@@ -6427,7 +6427,7 @@
           <w:rFonts w:ascii="Times New Roman" w:hAnsi="Times New Roman" w:eastAsia="Times New Roman" w:cs="Times New Roman"/>
           <w:sz w:val="22"/>
           <w:szCs w:val="22"/>
-          <w:lang w:val="uk-UA" w:bidi="uk-UA"/>
+          <w:lang w:val="uk-UA"/>
         </w:rPr>
       </w:r>
       <w:r>
@@ -6466,7 +6466,7 @@
           <w:rFonts w:ascii="Times New Roman" w:hAnsi="Times New Roman" w:eastAsia="Times New Roman" w:cs="Times New Roman"/>
           <w:sz w:val="22"/>
           <w:szCs w:val="22"/>
-          <w:lang w:val="uk-UA" w:bidi="uk-UA"/>
+          <w:lang w:val="uk-UA"/>
         </w:rPr>
       </w:r>
       <w:r>
@@ -6511,7 +6511,7 @@
           <w:sz w:val="22"/>
           <w:szCs w:val="22"/>
           <w:u w:val="none"/>
-          <w:lang w:val="uk-UA" w:bidi="uk-UA"/>
+          <w:lang w:val="uk-UA"/>
         </w:rPr>
       </w:r>
       <w:r>
@@ -6551,7 +6551,7 @@
           <w:rFonts w:ascii="Times New Roman" w:hAnsi="Times New Roman" w:eastAsia="Times New Roman" w:cs="Times New Roman"/>
           <w:sz w:val="22"/>
           <w:szCs w:val="22"/>
-          <w:lang w:val="uk-UA" w:bidi="uk-UA"/>
+          <w:lang w:val="uk-UA"/>
         </w:rPr>
       </w:r>
       <w:r>
@@ -6596,7 +6596,7 @@
           <w:sz w:val="22"/>
           <w:szCs w:val="22"/>
           <w:u w:val="none"/>
-          <w:lang w:val="uk-UA" w:bidi="uk-UA"/>
+          <w:lang w:val="uk-UA"/>
         </w:rPr>
       </w:r>
       <w:r>
@@ -6636,7 +6636,7 @@
           <w:rFonts w:ascii="Times New Roman" w:hAnsi="Times New Roman" w:eastAsia="Times New Roman" w:cs="Times New Roman"/>
           <w:sz w:val="22"/>
           <w:szCs w:val="22"/>
-          <w:lang w:val="uk-UA" w:bidi="uk-UA"/>
+          <w:lang w:val="uk-UA"/>
         </w:rPr>
       </w:r>
       <w:r>
@@ -6675,7 +6675,7 @@
           <w:rFonts w:ascii="Times New Roman" w:hAnsi="Times New Roman" w:eastAsia="Times New Roman" w:cs="Times New Roman"/>
           <w:sz w:val="22"/>
           <w:szCs w:val="22"/>
-          <w:lang w:val="uk-UA" w:bidi="uk-UA"/>
+          <w:lang w:val="uk-UA"/>
         </w:rPr>
       </w:r>
       <w:r>
@@ -6720,7 +6720,7 @@
           <w:sz w:val="22"/>
           <w:szCs w:val="22"/>
           <w:u w:val="none"/>
-          <w:lang w:val="uk-UA" w:bidi="uk-UA"/>
+          <w:lang w:val="uk-UA"/>
         </w:rPr>
       </w:r>
       <w:r>
@@ -6760,7 +6760,7 @@
           <w:rFonts w:ascii="Times New Roman" w:hAnsi="Times New Roman" w:eastAsia="Times New Roman" w:cs="Times New Roman"/>
           <w:sz w:val="22"/>
           <w:szCs w:val="22"/>
-          <w:lang w:val="uk-UA" w:bidi="uk-UA"/>
+          <w:lang w:val="uk-UA"/>
         </w:rPr>
       </w:r>
       <w:r>
@@ -6805,7 +6805,7 @@
           <w:sz w:val="22"/>
           <w:szCs w:val="22"/>
           <w:u w:val="none"/>
-          <w:lang w:val="uk-UA" w:bidi="uk-UA"/>
+          <w:lang w:val="uk-UA"/>
         </w:rPr>
       </w:r>
       <w:r>
@@ -6845,7 +6845,7 @@
           <w:rFonts w:ascii="Times New Roman" w:hAnsi="Times New Roman" w:eastAsia="Times New Roman" w:cs="Times New Roman"/>
           <w:sz w:val="22"/>
           <w:szCs w:val="22"/>
-          <w:lang w:val="uk-UA" w:bidi="uk-UA"/>
+          <w:lang w:val="uk-UA"/>
         </w:rPr>
       </w:r>
       <w:r>
@@ -6884,7 +6884,7 @@
           <w:rFonts w:ascii="Times New Roman" w:hAnsi="Times New Roman" w:eastAsia="Times New Roman" w:cs="Times New Roman"/>
           <w:sz w:val="22"/>
           <w:szCs w:val="22"/>
-          <w:lang w:val="uk-UA" w:bidi="uk-UA"/>
+          <w:lang w:val="uk-UA"/>
         </w:rPr>
       </w:r>
       <w:r>
@@ -6929,7 +6929,7 @@
           <w:sz w:val="22"/>
           <w:szCs w:val="22"/>
           <w:u w:val="none"/>
-          <w:lang w:val="uk-UA" w:bidi="uk-UA"/>
+          <w:lang w:val="uk-UA"/>
         </w:rPr>
       </w:r>
       <w:r>
@@ -6969,7 +6969,7 @@
           <w:rFonts w:ascii="Times New Roman" w:hAnsi="Times New Roman" w:eastAsia="Times New Roman" w:cs="Times New Roman"/>
           <w:sz w:val="22"/>
           <w:szCs w:val="22"/>
-          <w:lang w:val="uk-UA" w:bidi="uk-UA"/>
+          <w:lang w:val="uk-UA"/>
         </w:rPr>
       </w:r>
       <w:r>
@@ -7014,7 +7014,7 @@
           <w:sz w:val="22"/>
           <w:szCs w:val="22"/>
           <w:u w:val="none"/>
-          <w:lang w:val="uk-UA" w:bidi="uk-UA"/>
+          <w:lang w:val="uk-UA"/>
         </w:rPr>
       </w:r>
       <w:r>
@@ -7054,7 +7054,7 @@
           <w:rFonts w:ascii="Times New Roman" w:hAnsi="Times New Roman" w:eastAsia="Times New Roman" w:cs="Times New Roman"/>
           <w:sz w:val="22"/>
           <w:szCs w:val="22"/>
-          <w:lang w:val="uk-UA" w:bidi="uk-UA"/>
+          <w:lang w:val="uk-UA"/>
         </w:rPr>
       </w:r>
       <w:r>
@@ -7093,7 +7093,7 @@
           <w:rFonts w:ascii="Times New Roman" w:hAnsi="Times New Roman" w:eastAsia="Times New Roman" w:cs="Times New Roman"/>
           <w:sz w:val="22"/>
           <w:szCs w:val="22"/>
-          <w:lang w:val="uk-UA" w:bidi="uk-UA"/>
+          <w:lang w:val="uk-UA"/>
         </w:rPr>
       </w:r>
       <w:r>
@@ -7138,7 +7138,7 @@
           <w:sz w:val="22"/>
           <w:szCs w:val="22"/>
           <w:u w:val="none"/>
-          <w:lang w:val="uk-UA" w:bidi="uk-UA"/>
+          <w:lang w:val="uk-UA"/>
         </w:rPr>
       </w:r>
       <w:r>
@@ -7178,7 +7178,7 @@
           <w:rFonts w:ascii="Times New Roman" w:hAnsi="Times New Roman" w:eastAsia="Times New Roman" w:cs="Times New Roman"/>
           <w:sz w:val="22"/>
           <w:szCs w:val="22"/>
-          <w:lang w:val="uk-UA" w:bidi="uk-UA"/>
+          <w:lang w:val="uk-UA"/>
         </w:rPr>
       </w:r>
       <w:r>
@@ -7219,7 +7219,7 @@
           <w:sz w:val="22"/>
           <w:szCs w:val="22"/>
           <w:highlight w:val="none"/>
-          <w:lang w:val="uk-UA" w:bidi="uk-UA"/>
+          <w:lang w:val="uk-UA"/>
         </w:rPr>
       </w:r>
       <w:r>
@@ -7265,7 +7265,7 @@
           <w:sz w:val="22"/>
           <w:szCs w:val="22"/>
           <w:u w:val="none"/>
-          <w:lang w:val="uk-UA" w:bidi="uk-UA"/>
+          <w:lang w:val="uk-UA"/>
         </w:rPr>
       </w:r>
       <w:r>
@@ -7311,7 +7311,7 @@
           <w:sz w:val="22"/>
           <w:szCs w:val="22"/>
           <w:u w:val="none"/>
-          <w:lang w:val="uk-UA" w:bidi="uk-UA"/>
+          <w:lang w:val="uk-UA"/>
         </w:rPr>
       </w:r>
       <w:r>
@@ -7351,7 +7351,7 @@
           <w:rFonts w:ascii="Times New Roman" w:hAnsi="Times New Roman" w:eastAsia="Times New Roman" w:cs="Times New Roman"/>
           <w:sz w:val="22"/>
           <w:szCs w:val="22"/>
-          <w:lang w:val="uk-UA" w:bidi="uk-UA"/>
+          <w:lang w:val="uk-UA"/>
         </w:rPr>
       </w:r>
       <w:r>
@@ -7396,7 +7396,7 @@
           <w:sz w:val="22"/>
           <w:szCs w:val="22"/>
           <w:u w:val="none"/>
-          <w:lang w:val="uk-UA" w:bidi="uk-UA"/>
+          <w:lang w:val="uk-UA"/>
         </w:rPr>
       </w:r>
       <w:r>
@@ -7436,7 +7436,7 @@
           <w:rFonts w:ascii="Times New Roman" w:hAnsi="Times New Roman" w:eastAsia="Times New Roman" w:cs="Times New Roman"/>
           <w:sz w:val="22"/>
           <w:szCs w:val="22"/>
-          <w:lang w:val="uk-UA" w:bidi="uk-UA"/>
+          <w:lang w:val="uk-UA"/>
         </w:rPr>
       </w:r>
       <w:r>
@@ -7475,7 +7475,7 @@
           <w:rFonts w:ascii="Times New Roman" w:hAnsi="Times New Roman" w:eastAsia="Times New Roman" w:cs="Times New Roman"/>
           <w:sz w:val="22"/>
           <w:szCs w:val="22"/>
-          <w:lang w:val="uk-UA" w:bidi="uk-UA"/>
+          <w:lang w:val="uk-UA"/>
         </w:rPr>
       </w:r>
       <w:r>
@@ -7520,7 +7520,7 @@
           <w:sz w:val="22"/>
           <w:szCs w:val="22"/>
           <w:u w:val="none"/>
-          <w:lang w:val="uk-UA" w:bidi="uk-UA"/>
+          <w:lang w:val="uk-UA"/>
         </w:rPr>
       </w:r>
       <w:r>
@@ -7566,7 +7566,7 @@
           <w:sz w:val="22"/>
           <w:szCs w:val="22"/>
           <w:u w:val="none"/>
-          <w:lang w:val="uk-UA" w:bidi="uk-UA"/>
+          <w:lang w:val="uk-UA"/>
         </w:rPr>
       </w:r>
       <w:r>
@@ -7606,7 +7606,7 @@
           <w:rFonts w:ascii="Times New Roman" w:hAnsi="Times New Roman" w:eastAsia="Times New Roman" w:cs="Times New Roman"/>
           <w:sz w:val="22"/>
           <w:szCs w:val="22"/>
-          <w:lang w:val="uk-UA" w:bidi="uk-UA"/>
+          <w:lang w:val="uk-UA"/>
         </w:rPr>
       </w:r>
       <w:r>
@@ -7651,7 +7651,7 @@
           <w:sz w:val="22"/>
           <w:szCs w:val="22"/>
           <w:u w:val="none"/>
-          <w:lang w:val="uk-UA" w:bidi="uk-UA"/>
+          <w:lang w:val="uk-UA"/>
         </w:rPr>
       </w:r>
       <w:r>
@@ -7701,7 +7701,7 @@
           <w:rFonts w:ascii="Times New Roman" w:hAnsi="Times New Roman" w:eastAsia="Times New Roman" w:cs="Times New Roman"/>
           <w:sz w:val="22"/>
           <w:szCs w:val="22"/>
-          <w:lang w:val="uk-UA" w:bidi="uk-UA"/>
+          <w:lang w:val="uk-UA"/>
         </w:rPr>
       </w:r>
       <w:r>
@@ -7733,42 +7733,8 @@
           <w:rtl w:val="0"/>
           <w:lang w:val="uk-UA"/>
         </w:rPr>
-        <w:t xml:space="preserve">Завдання №12: Result Documentation Report and Outcomes List Placement Activities</w:t>
-      </w:r>
-      <w:r>
-        <w:rPr>
-          <w:rFonts w:ascii="Times New Roman" w:hAnsi="Times New Roman" w:eastAsia="Times New Roman" w:cs="Times New Roman"/>
-          <w:sz w:val="22"/>
-          <w:szCs w:val="22"/>
-          <w:lang w:val="uk-UA" w:bidi="uk-UA"/>
-        </w:rPr>
-      </w:r>
-      <w:r>
-        <w:rPr>
-          <w:rFonts w:ascii="Times New Roman" w:hAnsi="Times New Roman" w:eastAsia="Times New Roman" w:cs="Times New Roman"/>
-          <w:sz w:val="22"/>
-          <w:szCs w:val="22"/>
-          <w:lang w:val="uk-UA"/>
-        </w:rPr>
-      </w:r>
-    </w:p>
-    <w:p>
-      <w:pPr>
-        <w:numPr>
-          <w:ilvl w:val="0"/>
-          <w:numId w:val="17"/>
-        </w:numPr>
-        <w:pBdr/>
-        <w:spacing w:line="240" w:lineRule="auto"/>
-        <w:ind w:hanging="360" w:left="720"/>
-        <w:rPr>
-          <w:rFonts w:ascii="Times New Roman" w:hAnsi="Times New Roman" w:eastAsia="Times New Roman" w:cs="Times New Roman"/>
-          <w:sz w:val="22"/>
-          <w:szCs w:val="22"/>
-          <w:u w:val="none"/>
-          <w:lang w:val="uk-UA"/>
-        </w:rPr>
-      </w:pPr>
+        <w:t xml:space="preserve">Завдання №</w:t>
+      </w:r>
       <w:r>
         <w:rPr>
           <w:rFonts w:ascii="Times New Roman" w:hAnsi="Times New Roman" w:eastAsia="Times New Roman" w:cs="Times New Roman"/>
@@ -7777,85 +7743,18 @@
           <w:rtl w:val="0"/>
           <w:lang w:val="uk-UA"/>
         </w:rPr>
-        <w:t xml:space="preserve">Варіант завдання: Індивідуальний</w:t>
-      </w:r>
-      <w:r>
-        <w:rPr>
-          <w:rFonts w:ascii="Times New Roman" w:hAnsi="Times New Roman" w:eastAsia="Times New Roman" w:cs="Times New Roman"/>
-          <w:sz w:val="22"/>
-          <w:szCs w:val="22"/>
-          <w:u w:val="none"/>
-          <w:lang w:val="uk-UA" w:bidi="uk-UA"/>
-        </w:rPr>
-      </w:r>
-      <w:r>
-        <w:rPr>
-          <w:rFonts w:ascii="Times New Roman" w:hAnsi="Times New Roman" w:eastAsia="Times New Roman" w:cs="Times New Roman"/>
-          <w:sz w:val="22"/>
-          <w:szCs w:val="22"/>
-          <w:u w:val="none"/>
-          <w:lang w:val="uk-UA"/>
-        </w:rPr>
-      </w:r>
-    </w:p>
-    <w:p>
-      <w:pPr>
-        <w:numPr>
-          <w:ilvl w:val="0"/>
-          <w:numId w:val="17"/>
-        </w:numPr>
-        <w:pBdr/>
-        <w:spacing w:line="240" w:lineRule="auto"/>
-        <w:ind w:hanging="360" w:left="720"/>
-        <w:rPr>
-          <w:rFonts w:ascii="Times New Roman" w:hAnsi="Times New Roman" w:eastAsia="Times New Roman" w:cs="Times New Roman"/>
-          <w:sz w:val="22"/>
-          <w:szCs w:val="22"/>
-          <w:u w:val="none"/>
-          <w:lang w:val="uk-UA"/>
-        </w:rPr>
-      </w:pPr>
+        <w:t xml:space="preserve">1</w:t>
+      </w:r>
       <w:r>
         <w:rPr>
           <w:rFonts w:ascii="Times New Roman" w:hAnsi="Times New Roman" w:eastAsia="Times New Roman" w:cs="Times New Roman"/>
           <w:sz w:val="22"/>
           <w:szCs w:val="22"/>
           <w:rtl w:val="0"/>
-          <w:lang w:val="uk-UA"/>
-        </w:rPr>
-        <w:t xml:space="preserve">Деталі завдання:</w:t>
-      </w:r>
-      <w:r>
-        <w:rPr>
-          <w:rFonts w:ascii="Times New Roman" w:hAnsi="Times New Roman" w:eastAsia="Times New Roman" w:cs="Times New Roman"/>
-          <w:sz w:val="22"/>
-          <w:szCs w:val="22"/>
-          <w:u w:val="none"/>
-          <w:lang w:val="uk-UA" w:bidi="uk-UA"/>
-        </w:rPr>
-      </w:r>
-      <w:r>
-        <w:rPr>
-          <w:rFonts w:ascii="Times New Roman" w:hAnsi="Times New Roman" w:eastAsia="Times New Roman" w:cs="Times New Roman"/>
-          <w:sz w:val="22"/>
-          <w:szCs w:val="22"/>
-          <w:u w:val="none"/>
-          <w:lang w:val="uk-UA"/>
-        </w:rPr>
-      </w:r>
-    </w:p>
-    <w:p>
-      <w:pPr>
-        <w:pBdr/>
-        <w:spacing w:line="240" w:lineRule="auto"/>
-        <w:ind w:firstLine="0" w:left="720"/>
-        <w:rPr>
-          <w:rFonts w:ascii="Times New Roman" w:hAnsi="Times New Roman" w:eastAsia="Times New Roman" w:cs="Times New Roman"/>
-          <w:sz w:val="22"/>
-          <w:szCs w:val="22"/>
-          <w:lang w:val="uk-UA"/>
-        </w:rPr>
-      </w:pPr>
+          <w:lang w:val="en-US"/>
+        </w:rPr>
+        <w:t xml:space="preserve">2</w:t>
+      </w:r>
       <w:r>
         <w:rPr>
           <w:rFonts w:ascii="Times New Roman" w:hAnsi="Times New Roman" w:eastAsia="Times New Roman" w:cs="Times New Roman"/>
@@ -7864,7 +7763,7 @@
           <w:rtl w:val="0"/>
           <w:lang w:val="uk-UA"/>
         </w:rPr>
-        <w:t xml:space="preserve">Сфор</w:t>
+        <w:t xml:space="preserve">: </w:t>
       </w:r>
       <w:r>
         <w:rPr>
@@ -7874,42 +7773,8 @@
           <w:rtl w:val="0"/>
           <w:lang w:val="uk-UA"/>
         </w:rPr>
-        <w:t xml:space="preserve">мувати підсумковий звіт за встановленим кафедральним шаблоном у форматі .docx, включивши всі текстові розділи, блок-схему, лістинги коду, скріншоти виконаних етапів та зберегти його за шляхом ai_14/davyd_bahatskyi/epic_1/epic_1_report_davyd_bahatskyi.docx.</w:t>
-      </w:r>
-      <w:r>
-        <w:rPr>
-          <w:rFonts w:ascii="Times New Roman" w:hAnsi="Times New Roman" w:eastAsia="Times New Roman" w:cs="Times New Roman"/>
-          <w:sz w:val="22"/>
-          <w:szCs w:val="22"/>
-          <w:lang w:val="uk-UA" w:bidi="uk-UA"/>
-        </w:rPr>
-      </w:r>
-      <w:r>
-        <w:rPr>
-          <w:rFonts w:ascii="Times New Roman" w:hAnsi="Times New Roman" w:eastAsia="Times New Roman" w:cs="Times New Roman"/>
-          <w:sz w:val="22"/>
-          <w:szCs w:val="22"/>
-          <w:lang w:val="uk-UA"/>
-        </w:rPr>
-      </w:r>
-    </w:p>
-    <w:p>
-      <w:pPr>
-        <w:numPr>
-          <w:ilvl w:val="0"/>
-          <w:numId w:val="8"/>
-        </w:numPr>
-        <w:pBdr/>
-        <w:spacing w:line="240" w:lineRule="auto"/>
-        <w:ind w:hanging="360" w:left="720"/>
-        <w:rPr>
-          <w:rFonts w:ascii="Times New Roman" w:hAnsi="Times New Roman" w:eastAsia="Times New Roman" w:cs="Times New Roman"/>
-          <w:sz w:val="22"/>
-          <w:szCs w:val="22"/>
-          <w:u w:val="none"/>
-          <w:lang w:val="uk-UA"/>
-        </w:rPr>
-      </w:pPr>
+        <w:t xml:space="preserve">A плюс B</w:t>
+      </w:r>
       <w:r>
         <w:rPr>
           <w:rFonts w:ascii="Times New Roman" w:hAnsi="Times New Roman" w:eastAsia="Times New Roman" w:cs="Times New Roman"/>
@@ -7918,389 +7783,14 @@
           <w:rtl w:val="0"/>
           <w:lang w:val="uk-UA"/>
         </w:rPr>
-        <w:t xml:space="preserve">Важливі деталі для врахування в імплементації програми: </w:t>
+        <w:t xml:space="preserve"> </w:t>
       </w:r>
       <w:r>
         <w:rPr>
           <w:rFonts w:ascii="Times New Roman" w:hAnsi="Times New Roman" w:eastAsia="Times New Roman" w:cs="Times New Roman"/>
           <w:sz w:val="22"/>
           <w:szCs w:val="22"/>
-          <w:u w:val="none"/>
-          <w:lang w:val="uk-UA" w:bidi="uk-UA"/>
-        </w:rPr>
-      </w:r>
-      <w:r>
-        <w:rPr>
-          <w:rFonts w:ascii="Times New Roman" w:hAnsi="Times New Roman" w:eastAsia="Times New Roman" w:cs="Times New Roman"/>
-          <w:sz w:val="22"/>
-          <w:szCs w:val="22"/>
-          <w:u w:val="none"/>
-          <w:lang w:val="uk-UA"/>
-        </w:rPr>
-      </w:r>
-    </w:p>
-    <w:p>
-      <w:pPr>
-        <w:pBdr/>
-        <w:spacing w:line="240" w:lineRule="auto"/>
-        <w:ind w:firstLine="0" w:left="720"/>
-        <w:rPr>
-          <w:rFonts w:ascii="Times New Roman" w:hAnsi="Times New Roman" w:eastAsia="Times New Roman" w:cs="Times New Roman"/>
-          <w:sz w:val="22"/>
-          <w:szCs w:val="22"/>
-          <w:lang w:val="uk-UA"/>
-        </w:rPr>
-      </w:pPr>
-      <w:r>
-        <w:rPr>
-          <w:rFonts w:ascii="Times New Roman" w:hAnsi="Times New Roman" w:eastAsia="Times New Roman" w:cs="Times New Roman"/>
-          <w:sz w:val="22"/>
-          <w:szCs w:val="22"/>
-          <w:rtl w:val="0"/>
-          <w:lang w:val="uk-UA"/>
-        </w:rPr>
-        <w:t xml:space="preserve">Дотримання ієрархії каталогів репозиторію, наскрізна нумерація та підписи до всіх рисунків і лістингів коду.</w:t>
-      </w:r>
-      <w:r>
-        <w:rPr>
-          <w:rFonts w:ascii="Times New Roman" w:hAnsi="Times New Roman" w:eastAsia="Times New Roman" w:cs="Times New Roman"/>
-          <w:sz w:val="22"/>
-          <w:szCs w:val="22"/>
-          <w:lang w:val="uk-UA" w:bidi="uk-UA"/>
-        </w:rPr>
-      </w:r>
-      <w:r>
-        <w:rPr>
-          <w:rFonts w:ascii="Times New Roman" w:hAnsi="Times New Roman" w:eastAsia="Times New Roman" w:cs="Times New Roman"/>
-          <w:sz w:val="22"/>
-          <w:szCs w:val="22"/>
-          <w:lang w:val="uk-UA"/>
-        </w:rPr>
-      </w:r>
-    </w:p>
-    <w:p>
-      <w:pPr>
-        <w:pBdr/>
-        <w:spacing w:line="240" w:lineRule="auto"/>
-        <w:ind w:firstLine="0" w:left="0"/>
-        <w:rPr>
-          <w:rFonts w:ascii="Times New Roman" w:hAnsi="Times New Roman" w:eastAsia="Times New Roman" w:cs="Times New Roman"/>
-          <w:sz w:val="22"/>
-          <w:szCs w:val="22"/>
-          <w:lang w:val="uk-UA"/>
-        </w:rPr>
-      </w:pPr>
-      <w:r>
-        <w:rPr>
-          <w:rFonts w:ascii="Times New Roman" w:hAnsi="Times New Roman" w:eastAsia="Times New Roman" w:cs="Times New Roman"/>
-          <w:sz w:val="22"/>
-          <w:szCs w:val="22"/>
-          <w:rtl w:val="0"/>
-          <w:lang w:val="uk-UA"/>
-        </w:rPr>
-        <w:t xml:space="preserve">Завдання №13: Results Evaluation and Release</w:t>
-      </w:r>
-      <w:r>
-        <w:rPr>
-          <w:rFonts w:ascii="Times New Roman" w:hAnsi="Times New Roman" w:eastAsia="Times New Roman" w:cs="Times New Roman"/>
-          <w:sz w:val="22"/>
-          <w:szCs w:val="22"/>
-          <w:lang w:val="uk-UA" w:bidi="uk-UA"/>
-        </w:rPr>
-      </w:r>
-      <w:r>
-        <w:rPr>
-          <w:rFonts w:ascii="Times New Roman" w:hAnsi="Times New Roman" w:eastAsia="Times New Roman" w:cs="Times New Roman"/>
-          <w:sz w:val="22"/>
-          <w:szCs w:val="22"/>
-          <w:lang w:val="uk-UA"/>
-        </w:rPr>
-      </w:r>
-    </w:p>
-    <w:p>
-      <w:pPr>
-        <w:numPr>
-          <w:ilvl w:val="0"/>
-          <w:numId w:val="6"/>
-        </w:numPr>
-        <w:pBdr/>
-        <w:spacing w:line="240" w:lineRule="auto"/>
-        <w:ind w:hanging="360" w:left="720"/>
-        <w:rPr>
-          <w:rFonts w:ascii="Times New Roman" w:hAnsi="Times New Roman" w:eastAsia="Times New Roman" w:cs="Times New Roman"/>
-          <w:sz w:val="22"/>
-          <w:szCs w:val="22"/>
-          <w:u w:val="none"/>
-          <w:lang w:val="uk-UA"/>
-        </w:rPr>
-      </w:pPr>
-      <w:r>
-        <w:rPr>
-          <w:rFonts w:ascii="Times New Roman" w:hAnsi="Times New Roman" w:eastAsia="Times New Roman" w:cs="Times New Roman"/>
-          <w:sz w:val="22"/>
-          <w:szCs w:val="22"/>
-          <w:rtl w:val="0"/>
-          <w:lang w:val="uk-UA"/>
-        </w:rPr>
-        <w:t xml:space="preserve">Варіант завдання: Індивідуальний / Команда №5</w:t>
-      </w:r>
-      <w:r>
-        <w:rPr>
-          <w:rFonts w:ascii="Times New Roman" w:hAnsi="Times New Roman" w:eastAsia="Times New Roman" w:cs="Times New Roman"/>
-          <w:sz w:val="22"/>
-          <w:szCs w:val="22"/>
-          <w:u w:val="none"/>
-          <w:lang w:val="uk-UA" w:bidi="uk-UA"/>
-        </w:rPr>
-      </w:r>
-      <w:r>
-        <w:rPr>
-          <w:rFonts w:ascii="Times New Roman" w:hAnsi="Times New Roman" w:eastAsia="Times New Roman" w:cs="Times New Roman"/>
-          <w:sz w:val="22"/>
-          <w:szCs w:val="22"/>
-          <w:u w:val="none"/>
-          <w:lang w:val="uk-UA"/>
-        </w:rPr>
-      </w:r>
-    </w:p>
-    <w:p>
-      <w:pPr>
-        <w:numPr>
-          <w:ilvl w:val="0"/>
-          <w:numId w:val="6"/>
-        </w:numPr>
-        <w:pBdr/>
-        <w:spacing w:line="240" w:lineRule="auto"/>
-        <w:ind w:hanging="360" w:left="720"/>
-        <w:rPr>
-          <w:rFonts w:ascii="Times New Roman" w:hAnsi="Times New Roman" w:eastAsia="Times New Roman" w:cs="Times New Roman"/>
-          <w:sz w:val="22"/>
-          <w:szCs w:val="22"/>
-          <w:u w:val="none"/>
-          <w:lang w:val="uk-UA"/>
-        </w:rPr>
-      </w:pPr>
-      <w:r>
-        <w:rPr>
-          <w:rFonts w:ascii="Times New Roman" w:hAnsi="Times New Roman" w:eastAsia="Times New Roman" w:cs="Times New Roman"/>
-          <w:sz w:val="22"/>
-          <w:szCs w:val="22"/>
-          <w:rtl w:val="0"/>
-          <w:lang w:val="uk-UA"/>
-        </w:rPr>
-        <w:t xml:space="preserve">Деталі завдання:</w:t>
-      </w:r>
-      <w:r>
-        <w:rPr>
-          <w:rFonts w:ascii="Times New Roman" w:hAnsi="Times New Roman" w:eastAsia="Times New Roman" w:cs="Times New Roman"/>
-          <w:sz w:val="22"/>
-          <w:szCs w:val="22"/>
-          <w:u w:val="none"/>
-          <w:lang w:val="uk-UA" w:bidi="uk-UA"/>
-        </w:rPr>
-      </w:r>
-      <w:r>
-        <w:rPr>
-          <w:rFonts w:ascii="Times New Roman" w:hAnsi="Times New Roman" w:eastAsia="Times New Roman" w:cs="Times New Roman"/>
-          <w:sz w:val="22"/>
-          <w:szCs w:val="22"/>
-          <w:u w:val="none"/>
-          <w:lang w:val="uk-UA"/>
-        </w:rPr>
-      </w:r>
-    </w:p>
-    <w:p>
-      <w:pPr>
-        <w:pBdr/>
-        <w:spacing w:line="240" w:lineRule="auto"/>
-        <w:ind w:firstLine="0" w:left="720"/>
-        <w:rPr>
-          <w:rFonts w:ascii="Times New Roman" w:hAnsi="Times New Roman" w:eastAsia="Times New Roman" w:cs="Times New Roman"/>
-          <w:sz w:val="22"/>
-          <w:szCs w:val="22"/>
-          <w:lang w:val="uk-UA"/>
-        </w:rPr>
-      </w:pPr>
-      <w:r>
-        <w:rPr>
-          <w:rFonts w:ascii="Times New Roman" w:hAnsi="Times New Roman" w:eastAsia="Times New Roman" w:cs="Times New Roman"/>
-          <w:sz w:val="22"/>
-          <w:szCs w:val="22"/>
-          <w:rtl w:val="0"/>
-          <w:lang w:val="uk-UA"/>
-        </w:rPr>
-        <w:t xml:space="preserve">Здійснити фінальний пуш робочої гілки, відкрити офіційний Pull Request до головного репозиторію кафедри з назвою «Epic 1 - Davyd Bahatskyi», залучити двох колег до перевірки (Code Review) та підготуватися до усного захисту на лабораторній роботі.</w:t>
-      </w:r>
-      <w:r>
-        <w:rPr>
-          <w:rFonts w:ascii="Times New Roman" w:hAnsi="Times New Roman" w:eastAsia="Times New Roman" w:cs="Times New Roman"/>
-          <w:sz w:val="22"/>
-          <w:szCs w:val="22"/>
-          <w:lang w:val="uk-UA" w:bidi="uk-UA"/>
-        </w:rPr>
-      </w:r>
-      <w:r>
-        <w:rPr>
-          <w:rFonts w:ascii="Times New Roman" w:hAnsi="Times New Roman" w:eastAsia="Times New Roman" w:cs="Times New Roman"/>
-          <w:sz w:val="22"/>
-          <w:szCs w:val="22"/>
-          <w:lang w:val="uk-UA"/>
-        </w:rPr>
-      </w:r>
-    </w:p>
-    <w:p>
-      <w:pPr>
-        <w:numPr>
-          <w:ilvl w:val="0"/>
-          <w:numId w:val="3"/>
-        </w:numPr>
-        <w:pBdr/>
-        <w:spacing w:line="240" w:lineRule="auto"/>
-        <w:ind w:hanging="360" w:left="720"/>
-        <w:rPr>
-          <w:rFonts w:ascii="Times New Roman" w:hAnsi="Times New Roman" w:eastAsia="Times New Roman" w:cs="Times New Roman"/>
-          <w:sz w:val="22"/>
-          <w:szCs w:val="22"/>
-          <w:u w:val="none"/>
-          <w:lang w:val="uk-UA"/>
-        </w:rPr>
-      </w:pPr>
-      <w:r>
-        <w:rPr>
-          <w:rFonts w:ascii="Times New Roman" w:hAnsi="Times New Roman" w:eastAsia="Times New Roman" w:cs="Times New Roman"/>
-          <w:sz w:val="22"/>
-          <w:szCs w:val="22"/>
-          <w:rtl w:val="0"/>
-          <w:lang w:val="uk-UA"/>
-        </w:rPr>
-        <w:t xml:space="preserve">Важливі деталі для врахування в імплементації програми: </w:t>
-      </w:r>
-      <w:r>
-        <w:rPr>
-          <w:rFonts w:ascii="Times New Roman" w:hAnsi="Times New Roman" w:eastAsia="Times New Roman" w:cs="Times New Roman"/>
-          <w:sz w:val="22"/>
-          <w:szCs w:val="22"/>
-          <w:u w:val="none"/>
-          <w:lang w:val="uk-UA" w:bidi="uk-UA"/>
-        </w:rPr>
-      </w:r>
-      <w:r>
-        <w:rPr>
-          <w:rFonts w:ascii="Times New Roman" w:hAnsi="Times New Roman" w:eastAsia="Times New Roman" w:cs="Times New Roman"/>
-          <w:sz w:val="22"/>
-          <w:szCs w:val="22"/>
-          <w:u w:val="none"/>
-          <w:lang w:val="uk-UA"/>
-        </w:rPr>
-      </w:r>
-    </w:p>
-    <w:p>
-      <w:pPr>
-        <w:pBdr/>
-        <w:spacing w:line="240" w:lineRule="auto"/>
-        <w:ind w:firstLine="0" w:left="720"/>
-        <w:rPr>
-          <w:sz w:val="22"/>
-          <w:szCs w:val="22"/>
-          <w:highlight w:val="none"/>
-          <w:lang w:val="uk-UA"/>
-        </w:rPr>
-      </w:pPr>
-      <w:r>
-        <w:rPr>
-          <w:rFonts w:ascii="Times New Roman" w:hAnsi="Times New Roman" w:eastAsia="Times New Roman" w:cs="Times New Roman"/>
-          <w:sz w:val="22"/>
-          <w:szCs w:val="22"/>
-          <w:rtl w:val="0"/>
-          <w:lang w:val="uk-UA"/>
-        </w:rPr>
-        <w:t xml:space="preserve">Отримання щонайменше двох статусів Approve від колег; сувора заборона самостійного злиття (Merge) Pull Request — мерджить виключно викладач після захисту.</w:t>
-      </w:r>
-      <w:r>
-        <w:rPr>
-          <w:rFonts w:ascii="Times New Roman" w:hAnsi="Times New Roman" w:eastAsia="Times New Roman" w:cs="Times New Roman"/>
-          <w:sz w:val="22"/>
-          <w:szCs w:val="22"/>
-          <w:lang w:val="uk-UA" w:bidi="uk-UA"/>
-        </w:rPr>
-      </w:r>
-      <w:r>
-        <w:rPr>
-          <w:sz w:val="22"/>
-          <w:szCs w:val="22"/>
-          <w:highlight w:val="none"/>
-          <w:lang w:val="uk-UA"/>
-        </w:rPr>
-      </w:r>
-    </w:p>
-    <w:p>
-      <w:pPr>
-        <w:pBdr/>
-        <w:spacing w:line="240" w:lineRule="auto"/>
-        <w:ind w:firstLine="0" w:left="0"/>
-        <w:rPr>
-          <w:rFonts w:ascii="Times New Roman" w:hAnsi="Times New Roman" w:eastAsia="Times New Roman" w:cs="Times New Roman"/>
-          <w:sz w:val="22"/>
-          <w:szCs w:val="22"/>
-          <w:lang w:val="uk-UA"/>
-        </w:rPr>
-      </w:pPr>
-      <w:r>
-        <w:rPr>
-          <w:rFonts w:ascii="Times New Roman" w:hAnsi="Times New Roman" w:eastAsia="Times New Roman" w:cs="Times New Roman"/>
-          <w:sz w:val="22"/>
-          <w:szCs w:val="22"/>
-          <w:rtl w:val="0"/>
-          <w:lang w:val="uk-UA"/>
-        </w:rPr>
-        <w:t xml:space="preserve">Завдання №</w:t>
-      </w:r>
-      <w:r>
-        <w:rPr>
-          <w:rFonts w:ascii="Times New Roman" w:hAnsi="Times New Roman" w:eastAsia="Times New Roman" w:cs="Times New Roman"/>
-          <w:sz w:val="22"/>
-          <w:szCs w:val="22"/>
-          <w:rtl w:val="0"/>
-          <w:lang w:val="uk-UA"/>
-        </w:rPr>
-        <w:t xml:space="preserve">14</w:t>
-      </w:r>
-      <w:r>
-        <w:rPr>
-          <w:rFonts w:ascii="Times New Roman" w:hAnsi="Times New Roman" w:eastAsia="Times New Roman" w:cs="Times New Roman"/>
-          <w:sz w:val="22"/>
-          <w:szCs w:val="22"/>
-          <w:rtl w:val="0"/>
-          <w:lang w:val="uk-UA"/>
-        </w:rPr>
-        <w:t xml:space="preserve">: </w:t>
-      </w:r>
-      <w:r>
-        <w:rPr>
-          <w:rFonts w:ascii="Times New Roman" w:hAnsi="Times New Roman" w:eastAsia="Times New Roman" w:cs="Times New Roman"/>
-          <w:sz w:val="22"/>
-          <w:szCs w:val="22"/>
-          <w:rtl w:val="0"/>
-          <w:lang w:val="uk-UA"/>
-        </w:rPr>
-        <w:t xml:space="preserve">A плюс B</w:t>
-      </w:r>
-      <w:r>
-        <w:rPr>
-          <w:rFonts w:ascii="Times New Roman" w:hAnsi="Times New Roman" w:eastAsia="Times New Roman" w:cs="Times New Roman"/>
-          <w:sz w:val="22"/>
-          <w:szCs w:val="22"/>
-          <w:rtl w:val="0"/>
-          <w:lang w:val="uk-UA"/>
-        </w:rPr>
-        <w:t xml:space="preserve"> </w:t>
-      </w:r>
-      <w:r>
-        <w:rPr>
-          <w:rFonts w:ascii="Times New Roman" w:hAnsi="Times New Roman" w:eastAsia="Times New Roman" w:cs="Times New Roman"/>
-          <w:sz w:val="22"/>
-          <w:szCs w:val="22"/>
-          <w:lang w:val="uk-UA" w:bidi="uk-UA"/>
+          <w:lang w:val="uk-UA"/>
         </w:rPr>
       </w:r>
       <w:r>
@@ -8345,7 +7835,7 @@
           <w:sz w:val="22"/>
           <w:szCs w:val="22"/>
           <w:u w:val="none"/>
-          <w:lang w:val="uk-UA" w:bidi="uk-UA"/>
+          <w:lang w:val="uk-UA"/>
         </w:rPr>
       </w:r>
       <w:r>
@@ -8411,11 +7901,45 @@
       </w:r>
       <w:r>
         <w:rPr>
+          <w:sz w:val="22"/>
+          <w:szCs w:val="22"/>
+          <w:lang w:val="uk-UA"/>
+        </w:rPr>
+      </w:r>
+      <w:r>
+        <w:rPr>
+          <w:sz w:val="22"/>
+          <w:szCs w:val="22"/>
+          <w:lang w:val="uk-UA"/>
+        </w:rPr>
+      </w:r>
+    </w:p>
+    <w:p>
+      <w:pPr>
+        <w:pBdr/>
+        <w:spacing w:line="240" w:lineRule="auto"/>
+        <w:ind w:firstLine="0" w:left="720"/>
+        <w:rPr>
+          <w:sz w:val="22"/>
+          <w:szCs w:val="22"/>
+          <w:lang w:val="uk-UA"/>
+        </w:rPr>
+      </w:pPr>
+      <w:r>
+        <w:rPr>
           <w:rFonts w:ascii="Times New Roman" w:hAnsi="Times New Roman" w:eastAsia="Times New Roman" w:cs="Times New Roman"/>
           <w:sz w:val="22"/>
           <w:szCs w:val="22"/>
           <w:rtl w:val="0"/>
-          <w:lang w:val="uk-UA" w:bidi="uk-UA"/>
+          <w:lang w:val="uk-UA"/>
+        </w:rPr>
+        <w:t xml:space="preserve">Вхідні дані</w:t>
+      </w:r>
+      <w:r>
+        <w:rPr>
+          <w:sz w:val="22"/>
+          <w:szCs w:val="22"/>
+          <w:lang w:val="uk-UA"/>
         </w:rPr>
       </w:r>
       <w:r>
@@ -8445,7 +7969,7 @@
           <w:rtl w:val="0"/>
           <w:lang w:val="uk-UA"/>
         </w:rPr>
-        <w:t xml:space="preserve">Вхідні дані</w:t>
+        <w:t xml:space="preserve">У єдиному рядку задано два цілих числа 𝑎</w:t>
       </w:r>
       <w:r>
         <w:rPr>
@@ -8453,28 +7977,10 @@
           <w:sz w:val="22"/>
           <w:szCs w:val="22"/>
           <w:rtl w:val="0"/>
-          <w:lang w:val="uk-UA" w:bidi="uk-UA"/>
-        </w:rPr>
-      </w:r>
-      <w:r>
-        <w:rPr>
-          <w:sz w:val="22"/>
-          <w:szCs w:val="22"/>
-          <w:lang w:val="uk-UA"/>
-        </w:rPr>
-      </w:r>
-    </w:p>
-    <w:p>
-      <w:pPr>
-        <w:pBdr/>
-        <w:spacing w:line="240" w:lineRule="auto"/>
-        <w:ind w:firstLine="0" w:left="720"/>
-        <w:rPr>
-          <w:sz w:val="22"/>
-          <w:szCs w:val="22"/>
-          <w:lang w:val="uk-UA"/>
-        </w:rPr>
-      </w:pPr>
+          <w:lang w:val="uk-UA"/>
+        </w:rPr>
+        <w:t xml:space="preserve"> </w:t>
+      </w:r>
       <w:r>
         <w:rPr>
           <w:rFonts w:ascii="Times New Roman" w:hAnsi="Times New Roman" w:eastAsia="Times New Roman" w:cs="Times New Roman"/>
@@ -8483,7 +7989,7 @@
           <w:rtl w:val="0"/>
           <w:lang w:val="uk-UA"/>
         </w:rPr>
-        <w:t xml:space="preserve">У єдиному рядку задано два цілих числа 𝑎</w:t>
+        <w:t xml:space="preserve">та 𝑏</w:t>
       </w:r>
       <w:r>
         <w:rPr>
@@ -8493,8 +7999,34 @@
           <w:rtl w:val="0"/>
           <w:lang w:val="uk-UA"/>
         </w:rPr>
-        <w:t xml:space="preserve"> </w:t>
-      </w:r>
+        <w:t xml:space="preserve">, які треба додати.</w:t>
+      </w:r>
+      <w:r>
+        <w:rPr>
+          <w:sz w:val="22"/>
+          <w:szCs w:val="22"/>
+          <w:lang w:val="uk-UA"/>
+        </w:rPr>
+      </w:r>
+      <w:r>
+        <w:rPr>
+          <w:sz w:val="22"/>
+          <w:szCs w:val="22"/>
+          <w:lang w:val="uk-UA"/>
+        </w:rPr>
+      </w:r>
+    </w:p>
+    <w:p>
+      <w:pPr>
+        <w:pBdr/>
+        <w:spacing w:line="240" w:lineRule="auto"/>
+        <w:ind w:firstLine="0" w:left="720"/>
+        <w:rPr>
+          <w:sz w:val="22"/>
+          <w:szCs w:val="22"/>
+          <w:lang w:val="uk-UA"/>
+        </w:rPr>
+      </w:pPr>
       <w:r>
         <w:rPr>
           <w:rFonts w:ascii="Times New Roman" w:hAnsi="Times New Roman" w:eastAsia="Times New Roman" w:cs="Times New Roman"/>
@@ -8503,8 +8035,36 @@
           <w:rtl w:val="0"/>
           <w:lang w:val="uk-UA"/>
         </w:rPr>
-        <w:t xml:space="preserve">та 𝑏</w:t>
-      </w:r>
+        <w:t xml:space="preserve">Вихідні дані</w:t>
+      </w:r>
+      <w:r>
+        <w:rPr>
+          <w:sz w:val="22"/>
+          <w:szCs w:val="22"/>
+          <w:lang w:val="uk-UA"/>
+        </w:rPr>
+      </w:r>
+      <w:r>
+        <w:rPr>
+          <w:sz w:val="22"/>
+          <w:szCs w:val="22"/>
+          <w:lang w:val="uk-UA"/>
+        </w:rPr>
+      </w:r>
+    </w:p>
+    <w:p>
+      <w:pPr>
+        <w:pBdr/>
+        <w:spacing w:after="0" w:afterAutospacing="0" w:line="240" w:lineRule="auto"/>
+        <w:ind w:firstLine="0" w:left="720"/>
+        <w:rPr>
+          <w:rFonts w:ascii="Times New Roman" w:hAnsi="Times New Roman" w:eastAsia="Times New Roman" w:cs="Times New Roman"/>
+          <w:sz w:val="22"/>
+          <w:szCs w:val="22"/>
+          <w:highlight w:val="none"/>
+          <w:lang w:val="uk-UA"/>
+        </w:rPr>
+      </w:pPr>
       <w:r>
         <w:rPr>
           <w:rFonts w:ascii="Times New Roman" w:hAnsi="Times New Roman" w:eastAsia="Times New Roman" w:cs="Times New Roman"/>
@@ -8513,7 +8073,7 @@
           <w:rtl w:val="0"/>
           <w:lang w:val="uk-UA"/>
         </w:rPr>
-        <w:t xml:space="preserve">, які треба додати.</w:t>
+        <w:t xml:space="preserve">У єдиному рядк</w:t>
       </w:r>
       <w:r>
         <w:rPr>
@@ -8521,28 +8081,10 @@
           <w:sz w:val="22"/>
           <w:szCs w:val="22"/>
           <w:rtl w:val="0"/>
-          <w:lang w:val="uk-UA" w:bidi="uk-UA"/>
-        </w:rPr>
-      </w:r>
-      <w:r>
-        <w:rPr>
-          <w:sz w:val="22"/>
-          <w:szCs w:val="22"/>
-          <w:lang w:val="uk-UA"/>
-        </w:rPr>
-      </w:r>
-    </w:p>
-    <w:p>
-      <w:pPr>
-        <w:pBdr/>
-        <w:spacing w:line="240" w:lineRule="auto"/>
-        <w:ind w:firstLine="0" w:left="720"/>
-        <w:rPr>
-          <w:sz w:val="22"/>
-          <w:szCs w:val="22"/>
-          <w:lang w:val="uk-UA"/>
-        </w:rPr>
-      </w:pPr>
+          <w:lang w:val="uk-UA"/>
+        </w:rPr>
+        <w:t xml:space="preserve">у виведіть одне число — суму 𝑎</w:t>
+      </w:r>
       <w:r>
         <w:rPr>
           <w:rFonts w:ascii="Times New Roman" w:hAnsi="Times New Roman" w:eastAsia="Times New Roman" w:cs="Times New Roman"/>
@@ -8551,7 +8093,7 @@
           <w:rtl w:val="0"/>
           <w:lang w:val="uk-UA"/>
         </w:rPr>
-        <w:t xml:space="preserve">Вихідні дані</w:t>
+        <w:t xml:space="preserve"> </w:t>
       </w:r>
       <w:r>
         <w:rPr>
@@ -8559,22 +8101,21 @@
           <w:sz w:val="22"/>
           <w:szCs w:val="22"/>
           <w:rtl w:val="0"/>
-          <w:lang w:val="uk-UA" w:bidi="uk-UA"/>
-        </w:rPr>
-      </w:r>
-      <w:r>
-        <w:rPr>
+          <w:lang w:val="uk-UA"/>
+        </w:rPr>
+        <w:t xml:space="preserve">та 𝑏</w:t>
+      </w:r>
+      <w:r>
+        <w:rPr>
+          <w:rFonts w:ascii="Times New Roman" w:hAnsi="Times New Roman" w:eastAsia="Times New Roman" w:cs="Times New Roman"/>
           <w:sz w:val="22"/>
           <w:szCs w:val="22"/>
-          <w:lang w:val="uk-UA"/>
-        </w:rPr>
-      </w:r>
-    </w:p>
-    <w:p>
-      <w:pPr>
-        <w:pBdr/>
-        <w:spacing w:after="0" w:afterAutospacing="0" w:line="240" w:lineRule="auto"/>
-        <w:ind w:firstLine="0" w:left="720"/>
+          <w:rtl w:val="0"/>
+          <w:lang w:val="uk-UA"/>
+        </w:rPr>
+        <w:t xml:space="preserve">.</w:t>
+      </w:r>
+      <w:r>
         <w:rPr>
           <w:rFonts w:ascii="Times New Roman" w:hAnsi="Times New Roman" w:eastAsia="Times New Roman" w:cs="Times New Roman"/>
           <w:sz w:val="22"/>
@@ -8582,61 +8123,13 @@
           <w:highlight w:val="none"/>
           <w:lang w:val="uk-UA"/>
         </w:rPr>
-      </w:pPr>
+      </w:r>
       <w:r>
         <w:rPr>
           <w:rFonts w:ascii="Times New Roman" w:hAnsi="Times New Roman" w:eastAsia="Times New Roman" w:cs="Times New Roman"/>
           <w:sz w:val="22"/>
           <w:szCs w:val="22"/>
-          <w:rtl w:val="0"/>
-          <w:lang w:val="uk-UA"/>
-        </w:rPr>
-        <w:t xml:space="preserve">У єдиному рядк</w:t>
-      </w:r>
-      <w:r>
-        <w:rPr>
-          <w:rFonts w:ascii="Times New Roman" w:hAnsi="Times New Roman" w:eastAsia="Times New Roman" w:cs="Times New Roman"/>
-          <w:sz w:val="22"/>
-          <w:szCs w:val="22"/>
-          <w:rtl w:val="0"/>
-          <w:lang w:val="uk-UA"/>
-        </w:rPr>
-        <w:t xml:space="preserve">у виведіть одне число — суму 𝑎</w:t>
-      </w:r>
-      <w:r>
-        <w:rPr>
-          <w:rFonts w:ascii="Times New Roman" w:hAnsi="Times New Roman" w:eastAsia="Times New Roman" w:cs="Times New Roman"/>
-          <w:sz w:val="22"/>
-          <w:szCs w:val="22"/>
-          <w:rtl w:val="0"/>
-          <w:lang w:val="uk-UA"/>
-        </w:rPr>
-        <w:t xml:space="preserve"> </w:t>
-      </w:r>
-      <w:r>
-        <w:rPr>
-          <w:rFonts w:ascii="Times New Roman" w:hAnsi="Times New Roman" w:eastAsia="Times New Roman" w:cs="Times New Roman"/>
-          <w:sz w:val="22"/>
-          <w:szCs w:val="22"/>
-          <w:rtl w:val="0"/>
-          <w:lang w:val="uk-UA"/>
-        </w:rPr>
-        <w:t xml:space="preserve">та 𝑏</w:t>
-      </w:r>
-      <w:r>
-        <w:rPr>
-          <w:rFonts w:ascii="Times New Roman" w:hAnsi="Times New Roman" w:eastAsia="Times New Roman" w:cs="Times New Roman"/>
-          <w:sz w:val="22"/>
-          <w:szCs w:val="22"/>
-          <w:rtl w:val="0"/>
-          <w:lang w:val="uk-UA"/>
-        </w:rPr>
-        <w:t xml:space="preserve">.</w:t>
-      </w:r>
-      <w:r>
-        <w:rPr>
-          <w:sz w:val="22"/>
-          <w:szCs w:val="22"/>
+          <w:highlight w:val="none"/>
           <w:lang w:val="uk-UA"/>
         </w:rPr>
       </w:r>
@@ -8661,19 +8154,48 @@
           <w:rtl w:val="0"/>
           <w:lang w:val="uk-UA"/>
         </w:rPr>
-        <w:t xml:space="preserve">Завдання №15: Додаткові практичні задачі на платформі Algotester — Задача «Депутатські гроші»</w:t>
-      </w:r>
-      <w:r>
-        <w:rPr>
+        <w:t xml:space="preserve">Завдання №1</w:t>
+      </w:r>
+      <w:r>
+        <w:rPr>
+          <w:rFonts w:ascii="Times New Roman" w:hAnsi="Times New Roman" w:eastAsia="Times New Roman" w:cs="Times New Roman"/>
           <w:sz w:val="22"/>
           <w:szCs w:val="22"/>
+          <w:highlight w:val="none"/>
+          <w:rtl w:val="0"/>
+          <w:lang w:val="en-US"/>
+        </w:rPr>
+        <w:t xml:space="preserve">3</w:t>
+      </w:r>
+      <w:r>
+        <w:rPr>
+          <w:rFonts w:ascii="Times New Roman" w:hAnsi="Times New Roman" w:eastAsia="Times New Roman" w:cs="Times New Roman"/>
+          <w:sz w:val="22"/>
+          <w:szCs w:val="22"/>
+          <w:highlight w:val="none"/>
+          <w:rtl w:val="0"/>
+          <w:lang w:val="uk-UA"/>
+        </w:rPr>
+        <w:t xml:space="preserve">: Додаткові практичні задачі на платформі Algotester — Задача «Депутатські гроші»</w:t>
+      </w:r>
+      <w:r>
+        <w:rPr>
+          <w:sz w:val="22"/>
+          <w:szCs w:val="22"/>
+          <w:lang w:val="uk-UA"/>
+        </w:rPr>
+      </w:r>
+      <w:r>
+        <w:rPr>
+          <w:sz w:val="22"/>
+          <w:szCs w:val="22"/>
           <w:lang w:val="uk-UA"/>
         </w:rPr>
       </w:r>
     </w:p>
     <w:p>
       <w:pPr>
-        <w:pStyle w:val="936"/>
+        <w:pStyle w:val="956"/>
         <w:numPr>
           <w:ilvl w:val="0"/>
           <w:numId w:val="33"/>
@@ -8705,10 +8227,17 @@
           <w:lang w:val="uk-UA"/>
         </w:rPr>
       </w:r>
+      <w:r>
+        <w:rPr>
+          <w:sz w:val="22"/>
+          <w:szCs w:val="22"/>
+          <w:lang w:val="uk-UA"/>
+        </w:rPr>
+      </w:r>
     </w:p>
     <w:p>
       <w:pPr>
-        <w:pStyle w:val="936"/>
+        <w:pStyle w:val="956"/>
         <w:numPr>
           <w:ilvl w:val="0"/>
           <w:numId w:val="33"/>
@@ -8740,17 +8269,20 @@
           <w:lang w:val="uk-UA"/>
         </w:rPr>
       </w:r>
+      <w:r>
+        <w:rPr>
+          <w:sz w:val="22"/>
+          <w:szCs w:val="22"/>
+          <w:lang w:val="uk-UA"/>
+        </w:rPr>
+      </w:r>
     </w:p>
     <w:p>
       <w:pPr>
         <w:pBdr/>
         <w:spacing w:after="0" w:afterAutospacing="0" w:line="226" w:lineRule="atLeast"/>
         <w:ind w:right="0" w:firstLine="0" w:left="709"/>
-        <w:rPr>
-          <w:sz w:val="22"/>
-          <w:szCs w:val="22"/>
-          <w:lang w:val="uk-UA"/>
-        </w:rPr>
+        <w:rPr/>
       </w:pPr>
       <w:r>
         <w:rPr>
@@ -8761,27 +8293,8 @@
           <w:rtl w:val="0"/>
           <w:lang w:val="uk-UA"/>
         </w:rPr>
-        <w:t xml:space="preserve">Депутат має необмежену кількість купюр усіх номіналів (1, 2, 5, 10, 20, 50, 100, 200 та 500 гривень) і хоче придбати подарунок вартістю n гривень готівкою без решти. Необхідно знайти мінімальну кількість купюр, необхідну для оплати покупки.</w:t>
-      </w:r>
-      <w:r>
-        <w:rPr>
-          <w:sz w:val="22"/>
-          <w:szCs w:val="22"/>
-          <w:lang w:val="uk-UA"/>
-        </w:rPr>
-      </w:r>
-    </w:p>
-    <w:p>
-      <w:pPr>
-        <w:pBdr/>
-        <w:spacing w:after="0" w:afterAutospacing="0" w:line="226" w:lineRule="atLeast"/>
-        <w:ind w:right="0" w:firstLine="0" w:left="709"/>
-        <w:rPr>
-          <w:sz w:val="22"/>
-          <w:szCs w:val="22"/>
-          <w:lang w:val="uk-UA"/>
-        </w:rPr>
-      </w:pPr>
+        <w:t xml:space="preserve">Часто-густо громадяни намагаються з’ясувати, наскільки багатими є депутати. Дехто вірить, що матеріальні статки окремих депутатів є необмеженими.</w:t>
+      </w:r>
       <w:r>
         <w:rPr>
           <w:rFonts w:ascii="Times New Roman" w:hAnsi="Times New Roman" w:eastAsia="Times New Roman" w:cs="Times New Roman"/>
@@ -8791,26 +8304,15 @@
           <w:rtl w:val="0"/>
           <w:lang w:val="uk-UA"/>
         </w:rPr>
-        <w:t xml:space="preserve">Вхідні дані: одне натуральне число n — вартість подарунка.</w:t>
-      </w:r>
-      <w:r>
-        <w:rPr>
-          <w:sz w:val="22"/>
-          <w:szCs w:val="22"/>
-          <w:lang w:val="uk-UA"/>
-        </w:rPr>
-      </w:r>
+      </w:r>
+      <w:r/>
     </w:p>
     <w:p>
       <w:pPr>
         <w:pBdr/>
         <w:spacing w:after="0" w:afterAutospacing="0" w:line="226" w:lineRule="atLeast"/>
         <w:ind w:right="0" w:firstLine="0" w:left="709"/>
-        <w:rPr>
-          <w:sz w:val="22"/>
-          <w:szCs w:val="22"/>
-          <w:lang w:val="uk-UA"/>
-        </w:rPr>
+        <w:rPr/>
       </w:pPr>
       <w:r>
         <w:rPr>
@@ -8821,19 +8323,157 @@
           <w:rtl w:val="0"/>
           <w:lang w:val="uk-UA"/>
         </w:rPr>
-        <w:t xml:space="preserve">Вихідні дані: одне ціле число — мінімальна кількість купюр.</w:t>
-      </w:r>
-      <w:r>
-        <w:rPr>
+        <w:t xml:space="preserve">Тож уявіть собі депутата, у якого є необмежена кількість купюр усіх номіналів (1, 2, 5, 10, 20, 50, 100, 200 та 500 гривень). Він хоче придбати подарунок для своєї тещі, що коштує 𝑛 </w:t>
+      </w:r>
+      <w:r>
+        <w:rPr>
+          <w:rFonts w:ascii="Times New Roman" w:hAnsi="Times New Roman" w:eastAsia="Times New Roman" w:cs="Times New Roman"/>
           <w:sz w:val="22"/>
           <w:szCs w:val="22"/>
-          <w:lang w:val="uk-UA"/>
-        </w:rPr>
-      </w:r>
+          <w:highlight w:val="none"/>
+          <w:rtl w:val="0"/>
+          <w:lang w:val="uk-UA"/>
+        </w:rPr>
+        <w:t xml:space="preserve">гривень.</w:t>
+      </w:r>
+      <w:r>
+        <w:rPr>
+          <w:rFonts w:ascii="Times New Roman" w:hAnsi="Times New Roman" w:eastAsia="Times New Roman" w:cs="Times New Roman"/>
+          <w:sz w:val="22"/>
+          <w:szCs w:val="22"/>
+          <w:highlight w:val="none"/>
+          <w:rtl w:val="0"/>
+          <w:lang w:val="uk-UA"/>
+        </w:rPr>
+      </w:r>
+      <w:r/>
     </w:p>
     <w:p>
       <w:pPr>
-        <w:pStyle w:val="936"/>
+        <w:pBdr/>
+        <w:spacing w:after="0" w:afterAutospacing="0" w:line="226" w:lineRule="atLeast"/>
+        <w:ind w:right="0" w:firstLine="0" w:left="709"/>
+        <w:rPr/>
+      </w:pPr>
+      <w:r>
+        <w:rPr>
+          <w:rFonts w:ascii="Times New Roman" w:hAnsi="Times New Roman" w:eastAsia="Times New Roman" w:cs="Times New Roman"/>
+          <w:sz w:val="22"/>
+          <w:szCs w:val="22"/>
+          <w:highlight w:val="none"/>
+          <w:rtl w:val="0"/>
+          <w:lang w:val="uk-UA"/>
+        </w:rPr>
+        <w:t xml:space="preserve">Незважаючи на те, що наш герой-олігарх є нескінченно багатим, він також є нескінченно скупим та педантичним. Саме тому він хоче оплатити покупку готівкою без решти. Яка мінімальна кількість купюр йому для цього знадобиться?</w:t>
+      </w:r>
+      <w:r>
+        <w:rPr>
+          <w:rFonts w:ascii="Times New Roman" w:hAnsi="Times New Roman" w:eastAsia="Times New Roman" w:cs="Times New Roman"/>
+          <w:sz w:val="22"/>
+          <w:szCs w:val="22"/>
+          <w:highlight w:val="none"/>
+          <w:rtl w:val="0"/>
+          <w:lang w:val="uk-UA"/>
+        </w:rPr>
+      </w:r>
+      <w:r/>
+    </w:p>
+    <w:p>
+      <w:pPr>
+        <w:pBdr/>
+        <w:spacing w:after="0" w:afterAutospacing="0" w:line="226" w:lineRule="atLeast"/>
+        <w:ind w:right="0" w:firstLine="0" w:left="709"/>
+        <w:rPr/>
+      </w:pPr>
+      <w:r>
+        <w:rPr>
+          <w:rFonts w:ascii="Times New Roman" w:hAnsi="Times New Roman" w:eastAsia="Times New Roman" w:cs="Times New Roman"/>
+          <w:sz w:val="22"/>
+          <w:szCs w:val="22"/>
+          <w:highlight w:val="none"/>
+          <w:rtl w:val="0"/>
+          <w:lang w:val="uk-UA"/>
+        </w:rPr>
+        <w:t xml:space="preserve">Вхідні дані: </w:t>
+      </w:r>
+      <w:r>
+        <w:rPr>
+          <w:rFonts w:ascii="Times New Roman" w:hAnsi="Times New Roman" w:eastAsia="Times New Roman" w:cs="Times New Roman"/>
+          <w:sz w:val="22"/>
+          <w:szCs w:val="22"/>
+          <w:highlight w:val="none"/>
+          <w:rtl w:val="0"/>
+          <w:lang w:val="uk-UA"/>
+        </w:rPr>
+        <w:t xml:space="preserve">У єдиному рядку задано одне натуральне число 𝑛</w:t>
+      </w:r>
+      <w:r>
+        <w:rPr>
+          <w:rFonts w:ascii="Times New Roman" w:hAnsi="Times New Roman" w:eastAsia="Times New Roman" w:cs="Times New Roman"/>
+          <w:sz w:val="22"/>
+          <w:szCs w:val="22"/>
+          <w:highlight w:val="none"/>
+          <w:rtl w:val="0"/>
+          <w:lang w:val="uk-UA"/>
+        </w:rPr>
+        <w:t xml:space="preserve">— вартість подарунку.</w:t>
+      </w:r>
+      <w:r>
+        <w:rPr>
+          <w:rFonts w:ascii="Times New Roman" w:hAnsi="Times New Roman" w:eastAsia="Times New Roman" w:cs="Times New Roman"/>
+          <w:sz w:val="22"/>
+          <w:szCs w:val="22"/>
+          <w:highlight w:val="none"/>
+          <w:rtl w:val="0"/>
+          <w:lang w:val="uk-UA"/>
+        </w:rPr>
+      </w:r>
+      <w:r/>
+    </w:p>
+    <w:p>
+      <w:pPr>
+        <w:pBdr/>
+        <w:spacing w:after="0" w:afterAutospacing="0" w:line="226" w:lineRule="atLeast"/>
+        <w:ind w:right="0" w:firstLine="0" w:left="709"/>
+        <w:rPr/>
+      </w:pPr>
+      <w:r>
+        <w:rPr>
+          <w:rFonts w:ascii="Times New Roman" w:hAnsi="Times New Roman" w:eastAsia="Times New Roman" w:cs="Times New Roman"/>
+          <w:sz w:val="22"/>
+          <w:szCs w:val="22"/>
+          <w:highlight w:val="none"/>
+          <w:rtl w:val="0"/>
+          <w:lang w:val="uk-UA"/>
+        </w:rPr>
+        <w:t xml:space="preserve">Вихідні дані: </w:t>
+      </w:r>
+      <w:r>
+        <w:rPr>
+          <w:rFonts w:ascii="Times New Roman" w:hAnsi="Times New Roman" w:eastAsia="Times New Roman" w:cs="Times New Roman"/>
+          <w:sz w:val="22"/>
+          <w:szCs w:val="22"/>
+          <w:highlight w:val="none"/>
+          <w:rtl w:val="0"/>
+          <w:lang w:val="uk-UA"/>
+        </w:rPr>
+        <w:t xml:space="preserve">У єдиному рядку виведіть одне ціле число — мінімальну кількість купюр, що необхідна для покупки подарунка.</w:t>
+      </w:r>
+      <w:r>
+        <w:rPr>
+          <w:rFonts w:ascii="Times New Roman" w:hAnsi="Times New Roman" w:eastAsia="Times New Roman" w:cs="Times New Roman"/>
+          <w:sz w:val="22"/>
+          <w:szCs w:val="22"/>
+          <w:highlight w:val="none"/>
+          <w:rtl w:val="0"/>
+          <w:lang w:val="uk-UA"/>
+        </w:rPr>
+      </w:r>
+      <w:r/>
+    </w:p>
+    <w:p>
+      <w:pPr>
+        <w:pStyle w:val="956"/>
         <w:numPr>
           <w:ilvl w:val="0"/>
           <w:numId w:val="32"/>
@@ -8865,6 +8505,13 @@
           <w:lang w:val="uk-UA"/>
         </w:rPr>
       </w:r>
+      <w:r>
+        <w:rPr>
+          <w:sz w:val="22"/>
+          <w:szCs w:val="22"/>
+          <w:lang w:val="uk-UA"/>
+        </w:rPr>
+      </w:r>
     </w:p>
     <w:p>
       <w:pPr>
@@ -8874,6 +8521,7 @@
         <w:rPr>
           <w:sz w:val="22"/>
           <w:szCs w:val="22"/>
+          <w:highlight w:val="none"/>
           <w:lang w:val="uk-UA"/>
         </w:rPr>
       </w:pPr>
@@ -8886,7 +8534,6 @@
           <w:rtl w:val="0"/>
           <w:lang w:val="uk-UA"/>
         </w:rPr>
-        <w:t xml:space="preserve">Застосування жадібного підходу (greedy algorithm) — вибір найбільшого можливого номіналу на кожному кроці; використання 64-бітного цілого типу long long для запобігання переповнення при великих значеннях суми n.</w:t>
       </w:r>
       <w:r>
         <w:rPr>
@@ -8895,23 +8542,589 @@
           <w:szCs w:val="22"/>
           <w:highlight w:val="none"/>
           <w:rtl w:val="0"/>
-          <w:lang w:val="uk-UA" w:bidi="uk-UA"/>
-        </w:rPr>
-      </w:r>
-      <w:r>
-        <w:rPr>
-          <w:rFonts w:ascii="Times New Roman" w:hAnsi="Times New Roman" w:eastAsia="Times New Roman" w:cs="Times New Roman"/>
+          <w:lang w:val="uk-UA"/>
+        </w:rPr>
+        <w:t xml:space="preserve">Подарунок, що коштує 74 гривні, можна оплатити п’ятдесятигривневою, двадцятигривневою та двома двогривневими купюрами.</w:t>
+      </w:r>
+      <w:r>
+        <w:rPr>
+          <w:sz w:val="22"/>
+          <w:szCs w:val="22"/>
+          <w:lang w:val="uk-UA"/>
+        </w:rPr>
+      </w:r>
+      <w:r>
+        <w:rPr>
           <w:sz w:val="22"/>
           <w:szCs w:val="22"/>
           <w:highlight w:val="none"/>
-          <w:rtl w:val="0"/>
           <w:lang w:val="uk-UA"/>
         </w:rPr>
       </w:r>
     </w:p>
     <w:p>
       <w:pPr>
-        <w:pStyle w:val="973"/>
+        <w:pBdr/>
+        <w:spacing w:line="240" w:lineRule="auto"/>
+        <w:ind w:firstLine="0" w:left="0"/>
+        <w:rPr>
+          <w:rFonts w:ascii="Times New Roman" w:hAnsi="Times New Roman" w:eastAsia="Times New Roman" w:cs="Times New Roman"/>
+          <w:sz w:val="22"/>
+          <w:szCs w:val="22"/>
+          <w:lang w:val="uk-UA"/>
+        </w:rPr>
+      </w:pPr>
+      <w:r>
+        <w:rPr>
+          <w:rFonts w:ascii="Times New Roman" w:hAnsi="Times New Roman" w:eastAsia="Times New Roman" w:cs="Times New Roman"/>
+          <w:sz w:val="22"/>
+          <w:szCs w:val="22"/>
+          <w:rtl w:val="0"/>
+          <w:lang w:val="uk-UA"/>
+        </w:rPr>
+        <w:t xml:space="preserve">Завдання №1</w:t>
+      </w:r>
+      <w:r>
+        <w:rPr>
+          <w:rFonts w:ascii="Times New Roman" w:hAnsi="Times New Roman" w:eastAsia="Times New Roman" w:cs="Times New Roman"/>
+          <w:sz w:val="22"/>
+          <w:szCs w:val="22"/>
+          <w:rtl w:val="0"/>
+          <w:lang w:val="en-US"/>
+        </w:rPr>
+        <w:t xml:space="preserve">4</w:t>
+      </w:r>
+      <w:r>
+        <w:rPr>
+          <w:rFonts w:ascii="Times New Roman" w:hAnsi="Times New Roman" w:eastAsia="Times New Roman" w:cs="Times New Roman"/>
+          <w:sz w:val="22"/>
+          <w:szCs w:val="22"/>
+          <w:rtl w:val="0"/>
+          <w:lang w:val="uk-UA"/>
+        </w:rPr>
+        <w:t xml:space="preserve">: Result Documentation Report and Outcomes List Placement Activities</w:t>
+      </w:r>
+      <w:r>
+        <w:rPr>
+          <w:rFonts w:ascii="Times New Roman" w:hAnsi="Times New Roman" w:eastAsia="Times New Roman" w:cs="Times New Roman"/>
+          <w:sz w:val="22"/>
+          <w:szCs w:val="22"/>
+          <w:lang w:val="uk-UA"/>
+        </w:rPr>
+      </w:r>
+      <w:r>
+        <w:rPr>
+          <w:rFonts w:ascii="Times New Roman" w:hAnsi="Times New Roman" w:eastAsia="Times New Roman" w:cs="Times New Roman"/>
+          <w:sz w:val="22"/>
+          <w:szCs w:val="22"/>
+          <w:lang w:val="uk-UA"/>
+        </w:rPr>
+      </w:r>
+    </w:p>
+    <w:p>
+      <w:pPr>
+        <w:numPr>
+          <w:ilvl w:val="0"/>
+          <w:numId w:val="37"/>
+        </w:numPr>
+        <w:pBdr/>
+        <w:spacing w:line="240" w:lineRule="auto"/>
+        <w:ind w:hanging="360" w:left="720"/>
+        <w:rPr>
+          <w:rFonts w:ascii="Times New Roman" w:hAnsi="Times New Roman" w:eastAsia="Times New Roman" w:cs="Times New Roman"/>
+          <w:sz w:val="22"/>
+          <w:szCs w:val="22"/>
+          <w:u w:val="none"/>
+          <w:lang w:val="uk-UA"/>
+        </w:rPr>
+      </w:pPr>
+      <w:r>
+        <w:rPr>
+          <w:rFonts w:ascii="Times New Roman" w:hAnsi="Times New Roman" w:eastAsia="Times New Roman" w:cs="Times New Roman"/>
+          <w:sz w:val="22"/>
+          <w:szCs w:val="22"/>
+          <w:rtl w:val="0"/>
+          <w:lang w:val="uk-UA"/>
+        </w:rPr>
+        <w:t xml:space="preserve">Варіант завдання: Індивідуальний</w:t>
+      </w:r>
+      <w:r>
+        <w:rPr>
+          <w:rFonts w:ascii="Times New Roman" w:hAnsi="Times New Roman" w:eastAsia="Times New Roman" w:cs="Times New Roman"/>
+          <w:sz w:val="22"/>
+          <w:szCs w:val="22"/>
+          <w:u w:val="none"/>
+          <w:lang w:val="uk-UA"/>
+        </w:rPr>
+      </w:r>
+      <w:r>
+        <w:rPr>
+          <w:rFonts w:ascii="Times New Roman" w:hAnsi="Times New Roman" w:eastAsia="Times New Roman" w:cs="Times New Roman"/>
+          <w:sz w:val="22"/>
+          <w:szCs w:val="22"/>
+          <w:u w:val="none"/>
+          <w:lang w:val="uk-UA"/>
+        </w:rPr>
+      </w:r>
+    </w:p>
+    <w:p>
+      <w:pPr>
+        <w:numPr>
+          <w:ilvl w:val="0"/>
+          <w:numId w:val="37"/>
+        </w:numPr>
+        <w:pBdr/>
+        <w:spacing w:line="240" w:lineRule="auto"/>
+        <w:ind w:hanging="360" w:left="720"/>
+        <w:rPr>
+          <w:rFonts w:ascii="Times New Roman" w:hAnsi="Times New Roman" w:eastAsia="Times New Roman" w:cs="Times New Roman"/>
+          <w:sz w:val="22"/>
+          <w:szCs w:val="22"/>
+          <w:u w:val="none"/>
+          <w:lang w:val="uk-UA"/>
+        </w:rPr>
+      </w:pPr>
+      <w:r>
+        <w:rPr>
+          <w:rFonts w:ascii="Times New Roman" w:hAnsi="Times New Roman" w:eastAsia="Times New Roman" w:cs="Times New Roman"/>
+          <w:sz w:val="22"/>
+          <w:szCs w:val="22"/>
+          <w:rtl w:val="0"/>
+          <w:lang w:val="uk-UA"/>
+        </w:rPr>
+        <w:t xml:space="preserve">Деталі завдання:</w:t>
+      </w:r>
+      <w:r>
+        <w:rPr>
+          <w:rFonts w:ascii="Times New Roman" w:hAnsi="Times New Roman" w:eastAsia="Times New Roman" w:cs="Times New Roman"/>
+          <w:sz w:val="22"/>
+          <w:szCs w:val="22"/>
+          <w:u w:val="none"/>
+          <w:lang w:val="uk-UA"/>
+        </w:rPr>
+      </w:r>
+      <w:r>
+        <w:rPr>
+          <w:rFonts w:ascii="Times New Roman" w:hAnsi="Times New Roman" w:eastAsia="Times New Roman" w:cs="Times New Roman"/>
+          <w:sz w:val="22"/>
+          <w:szCs w:val="22"/>
+          <w:u w:val="none"/>
+          <w:lang w:val="uk-UA"/>
+        </w:rPr>
+      </w:r>
+    </w:p>
+    <w:p>
+      <w:pPr>
+        <w:pBdr/>
+        <w:spacing w:line="240" w:lineRule="auto"/>
+        <w:ind w:firstLine="0" w:left="720"/>
+        <w:rPr>
+          <w:rFonts w:ascii="Times New Roman" w:hAnsi="Times New Roman" w:eastAsia="Times New Roman" w:cs="Times New Roman"/>
+          <w:sz w:val="22"/>
+          <w:szCs w:val="22"/>
+          <w:lang w:val="uk-UA"/>
+        </w:rPr>
+      </w:pPr>
+      <w:r>
+        <w:rPr>
+          <w:rFonts w:ascii="Times New Roman" w:hAnsi="Times New Roman" w:eastAsia="Times New Roman" w:cs="Times New Roman"/>
+          <w:sz w:val="22"/>
+          <w:szCs w:val="22"/>
+          <w:rtl w:val="0"/>
+          <w:lang w:val="uk-UA"/>
+        </w:rPr>
+        <w:t xml:space="preserve">Сфор</w:t>
+      </w:r>
+      <w:r>
+        <w:rPr>
+          <w:rFonts w:ascii="Times New Roman" w:hAnsi="Times New Roman" w:eastAsia="Times New Roman" w:cs="Times New Roman"/>
+          <w:sz w:val="22"/>
+          <w:szCs w:val="22"/>
+          <w:rtl w:val="0"/>
+          <w:lang w:val="uk-UA"/>
+        </w:rPr>
+        <w:t xml:space="preserve">мувати підсумковий звіт за встановленим кафедральним шаблоном у форматі .docx, включивши всі текстові розділи, блок-схему, лістинги коду, скріншоти виконаних етапів та зберегти його за шляхом ai_14/davyd_bahatskyi/epic_1/epic_1_report_davyd_bahatskyi.docx.</w:t>
+      </w:r>
+      <w:r>
+        <w:rPr>
+          <w:rFonts w:ascii="Times New Roman" w:hAnsi="Times New Roman" w:eastAsia="Times New Roman" w:cs="Times New Roman"/>
+          <w:sz w:val="22"/>
+          <w:szCs w:val="22"/>
+          <w:lang w:val="uk-UA"/>
+        </w:rPr>
+      </w:r>
+      <w:r>
+        <w:rPr>
+          <w:rFonts w:ascii="Times New Roman" w:hAnsi="Times New Roman" w:eastAsia="Times New Roman" w:cs="Times New Roman"/>
+          <w:sz w:val="22"/>
+          <w:szCs w:val="22"/>
+          <w:lang w:val="uk-UA"/>
+        </w:rPr>
+      </w:r>
+    </w:p>
+    <w:p>
+      <w:pPr>
+        <w:numPr>
+          <w:ilvl w:val="0"/>
+          <w:numId w:val="36"/>
+        </w:numPr>
+        <w:pBdr/>
+        <w:spacing w:line="240" w:lineRule="auto"/>
+        <w:ind w:hanging="360" w:left="720"/>
+        <w:rPr>
+          <w:rFonts w:ascii="Times New Roman" w:hAnsi="Times New Roman" w:eastAsia="Times New Roman" w:cs="Times New Roman"/>
+          <w:sz w:val="22"/>
+          <w:szCs w:val="22"/>
+          <w:u w:val="none"/>
+          <w:lang w:val="uk-UA"/>
+        </w:rPr>
+      </w:pPr>
+      <w:r>
+        <w:rPr>
+          <w:rFonts w:ascii="Times New Roman" w:hAnsi="Times New Roman" w:eastAsia="Times New Roman" w:cs="Times New Roman"/>
+          <w:sz w:val="22"/>
+          <w:szCs w:val="22"/>
+          <w:rtl w:val="0"/>
+          <w:lang w:val="uk-UA"/>
+        </w:rPr>
+        <w:t xml:space="preserve">Важливі деталі для врахування в імплементації програми: </w:t>
+      </w:r>
+      <w:r>
+        <w:rPr>
+          <w:rFonts w:ascii="Times New Roman" w:hAnsi="Times New Roman" w:eastAsia="Times New Roman" w:cs="Times New Roman"/>
+          <w:sz w:val="22"/>
+          <w:szCs w:val="22"/>
+          <w:u w:val="none"/>
+          <w:lang w:val="uk-UA"/>
+        </w:rPr>
+      </w:r>
+      <w:r>
+        <w:rPr>
+          <w:rFonts w:ascii="Times New Roman" w:hAnsi="Times New Roman" w:eastAsia="Times New Roman" w:cs="Times New Roman"/>
+          <w:sz w:val="22"/>
+          <w:szCs w:val="22"/>
+          <w:u w:val="none"/>
+          <w:lang w:val="uk-UA"/>
+        </w:rPr>
+      </w:r>
+    </w:p>
+    <w:p>
+      <w:pPr>
+        <w:pBdr/>
+        <w:spacing w:line="240" w:lineRule="auto"/>
+        <w:ind w:firstLine="0" w:left="720"/>
+        <w:rPr>
+          <w:rFonts w:ascii="Times New Roman" w:hAnsi="Times New Roman" w:eastAsia="Times New Roman" w:cs="Times New Roman"/>
+          <w:sz w:val="22"/>
+          <w:szCs w:val="22"/>
+          <w:lang w:val="uk-UA"/>
+        </w:rPr>
+      </w:pPr>
+      <w:r>
+        <w:rPr>
+          <w:rFonts w:ascii="Times New Roman" w:hAnsi="Times New Roman" w:eastAsia="Times New Roman" w:cs="Times New Roman"/>
+          <w:sz w:val="22"/>
+          <w:szCs w:val="22"/>
+          <w:rtl w:val="0"/>
+          <w:lang w:val="uk-UA"/>
+        </w:rPr>
+        <w:t xml:space="preserve">Дотримання ієрархії каталогів репозиторію, наскрізна нумерація та підписи до всіх рисунків і лістингів коду.</w:t>
+      </w:r>
+      <w:r>
+        <w:rPr>
+          <w:rFonts w:ascii="Times New Roman" w:hAnsi="Times New Roman" w:eastAsia="Times New Roman" w:cs="Times New Roman"/>
+          <w:sz w:val="22"/>
+          <w:szCs w:val="22"/>
+          <w:lang w:val="uk-UA"/>
+        </w:rPr>
+      </w:r>
+      <w:r>
+        <w:rPr>
+          <w:rFonts w:ascii="Times New Roman" w:hAnsi="Times New Roman" w:eastAsia="Times New Roman" w:cs="Times New Roman"/>
+          <w:sz w:val="22"/>
+          <w:szCs w:val="22"/>
+          <w:lang w:val="uk-UA"/>
+        </w:rPr>
+      </w:r>
+    </w:p>
+    <w:p>
+      <w:pPr>
+        <w:pBdr/>
+        <w:spacing w:line="240" w:lineRule="auto"/>
+        <w:ind w:firstLine="0" w:left="0"/>
+        <w:rPr>
+          <w:rFonts w:ascii="Times New Roman" w:hAnsi="Times New Roman" w:eastAsia="Times New Roman" w:cs="Times New Roman"/>
+          <w:sz w:val="22"/>
+          <w:szCs w:val="22"/>
+          <w:lang w:val="uk-UA"/>
+        </w:rPr>
+      </w:pPr>
+      <w:r>
+        <w:rPr>
+          <w:rFonts w:ascii="Times New Roman" w:hAnsi="Times New Roman" w:eastAsia="Times New Roman" w:cs="Times New Roman"/>
+          <w:sz w:val="22"/>
+          <w:szCs w:val="22"/>
+          <w:rtl w:val="0"/>
+          <w:lang w:val="uk-UA"/>
+        </w:rPr>
+        <w:t xml:space="preserve">Завдання №1</w:t>
+      </w:r>
+      <w:r>
+        <w:rPr>
+          <w:rFonts w:ascii="Times New Roman" w:hAnsi="Times New Roman" w:eastAsia="Times New Roman" w:cs="Times New Roman"/>
+          <w:sz w:val="22"/>
+          <w:szCs w:val="22"/>
+          <w:rtl w:val="0"/>
+          <w:lang w:val="en-US"/>
+        </w:rPr>
+        <w:t xml:space="preserve">5</w:t>
+      </w:r>
+      <w:r>
+        <w:rPr>
+          <w:rFonts w:ascii="Times New Roman" w:hAnsi="Times New Roman" w:eastAsia="Times New Roman" w:cs="Times New Roman"/>
+          <w:sz w:val="22"/>
+          <w:szCs w:val="22"/>
+          <w:rtl w:val="0"/>
+          <w:lang w:val="uk-UA"/>
+        </w:rPr>
+        <w:t xml:space="preserve">: Results Evaluation and Release</w:t>
+      </w:r>
+      <w:r>
+        <w:rPr>
+          <w:rFonts w:ascii="Times New Roman" w:hAnsi="Times New Roman" w:eastAsia="Times New Roman" w:cs="Times New Roman"/>
+          <w:sz w:val="22"/>
+          <w:szCs w:val="22"/>
+          <w:lang w:val="uk-UA"/>
+        </w:rPr>
+      </w:r>
+      <w:r>
+        <w:rPr>
+          <w:rFonts w:ascii="Times New Roman" w:hAnsi="Times New Roman" w:eastAsia="Times New Roman" w:cs="Times New Roman"/>
+          <w:sz w:val="22"/>
+          <w:szCs w:val="22"/>
+          <w:lang w:val="uk-UA"/>
+        </w:rPr>
+      </w:r>
+    </w:p>
+    <w:p>
+      <w:pPr>
+        <w:numPr>
+          <w:ilvl w:val="0"/>
+          <w:numId w:val="35"/>
+        </w:numPr>
+        <w:pBdr/>
+        <w:spacing w:line="240" w:lineRule="auto"/>
+        <w:ind w:hanging="360" w:left="720"/>
+        <w:rPr>
+          <w:rFonts w:ascii="Times New Roman" w:hAnsi="Times New Roman" w:eastAsia="Times New Roman" w:cs="Times New Roman"/>
+          <w:sz w:val="22"/>
+          <w:szCs w:val="22"/>
+          <w:u w:val="none"/>
+          <w:lang w:val="uk-UA"/>
+        </w:rPr>
+      </w:pPr>
+      <w:r>
+        <w:rPr>
+          <w:rFonts w:ascii="Times New Roman" w:hAnsi="Times New Roman" w:eastAsia="Times New Roman" w:cs="Times New Roman"/>
+          <w:sz w:val="22"/>
+          <w:szCs w:val="22"/>
+          <w:rtl w:val="0"/>
+          <w:lang w:val="uk-UA"/>
+        </w:rPr>
+        <w:t xml:space="preserve">Варіант завдання: Індивідуальний / Команда №5</w:t>
+      </w:r>
+      <w:r>
+        <w:rPr>
+          <w:rFonts w:ascii="Times New Roman" w:hAnsi="Times New Roman" w:eastAsia="Times New Roman" w:cs="Times New Roman"/>
+          <w:sz w:val="22"/>
+          <w:szCs w:val="22"/>
+          <w:u w:val="none"/>
+          <w:lang w:val="uk-UA"/>
+        </w:rPr>
+      </w:r>
+      <w:r>
+        <w:rPr>
+          <w:rFonts w:ascii="Times New Roman" w:hAnsi="Times New Roman" w:eastAsia="Times New Roman" w:cs="Times New Roman"/>
+          <w:sz w:val="22"/>
+          <w:szCs w:val="22"/>
+          <w:u w:val="none"/>
+          <w:lang w:val="uk-UA"/>
+        </w:rPr>
+      </w:r>
+    </w:p>
+    <w:p>
+      <w:pPr>
+        <w:numPr>
+          <w:ilvl w:val="0"/>
+          <w:numId w:val="35"/>
+        </w:numPr>
+        <w:pBdr/>
+        <w:spacing w:line="240" w:lineRule="auto"/>
+        <w:ind w:hanging="360" w:left="720"/>
+        <w:rPr>
+          <w:rFonts w:ascii="Times New Roman" w:hAnsi="Times New Roman" w:eastAsia="Times New Roman" w:cs="Times New Roman"/>
+          <w:sz w:val="22"/>
+          <w:szCs w:val="22"/>
+          <w:u w:val="none"/>
+          <w:lang w:val="uk-UA"/>
+        </w:rPr>
+      </w:pPr>
+      <w:r>
+        <w:rPr>
+          <w:rFonts w:ascii="Times New Roman" w:hAnsi="Times New Roman" w:eastAsia="Times New Roman" w:cs="Times New Roman"/>
+          <w:sz w:val="22"/>
+          <w:szCs w:val="22"/>
+          <w:rtl w:val="0"/>
+          <w:lang w:val="uk-UA"/>
+        </w:rPr>
+        <w:t xml:space="preserve">Деталі завдання:</w:t>
+      </w:r>
+      <w:r>
+        <w:rPr>
+          <w:rFonts w:ascii="Times New Roman" w:hAnsi="Times New Roman" w:eastAsia="Times New Roman" w:cs="Times New Roman"/>
+          <w:sz w:val="22"/>
+          <w:szCs w:val="22"/>
+          <w:u w:val="none"/>
+          <w:lang w:val="uk-UA"/>
+        </w:rPr>
+      </w:r>
+      <w:r>
+        <w:rPr>
+          <w:rFonts w:ascii="Times New Roman" w:hAnsi="Times New Roman" w:eastAsia="Times New Roman" w:cs="Times New Roman"/>
+          <w:sz w:val="22"/>
+          <w:szCs w:val="22"/>
+          <w:u w:val="none"/>
+          <w:lang w:val="uk-UA"/>
+        </w:rPr>
+      </w:r>
+    </w:p>
+    <w:p>
+      <w:pPr>
+        <w:pBdr/>
+        <w:spacing w:line="240" w:lineRule="auto"/>
+        <w:ind w:firstLine="0" w:left="720"/>
+        <w:rPr>
+          <w:rFonts w:ascii="Times New Roman" w:hAnsi="Times New Roman" w:eastAsia="Times New Roman" w:cs="Times New Roman"/>
+          <w:sz w:val="22"/>
+          <w:szCs w:val="22"/>
+          <w:lang w:val="uk-UA"/>
+        </w:rPr>
+      </w:pPr>
+      <w:r>
+        <w:rPr>
+          <w:rFonts w:ascii="Times New Roman" w:hAnsi="Times New Roman" w:eastAsia="Times New Roman" w:cs="Times New Roman"/>
+          <w:sz w:val="22"/>
+          <w:szCs w:val="22"/>
+          <w:rtl w:val="0"/>
+          <w:lang w:val="uk-UA"/>
+        </w:rPr>
+        <w:t xml:space="preserve">Здійснити фінальний пуш робочої гілки, відкрити офіційний Pull Request до головного репозиторію кафедри з назвою «Epic 1 - Davyd Bahatskyi», залучити двох колег до перевірки (Code Review) та підготуватися до усного захисту на лабораторній роботі.</w:t>
+      </w:r>
+      <w:r>
+        <w:rPr>
+          <w:rFonts w:ascii="Times New Roman" w:hAnsi="Times New Roman" w:eastAsia="Times New Roman" w:cs="Times New Roman"/>
+          <w:sz w:val="22"/>
+          <w:szCs w:val="22"/>
+          <w:lang w:val="uk-UA"/>
+        </w:rPr>
+      </w:r>
+      <w:r>
+        <w:rPr>
+          <w:rFonts w:ascii="Times New Roman" w:hAnsi="Times New Roman" w:eastAsia="Times New Roman" w:cs="Times New Roman"/>
+          <w:sz w:val="22"/>
+          <w:szCs w:val="22"/>
+          <w:lang w:val="uk-UA"/>
+        </w:rPr>
+      </w:r>
+    </w:p>
+    <w:p>
+      <w:pPr>
+        <w:numPr>
+          <w:ilvl w:val="0"/>
+          <w:numId w:val="34"/>
+        </w:numPr>
+        <w:pBdr/>
+        <w:spacing w:line="240" w:lineRule="auto"/>
+        <w:ind w:hanging="360" w:left="720"/>
+        <w:rPr>
+          <w:rFonts w:ascii="Times New Roman" w:hAnsi="Times New Roman" w:eastAsia="Times New Roman" w:cs="Times New Roman"/>
+          <w:sz w:val="22"/>
+          <w:szCs w:val="22"/>
+          <w:u w:val="none"/>
+          <w:lang w:val="uk-UA"/>
+        </w:rPr>
+      </w:pPr>
+      <w:r>
+        <w:rPr>
+          <w:rFonts w:ascii="Times New Roman" w:hAnsi="Times New Roman" w:eastAsia="Times New Roman" w:cs="Times New Roman"/>
+          <w:sz w:val="22"/>
+          <w:szCs w:val="22"/>
+          <w:rtl w:val="0"/>
+          <w:lang w:val="uk-UA"/>
+        </w:rPr>
+        <w:t xml:space="preserve">Важливі деталі для врахування в імплементації програми: </w:t>
+      </w:r>
+      <w:r>
+        <w:rPr>
+          <w:rFonts w:ascii="Times New Roman" w:hAnsi="Times New Roman" w:eastAsia="Times New Roman" w:cs="Times New Roman"/>
+          <w:sz w:val="22"/>
+          <w:szCs w:val="22"/>
+          <w:u w:val="none"/>
+          <w:lang w:val="uk-UA"/>
+        </w:rPr>
+      </w:r>
+      <w:r>
+        <w:rPr>
+          <w:rFonts w:ascii="Times New Roman" w:hAnsi="Times New Roman" w:eastAsia="Times New Roman" w:cs="Times New Roman"/>
+          <w:sz w:val="22"/>
+          <w:szCs w:val="22"/>
+          <w:u w:val="none"/>
+          <w:lang w:val="uk-UA"/>
+        </w:rPr>
+      </w:r>
+    </w:p>
+    <w:p>
+      <w:pPr>
+        <w:pBdr/>
+        <w:spacing w:line="240" w:lineRule="auto"/>
+        <w:ind w:firstLine="0" w:left="720"/>
+        <w:rPr>
+          <w:sz w:val="22"/>
+          <w:szCs w:val="22"/>
+          <w:highlight w:val="none"/>
+          <w:lang w:val="uk-UA"/>
+        </w:rPr>
+      </w:pPr>
+      <w:r>
+        <w:rPr>
+          <w:rFonts w:ascii="Times New Roman" w:hAnsi="Times New Roman" w:eastAsia="Times New Roman" w:cs="Times New Roman"/>
+          <w:sz w:val="22"/>
+          <w:szCs w:val="22"/>
+          <w:rtl w:val="0"/>
+          <w:lang w:val="uk-UA"/>
+        </w:rPr>
+        <w:t xml:space="preserve">Отримання щонайменше двох статусів Approve від колег; сувора заборона самостійного злиття (Merge) Pull Request — мерджить виключно викладач після захисту.</w:t>
+      </w:r>
+      <w:r>
+        <w:rPr>
+          <w:sz w:val="22"/>
+          <w:szCs w:val="22"/>
+          <w:highlight w:val="none"/>
+          <w:lang w:val="uk-UA"/>
+        </w:rPr>
+      </w:r>
+      <w:r>
+        <w:rPr>
+          <w:sz w:val="22"/>
+          <w:szCs w:val="22"/>
+          <w:highlight w:val="none"/>
+          <w:lang w:val="uk-UA"/>
+        </w:rPr>
+      </w:r>
+    </w:p>
+    <w:p>
+      <w:pPr>
+        <w:pStyle w:val="993"/>
         <w:pBdr/>
         <w:spacing w:after="0" w:before="40"/>
         <w:ind/>
@@ -8945,7 +9158,7 @@
           <w:bCs/>
           <w:sz w:val="26"/>
           <w:szCs w:val="26"/>
-          <w:lang w:val="uk-UA" w:bidi="uk-UA"/>
+          <w:lang w:val="uk-UA"/>
         </w:rPr>
       </w:r>
       <w:r>
@@ -8996,7 +9209,7 @@
           <w:rFonts w:ascii="Times New Roman" w:hAnsi="Times New Roman" w:eastAsia="Times New Roman" w:cs="Times New Roman"/>
           <w:sz w:val="24"/>
           <w:szCs w:val="24"/>
-          <w:lang w:val="uk-UA" w:bidi="uk-UA"/>
+          <w:lang w:val="uk-UA"/>
         </w:rPr>
       </w:r>
       <w:r>
@@ -9039,7 +9252,7 @@
           <w:rFonts w:ascii="Times New Roman" w:hAnsi="Times New Roman" w:eastAsia="Times New Roman" w:cs="Times New Roman"/>
           <w:sz w:val="24"/>
           <w:szCs w:val="24"/>
-          <w:lang w:val="uk-UA" w:bidi="uk-UA"/>
+          <w:lang w:val="uk-UA"/>
         </w:rPr>
       </w:r>
       <w:r>
@@ -9073,14 +9286,11 @@
         </w:rPr>
       </w:r>
       <w:r>
-        <w:rPr>
-          <w:lang w:val="uk-UA"/>
-        </w:rPr>
         <mc:AlternateContent>
           <mc:Choice Requires="wpg">
             <w:drawing>
               <wp:inline xmlns:wp="http://schemas.openxmlformats.org/drawingml/2006/wordprocessingDrawing" distT="0" distB="0" distL="0" distR="0">
-                <wp:extent cx="2355261" cy="5634450"/>
+                <wp:extent cx="3230504" cy="5249100"/>
                 <wp:effectExtent l="0" t="0" r="0" b="0"/>
                 <wp:docPr id="2" name=""/>
                 <wp:cNvGraphicFramePr>
@@ -9090,7 +9300,7 @@
                   <a:graphicData uri="http://schemas.openxmlformats.org/drawingml/2006/picture">
                     <pic:pic xmlns:pic="http://schemas.openxmlformats.org/drawingml/2006/picture">
                       <pic:nvPicPr>
-                        <pic:cNvPr id="285138436" name=""/>
+                        <pic:cNvPr id="125633820" name=""/>
                         <pic:cNvPicPr>
                           <a:picLocks noChangeAspect="1"/>
                         </pic:cNvPicPr>
@@ -9101,9 +9311,9 @@
                         <a:stretch/>
                       </pic:blipFill>
                       <pic:spPr bwMode="auto">
-                        <a:xfrm rot="0" flipH="0" flipV="0">
+                        <a:xfrm flipH="0" flipV="0">
                           <a:off x="0" y="0"/>
-                          <a:ext cx="2355260" cy="5634449"/>
+                          <a:ext cx="3230503" cy="5249099"/>
                         </a:xfrm>
                         <a:prstGeom prst="rect">
                           <a:avLst/>
@@ -9136,7 +9346,7 @@
                 <v:path o:extrusionok="f" gradientshapeok="t" o:connecttype="rect"/>
                 <o:lock v:ext="edit" aspectratio="t"/>
               </v:shapetype>
-              <v:shape id="_x0000_i1" o:spid="_x0000_s1" type="#_x0000_t75" style="width:185.45pt;height:443.66pt;mso-wrap-distance-left:0.00pt;mso-wrap-distance-top:0.00pt;mso-wrap-distance-right:0.00pt;mso-wrap-distance-bottom:0.00pt;rotation:0;z-index:1;" stroked="false">
+              <v:shape id="_x0000_i1" o:spid="_x0000_s1" type="#_x0000_t75" style="width:254.37pt;height:413.31pt;mso-wrap-distance-left:0.00pt;mso-wrap-distance-top:0.00pt;mso-wrap-distance-right:0.00pt;mso-wrap-distance-bottom:0.00pt;z-index:1;" stroked="false">
                 <v:imagedata r:id="rId22" o:title=""/>
                 <o:lock v:ext="edit" rotation="t"/>
               </v:shape>
@@ -9152,6 +9362,24 @@
           <w:lang w:val="uk-UA" w:bidi="uk-UA"/>
         </w:rPr>
       </w:r>
+      <w:r/>
+      <w:r>
+        <w:rPr>
+          <w:rFonts w:ascii="Times New Roman" w:hAnsi="Times New Roman" w:eastAsia="Times New Roman" w:cs="Times New Roman"/>
+          <w:sz w:val="24"/>
+          <w:szCs w:val="24"/>
+          <w:lang w:val="uk-UA" w:bidi="uk-UA"/>
+        </w:rPr>
+      </w:r>
+      <w:r/>
+      <w:r>
+        <w:rPr>
+          <w:rFonts w:ascii="Times New Roman" w:hAnsi="Times New Roman" w:eastAsia="Times New Roman" w:cs="Times New Roman"/>
+          <w:sz w:val="24"/>
+          <w:szCs w:val="24"/>
+          <w:lang w:val="uk-UA"/>
+        </w:rPr>
+      </w:r>
       <w:r>
         <w:rPr>
           <w:rFonts w:ascii="Times New Roman" w:hAnsi="Times New Roman" w:eastAsia="Times New Roman" w:cs="Times New Roman"/>
@@ -9171,6 +9399,7 @@
           <w:rFonts w:ascii="Times New Roman" w:hAnsi="Times New Roman" w:eastAsia="Times New Roman" w:cs="Times New Roman"/>
           <w:sz w:val="24"/>
           <w:szCs w:val="24"/>
+          <w:highlight w:val="none"/>
           <w:lang w:val="uk-UA"/>
         </w:rPr>
       </w:pPr>
@@ -9193,14 +9422,231 @@
           <w:rtl w:val="0"/>
           <w:lang w:val="uk-UA"/>
         </w:rPr>
-        <w:t xml:space="preserve">Рис. 1. Блок-схема алгоритму розрахунку автономності зарядної станції</w:t>
-      </w:r>
-      <w:r>
-        <w:rPr>
-          <w:rFonts w:ascii="Times New Roman" w:hAnsi="Times New Roman" w:eastAsia="Times New Roman" w:cs="Times New Roman"/>
-          <w:sz w:val="24"/>
-          <w:szCs w:val="24"/>
+        <w:t xml:space="preserve">Рис. 1</w:t>
+      </w:r>
+      <w:r>
+        <w:rPr>
+          <w:rFonts w:ascii="Times New Roman" w:hAnsi="Times New Roman" w:eastAsia="Times New Roman" w:cs="Times New Roman"/>
+          <w:color w:val="0563c1"/>
+          <w:sz w:val="24"/>
+          <w:szCs w:val="24"/>
+          <w:rtl w:val="0"/>
+          <w:lang w:val="en-US"/>
+        </w:rPr>
+        <w:t xml:space="preserve">.1</w:t>
+      </w:r>
+      <w:r>
+        <w:rPr>
+          <w:rFonts w:ascii="Times New Roman" w:hAnsi="Times New Roman" w:eastAsia="Times New Roman" w:cs="Times New Roman"/>
+          <w:color w:val="0563c1"/>
+          <w:sz w:val="24"/>
+          <w:szCs w:val="24"/>
+          <w:rtl w:val="0"/>
+          <w:lang w:val="uk-UA"/>
+        </w:rPr>
+        <w:t xml:space="preserve">. Блок-схема алгоритму розрахунку автономності зарядної станції</w:t>
+      </w:r>
+      <w:r>
+        <w:rPr>
+          <w:rFonts w:ascii="Times New Roman" w:hAnsi="Times New Roman" w:eastAsia="Times New Roman" w:cs="Times New Roman"/>
+          <w:sz w:val="24"/>
+          <w:szCs w:val="24"/>
+          <w:highlight w:val="none"/>
+          <w:lang w:val="uk-UA"/>
+        </w:rPr>
+      </w:r>
+      <w:r>
+        <w:rPr>
+          <w:rFonts w:ascii="Times New Roman" w:hAnsi="Times New Roman" w:eastAsia="Times New Roman" w:cs="Times New Roman"/>
+          <w:sz w:val="24"/>
+          <w:szCs w:val="24"/>
+          <w:highlight w:val="none"/>
+          <w:lang w:val="uk-UA"/>
+        </w:rPr>
+      </w:r>
+    </w:p>
+    <w:p>
+      <w:pPr>
+        <w:pBdr/>
+        <w:spacing w:line="360" w:lineRule="auto"/>
+        <w:ind w:firstLine="0" w:left="720"/>
+        <w:jc w:val="center"/>
+        <w:rPr>
+          <w:rFonts w:ascii="Times New Roman" w:hAnsi="Times New Roman" w:eastAsia="Times New Roman" w:cs="Times New Roman"/>
+          <w:sz w:val="24"/>
+          <w:szCs w:val="24"/>
+          <w:highlight w:val="none"/>
           <w:lang w:val="uk-UA" w:bidi="uk-UA"/>
+        </w:rPr>
+      </w:pPr>
+      <w:r>
+        <w:rPr>
+          <w:rFonts w:ascii="Times New Roman" w:hAnsi="Times New Roman" w:eastAsia="Times New Roman" w:cs="Times New Roman"/>
+          <w:sz w:val="24"/>
+          <w:szCs w:val="24"/>
+          <w:highlight w:val="none"/>
+          <w:lang w:val="uk-UA" w:bidi="uk-UA"/>
+        </w:rPr>
+      </w:r>
+      <w:r>
+        <mc:AlternateContent>
+          <mc:Choice Requires="wpg">
+            <w:drawing>
+              <wp:inline xmlns:wp="http://schemas.openxmlformats.org/drawingml/2006/wordprocessingDrawing" distT="0" distB="0" distL="0" distR="0">
+                <wp:extent cx="3286175" cy="6354000"/>
+                <wp:effectExtent l="0" t="0" r="0" b="0"/>
+                <wp:docPr id="3" name=""/>
+                <wp:cNvGraphicFramePr>
+                  <a:graphicFrameLocks xmlns:a="http://schemas.openxmlformats.org/drawingml/2006/main" noChangeAspect="1"/>
+                </wp:cNvGraphicFramePr>
+                <a:graphic xmlns:a="http://schemas.openxmlformats.org/drawingml/2006/main">
+                  <a:graphicData uri="http://schemas.openxmlformats.org/drawingml/2006/picture">
+                    <pic:pic xmlns:pic="http://schemas.openxmlformats.org/drawingml/2006/picture">
+                      <pic:nvPicPr>
+                        <pic:cNvPr id="1209931770" name=""/>
+                        <pic:cNvPicPr>
+                          <a:picLocks noChangeAspect="1"/>
+                        </pic:cNvPicPr>
+                        <pic:nvPr/>
+                      </pic:nvPicPr>
+                      <pic:blipFill rotWithShape="1">
+                        <a:blip r:embed="rId23"/>
+                        <a:stretch/>
+                      </pic:blipFill>
+                      <pic:spPr bwMode="auto">
+                        <a:xfrm flipH="0" flipV="0">
+                          <a:off x="0" y="0"/>
+                          <a:ext cx="3286175" cy="6354000"/>
+                        </a:xfrm>
+                        <a:prstGeom prst="rect">
+                          <a:avLst/>
+                        </a:prstGeom>
+                      </pic:spPr>
+                    </pic:pic>
+                  </a:graphicData>
+                </a:graphic>
+              </wp:inline>
+            </w:drawing>
+          </mc:Choice>
+          <mc:Fallback>
+            <w:pict>
+              <v:shapetype id="_x0000_t75" coordsize="21600,21600" o:spt="75" o:preferrelative="t" path="m@4@5l@4@11@9@11@9@5xe" filled="f" stroked="f">
+                <v:stroke joinstyle="miter"/>
+                <v:formulas>
+                  <v:f eqn="if lineDrawn pixelLineWidth 0"/>
+                  <v:f eqn="sum @0 1 0"/>
+                  <v:f eqn="sum 0 0 @1"/>
+                  <v:f eqn="prod @2 1 2"/>
+                  <v:f eqn="prod @3 21600 pixelWidth"/>
+                  <v:f eqn="prod @3 21600 pixelHeight"/>
+                  <v:f eqn="sum @0 0 1"/>
+                  <v:f eqn="prod @6 1 2"/>
+                  <v:f eqn="prod @7 21600 pixelWidth"/>
+                  <v:f eqn="sum @8 21600 0"/>
+                  <v:f eqn="prod @7 21600 pixelHeight"/>
+                  <v:f eqn="sum @10 21600 0"/>
+                </v:formulas>
+                <v:path o:extrusionok="f" gradientshapeok="t" o:connecttype="rect"/>
+                <o:lock v:ext="edit" aspectratio="t"/>
+              </v:shapetype>
+              <v:shape id="_x0000_i2" o:spid="_x0000_s2" type="#_x0000_t75" style="width:258.75pt;height:500.31pt;mso-wrap-distance-left:0.00pt;mso-wrap-distance-top:0.00pt;mso-wrap-distance-right:0.00pt;mso-wrap-distance-bottom:0.00pt;z-index:1;" stroked="false">
+                <v:imagedata r:id="rId23" o:title=""/>
+                <o:lock v:ext="edit" rotation="t"/>
+              </v:shape>
+            </w:pict>
+          </mc:Fallback>
+        </mc:AlternateContent>
+      </w:r>
+      <w:r>
+        <w:rPr>
+          <w:rFonts w:ascii="Times New Roman" w:hAnsi="Times New Roman" w:eastAsia="Times New Roman" w:cs="Times New Roman"/>
+          <w:sz w:val="24"/>
+          <w:szCs w:val="24"/>
+          <w:highlight w:val="none"/>
+          <w:lang w:val="uk-UA" w:bidi="uk-UA"/>
+        </w:rPr>
+      </w:r>
+      <w:r/>
+      <w:r>
+        <w:rPr>
+          <w:rFonts w:ascii="Times New Roman" w:hAnsi="Times New Roman" w:eastAsia="Times New Roman" w:cs="Times New Roman"/>
+          <w:sz w:val="24"/>
+          <w:szCs w:val="24"/>
+          <w:highlight w:val="none"/>
+          <w:lang w:val="uk-UA" w:bidi="uk-UA"/>
+        </w:rPr>
+      </w:r>
+      <w:r>
+        <w:rPr>
+          <w:rFonts w:ascii="Times New Roman" w:hAnsi="Times New Roman" w:eastAsia="Times New Roman" w:cs="Times New Roman"/>
+          <w:sz w:val="24"/>
+          <w:szCs w:val="24"/>
+          <w:highlight w:val="none"/>
+          <w:lang w:val="uk-UA" w:bidi="uk-UA"/>
+        </w:rPr>
+      </w:r>
+    </w:p>
+    <w:p>
+      <w:pPr>
+        <w:pBdr/>
+        <w:spacing w:line="360" w:lineRule="auto"/>
+        <w:ind w:firstLine="0" w:left="720"/>
+        <w:jc w:val="center"/>
+        <w:rPr>
+          <w:rFonts w:ascii="Times New Roman" w:hAnsi="Times New Roman" w:eastAsia="Times New Roman" w:cs="Times New Roman"/>
+          <w:sz w:val="24"/>
+          <w:szCs w:val="24"/>
+          <w:lang w:val="uk-UA"/>
+        </w:rPr>
+      </w:pPr>
+      <w:r>
+        <w:rPr>
+          <w:rFonts w:ascii="Times New Roman" w:hAnsi="Times New Roman" w:eastAsia="Times New Roman" w:cs="Times New Roman"/>
+          <w:sz w:val="24"/>
+          <w:szCs w:val="24"/>
+          <w:highlight w:val="none"/>
+          <w:lang w:val="uk-UA" w:bidi="uk-UA"/>
+        </w:rPr>
+      </w:r>
+      <w:r>
+        <w:rPr>
+          <w:rFonts w:ascii="Times New Roman" w:hAnsi="Times New Roman" w:eastAsia="Times New Roman" w:cs="Times New Roman"/>
+          <w:color w:val="0563c1"/>
+          <w:sz w:val="24"/>
+          <w:szCs w:val="24"/>
+          <w:rtl w:val="0"/>
+          <w:lang w:val="uk-UA"/>
+        </w:rPr>
+        <w:t xml:space="preserve">Рис. 1</w:t>
+      </w:r>
+      <w:r>
+        <w:rPr>
+          <w:rFonts w:ascii="Times New Roman" w:hAnsi="Times New Roman" w:eastAsia="Times New Roman" w:cs="Times New Roman"/>
+          <w:color w:val="0563c1"/>
+          <w:sz w:val="24"/>
+          <w:szCs w:val="24"/>
+          <w:rtl w:val="0"/>
+          <w:lang w:val="en-US"/>
+        </w:rPr>
+        <w:t xml:space="preserve">.2</w:t>
+      </w:r>
+      <w:r>
+        <w:rPr>
+          <w:rFonts w:ascii="Times New Roman" w:hAnsi="Times New Roman" w:eastAsia="Times New Roman" w:cs="Times New Roman"/>
+          <w:color w:val="0563c1"/>
+          <w:sz w:val="24"/>
+          <w:szCs w:val="24"/>
+          <w:rtl w:val="0"/>
+          <w:lang w:val="uk-UA"/>
+        </w:rPr>
+        <w:t xml:space="preserve">. Блок-схема алгоритму розрахунку автономності зарядної станції</w:t>
+      </w:r>
+      <w:r>
+        <w:rPr>
+          <w:rFonts w:ascii="Times New Roman" w:hAnsi="Times New Roman" w:eastAsia="Times New Roman" w:cs="Times New Roman"/>
+          <w:sz w:val="24"/>
+          <w:szCs w:val="24"/>
+          <w:lang w:val="uk-UA"/>
         </w:rPr>
       </w:r>
       <w:r>
@@ -9243,7 +9689,7 @@
           <w:rFonts w:ascii="Times New Roman" w:hAnsi="Times New Roman" w:eastAsia="Times New Roman" w:cs="Times New Roman"/>
           <w:sz w:val="24"/>
           <w:szCs w:val="24"/>
-          <w:lang w:val="uk-UA" w:bidi="uk-UA"/>
+          <w:lang w:val="uk-UA"/>
         </w:rPr>
       </w:r>
       <w:r>
@@ -9306,7 +9752,7 @@
           <w:rFonts w:ascii="Times New Roman" w:hAnsi="Times New Roman" w:eastAsia="Times New Roman" w:cs="Times New Roman"/>
           <w:sz w:val="24"/>
           <w:szCs w:val="24"/>
-          <w:lang w:val="uk-UA" w:bidi="uk-UA"/>
+          <w:lang w:val="uk-UA"/>
         </w:rPr>
       </w:r>
       <w:r>
@@ -9365,7 +9811,7 @@
           <w:rFonts w:ascii="Times New Roman" w:hAnsi="Times New Roman" w:eastAsia="Times New Roman" w:cs="Times New Roman"/>
           <w:sz w:val="24"/>
           <w:szCs w:val="24"/>
-          <w:lang w:val="uk-UA" w:bidi="uk-UA"/>
+          <w:lang w:val="uk-UA"/>
         </w:rPr>
       </w:r>
       <w:r>
@@ -9408,7 +9854,7 @@
           <w:rFonts w:ascii="Times New Roman" w:hAnsi="Times New Roman" w:eastAsia="Times New Roman" w:cs="Times New Roman"/>
           <w:sz w:val="24"/>
           <w:szCs w:val="24"/>
-          <w:lang w:val="uk-UA" w:bidi="uk-UA"/>
+          <w:lang w:val="uk-UA"/>
         </w:rPr>
       </w:r>
       <w:r>
@@ -9485,8 +9931,7 @@
           <w:rFonts w:ascii="Times New Roman" w:hAnsi="Times New Roman" w:eastAsia="Times New Roman" w:cs="Times New Roman"/>
           <w:sz w:val="24"/>
           <w:szCs w:val="24"/>
-          <w:rtl w:val="0"/>
-          <w:lang w:val="uk-UA" w:bidi="uk-UA"/>
+          <w:lang w:val="uk-UA"/>
         </w:rPr>
       </w:r>
       <w:r>
@@ -9522,75 +9967,15 @@
           <w:lang w:val="uk-UA"/>
         </w:rPr>
       </w:r>
+      <w:r>
+        <w:rPr>
+          <w:lang w:val="uk-UA"/>
+        </w:rPr>
+      </w:r>
     </w:p>
     <w:p>
       <w:pPr>
-        <w:pStyle w:val="936"/>
-        <w:numPr>
-          <w:ilvl w:val="0"/>
-          <w:numId w:val="29"/>
-        </w:numPr>
-        <w:pBdr/>
-        <w:spacing w:line="240" w:lineRule="auto"/>
-        <w:ind w:right="0"/>
-        <w:rPr>
-          <w:lang w:val="uk-UA"/>
-        </w:rPr>
-      </w:pPr>
-      <w:r>
-        <w:rPr>
-          <w:rFonts w:ascii="Times New Roman" w:hAnsi="Times New Roman" w:eastAsia="Times New Roman" w:cs="Times New Roman"/>
-          <w:sz w:val="24"/>
-          <w:szCs w:val="24"/>
-          <w:rtl w:val="0"/>
-          <w:lang w:val="uk-UA"/>
-        </w:rPr>
-        <w:t xml:space="preserve">Блок-схема:</w:t>
-      </w:r>
-      <w:r>
-        <w:rPr>
-          <w:lang w:val="uk-UA"/>
-        </w:rPr>
-      </w:r>
-    </w:p>
-    <w:p>
-      <w:pPr>
-        <w:pBdr/>
-        <w:spacing w:line="240" w:lineRule="auto"/>
-        <w:ind w:right="0" w:firstLine="0" w:left="709"/>
-        <w:rPr>
-          <w:lang w:val="uk-UA"/>
-        </w:rPr>
-      </w:pPr>
-      <w:r>
-        <w:rPr>
-          <w:rFonts w:ascii="Times New Roman" w:hAnsi="Times New Roman" w:eastAsia="Times New Roman" w:cs="Times New Roman"/>
-          <w:sz w:val="24"/>
-          <w:szCs w:val="24"/>
-          <w:rtl w:val="0"/>
-          <w:lang w:val="uk-UA"/>
-        </w:rPr>
-        <w:t xml:space="preserve">Згідно </w:t>
-      </w:r>
-      <w:r>
-        <w:rPr>
-          <w:rFonts w:ascii="Times New Roman" w:hAnsi="Times New Roman" w:eastAsia="Times New Roman" w:cs="Times New Roman"/>
-          <w:sz w:val="24"/>
-          <w:szCs w:val="24"/>
-          <w:rtl w:val="0"/>
-          <w:lang w:val="uk-UA"/>
-        </w:rPr>
-        <w:t xml:space="preserve">зі специфікацією до Епіку 1, для додаткових задач на Algotester блок-схема не вимагається.</w:t>
-      </w:r>
-      <w:r>
-        <w:rPr>
-          <w:lang w:val="uk-UA"/>
-        </w:rPr>
-      </w:r>
-    </w:p>
-    <w:p>
-      <w:pPr>
-        <w:pStyle w:val="936"/>
+        <w:pStyle w:val="956"/>
         <w:numPr>
           <w:ilvl w:val="0"/>
           <w:numId w:val="30"/>
@@ -9610,7 +9995,32 @@
           <w:rtl w:val="0"/>
           <w:lang w:val="uk-UA"/>
         </w:rPr>
-        <w:t xml:space="preserve">Планований час на реалізацію: 20 хвилин</w:t>
+        <w:t xml:space="preserve">Планований час на реалізацію: </w:t>
+      </w:r>
+      <w:r>
+        <w:rPr>
+          <w:rFonts w:ascii="Times New Roman" w:hAnsi="Times New Roman" w:eastAsia="Times New Roman" w:cs="Times New Roman"/>
+          <w:sz w:val="24"/>
+          <w:szCs w:val="24"/>
+          <w:rtl w:val="0"/>
+          <w:lang w:val="en-US"/>
+        </w:rPr>
+        <w:t xml:space="preserve">3</w:t>
+      </w:r>
+      <w:r>
+        <w:rPr>
+          <w:rFonts w:ascii="Times New Roman" w:hAnsi="Times New Roman" w:eastAsia="Times New Roman" w:cs="Times New Roman"/>
+          <w:sz w:val="24"/>
+          <w:szCs w:val="24"/>
+          <w:rtl w:val="0"/>
+          <w:lang w:val="uk-UA"/>
+        </w:rPr>
+        <w:t xml:space="preserve">0 хвилин</w:t>
+      </w:r>
+      <w:r>
+        <w:rPr>
+          <w:lang w:val="uk-UA"/>
+        </w:rPr>
       </w:r>
       <w:r>
         <w:rPr>
@@ -9620,7 +10030,7 @@
     </w:p>
     <w:p>
       <w:pPr>
-        <w:pStyle w:val="936"/>
+        <w:pStyle w:val="956"/>
         <w:numPr>
           <w:ilvl w:val="0"/>
           <w:numId w:val="30"/>
@@ -9661,18 +10071,21 @@
           <w:rFonts w:ascii="Times New Roman" w:hAnsi="Times New Roman" w:eastAsia="Times New Roman" w:cs="Times New Roman"/>
           <w:sz w:val="24"/>
           <w:szCs w:val="24"/>
-          <w:lang w:val="uk-UA" w:bidi="uk-UA"/>
-        </w:rPr>
-      </w:r>
-      <w:r>
-        <w:rPr>
+          <w:lang w:val="uk-UA"/>
+        </w:rPr>
+      </w:r>
+      <w:r>
+        <w:rPr>
+          <w:rFonts w:ascii="Times New Roman" w:hAnsi="Times New Roman" w:eastAsia="Times New Roman" w:cs="Times New Roman"/>
+          <w:sz w:val="24"/>
+          <w:szCs w:val="24"/>
           <w:lang w:val="uk-UA"/>
         </w:rPr>
       </w:r>
     </w:p>
     <w:p>
       <w:pPr>
-        <w:pStyle w:val="973"/>
+        <w:pStyle w:val="993"/>
         <w:pBdr/>
         <w:spacing w:after="0" w:before="40"/>
         <w:ind/>
@@ -9704,7 +10117,7 @@
           <w:color w:val="366091"/>
           <w:sz w:val="26"/>
           <w:szCs w:val="26"/>
-          <w:lang w:val="uk-UA" w:bidi="uk-UA"/>
+          <w:lang w:val="uk-UA"/>
         </w:rPr>
       </w:r>
       <w:r>
@@ -9744,7 +10157,7 @@
           <w:rFonts w:ascii="Times New Roman" w:hAnsi="Times New Roman" w:eastAsia="Times New Roman" w:cs="Times New Roman"/>
           <w:sz w:val="24"/>
           <w:szCs w:val="24"/>
-          <w:lang w:val="uk-UA" w:bidi="uk-UA"/>
+          <w:lang w:val="uk-UA"/>
         </w:rPr>
       </w:r>
       <w:r>
@@ -9783,7 +10196,7 @@
           <w:rFonts w:ascii="Times New Roman" w:hAnsi="Times New Roman" w:eastAsia="Times New Roman" w:cs="Times New Roman"/>
           <w:sz w:val="24"/>
           <w:szCs w:val="24"/>
-          <w:lang w:val="uk-UA" w:bidi="uk-UA"/>
+          <w:lang w:val="uk-UA"/>
         </w:rPr>
       </w:r>
       <w:r>
@@ -9826,7 +10239,7 @@
               <wp:inline xmlns:wp="http://schemas.openxmlformats.org/drawingml/2006/wordprocessingDrawing" distT="0" distB="0" distL="0" distR="0">
                 <wp:extent cx="5439750" cy="3645746"/>
                 <wp:effectExtent l="0" t="0" r="0" b="0"/>
-                <wp:docPr id="3" name=""/>
+                <wp:docPr id="4" name=""/>
                 <wp:cNvGraphicFramePr>
                   <a:graphicFrameLocks xmlns:a="http://schemas.openxmlformats.org/drawingml/2006/main" noChangeAspect="1"/>
                 </wp:cNvGraphicFramePr>
@@ -9841,7 +10254,7 @@
                         <pic:nvPr/>
                       </pic:nvPicPr>
                       <pic:blipFill rotWithShape="1">
-                        <a:blip r:embed="rId23"/>
+                        <a:blip r:embed="rId24"/>
                         <a:stretch/>
                       </pic:blipFill>
                       <pic:spPr bwMode="auto">
@@ -9880,8 +10293,8 @@
                 <v:path o:extrusionok="f" gradientshapeok="t" o:connecttype="rect"/>
                 <o:lock v:ext="edit" aspectratio="t"/>
               </v:shapetype>
-              <v:shape id="_x0000_i2" o:spid="_x0000_s2" type="#_x0000_t75" style="width:428.33pt;height:287.07pt;mso-wrap-distance-left:0.00pt;mso-wrap-distance-top:0.00pt;mso-wrap-distance-right:0.00pt;mso-wrap-distance-bottom:0.00pt;z-index:1;" stroked="false">
-                <v:imagedata r:id="rId23" o:title=""/>
+              <v:shape id="_x0000_i3" o:spid="_x0000_s3" type="#_x0000_t75" style="width:428.33pt;height:287.07pt;mso-wrap-distance-left:0.00pt;mso-wrap-distance-top:0.00pt;mso-wrap-distance-right:0.00pt;mso-wrap-distance-bottom:0.00pt;z-index:1;" stroked="false">
+                <v:imagedata r:id="rId24" o:title=""/>
                 <o:lock v:ext="edit" rotation="t"/>
               </v:shape>
             </w:pict>
@@ -9893,7 +10306,7 @@
           <w:rFonts w:ascii="Times New Roman" w:hAnsi="Times New Roman" w:eastAsia="Times New Roman" w:cs="Times New Roman"/>
           <w:sz w:val="24"/>
           <w:szCs w:val="24"/>
-          <w:lang w:val="uk-UA" w:bidi="uk-UA"/>
+          <w:lang w:val="uk-UA"/>
         </w:rPr>
       </w:r>
       <w:r>
@@ -9936,7 +10349,7 @@
           <w:color w:val="0563c1"/>
           <w:sz w:val="24"/>
           <w:szCs w:val="24"/>
-          <w:lang w:val="uk-UA" w:bidi="uk-UA"/>
+          <w:lang w:val="uk-UA"/>
         </w:rPr>
       </w:r>
       <w:r>
@@ -9976,7 +10389,7 @@
           <w:rFonts w:ascii="Times New Roman" w:hAnsi="Times New Roman" w:eastAsia="Times New Roman" w:cs="Times New Roman"/>
           <w:sz w:val="24"/>
           <w:szCs w:val="24"/>
-          <w:lang w:val="uk-UA" w:bidi="uk-UA"/>
+          <w:lang w:val="uk-UA"/>
         </w:rPr>
       </w:r>
       <w:r>
@@ -10015,7 +10428,7 @@
           <w:rFonts w:ascii="Times New Roman" w:hAnsi="Times New Roman" w:eastAsia="Times New Roman" w:cs="Times New Roman"/>
           <w:sz w:val="24"/>
           <w:szCs w:val="24"/>
-          <w:lang w:val="uk-UA" w:bidi="uk-UA"/>
+          <w:lang w:val="uk-UA"/>
         </w:rPr>
       </w:r>
       <w:r>
@@ -10035,7 +10448,6 @@
         <w:jc w:val="center"/>
         <w:rPr>
           <w:rFonts w:ascii="Times New Roman" w:hAnsi="Times New Roman" w:eastAsia="Times New Roman" w:cs="Times New Roman"/>
-          <w:color w:val="0563c1"/>
           <w:sz w:val="24"/>
           <w:szCs w:val="24"/>
           <w:lang w:val="uk-UA"/>
@@ -10054,7 +10466,7 @@
               <wp:inline xmlns:wp="http://schemas.openxmlformats.org/drawingml/2006/wordprocessingDrawing" distT="0" distB="0" distL="0" distR="0">
                 <wp:extent cx="5125746" cy="3203054"/>
                 <wp:effectExtent l="0" t="0" r="0" b="0"/>
-                <wp:docPr id="4" name="image16.png"/>
+                <wp:docPr id="5" name="image16.png"/>
                 <wp:cNvGraphicFramePr/>
                 <a:graphic xmlns:a="http://schemas.openxmlformats.org/drawingml/2006/main">
                   <a:graphicData uri="http://schemas.openxmlformats.org/drawingml/2006/picture">
@@ -10065,7 +10477,7 @@
                         <pic:nvPr/>
                       </pic:nvPicPr>
                       <pic:blipFill rotWithShape="1">
-                        <a:blip r:embed="rId24"/>
+                        <a:blip r:embed="rId25"/>
                         <a:srcRect l="0" t="0" r="0" b="0"/>
                         <a:stretch/>
                       </pic:blipFill>
@@ -10106,8 +10518,8 @@
                 <v:path o:extrusionok="f" gradientshapeok="t" o:connecttype="rect"/>
                 <o:lock v:ext="edit" aspectratio="t"/>
               </v:shapetype>
-              <v:shape id="_x0000_i3" o:spid="_x0000_s3" type="#_x0000_t75" style="width:403.60pt;height:252.21pt;mso-wrap-distance-left:0.00pt;mso-wrap-distance-top:0.00pt;mso-wrap-distance-right:0.00pt;mso-wrap-distance-bottom:0.00pt;z-index:1;">
-                <v:imagedata r:id="rId24" o:title="" croptop="0f" cropleft="0f" cropbottom="0f" cropright="0f"/>
+              <v:shape id="_x0000_i4" o:spid="_x0000_s4" type="#_x0000_t75" style="width:403.60pt;height:252.21pt;mso-wrap-distance-left:0.00pt;mso-wrap-distance-top:0.00pt;mso-wrap-distance-right:0.00pt;mso-wrap-distance-bottom:0.00pt;z-index:1;">
+                <v:imagedata r:id="rId25" o:title="" croptop="0f" cropleft="0f" cropbottom="0f" cropright="0f"/>
                 <o:lock v:ext="edit" rotation="t"/>
               </v:shape>
             </w:pict>
@@ -10117,27 +10529,14 @@
       <w:r>
         <w:rPr>
           <w:rFonts w:ascii="Times New Roman" w:hAnsi="Times New Roman" w:eastAsia="Times New Roman" w:cs="Times New Roman"/>
-          <w:color w:val="0563c1"/>
-          <w:sz w:val="24"/>
-          <w:szCs w:val="24"/>
-          <w:rtl w:val="0"/>
-          <w:lang w:val="uk-UA"/>
-        </w:rPr>
-        <w:t xml:space="preserve">Рис. 3. Командна дошка в Trello з розподіленими завданнями Епіку 1</w:t>
-      </w:r>
-      <w:r>
-        <w:rPr>
-          <w:rFonts w:ascii="Times New Roman" w:hAnsi="Times New Roman" w:eastAsia="Times New Roman" w:cs="Times New Roman"/>
-          <w:color w:val="0563c1"/>
-          <w:sz w:val="24"/>
-          <w:szCs w:val="24"/>
-          <w:lang w:val="uk-UA" w:bidi="uk-UA"/>
-        </w:rPr>
-      </w:r>
-      <w:r>
-        <w:rPr>
-          <w:rFonts w:ascii="Times New Roman" w:hAnsi="Times New Roman" w:eastAsia="Times New Roman" w:cs="Times New Roman"/>
-          <w:color w:val="0563c1"/>
+          <w:sz w:val="24"/>
+          <w:szCs w:val="24"/>
+          <w:lang w:val="uk-UA"/>
+        </w:rPr>
+      </w:r>
+      <w:r>
+        <w:rPr>
+          <w:rFonts w:ascii="Times New Roman" w:hAnsi="Times New Roman" w:eastAsia="Times New Roman" w:cs="Times New Roman"/>
           <w:sz w:val="24"/>
           <w:szCs w:val="24"/>
           <w:lang w:val="uk-UA"/>
@@ -10149,34 +10548,47 @@
         <w:pBdr/>
         <w:spacing w:after="200"/>
         <w:ind/>
-        <w:rPr>
-          <w:rFonts w:ascii="Times New Roman" w:hAnsi="Times New Roman" w:eastAsia="Times New Roman" w:cs="Times New Roman"/>
-          <w:sz w:val="24"/>
-          <w:szCs w:val="24"/>
-          <w:lang w:val="uk-UA"/>
-        </w:rPr>
-      </w:pPr>
-      <w:r>
-        <w:rPr>
-          <w:rFonts w:ascii="Times New Roman" w:hAnsi="Times New Roman" w:eastAsia="Times New Roman" w:cs="Times New Roman"/>
+        <w:jc w:val="center"/>
+        <w:rPr>
+          <w:rFonts w:ascii="Times New Roman" w:hAnsi="Times New Roman" w:eastAsia="Times New Roman" w:cs="Times New Roman"/>
+          <w:color w:val="0563c1"/>
+          <w:sz w:val="24"/>
+          <w:szCs w:val="24"/>
+          <w:lang w:val="uk-UA"/>
+        </w:rPr>
+      </w:pPr>
+      <w:r>
+        <w:rPr>
+          <w:rFonts w:ascii="Times New Roman" w:hAnsi="Times New Roman" w:eastAsia="Times New Roman" w:cs="Times New Roman"/>
+          <w:sz w:val="24"/>
+          <w:szCs w:val="24"/>
+          <w:lang w:val="uk-UA"/>
+        </w:rPr>
+      </w:r>
+      <w:r>
+        <w:rPr>
+          <w:rFonts w:ascii="Times New Roman" w:hAnsi="Times New Roman" w:eastAsia="Times New Roman" w:cs="Times New Roman"/>
+          <w:color w:val="0563c1"/>
           <w:sz w:val="24"/>
           <w:szCs w:val="24"/>
           <w:rtl w:val="0"/>
           <w:lang w:val="uk-UA"/>
         </w:rPr>
-        <w:t xml:space="preserve">Завдання №4: Configuration: Linux Console Commands</w:t>
-      </w:r>
-      <w:r>
-        <w:rPr>
-          <w:rFonts w:ascii="Times New Roman" w:hAnsi="Times New Roman" w:eastAsia="Times New Roman" w:cs="Times New Roman"/>
-          <w:sz w:val="24"/>
-          <w:szCs w:val="24"/>
-          <w:lang w:val="uk-UA" w:bidi="uk-UA"/>
-        </w:rPr>
-      </w:r>
-      <w:r>
-        <w:rPr>
-          <w:rFonts w:ascii="Times New Roman" w:hAnsi="Times New Roman" w:eastAsia="Times New Roman" w:cs="Times New Roman"/>
+        <w:t xml:space="preserve">Рис. 3. Командна дошка в Trello з розподіленими завданнями Епіку 1</w:t>
+      </w:r>
+      <w:r>
+        <w:rPr>
+          <w:rFonts w:ascii="Times New Roman" w:hAnsi="Times New Roman" w:eastAsia="Times New Roman" w:cs="Times New Roman"/>
+          <w:color w:val="0563c1"/>
+          <w:sz w:val="24"/>
+          <w:szCs w:val="24"/>
+          <w:lang w:val="uk-UA"/>
+        </w:rPr>
+      </w:r>
+      <w:r>
+        <w:rPr>
+          <w:rFonts w:ascii="Times New Roman" w:hAnsi="Times New Roman" w:eastAsia="Times New Roman" w:cs="Times New Roman"/>
+          <w:color w:val="0563c1"/>
           <w:sz w:val="24"/>
           <w:szCs w:val="24"/>
           <w:lang w:val="uk-UA"/>
@@ -10203,6 +10615,45 @@
           <w:rtl w:val="0"/>
           <w:lang w:val="uk-UA"/>
         </w:rPr>
+        <w:t xml:space="preserve">Завдання №4: Configuration: Linux Console Commands</w:t>
+      </w:r>
+      <w:r>
+        <w:rPr>
+          <w:rFonts w:ascii="Times New Roman" w:hAnsi="Times New Roman" w:eastAsia="Times New Roman" w:cs="Times New Roman"/>
+          <w:sz w:val="24"/>
+          <w:szCs w:val="24"/>
+          <w:lang w:val="uk-UA"/>
+        </w:rPr>
+      </w:r>
+      <w:r>
+        <w:rPr>
+          <w:rFonts w:ascii="Times New Roman" w:hAnsi="Times New Roman" w:eastAsia="Times New Roman" w:cs="Times New Roman"/>
+          <w:sz w:val="24"/>
+          <w:szCs w:val="24"/>
+          <w:lang w:val="uk-UA"/>
+        </w:rPr>
+      </w:r>
+    </w:p>
+    <w:p>
+      <w:pPr>
+        <w:pBdr/>
+        <w:spacing w:after="200"/>
+        <w:ind/>
+        <w:rPr>
+          <w:rFonts w:ascii="Times New Roman" w:hAnsi="Times New Roman" w:eastAsia="Times New Roman" w:cs="Times New Roman"/>
+          <w:sz w:val="24"/>
+          <w:szCs w:val="24"/>
+          <w:lang w:val="uk-UA"/>
+        </w:rPr>
+      </w:pPr>
+      <w:r>
+        <w:rPr>
+          <w:rFonts w:ascii="Times New Roman" w:hAnsi="Times New Roman" w:eastAsia="Times New Roman" w:cs="Times New Roman"/>
+          <w:sz w:val="24"/>
+          <w:szCs w:val="24"/>
+          <w:rtl w:val="0"/>
+          <w:lang w:val="uk-UA"/>
+        </w:rPr>
         <w:t xml:space="preserve">Відкрито нативний термінал Linux (оболонка fish). Відпрацьовано виконання базових консольних команд навігації файловою системою, створення структури директорій проєкту (mkdir -p), перегляду вмісту каталогів (ls -la) та поточного шляху (pwd).</w:t>
       </w:r>
       <w:r>
@@ -10210,7 +10661,7 @@
           <w:rFonts w:ascii="Times New Roman" w:hAnsi="Times New Roman" w:eastAsia="Times New Roman" w:cs="Times New Roman"/>
           <w:sz w:val="24"/>
           <w:szCs w:val="24"/>
-          <w:lang w:val="uk-UA" w:bidi="uk-UA"/>
+          <w:lang w:val="uk-UA"/>
         </w:rPr>
       </w:r>
       <w:r>
@@ -10248,7 +10699,7 @@
               <wp:inline xmlns:wp="http://schemas.openxmlformats.org/drawingml/2006/wordprocessingDrawing" distT="0" distB="0" distL="0" distR="0">
                 <wp:extent cx="4830638" cy="3014984"/>
                 <wp:effectExtent l="0" t="0" r="0" b="0"/>
-                <wp:docPr id="5" name="image10.png"/>
+                <wp:docPr id="6" name="image10.png"/>
                 <wp:cNvGraphicFramePr/>
                 <a:graphic xmlns:a="http://schemas.openxmlformats.org/drawingml/2006/main">
                   <a:graphicData uri="http://schemas.openxmlformats.org/drawingml/2006/picture">
@@ -10259,7 +10710,7 @@
                         <pic:nvPr/>
                       </pic:nvPicPr>
                       <pic:blipFill rotWithShape="1">
-                        <a:blip r:embed="rId25"/>
+                        <a:blip r:embed="rId26"/>
                         <a:srcRect l="0" t="0" r="0" b="0"/>
                         <a:stretch/>
                       </pic:blipFill>
@@ -10300,8 +10751,8 @@
                 <v:path o:extrusionok="f" gradientshapeok="t" o:connecttype="rect"/>
                 <o:lock v:ext="edit" aspectratio="t"/>
               </v:shapetype>
-              <v:shape id="_x0000_i4" o:spid="_x0000_s4" type="#_x0000_t75" style="width:380.37pt;height:237.40pt;mso-wrap-distance-left:0.00pt;mso-wrap-distance-top:0.00pt;mso-wrap-distance-right:0.00pt;mso-wrap-distance-bottom:0.00pt;z-index:1;">
-                <v:imagedata r:id="rId25" o:title="" croptop="0f" cropleft="0f" cropbottom="0f" cropright="0f"/>
+              <v:shape id="_x0000_i5" o:spid="_x0000_s5" type="#_x0000_t75" style="width:380.37pt;height:237.40pt;mso-wrap-distance-left:0.00pt;mso-wrap-distance-top:0.00pt;mso-wrap-distance-right:0.00pt;mso-wrap-distance-bottom:0.00pt;z-index:1;">
+                <v:imagedata r:id="rId26" o:title="" croptop="0f" cropleft="0f" cropbottom="0f" cropright="0f"/>
                 <o:lock v:ext="edit" rotation="t"/>
               </v:shape>
             </w:pict>
@@ -10313,7 +10764,7 @@
           <w:rFonts w:ascii="Times New Roman" w:hAnsi="Times New Roman" w:eastAsia="Times New Roman" w:cs="Times New Roman"/>
           <w:sz w:val="24"/>
           <w:szCs w:val="24"/>
-          <w:lang w:val="uk-UA" w:bidi="uk-UA"/>
+          <w:lang w:val="uk-UA"/>
         </w:rPr>
       </w:r>
       <w:r>
@@ -10330,6 +10781,7 @@
         <w:pBdr/>
         <w:spacing w:after="200"/>
         <w:ind/>
+        <w:jc w:val="center"/>
         <w:rPr>
           <w:rFonts w:ascii="Times New Roman" w:hAnsi="Times New Roman" w:eastAsia="Times New Roman" w:cs="Times New Roman"/>
           <w:color w:val="0563c1"/>
@@ -10355,7 +10807,7 @@
           <w:color w:val="0563c1"/>
           <w:sz w:val="24"/>
           <w:szCs w:val="24"/>
-          <w:lang w:val="uk-UA" w:bidi="uk-UA"/>
+          <w:lang w:val="uk-UA"/>
         </w:rPr>
       </w:r>
       <w:r>
@@ -10395,7 +10847,7 @@
           <w:rFonts w:ascii="Times New Roman" w:hAnsi="Times New Roman" w:eastAsia="Times New Roman" w:cs="Times New Roman"/>
           <w:sz w:val="24"/>
           <w:szCs w:val="24"/>
-          <w:lang w:val="uk-UA" w:bidi="uk-UA"/>
+          <w:lang w:val="uk-UA"/>
         </w:rPr>
       </w:r>
       <w:r>
@@ -10444,7 +10896,7 @@
           <w:rFonts w:ascii="Times New Roman" w:hAnsi="Times New Roman" w:eastAsia="Times New Roman" w:cs="Times New Roman"/>
           <w:sz w:val="24"/>
           <w:szCs w:val="24"/>
-          <w:lang w:val="uk-UA" w:bidi="uk-UA"/>
+          <w:lang w:val="uk-UA"/>
         </w:rPr>
       </w:r>
       <w:r>
@@ -10482,7 +10934,7 @@
               <wp:inline xmlns:wp="http://schemas.openxmlformats.org/drawingml/2006/wordprocessingDrawing" distT="0" distB="0" distL="0" distR="0">
                 <wp:extent cx="4900613" cy="3801638"/>
                 <wp:effectExtent l="0" t="0" r="0" b="0"/>
-                <wp:docPr id="6" name="image11.png"/>
+                <wp:docPr id="7" name="image11.png"/>
                 <wp:cNvGraphicFramePr/>
                 <a:graphic xmlns:a="http://schemas.openxmlformats.org/drawingml/2006/main">
                   <a:graphicData uri="http://schemas.openxmlformats.org/drawingml/2006/picture">
@@ -10493,7 +10945,7 @@
                         <pic:nvPr/>
                       </pic:nvPicPr>
                       <pic:blipFill rotWithShape="1">
-                        <a:blip r:embed="rId26"/>
+                        <a:blip r:embed="rId27"/>
                         <a:srcRect l="0" t="0" r="0" b="0"/>
                         <a:stretch/>
                       </pic:blipFill>
@@ -10534,8 +10986,8 @@
                 <v:path o:extrusionok="f" gradientshapeok="t" o:connecttype="rect"/>
                 <o:lock v:ext="edit" aspectratio="t"/>
               </v:shapetype>
-              <v:shape id="_x0000_i5" o:spid="_x0000_s5" type="#_x0000_t75" style="width:385.88pt;height:299.34pt;mso-wrap-distance-left:0.00pt;mso-wrap-distance-top:0.00pt;mso-wrap-distance-right:0.00pt;mso-wrap-distance-bottom:0.00pt;z-index:1;">
-                <v:imagedata r:id="rId26" o:title="" croptop="0f" cropleft="0f" cropbottom="0f" cropright="0f"/>
+              <v:shape id="_x0000_i6" o:spid="_x0000_s6" type="#_x0000_t75" style="width:385.88pt;height:299.34pt;mso-wrap-distance-left:0.00pt;mso-wrap-distance-top:0.00pt;mso-wrap-distance-right:0.00pt;mso-wrap-distance-bottom:0.00pt;z-index:1;">
+                <v:imagedata r:id="rId27" o:title="" croptop="0f" cropleft="0f" cropbottom="0f" cropright="0f"/>
                 <o:lock v:ext="edit" rotation="t"/>
               </v:shape>
             </w:pict>
@@ -10547,7 +10999,7 @@
           <w:rFonts w:ascii="Times New Roman" w:hAnsi="Times New Roman" w:eastAsia="Times New Roman" w:cs="Times New Roman"/>
           <w:sz w:val="24"/>
           <w:szCs w:val="24"/>
-          <w:lang w:val="uk-UA" w:bidi="uk-UA"/>
+          <w:lang w:val="uk-UA"/>
         </w:rPr>
       </w:r>
       <w:r>
@@ -10590,7 +11042,7 @@
           <w:color w:val="0563c1"/>
           <w:sz w:val="24"/>
           <w:szCs w:val="24"/>
-          <w:lang w:val="uk-UA" w:bidi="uk-UA"/>
+          <w:lang w:val="uk-UA"/>
         </w:rPr>
       </w:r>
       <w:r>
@@ -10629,7 +11081,7 @@
               <wp:inline xmlns:wp="http://schemas.openxmlformats.org/drawingml/2006/wordprocessingDrawing" distT="0" distB="0" distL="0" distR="0">
                 <wp:extent cx="4976813" cy="2670283"/>
                 <wp:effectExtent l="0" t="0" r="0" b="0"/>
-                <wp:docPr id="7" name="image1.png"/>
+                <wp:docPr id="8" name="image1.png"/>
                 <wp:cNvGraphicFramePr/>
                 <a:graphic xmlns:a="http://schemas.openxmlformats.org/drawingml/2006/main">
                   <a:graphicData uri="http://schemas.openxmlformats.org/drawingml/2006/picture">
@@ -10640,7 +11092,7 @@
                         <pic:nvPr/>
                       </pic:nvPicPr>
                       <pic:blipFill rotWithShape="1">
-                        <a:blip r:embed="rId27"/>
+                        <a:blip r:embed="rId28"/>
                         <a:srcRect l="0" t="0" r="0" b="0"/>
                         <a:stretch/>
                       </pic:blipFill>
@@ -10681,8 +11133,8 @@
                 <v:path o:extrusionok="f" gradientshapeok="t" o:connecttype="rect"/>
                 <o:lock v:ext="edit" aspectratio="t"/>
               </v:shapetype>
-              <v:shape id="_x0000_i6" o:spid="_x0000_s6" type="#_x0000_t75" style="width:391.88pt;height:210.26pt;mso-wrap-distance-left:0.00pt;mso-wrap-distance-top:0.00pt;mso-wrap-distance-right:0.00pt;mso-wrap-distance-bottom:0.00pt;z-index:1;">
-                <v:imagedata r:id="rId27" o:title="" croptop="0f" cropleft="0f" cropbottom="0f" cropright="0f"/>
+              <v:shape id="_x0000_i7" o:spid="_x0000_s7" type="#_x0000_t75" style="width:391.88pt;height:210.26pt;mso-wrap-distance-left:0.00pt;mso-wrap-distance-top:0.00pt;mso-wrap-distance-right:0.00pt;mso-wrap-distance-bottom:0.00pt;z-index:1;">
+                <v:imagedata r:id="rId28" o:title="" croptop="0f" cropleft="0f" cropbottom="0f" cropright="0f"/>
                 <o:lock v:ext="edit" rotation="t"/>
               </v:shape>
             </w:pict>
@@ -10694,7 +11146,7 @@
           <w:rFonts w:ascii="Times New Roman" w:hAnsi="Times New Roman" w:eastAsia="Times New Roman" w:cs="Times New Roman"/>
           <w:sz w:val="24"/>
           <w:szCs w:val="24"/>
-          <w:lang w:val="uk-UA" w:bidi="uk-UA"/>
+          <w:lang w:val="uk-UA"/>
         </w:rPr>
       </w:r>
       <w:r>
@@ -10737,7 +11189,7 @@
           <w:color w:val="0563c1"/>
           <w:sz w:val="24"/>
           <w:szCs w:val="24"/>
-          <w:lang w:val="uk-UA" w:bidi="uk-UA"/>
+          <w:lang w:val="uk-UA"/>
         </w:rPr>
       </w:r>
       <w:r>
@@ -10778,7 +11230,8 @@
           <w:rFonts w:ascii="Times New Roman" w:hAnsi="Times New Roman" w:eastAsia="Times New Roman" w:cs="Times New Roman"/>
           <w:sz w:val="24"/>
           <w:szCs w:val="24"/>
-          <w:lang w:val="uk-UA" w:bidi="uk-UA"/>
+          <w:highlight w:val="none"/>
+          <w:lang w:val="uk-UA"/>
         </w:rPr>
       </w:r>
       <w:r>
@@ -10829,9 +11282,7 @@
           <w:rFonts w:ascii="Times New Roman" w:hAnsi="Times New Roman" w:eastAsia="Times New Roman" w:cs="Times New Roman"/>
           <w:sz w:val="24"/>
           <w:szCs w:val="24"/>
-          <w:highlight w:val="none"/>
-          <w:rtl w:val="0"/>
-          <w:lang w:val="uk-UA" w:bidi="uk-UA"/>
+          <w:lang w:val="uk-UA"/>
         </w:rPr>
       </w:r>
       <w:r>
@@ -10869,7 +11320,7 @@
               <wp:inline xmlns:wp="http://schemas.openxmlformats.org/drawingml/2006/wordprocessingDrawing" distT="0" distB="0" distL="0" distR="0">
                 <wp:extent cx="5104396" cy="927505"/>
                 <wp:effectExtent l="0" t="0" r="0" b="0"/>
-                <wp:docPr id="8" name="image12.png"/>
+                <wp:docPr id="9" name="image12.png"/>
                 <wp:cNvGraphicFramePr/>
                 <a:graphic xmlns:a="http://schemas.openxmlformats.org/drawingml/2006/main">
                   <a:graphicData uri="http://schemas.openxmlformats.org/drawingml/2006/picture">
@@ -10880,7 +11331,7 @@
                         <pic:nvPr/>
                       </pic:nvPicPr>
                       <pic:blipFill rotWithShape="1">
-                        <a:blip r:embed="rId28"/>
+                        <a:blip r:embed="rId29"/>
                         <a:srcRect l="0" t="0" r="0" b="0"/>
                         <a:stretch/>
                       </pic:blipFill>
@@ -10921,8 +11372,8 @@
                 <v:path o:extrusionok="f" gradientshapeok="t" o:connecttype="rect"/>
                 <o:lock v:ext="edit" aspectratio="t"/>
               </v:shapetype>
-              <v:shape id="_x0000_i7" o:spid="_x0000_s7" type="#_x0000_t75" style="width:401.92pt;height:73.03pt;mso-wrap-distance-left:0.00pt;mso-wrap-distance-top:0.00pt;mso-wrap-distance-right:0.00pt;mso-wrap-distance-bottom:0.00pt;z-index:1;">
-                <v:imagedata r:id="rId28" o:title="" croptop="0f" cropleft="0f" cropbottom="0f" cropright="0f"/>
+              <v:shape id="_x0000_i8" o:spid="_x0000_s8" type="#_x0000_t75" style="width:401.92pt;height:73.03pt;mso-wrap-distance-left:0.00pt;mso-wrap-distance-top:0.00pt;mso-wrap-distance-right:0.00pt;mso-wrap-distance-bottom:0.00pt;z-index:1;">
+                <v:imagedata r:id="rId29" o:title="" croptop="0f" cropleft="0f" cropbottom="0f" cropright="0f"/>
                 <o:lock v:ext="edit" rotation="t"/>
               </v:shape>
             </w:pict>
@@ -10934,7 +11385,7 @@
           <w:rFonts w:ascii="Times New Roman" w:hAnsi="Times New Roman" w:eastAsia="Times New Roman" w:cs="Times New Roman"/>
           <w:sz w:val="24"/>
           <w:szCs w:val="24"/>
-          <w:lang w:val="uk-UA" w:bidi="uk-UA"/>
+          <w:lang w:val="uk-UA"/>
         </w:rPr>
       </w:r>
       <w:r>
@@ -10977,7 +11428,7 @@
           <w:color w:val="0563c1"/>
           <w:sz w:val="24"/>
           <w:szCs w:val="24"/>
-          <w:lang w:val="uk-UA" w:bidi="uk-UA"/>
+          <w:lang w:val="uk-UA"/>
         </w:rPr>
       </w:r>
       <w:r>
@@ -11017,7 +11468,7 @@
           <w:rFonts w:ascii="Times New Roman" w:hAnsi="Times New Roman" w:eastAsia="Times New Roman" w:cs="Times New Roman"/>
           <w:sz w:val="24"/>
           <w:szCs w:val="24"/>
-          <w:lang w:val="uk-UA" w:bidi="uk-UA"/>
+          <w:lang w:val="uk-UA"/>
         </w:rPr>
       </w:r>
       <w:r>
@@ -11056,7 +11507,7 @@
           <w:rFonts w:ascii="Times New Roman" w:hAnsi="Times New Roman" w:eastAsia="Times New Roman" w:cs="Times New Roman"/>
           <w:sz w:val="24"/>
           <w:szCs w:val="24"/>
-          <w:lang w:val="uk-UA" w:bidi="uk-UA"/>
+          <w:lang w:val="uk-UA"/>
         </w:rPr>
       </w:r>
       <w:r>
@@ -11094,7 +11545,7 @@
               <wp:inline xmlns:wp="http://schemas.openxmlformats.org/drawingml/2006/wordprocessingDrawing" distT="0" distB="0" distL="0" distR="0">
                 <wp:extent cx="5069989" cy="1426819"/>
                 <wp:effectExtent l="0" t="0" r="0" b="0"/>
-                <wp:docPr id="9" name="image15.png"/>
+                <wp:docPr id="10" name="image15.png"/>
                 <wp:cNvGraphicFramePr/>
                 <a:graphic xmlns:a="http://schemas.openxmlformats.org/drawingml/2006/main">
                   <a:graphicData uri="http://schemas.openxmlformats.org/drawingml/2006/picture">
@@ -11105,7 +11556,7 @@
                         <pic:nvPr/>
                       </pic:nvPicPr>
                       <pic:blipFill rotWithShape="1">
-                        <a:blip r:embed="rId29"/>
+                        <a:blip r:embed="rId30"/>
                         <a:srcRect l="0" t="0" r="0" b="0"/>
                         <a:stretch/>
                       </pic:blipFill>
@@ -11146,8 +11597,8 @@
                 <v:path o:extrusionok="f" gradientshapeok="t" o:connecttype="rect"/>
                 <o:lock v:ext="edit" aspectratio="t"/>
               </v:shapetype>
-              <v:shape id="_x0000_i8" o:spid="_x0000_s8" type="#_x0000_t75" style="width:399.21pt;height:112.35pt;mso-wrap-distance-left:0.00pt;mso-wrap-distance-top:0.00pt;mso-wrap-distance-right:0.00pt;mso-wrap-distance-bottom:0.00pt;z-index:1;">
-                <v:imagedata r:id="rId29" o:title="" croptop="0f" cropleft="0f" cropbottom="0f" cropright="0f"/>
+              <v:shape id="_x0000_i9" o:spid="_x0000_s9" type="#_x0000_t75" style="width:399.21pt;height:112.35pt;mso-wrap-distance-left:0.00pt;mso-wrap-distance-top:0.00pt;mso-wrap-distance-right:0.00pt;mso-wrap-distance-bottom:0.00pt;z-index:1;">
+                <v:imagedata r:id="rId30" o:title="" croptop="0f" cropleft="0f" cropbottom="0f" cropright="0f"/>
                 <o:lock v:ext="edit" rotation="t"/>
               </v:shape>
             </w:pict>
@@ -11159,7 +11610,7 @@
           <w:rFonts w:ascii="Times New Roman" w:hAnsi="Times New Roman" w:eastAsia="Times New Roman" w:cs="Times New Roman"/>
           <w:sz w:val="24"/>
           <w:szCs w:val="24"/>
-          <w:lang w:val="uk-UA" w:bidi="uk-UA"/>
+          <w:lang w:val="uk-UA"/>
         </w:rPr>
       </w:r>
       <w:r>
@@ -11202,7 +11653,7 @@
           <w:color w:val="0563c1"/>
           <w:sz w:val="24"/>
           <w:szCs w:val="24"/>
-          <w:lang w:val="uk-UA" w:bidi="uk-UA"/>
+          <w:lang w:val="uk-UA"/>
         </w:rPr>
       </w:r>
       <w:r>
@@ -11242,7 +11693,7 @@
           <w:rFonts w:ascii="Times New Roman" w:hAnsi="Times New Roman" w:eastAsia="Times New Roman" w:cs="Times New Roman"/>
           <w:sz w:val="24"/>
           <w:szCs w:val="24"/>
-          <w:lang w:val="uk-UA" w:bidi="uk-UA"/>
+          <w:lang w:val="uk-UA"/>
         </w:rPr>
       </w:r>
       <w:r>
@@ -11281,7 +11732,7 @@
           <w:rFonts w:ascii="Times New Roman" w:hAnsi="Times New Roman" w:eastAsia="Times New Roman" w:cs="Times New Roman"/>
           <w:sz w:val="24"/>
           <w:szCs w:val="24"/>
-          <w:lang w:val="uk-UA" w:bidi="uk-UA"/>
+          <w:lang w:val="uk-UA"/>
         </w:rPr>
       </w:r>
       <w:r>
@@ -11319,7 +11770,7 @@
               <wp:inline xmlns:wp="http://schemas.openxmlformats.org/drawingml/2006/wordprocessingDrawing" distT="0" distB="0" distL="0" distR="0">
                 <wp:extent cx="4477592" cy="1785974"/>
                 <wp:effectExtent l="0" t="0" r="0" b="0"/>
-                <wp:docPr id="10" name="image8.png"/>
+                <wp:docPr id="11" name="image8.png"/>
                 <wp:cNvGraphicFramePr/>
                 <a:graphic xmlns:a="http://schemas.openxmlformats.org/drawingml/2006/main">
                   <a:graphicData uri="http://schemas.openxmlformats.org/drawingml/2006/picture">
@@ -11330,7 +11781,7 @@
                         <pic:nvPr/>
                       </pic:nvPicPr>
                       <pic:blipFill rotWithShape="1">
-                        <a:blip r:embed="rId30"/>
+                        <a:blip r:embed="rId31"/>
                         <a:srcRect l="0" t="0" r="0" b="0"/>
                         <a:stretch/>
                       </pic:blipFill>
@@ -11371,8 +11822,8 @@
                 <v:path o:extrusionok="f" gradientshapeok="t" o:connecttype="rect"/>
                 <o:lock v:ext="edit" aspectratio="t"/>
               </v:shapetype>
-              <v:shape id="_x0000_i9" o:spid="_x0000_s9" type="#_x0000_t75" style="width:352.57pt;height:140.63pt;mso-wrap-distance-left:0.00pt;mso-wrap-distance-top:0.00pt;mso-wrap-distance-right:0.00pt;mso-wrap-distance-bottom:0.00pt;z-index:1;">
-                <v:imagedata r:id="rId30" o:title="" croptop="0f" cropleft="0f" cropbottom="0f" cropright="0f"/>
+              <v:shape id="_x0000_i10" o:spid="_x0000_s10" type="#_x0000_t75" style="width:352.57pt;height:140.63pt;mso-wrap-distance-left:0.00pt;mso-wrap-distance-top:0.00pt;mso-wrap-distance-right:0.00pt;mso-wrap-distance-bottom:0.00pt;z-index:1;">
+                <v:imagedata r:id="rId31" o:title="" croptop="0f" cropleft="0f" cropbottom="0f" cropright="0f"/>
                 <o:lock v:ext="edit" rotation="t"/>
               </v:shape>
             </w:pict>
@@ -11384,7 +11835,7 @@
           <w:rFonts w:ascii="Times New Roman" w:hAnsi="Times New Roman" w:eastAsia="Times New Roman" w:cs="Times New Roman"/>
           <w:sz w:val="24"/>
           <w:szCs w:val="24"/>
-          <w:lang w:val="uk-UA" w:bidi="uk-UA"/>
+          <w:lang w:val="uk-UA"/>
         </w:rPr>
       </w:r>
       <w:r>
@@ -11427,7 +11878,7 @@
           <w:color w:val="0563c1"/>
           <w:sz w:val="24"/>
           <w:szCs w:val="24"/>
-          <w:lang w:val="uk-UA" w:bidi="uk-UA"/>
+          <w:lang w:val="uk-UA"/>
         </w:rPr>
       </w:r>
       <w:r>
@@ -11467,7 +11918,7 @@
           <w:rFonts w:ascii="Times New Roman" w:hAnsi="Times New Roman" w:eastAsia="Times New Roman" w:cs="Times New Roman"/>
           <w:sz w:val="24"/>
           <w:szCs w:val="24"/>
-          <w:lang w:val="uk-UA" w:bidi="uk-UA"/>
+          <w:lang w:val="uk-UA"/>
         </w:rPr>
       </w:r>
       <w:r>
@@ -11506,7 +11957,7 @@
           <w:rFonts w:ascii="Times New Roman" w:hAnsi="Times New Roman" w:eastAsia="Times New Roman" w:cs="Times New Roman"/>
           <w:sz w:val="24"/>
           <w:szCs w:val="24"/>
-          <w:lang w:val="uk-UA" w:bidi="uk-UA"/>
+          <w:lang w:val="uk-UA"/>
         </w:rPr>
       </w:r>
       <w:r>
@@ -11544,7 +11995,7 @@
               <wp:inline xmlns:wp="http://schemas.openxmlformats.org/drawingml/2006/wordprocessingDrawing" distT="0" distB="0" distL="0" distR="0">
                 <wp:extent cx="4900719" cy="4192476"/>
                 <wp:effectExtent l="0" t="0" r="0" b="0"/>
-                <wp:docPr id="11" name="image4.png"/>
+                <wp:docPr id="12" name="image4.png"/>
                 <wp:cNvGraphicFramePr/>
                 <a:graphic xmlns:a="http://schemas.openxmlformats.org/drawingml/2006/main">
                   <a:graphicData uri="http://schemas.openxmlformats.org/drawingml/2006/picture">
@@ -11555,7 +12006,7 @@
                         <pic:nvPr/>
                       </pic:nvPicPr>
                       <pic:blipFill rotWithShape="1">
-                        <a:blip r:embed="rId31"/>
+                        <a:blip r:embed="rId32"/>
                         <a:srcRect l="0" t="0" r="0" b="0"/>
                         <a:stretch/>
                       </pic:blipFill>
@@ -11596,8 +12047,8 @@
                 <v:path o:extrusionok="f" gradientshapeok="t" o:connecttype="rect"/>
                 <o:lock v:ext="edit" aspectratio="t"/>
               </v:shapetype>
-              <v:shape id="_x0000_i10" o:spid="_x0000_s10" type="#_x0000_t75" style="width:385.88pt;height:330.12pt;mso-wrap-distance-left:0.00pt;mso-wrap-distance-top:0.00pt;mso-wrap-distance-right:0.00pt;mso-wrap-distance-bottom:0.00pt;z-index:1;">
-                <v:imagedata r:id="rId31" o:title="" croptop="0f" cropleft="0f" cropbottom="0f" cropright="0f"/>
+              <v:shape id="_x0000_i11" o:spid="_x0000_s11" type="#_x0000_t75" style="width:385.88pt;height:330.12pt;mso-wrap-distance-left:0.00pt;mso-wrap-distance-top:0.00pt;mso-wrap-distance-right:0.00pt;mso-wrap-distance-bottom:0.00pt;z-index:1;">
+                <v:imagedata r:id="rId32" o:title="" croptop="0f" cropleft="0f" cropbottom="0f" cropright="0f"/>
                 <o:lock v:ext="edit" rotation="t"/>
               </v:shape>
             </w:pict>
@@ -11609,7 +12060,7 @@
           <w:rFonts w:ascii="Times New Roman" w:hAnsi="Times New Roman" w:eastAsia="Times New Roman" w:cs="Times New Roman"/>
           <w:sz w:val="24"/>
           <w:szCs w:val="24"/>
-          <w:lang w:val="uk-UA" w:bidi="uk-UA"/>
+          <w:lang w:val="uk-UA"/>
         </w:rPr>
       </w:r>
       <w:r>
@@ -11652,7 +12103,7 @@
           <w:color w:val="0563c1"/>
           <w:sz w:val="24"/>
           <w:szCs w:val="24"/>
-          <w:lang w:val="uk-UA" w:bidi="uk-UA"/>
+          <w:lang w:val="uk-UA"/>
         </w:rPr>
       </w:r>
       <w:r>
@@ -11667,7 +12118,7 @@
     </w:p>
     <w:p>
       <w:pPr>
-        <w:pStyle w:val="973"/>
+        <w:pStyle w:val="993"/>
         <w:pBdr/>
         <w:spacing w:after="0" w:before="40" w:line="276" w:lineRule="auto"/>
         <w:ind/>
@@ -11701,7 +12152,7 @@
           <w:bCs/>
           <w:sz w:val="26"/>
           <w:szCs w:val="26"/>
-          <w:lang w:val="uk-UA" w:bidi="uk-UA"/>
+          <w:lang w:val="uk-UA"/>
         </w:rPr>
       </w:r>
       <w:r>
@@ -11757,7 +12208,7 @@
           <w:rFonts w:ascii="Times New Roman" w:hAnsi="Times New Roman" w:eastAsia="Times New Roman" w:cs="Times New Roman"/>
           <w:sz w:val="20"/>
           <w:szCs w:val="20"/>
-          <w:lang w:val="uk-UA" w:bidi="uk-UA"/>
+          <w:lang w:val="uk-UA"/>
         </w:rPr>
       </w:r>
       <w:r>
@@ -11818,7 +12269,7 @@
           <w:color w:val="ffffff"/>
           <w:sz w:val="20"/>
           <w:szCs w:val="20"/>
-          <w:lang w:val="uk-UA" w:bidi="uk-UA"/>
+          <w:lang w:val="uk-UA"/>
         </w:rPr>
       </w:r>
       <w:r>
@@ -11880,7 +12331,7 @@
           <w:color w:val="ffffff"/>
           <w:sz w:val="20"/>
           <w:szCs w:val="20"/>
-          <w:lang w:val="uk-UA" w:bidi="uk-UA"/>
+          <w:lang w:val="uk-UA"/>
         </w:rPr>
       </w:r>
       <w:r>
@@ -11942,7 +12393,7 @@
           <w:color w:val="ffffff"/>
           <w:sz w:val="20"/>
           <w:szCs w:val="20"/>
-          <w:lang w:val="uk-UA" w:bidi="uk-UA"/>
+          <w:lang w:val="uk-UA"/>
         </w:rPr>
       </w:r>
       <w:r>
@@ -12004,7 +12455,7 @@
           <w:color w:val="ffffff"/>
           <w:sz w:val="20"/>
           <w:szCs w:val="20"/>
-          <w:lang w:val="uk-UA" w:bidi="uk-UA"/>
+          <w:lang w:val="uk-UA"/>
         </w:rPr>
       </w:r>
       <w:r>
@@ -12066,7 +12517,7 @@
           <w:color w:val="ffffff"/>
           <w:sz w:val="20"/>
           <w:szCs w:val="20"/>
-          <w:lang w:val="uk-UA" w:bidi="uk-UA"/>
+          <w:lang w:val="uk-UA"/>
         </w:rPr>
       </w:r>
       <w:r>
@@ -12128,7 +12579,7 @@
           <w:color w:val="ffffff"/>
           <w:sz w:val="20"/>
           <w:szCs w:val="20"/>
-          <w:lang w:val="uk-UA" w:bidi="uk-UA"/>
+          <w:lang w:val="uk-UA"/>
         </w:rPr>
       </w:r>
       <w:r>
@@ -12190,7 +12641,7 @@
           <w:color w:val="ffffff"/>
           <w:sz w:val="20"/>
           <w:szCs w:val="20"/>
-          <w:lang w:val="uk-UA" w:bidi="uk-UA"/>
+          <w:lang w:val="uk-UA"/>
         </w:rPr>
       </w:r>
       <w:r>
@@ -12252,7 +12703,7 @@
           <w:color w:val="ffffff"/>
           <w:sz w:val="20"/>
           <w:szCs w:val="20"/>
-          <w:lang w:val="uk-UA" w:bidi="uk-UA"/>
+          <w:lang w:val="uk-UA"/>
         </w:rPr>
       </w:r>
       <w:r>
@@ -12314,7 +12765,7 @@
           <w:color w:val="ffffff"/>
           <w:sz w:val="20"/>
           <w:szCs w:val="20"/>
-          <w:lang w:val="uk-UA" w:bidi="uk-UA"/>
+          <w:lang w:val="uk-UA"/>
         </w:rPr>
       </w:r>
       <w:r>
@@ -12371,7 +12822,7 @@
           <w:color w:val="ffffff"/>
           <w:sz w:val="20"/>
           <w:szCs w:val="20"/>
-          <w:lang w:val="uk-UA" w:bidi="uk-UA"/>
+          <w:lang w:val="uk-UA"/>
         </w:rPr>
       </w:r>
       <w:r>
@@ -12433,7 +12884,7 @@
           <w:color w:val="ffffff"/>
           <w:sz w:val="20"/>
           <w:szCs w:val="20"/>
-          <w:lang w:val="uk-UA" w:bidi="uk-UA"/>
+          <w:lang w:val="uk-UA"/>
         </w:rPr>
       </w:r>
       <w:r>
@@ -12495,7 +12946,7 @@
           <w:color w:val="ffffff"/>
           <w:sz w:val="20"/>
           <w:szCs w:val="20"/>
-          <w:lang w:val="uk-UA" w:bidi="uk-UA"/>
+          <w:lang w:val="uk-UA"/>
         </w:rPr>
       </w:r>
       <w:r>
@@ -12557,7 +13008,7 @@
           <w:color w:val="ffffff"/>
           <w:sz w:val="20"/>
           <w:szCs w:val="20"/>
-          <w:lang w:val="uk-UA" w:bidi="uk-UA"/>
+          <w:lang w:val="uk-UA"/>
         </w:rPr>
       </w:r>
       <w:r>
@@ -12619,7 +13070,7 @@
           <w:color w:val="ffffff"/>
           <w:sz w:val="20"/>
           <w:szCs w:val="20"/>
-          <w:lang w:val="uk-UA" w:bidi="uk-UA"/>
+          <w:lang w:val="uk-UA"/>
         </w:rPr>
       </w:r>
       <w:r>
@@ -12681,7 +13132,7 @@
           <w:color w:val="ffffff"/>
           <w:sz w:val="20"/>
           <w:szCs w:val="20"/>
-          <w:lang w:val="uk-UA" w:bidi="uk-UA"/>
+          <w:lang w:val="uk-UA"/>
         </w:rPr>
       </w:r>
       <w:r>
@@ -12743,7 +13194,7 @@
           <w:color w:val="ffffff"/>
           <w:sz w:val="20"/>
           <w:szCs w:val="20"/>
-          <w:lang w:val="uk-UA" w:bidi="uk-UA"/>
+          <w:lang w:val="uk-UA"/>
         </w:rPr>
       </w:r>
       <w:r>
@@ -12805,7 +13256,7 @@
           <w:color w:val="ffffff"/>
           <w:sz w:val="20"/>
           <w:szCs w:val="20"/>
-          <w:lang w:val="uk-UA" w:bidi="uk-UA"/>
+          <w:lang w:val="uk-UA"/>
         </w:rPr>
       </w:r>
       <w:r>
@@ -12867,7 +13318,7 @@
           <w:color w:val="ffffff"/>
           <w:sz w:val="20"/>
           <w:szCs w:val="20"/>
-          <w:lang w:val="uk-UA" w:bidi="uk-UA"/>
+          <w:lang w:val="uk-UA"/>
         </w:rPr>
       </w:r>
       <w:r>
@@ -12929,7 +13380,7 @@
           <w:color w:val="ffffff"/>
           <w:sz w:val="20"/>
           <w:szCs w:val="20"/>
-          <w:lang w:val="uk-UA" w:bidi="uk-UA"/>
+          <w:lang w:val="uk-UA"/>
         </w:rPr>
       </w:r>
       <w:r>
@@ -12986,7 +13437,7 @@
           <w:color w:val="ffffff"/>
           <w:sz w:val="20"/>
           <w:szCs w:val="20"/>
-          <w:lang w:val="uk-UA" w:bidi="uk-UA"/>
+          <w:lang w:val="uk-UA"/>
         </w:rPr>
       </w:r>
       <w:r>
@@ -13048,7 +13499,7 @@
           <w:color w:val="ffffff"/>
           <w:sz w:val="20"/>
           <w:szCs w:val="20"/>
-          <w:lang w:val="uk-UA" w:bidi="uk-UA"/>
+          <w:lang w:val="uk-UA"/>
         </w:rPr>
       </w:r>
       <w:r>
@@ -13110,7 +13561,7 @@
           <w:color w:val="ffffff"/>
           <w:sz w:val="20"/>
           <w:szCs w:val="20"/>
-          <w:lang w:val="uk-UA" w:bidi="uk-UA"/>
+          <w:lang w:val="uk-UA"/>
         </w:rPr>
       </w:r>
       <w:r>
@@ -13172,7 +13623,7 @@
           <w:color w:val="ffffff"/>
           <w:sz w:val="20"/>
           <w:szCs w:val="20"/>
-          <w:lang w:val="uk-UA" w:bidi="uk-UA"/>
+          <w:lang w:val="uk-UA"/>
         </w:rPr>
       </w:r>
       <w:r>
@@ -13234,7 +13685,7 @@
           <w:color w:val="ffffff"/>
           <w:sz w:val="20"/>
           <w:szCs w:val="20"/>
-          <w:lang w:val="uk-UA" w:bidi="uk-UA"/>
+          <w:lang w:val="uk-UA"/>
         </w:rPr>
       </w:r>
       <w:r>
@@ -13296,7 +13747,7 @@
           <w:color w:val="ffffff"/>
           <w:sz w:val="20"/>
           <w:szCs w:val="20"/>
-          <w:lang w:val="uk-UA" w:bidi="uk-UA"/>
+          <w:lang w:val="uk-UA"/>
         </w:rPr>
       </w:r>
       <w:r>
@@ -13358,7 +13809,7 @@
           <w:color w:val="ffffff"/>
           <w:sz w:val="20"/>
           <w:szCs w:val="20"/>
-          <w:lang w:val="uk-UA" w:bidi="uk-UA"/>
+          <w:lang w:val="uk-UA"/>
         </w:rPr>
       </w:r>
       <w:r>
@@ -13420,7 +13871,7 @@
           <w:color w:val="ffffff"/>
           <w:sz w:val="20"/>
           <w:szCs w:val="20"/>
-          <w:lang w:val="uk-UA" w:bidi="uk-UA"/>
+          <w:lang w:val="uk-UA"/>
         </w:rPr>
       </w:r>
       <w:r>
@@ -13477,7 +13928,7 @@
           <w:color w:val="ffffff"/>
           <w:sz w:val="20"/>
           <w:szCs w:val="20"/>
-          <w:lang w:val="uk-UA" w:bidi="uk-UA"/>
+          <w:lang w:val="uk-UA"/>
         </w:rPr>
       </w:r>
       <w:r>
@@ -13539,7 +13990,7 @@
           <w:color w:val="ffffff"/>
           <w:sz w:val="20"/>
           <w:szCs w:val="20"/>
-          <w:lang w:val="uk-UA" w:bidi="uk-UA"/>
+          <w:lang w:val="uk-UA"/>
         </w:rPr>
       </w:r>
       <w:r>
@@ -13601,7 +14052,7 @@
           <w:color w:val="ffffff"/>
           <w:sz w:val="20"/>
           <w:szCs w:val="20"/>
-          <w:lang w:val="uk-UA" w:bidi="uk-UA"/>
+          <w:lang w:val="uk-UA"/>
         </w:rPr>
       </w:r>
       <w:r>
@@ -13663,7 +14114,7 @@
           <w:color w:val="ffffff"/>
           <w:sz w:val="20"/>
           <w:szCs w:val="20"/>
-          <w:lang w:val="uk-UA" w:bidi="uk-UA"/>
+          <w:lang w:val="uk-UA"/>
         </w:rPr>
       </w:r>
       <w:r>
@@ -13725,7 +14176,7 @@
           <w:color w:val="ffffff"/>
           <w:sz w:val="20"/>
           <w:szCs w:val="20"/>
-          <w:lang w:val="uk-UA" w:bidi="uk-UA"/>
+          <w:lang w:val="uk-UA"/>
         </w:rPr>
       </w:r>
       <w:r>
@@ -13787,7 +14238,7 @@
           <w:color w:val="ffffff"/>
           <w:sz w:val="20"/>
           <w:szCs w:val="20"/>
-          <w:lang w:val="uk-UA" w:bidi="uk-UA"/>
+          <w:lang w:val="uk-UA"/>
         </w:rPr>
       </w:r>
       <w:r>
@@ -13849,7 +14300,7 @@
           <w:color w:val="ffffff"/>
           <w:sz w:val="20"/>
           <w:szCs w:val="20"/>
-          <w:lang w:val="uk-UA" w:bidi="uk-UA"/>
+          <w:lang w:val="uk-UA"/>
         </w:rPr>
       </w:r>
       <w:r>
@@ -13911,7 +14362,7 @@
           <w:color w:val="ffffff"/>
           <w:sz w:val="20"/>
           <w:szCs w:val="20"/>
-          <w:lang w:val="uk-UA" w:bidi="uk-UA"/>
+          <w:lang w:val="uk-UA"/>
         </w:rPr>
       </w:r>
       <w:r>
@@ -13968,7 +14419,7 @@
           <w:color w:val="ffffff"/>
           <w:sz w:val="20"/>
           <w:szCs w:val="20"/>
-          <w:lang w:val="uk-UA" w:bidi="uk-UA"/>
+          <w:lang w:val="uk-UA"/>
         </w:rPr>
       </w:r>
       <w:r>
@@ -14030,7 +14481,7 @@
           <w:color w:val="ffffff"/>
           <w:sz w:val="20"/>
           <w:szCs w:val="20"/>
-          <w:lang w:val="uk-UA" w:bidi="uk-UA"/>
+          <w:lang w:val="uk-UA"/>
         </w:rPr>
       </w:r>
       <w:r>
@@ -14092,7 +14543,7 @@
           <w:color w:val="ffffff"/>
           <w:sz w:val="20"/>
           <w:szCs w:val="20"/>
-          <w:lang w:val="uk-UA" w:bidi="uk-UA"/>
+          <w:lang w:val="uk-UA"/>
         </w:rPr>
       </w:r>
       <w:r>
@@ -14154,7 +14605,7 @@
           <w:color w:val="ffffff"/>
           <w:sz w:val="20"/>
           <w:szCs w:val="20"/>
-          <w:lang w:val="uk-UA" w:bidi="uk-UA"/>
+          <w:lang w:val="uk-UA"/>
         </w:rPr>
       </w:r>
       <w:r>
@@ -14216,7 +14667,7 @@
           <w:color w:val="ffffff"/>
           <w:sz w:val="20"/>
           <w:szCs w:val="20"/>
-          <w:lang w:val="uk-UA" w:bidi="uk-UA"/>
+          <w:lang w:val="uk-UA"/>
         </w:rPr>
       </w:r>
       <w:r>
@@ -14278,7 +14729,7 @@
           <w:color w:val="ffffff"/>
           <w:sz w:val="20"/>
           <w:szCs w:val="20"/>
-          <w:lang w:val="uk-UA" w:bidi="uk-UA"/>
+          <w:lang w:val="uk-UA"/>
         </w:rPr>
       </w:r>
       <w:r>
@@ -14340,7 +14791,7 @@
           <w:color w:val="ffffff"/>
           <w:sz w:val="20"/>
           <w:szCs w:val="20"/>
-          <w:lang w:val="uk-UA" w:bidi="uk-UA"/>
+          <w:lang w:val="uk-UA"/>
         </w:rPr>
       </w:r>
       <w:r>
@@ -14402,7 +14853,7 @@
           <w:color w:val="ffffff"/>
           <w:sz w:val="20"/>
           <w:szCs w:val="20"/>
-          <w:lang w:val="uk-UA" w:bidi="uk-UA"/>
+          <w:lang w:val="uk-UA"/>
         </w:rPr>
       </w:r>
       <w:r>
@@ -14459,7 +14910,7 @@
           <w:color w:val="ffffff"/>
           <w:sz w:val="20"/>
           <w:szCs w:val="20"/>
-          <w:lang w:val="uk-UA" w:bidi="uk-UA"/>
+          <w:lang w:val="uk-UA"/>
         </w:rPr>
       </w:r>
       <w:r>
@@ -14521,7 +14972,7 @@
           <w:color w:val="ffffff"/>
           <w:sz w:val="20"/>
           <w:szCs w:val="20"/>
-          <w:lang w:val="uk-UA" w:bidi="uk-UA"/>
+          <w:lang w:val="uk-UA"/>
         </w:rPr>
       </w:r>
       <w:r>
@@ -14583,7 +15034,7 @@
           <w:color w:val="ffffff"/>
           <w:sz w:val="20"/>
           <w:szCs w:val="20"/>
-          <w:lang w:val="uk-UA" w:bidi="uk-UA"/>
+          <w:lang w:val="uk-UA"/>
         </w:rPr>
       </w:r>
       <w:r>
@@ -14645,7 +15096,7 @@
           <w:color w:val="ffffff"/>
           <w:sz w:val="20"/>
           <w:szCs w:val="20"/>
-          <w:lang w:val="uk-UA" w:bidi="uk-UA"/>
+          <w:lang w:val="uk-UA"/>
         </w:rPr>
       </w:r>
       <w:r>
@@ -14707,7 +15158,7 @@
           <w:color w:val="ffffff"/>
           <w:sz w:val="20"/>
           <w:szCs w:val="20"/>
-          <w:lang w:val="uk-UA" w:bidi="uk-UA"/>
+          <w:lang w:val="uk-UA"/>
         </w:rPr>
       </w:r>
       <w:r>
@@ -14769,7 +15220,7 @@
           <w:color w:val="ffffff"/>
           <w:sz w:val="20"/>
           <w:szCs w:val="20"/>
-          <w:lang w:val="uk-UA" w:bidi="uk-UA"/>
+          <w:lang w:val="uk-UA"/>
         </w:rPr>
       </w:r>
       <w:r>
@@ -14831,7 +15282,7 @@
           <w:color w:val="ffffff"/>
           <w:sz w:val="20"/>
           <w:szCs w:val="20"/>
-          <w:lang w:val="uk-UA" w:bidi="uk-UA"/>
+          <w:lang w:val="uk-UA"/>
         </w:rPr>
       </w:r>
       <w:r>
@@ -14893,7 +15344,7 @@
           <w:color w:val="ffffff"/>
           <w:sz w:val="20"/>
           <w:szCs w:val="20"/>
-          <w:lang w:val="uk-UA" w:bidi="uk-UA"/>
+          <w:lang w:val="uk-UA"/>
         </w:rPr>
       </w:r>
       <w:r>
@@ -14950,7 +15401,7 @@
           <w:color w:val="ffffff"/>
           <w:sz w:val="20"/>
           <w:szCs w:val="20"/>
-          <w:lang w:val="uk-UA" w:bidi="uk-UA"/>
+          <w:lang w:val="uk-UA"/>
         </w:rPr>
       </w:r>
       <w:r>
@@ -15012,7 +15463,7 @@
           <w:color w:val="ffffff"/>
           <w:sz w:val="20"/>
           <w:szCs w:val="20"/>
-          <w:lang w:val="uk-UA" w:bidi="uk-UA"/>
+          <w:lang w:val="uk-UA"/>
         </w:rPr>
       </w:r>
       <w:r>
@@ -15074,7 +15525,7 @@
           <w:color w:val="ffffff"/>
           <w:sz w:val="20"/>
           <w:szCs w:val="20"/>
-          <w:lang w:val="uk-UA" w:bidi="uk-UA"/>
+          <w:lang w:val="uk-UA"/>
         </w:rPr>
       </w:r>
       <w:r>
@@ -15136,7 +15587,7 @@
           <w:color w:val="ffffff"/>
           <w:sz w:val="20"/>
           <w:szCs w:val="20"/>
-          <w:lang w:val="uk-UA" w:bidi="uk-UA"/>
+          <w:lang w:val="uk-UA"/>
         </w:rPr>
       </w:r>
       <w:r>
@@ -15198,7 +15649,7 @@
           <w:color w:val="ffffff"/>
           <w:sz w:val="20"/>
           <w:szCs w:val="20"/>
-          <w:lang w:val="uk-UA" w:bidi="uk-UA"/>
+          <w:lang w:val="uk-UA"/>
         </w:rPr>
       </w:r>
       <w:r>
@@ -15260,7 +15711,7 @@
           <w:color w:val="ffffff"/>
           <w:sz w:val="20"/>
           <w:szCs w:val="20"/>
-          <w:lang w:val="uk-UA" w:bidi="uk-UA"/>
+          <w:lang w:val="uk-UA"/>
         </w:rPr>
       </w:r>
       <w:r>
@@ -15322,7 +15773,7 @@
           <w:color w:val="ffffff"/>
           <w:sz w:val="20"/>
           <w:szCs w:val="20"/>
-          <w:lang w:val="uk-UA" w:bidi="uk-UA"/>
+          <w:lang w:val="uk-UA"/>
         </w:rPr>
       </w:r>
       <w:r>
@@ -15384,7 +15835,7 @@
           <w:color w:val="ffffff"/>
           <w:sz w:val="20"/>
           <w:szCs w:val="20"/>
-          <w:lang w:val="uk-UA" w:bidi="uk-UA"/>
+          <w:lang w:val="uk-UA"/>
         </w:rPr>
       </w:r>
       <w:r>
@@ -15446,7 +15897,7 @@
           <w:color w:val="ffffff"/>
           <w:sz w:val="20"/>
           <w:szCs w:val="20"/>
-          <w:lang w:val="uk-UA" w:bidi="uk-UA"/>
+          <w:lang w:val="uk-UA"/>
         </w:rPr>
       </w:r>
       <w:r>
@@ -15503,7 +15954,7 @@
           <w:color w:val="ffffff"/>
           <w:sz w:val="20"/>
           <w:szCs w:val="20"/>
-          <w:lang w:val="uk-UA" w:bidi="uk-UA"/>
+          <w:lang w:val="uk-UA"/>
         </w:rPr>
       </w:r>
       <w:r>
@@ -15565,7 +16016,7 @@
           <w:color w:val="ffffff"/>
           <w:sz w:val="20"/>
           <w:szCs w:val="20"/>
-          <w:lang w:val="uk-UA" w:bidi="uk-UA"/>
+          <w:lang w:val="uk-UA"/>
         </w:rPr>
       </w:r>
       <w:r>
@@ -15627,7 +16078,7 @@
           <w:color w:val="ffffff"/>
           <w:sz w:val="20"/>
           <w:szCs w:val="20"/>
-          <w:lang w:val="uk-UA" w:bidi="uk-UA"/>
+          <w:lang w:val="uk-UA"/>
         </w:rPr>
       </w:r>
       <w:r>
@@ -15689,7 +16140,7 @@
           <w:color w:val="ffffff"/>
           <w:sz w:val="20"/>
           <w:szCs w:val="20"/>
-          <w:lang w:val="uk-UA" w:bidi="uk-UA"/>
+          <w:lang w:val="uk-UA"/>
         </w:rPr>
       </w:r>
       <w:r>
@@ -15746,7 +16197,7 @@
           <w:color w:val="ffffff"/>
           <w:sz w:val="20"/>
           <w:szCs w:val="20"/>
-          <w:lang w:val="uk-UA" w:bidi="uk-UA"/>
+          <w:lang w:val="uk-UA"/>
         </w:rPr>
       </w:r>
       <w:r>
@@ -15808,7 +16259,7 @@
           <w:color w:val="ffffff"/>
           <w:sz w:val="20"/>
           <w:szCs w:val="20"/>
-          <w:lang w:val="uk-UA" w:bidi="uk-UA"/>
+          <w:lang w:val="uk-UA"/>
         </w:rPr>
       </w:r>
       <w:r>
@@ -15870,7 +16321,7 @@
           <w:color w:val="ffffff"/>
           <w:sz w:val="20"/>
           <w:szCs w:val="20"/>
-          <w:lang w:val="uk-UA" w:bidi="uk-UA"/>
+          <w:lang w:val="uk-UA"/>
         </w:rPr>
       </w:r>
       <w:r>
@@ -15932,7 +16383,7 @@
           <w:color w:val="ffffff"/>
           <w:sz w:val="20"/>
           <w:szCs w:val="20"/>
-          <w:lang w:val="uk-UA" w:bidi="uk-UA"/>
+          <w:lang w:val="uk-UA"/>
         </w:rPr>
       </w:r>
       <w:r>
@@ -15994,7 +16445,7 @@
           <w:color w:val="ffffff"/>
           <w:sz w:val="20"/>
           <w:szCs w:val="20"/>
-          <w:lang w:val="uk-UA" w:bidi="uk-UA"/>
+          <w:lang w:val="uk-UA"/>
         </w:rPr>
       </w:r>
       <w:r>
@@ -16056,7 +16507,7 @@
           <w:color w:val="ffffff"/>
           <w:sz w:val="20"/>
           <w:szCs w:val="20"/>
-          <w:lang w:val="uk-UA" w:bidi="uk-UA"/>
+          <w:lang w:val="uk-UA"/>
         </w:rPr>
       </w:r>
       <w:r>
@@ -16118,7 +16569,7 @@
           <w:color w:val="ffffff"/>
           <w:sz w:val="20"/>
           <w:szCs w:val="20"/>
-          <w:lang w:val="uk-UA" w:bidi="uk-UA"/>
+          <w:lang w:val="uk-UA"/>
         </w:rPr>
       </w:r>
       <w:r>
@@ -16180,7 +16631,7 @@
           <w:color w:val="ffffff"/>
           <w:sz w:val="20"/>
           <w:szCs w:val="20"/>
-          <w:lang w:val="uk-UA" w:bidi="uk-UA"/>
+          <w:lang w:val="uk-UA"/>
         </w:rPr>
       </w:r>
       <w:r>
@@ -16242,7 +16693,7 @@
           <w:color w:val="ffffff"/>
           <w:sz w:val="20"/>
           <w:szCs w:val="20"/>
-          <w:lang w:val="uk-UA" w:bidi="uk-UA"/>
+          <w:lang w:val="uk-UA"/>
         </w:rPr>
       </w:r>
       <w:r>
@@ -16304,7 +16755,7 @@
           <w:color w:val="ffffff"/>
           <w:sz w:val="20"/>
           <w:szCs w:val="20"/>
-          <w:lang w:val="uk-UA" w:bidi="uk-UA"/>
+          <w:lang w:val="uk-UA"/>
         </w:rPr>
       </w:r>
       <w:r>
@@ -16366,7 +16817,7 @@
           <w:color w:val="ffffff"/>
           <w:sz w:val="20"/>
           <w:szCs w:val="20"/>
-          <w:lang w:val="uk-UA" w:bidi="uk-UA"/>
+          <w:lang w:val="uk-UA"/>
         </w:rPr>
       </w:r>
       <w:r>
@@ -16428,7 +16879,7 @@
           <w:color w:val="ffffff"/>
           <w:sz w:val="20"/>
           <w:szCs w:val="20"/>
-          <w:lang w:val="uk-UA" w:bidi="uk-UA"/>
+          <w:lang w:val="uk-UA"/>
         </w:rPr>
       </w:r>
       <w:r>
@@ -16490,7 +16941,7 @@
           <w:color w:val="ffffff"/>
           <w:sz w:val="20"/>
           <w:szCs w:val="20"/>
-          <w:lang w:val="uk-UA" w:bidi="uk-UA"/>
+          <w:lang w:val="uk-UA"/>
         </w:rPr>
       </w:r>
       <w:r>
@@ -16547,7 +16998,7 @@
           <w:color w:val="ffffff"/>
           <w:sz w:val="20"/>
           <w:szCs w:val="20"/>
-          <w:lang w:val="uk-UA" w:bidi="uk-UA"/>
+          <w:lang w:val="uk-UA"/>
         </w:rPr>
       </w:r>
       <w:r>
@@ -16609,7 +17060,7 @@
           <w:color w:val="ffffff"/>
           <w:sz w:val="20"/>
           <w:szCs w:val="20"/>
-          <w:lang w:val="uk-UA" w:bidi="uk-UA"/>
+          <w:lang w:val="uk-UA"/>
         </w:rPr>
       </w:r>
       <w:r>
@@ -16671,7 +17122,7 @@
           <w:color w:val="ffffff"/>
           <w:sz w:val="20"/>
           <w:szCs w:val="20"/>
-          <w:lang w:val="uk-UA" w:bidi="uk-UA"/>
+          <w:lang w:val="uk-UA"/>
         </w:rPr>
       </w:r>
       <w:r>
@@ -16733,7 +17184,7 @@
           <w:color w:val="ffffff"/>
           <w:sz w:val="20"/>
           <w:szCs w:val="20"/>
-          <w:lang w:val="uk-UA" w:bidi="uk-UA"/>
+          <w:lang w:val="uk-UA"/>
         </w:rPr>
       </w:r>
       <w:r>
@@ -16795,7 +17246,7 @@
           <w:color w:val="ffffff"/>
           <w:sz w:val="20"/>
           <w:szCs w:val="20"/>
-          <w:lang w:val="uk-UA" w:bidi="uk-UA"/>
+          <w:lang w:val="uk-UA"/>
         </w:rPr>
       </w:r>
       <w:r>
@@ -16857,7 +17308,7 @@
           <w:color w:val="ffffff"/>
           <w:sz w:val="20"/>
           <w:szCs w:val="20"/>
-          <w:lang w:val="uk-UA" w:bidi="uk-UA"/>
+          <w:lang w:val="uk-UA"/>
         </w:rPr>
       </w:r>
       <w:r>
@@ -16919,7 +17370,7 @@
           <w:color w:val="ffffff"/>
           <w:sz w:val="20"/>
           <w:szCs w:val="20"/>
-          <w:lang w:val="uk-UA" w:bidi="uk-UA"/>
+          <w:lang w:val="uk-UA"/>
         </w:rPr>
       </w:r>
       <w:r>
@@ -16981,7 +17432,7 @@
           <w:color w:val="ffffff"/>
           <w:sz w:val="20"/>
           <w:szCs w:val="20"/>
-          <w:lang w:val="uk-UA" w:bidi="uk-UA"/>
+          <w:lang w:val="uk-UA"/>
         </w:rPr>
       </w:r>
       <w:r>
@@ -17043,7 +17494,7 @@
           <w:color w:val="ffffff"/>
           <w:sz w:val="20"/>
           <w:szCs w:val="20"/>
-          <w:lang w:val="uk-UA" w:bidi="uk-UA"/>
+          <w:lang w:val="uk-UA"/>
         </w:rPr>
       </w:r>
       <w:r>
@@ -17105,7 +17556,7 @@
           <w:color w:val="ffffff"/>
           <w:sz w:val="20"/>
           <w:szCs w:val="20"/>
-          <w:lang w:val="uk-UA" w:bidi="uk-UA"/>
+          <w:lang w:val="uk-UA"/>
         </w:rPr>
       </w:r>
       <w:r>
@@ -17167,7 +17618,7 @@
           <w:color w:val="ffffff"/>
           <w:sz w:val="20"/>
           <w:szCs w:val="20"/>
-          <w:lang w:val="uk-UA" w:bidi="uk-UA"/>
+          <w:lang w:val="uk-UA"/>
         </w:rPr>
       </w:r>
       <w:r>
@@ -17229,7 +17680,7 @@
           <w:color w:val="ffffff"/>
           <w:sz w:val="20"/>
           <w:szCs w:val="20"/>
-          <w:lang w:val="uk-UA" w:bidi="uk-UA"/>
+          <w:lang w:val="uk-UA"/>
         </w:rPr>
       </w:r>
       <w:r>
@@ -17291,7 +17742,7 @@
           <w:color w:val="ffffff"/>
           <w:sz w:val="20"/>
           <w:szCs w:val="20"/>
-          <w:lang w:val="uk-UA" w:bidi="uk-UA"/>
+          <w:lang w:val="uk-UA"/>
         </w:rPr>
       </w:r>
       <w:r>
@@ -17353,7 +17804,7 @@
           <w:color w:val="ffffff"/>
           <w:sz w:val="20"/>
           <w:szCs w:val="20"/>
-          <w:lang w:val="uk-UA" w:bidi="uk-UA"/>
+          <w:lang w:val="uk-UA"/>
         </w:rPr>
       </w:r>
       <w:r>
@@ -17410,7 +17861,7 @@
           <w:color w:val="ffffff"/>
           <w:sz w:val="20"/>
           <w:szCs w:val="20"/>
-          <w:lang w:val="uk-UA" w:bidi="uk-UA"/>
+          <w:lang w:val="uk-UA"/>
         </w:rPr>
       </w:r>
       <w:r>
@@ -17472,7 +17923,7 @@
           <w:color w:val="ffffff"/>
           <w:sz w:val="20"/>
           <w:szCs w:val="20"/>
-          <w:lang w:val="uk-UA" w:bidi="uk-UA"/>
+          <w:lang w:val="uk-UA"/>
         </w:rPr>
       </w:r>
       <w:r>
@@ -17534,7 +17985,7 @@
           <w:color w:val="ffffff"/>
           <w:sz w:val="20"/>
           <w:szCs w:val="20"/>
-          <w:lang w:val="uk-UA" w:bidi="uk-UA"/>
+          <w:lang w:val="uk-UA"/>
         </w:rPr>
       </w:r>
       <w:r>
@@ -17578,7 +18029,7 @@
           <w:color w:val="0563c1"/>
           <w:sz w:val="24"/>
           <w:szCs w:val="24"/>
-          <w:lang w:val="uk-UA" w:bidi="uk-UA"/>
+          <w:lang w:val="uk-UA"/>
         </w:rPr>
       </w:r>
       <w:r>
@@ -17627,10 +18078,10 @@
         <w:t xml:space="preserve">:</w:t>
         <w:br/>
       </w:r>
-      <w:hyperlink r:id="rId32" w:tooltip="https://github.com/artificial-intelligence-department/ai_programming_playground_2026/pull/7/changes/7fd17936f93f83d3d2476bd1645a963457796123" w:history="1">
+      <w:hyperlink r:id="rId33" w:tooltip="https://github.com/artificial-intelligence-department/ai_programming_playground_2026/pull/7/changes/7fd17936f93f83d3d2476bd1645a963457796123" w:history="1">
         <w:r>
           <w:rPr>
-            <w:rStyle w:val="958"/>
+            <w:rStyle w:val="978"/>
             <w:rFonts w:ascii="Times New Roman" w:hAnsi="Times New Roman" w:eastAsia="Times New Roman" w:cs="Times New Roman"/>
             <w:sz w:val="24"/>
             <w:szCs w:val="24"/>
@@ -17645,7 +18096,7 @@
           <w:rFonts w:ascii="Times New Roman" w:hAnsi="Times New Roman" w:eastAsia="Times New Roman" w:cs="Times New Roman"/>
           <w:sz w:val="24"/>
           <w:szCs w:val="24"/>
-          <w:lang w:val="uk-UA" w:bidi="uk-UA"/>
+          <w:lang w:val="uk-UA"/>
         </w:rPr>
       </w:r>
       <w:r>
@@ -17699,7 +18150,7 @@
           <w:rFonts w:ascii="Times New Roman" w:hAnsi="Times New Roman" w:eastAsia="Times New Roman" w:cs="Times New Roman"/>
           <w:sz w:val="20"/>
           <w:szCs w:val="20"/>
-          <w:lang w:val="uk-UA" w:bidi="uk-UA"/>
+          <w:lang w:val="uk-UA"/>
         </w:rPr>
       </w:r>
       <w:r>
@@ -17760,7 +18211,7 @@
           <w:color w:val="ffffff"/>
           <w:sz w:val="18"/>
           <w:szCs w:val="18"/>
-          <w:lang w:val="uk-UA" w:bidi="uk-UA"/>
+          <w:lang w:val="uk-UA"/>
         </w:rPr>
       </w:r>
       <w:r>
@@ -17822,7 +18273,7 @@
           <w:color w:val="ffffff"/>
           <w:sz w:val="18"/>
           <w:szCs w:val="18"/>
-          <w:lang w:val="uk-UA" w:bidi="uk-UA"/>
+          <w:lang w:val="uk-UA"/>
         </w:rPr>
       </w:r>
       <w:r>
@@ -17884,7 +18335,7 @@
           <w:color w:val="ffffff"/>
           <w:sz w:val="18"/>
           <w:szCs w:val="18"/>
-          <w:lang w:val="uk-UA" w:bidi="uk-UA"/>
+          <w:lang w:val="uk-UA"/>
         </w:rPr>
       </w:r>
       <w:r>
@@ -17946,7 +18397,7 @@
           <w:color w:val="ffffff"/>
           <w:sz w:val="18"/>
           <w:szCs w:val="18"/>
-          <w:lang w:val="uk-UA" w:bidi="uk-UA"/>
+          <w:lang w:val="uk-UA"/>
         </w:rPr>
       </w:r>
       <w:r>
@@ -18008,7 +18459,7 @@
           <w:color w:val="ffffff"/>
           <w:sz w:val="18"/>
           <w:szCs w:val="18"/>
-          <w:lang w:val="uk-UA" w:bidi="uk-UA"/>
+          <w:lang w:val="uk-UA"/>
         </w:rPr>
       </w:r>
       <w:r>
@@ -18070,7 +18521,7 @@
           <w:color w:val="ffffff"/>
           <w:sz w:val="18"/>
           <w:szCs w:val="18"/>
-          <w:lang w:val="uk-UA" w:bidi="uk-UA"/>
+          <w:lang w:val="uk-UA"/>
         </w:rPr>
       </w:r>
       <w:r>
@@ -18132,7 +18583,7 @@
           <w:color w:val="ffffff"/>
           <w:sz w:val="18"/>
           <w:szCs w:val="18"/>
-          <w:lang w:val="uk-UA" w:bidi="uk-UA"/>
+          <w:lang w:val="uk-UA"/>
         </w:rPr>
       </w:r>
       <w:r>
@@ -18191,7 +18642,7 @@
           <w:color w:val="ffffff"/>
           <w:sz w:val="18"/>
           <w:szCs w:val="18"/>
-          <w:lang w:val="uk-UA" w:bidi="uk-UA"/>
+          <w:lang w:val="uk-UA"/>
         </w:rPr>
       </w:r>
       <w:r>
@@ -18253,7 +18704,7 @@
           <w:color w:val="ffffff"/>
           <w:sz w:val="18"/>
           <w:szCs w:val="18"/>
-          <w:lang w:val="uk-UA" w:bidi="uk-UA"/>
+          <w:lang w:val="uk-UA"/>
         </w:rPr>
       </w:r>
       <w:r>
@@ -18315,7 +18766,7 @@
           <w:color w:val="ffffff"/>
           <w:sz w:val="18"/>
           <w:szCs w:val="18"/>
-          <w:lang w:val="uk-UA" w:bidi="uk-UA"/>
+          <w:lang w:val="uk-UA"/>
         </w:rPr>
       </w:r>
       <w:r>
@@ -18377,7 +18828,7 @@
           <w:color w:val="ffffff"/>
           <w:sz w:val="18"/>
           <w:szCs w:val="18"/>
-          <w:lang w:val="uk-UA" w:bidi="uk-UA"/>
+          <w:lang w:val="uk-UA"/>
         </w:rPr>
       </w:r>
       <w:r>
@@ -18439,7 +18890,7 @@
           <w:color w:val="ffffff"/>
           <w:sz w:val="18"/>
           <w:szCs w:val="18"/>
-          <w:lang w:val="uk-UA" w:bidi="uk-UA"/>
+          <w:lang w:val="uk-UA"/>
         </w:rPr>
       </w:r>
       <w:r>
@@ -18501,7 +18952,7 @@
           <w:color w:val="ffffff"/>
           <w:sz w:val="18"/>
           <w:szCs w:val="18"/>
-          <w:lang w:val="uk-UA" w:bidi="uk-UA"/>
+          <w:lang w:val="uk-UA"/>
         </w:rPr>
       </w:r>
       <w:r>
@@ -18545,7 +18996,7 @@
           <w:color w:val="0563c1"/>
           <w:sz w:val="24"/>
           <w:szCs w:val="24"/>
-          <w:lang w:val="uk-UA" w:bidi="uk-UA"/>
+          <w:lang w:val="uk-UA"/>
         </w:rPr>
       </w:r>
       <w:r>
@@ -18595,10 +19046,10 @@
         <w:t xml:space="preserve">: </w:t>
         <w:br/>
       </w:r>
-      <w:hyperlink r:id="rId33" w:tooltip="https://github.com/artificial-intelligence-department/ai_programming_playground_2026/blob/4053dffd59244dad9ca7bb56f58ee3a77e3d5c93/ai_14/davyd_bahatskyi/epic_1/self_practice_algotester_task_1_davyd_bahatskyi.cpp" w:history="1">
+      <w:hyperlink r:id="rId34" w:tooltip="https://github.com/artificial-intelligence-department/ai_programming_playground_2026/blob/4053dffd59244dad9ca7bb56f58ee3a77e3d5c93/ai_14/davyd_bahatskyi/epic_1/self_practice_algotester_task_1_davyd_bahatskyi.cpp" w:history="1">
         <w:r>
           <w:rPr>
-            <w:rStyle w:val="958"/>
+            <w:rStyle w:val="978"/>
             <w:rFonts w:ascii="Times New Roman" w:hAnsi="Times New Roman" w:eastAsia="Times New Roman" w:cs="Times New Roman"/>
             <w:sz w:val="24"/>
             <w:szCs w:val="24"/>
@@ -18613,6 +19064,7 @@
           <w:rFonts w:ascii="Times New Roman" w:hAnsi="Times New Roman" w:eastAsia="Times New Roman" w:cs="Times New Roman"/>
           <w:sz w:val="24"/>
           <w:szCs w:val="24"/>
+          <w:highlight w:val="none"/>
           <w:lang w:val="uk-UA" w:bidi="uk-UA"/>
         </w:rPr>
       </w:r>
@@ -18621,7 +19073,8 @@
           <w:rFonts w:ascii="Times New Roman" w:hAnsi="Times New Roman" w:eastAsia="Times New Roman" w:cs="Times New Roman"/>
           <w:sz w:val="24"/>
           <w:szCs w:val="24"/>
-          <w:lang w:val="uk-UA"/>
+          <w:highlight w:val="none"/>
+          <w:lang w:val="uk-UA" w:bidi="uk-UA"/>
         </w:rPr>
       </w:r>
     </w:p>
@@ -18672,7 +19125,8 @@
           <w:rFonts w:ascii="Times New Roman" w:hAnsi="Times New Roman" w:eastAsia="Times New Roman" w:cs="Times New Roman"/>
           <w:sz w:val="24"/>
           <w:szCs w:val="24"/>
-          <w:lang w:val="uk-UA"/>
+          <w:highlight w:val="none"/>
+          <w:lang w:val="uk-UA" w:bidi="uk-UA"/>
         </w:rPr>
       </w:r>
     </w:p>
@@ -19261,12 +19715,11 @@
         </w:rPr>
         <w:t xml:space="preserve">}</w:t>
       </w:r>
-      <w:r/>
-      <w:r>
-        <w:rPr>
-          <w:rFonts w:ascii="JetBrainsMono NF" w:hAnsi="JetBrainsMono NF" w:eastAsia="JetBrainsMono NF" w:cs="JetBrainsMono NF"/>
-          <w:sz w:val="16"/>
-          <w:szCs w:val="16"/>
+      <w:r>
+        <w:rPr>
+          <w:rFonts w:ascii="Times New Roman" w:hAnsi="Times New Roman" w:eastAsia="Times New Roman" w:cs="Times New Roman"/>
+          <w:sz w:val="24"/>
+          <w:szCs w:val="24"/>
           <w:highlight w:val="none"/>
           <w:lang w:val="uk-UA" w:bidi="uk-UA"/>
         </w:rPr>
@@ -19280,13 +19733,6 @@
           <w:lang w:val="uk-UA" w:bidi="uk-UA"/>
         </w:rPr>
       </w:r>
-      <w:r>
-        <w:rPr>
-          <w:rFonts w:ascii="JetBrainsMono NF" w:hAnsi="JetBrainsMono NF" w:cs="JetBrainsMono NF"/>
-          <w:sz w:val="16"/>
-          <w:szCs w:val="16"/>
-        </w:rPr>
-      </w:r>
     </w:p>
     <w:p>
       <w:pPr>
@@ -19349,10 +19795,9 @@
       <w:r>
         <w:rPr>
           <w:rFonts w:ascii="Times New Roman" w:hAnsi="Times New Roman" w:eastAsia="Times New Roman" w:cs="Times New Roman"/>
-          <w:sz w:val="24"/>
-          <w:szCs w:val="24"/>
-          <w:highlight w:val="none"/>
-          <w:rtl w:val="0"/>
+          <w:color w:val="0563c1"/>
+          <w:sz w:val="24"/>
+          <w:szCs w:val="24"/>
           <w:lang w:val="uk-UA"/>
         </w:rPr>
       </w:r>
@@ -19393,6 +19838,28 @@
       <w:r>
         <w:rPr>
           <w:rFonts w:ascii="Times New Roman" w:hAnsi="Times New Roman" w:eastAsia="Times New Roman" w:cs="Times New Roman"/>
+          <w:i/>
+          <w:iCs/>
+          <w:sz w:val="24"/>
+          <w:szCs w:val="24"/>
+          <w:rtl w:val="0"/>
+          <w:lang w:val="uk-UA"/>
+        </w:rPr>
+        <w:t xml:space="preserve">Посилання на файл коду в пулреквесті</w:t>
+      </w:r>
+      <w:r>
+        <w:rPr>
+          <w:rFonts w:ascii="Times New Roman" w:hAnsi="Times New Roman" w:eastAsia="Times New Roman" w:cs="Times New Roman"/>
+          <w:sz w:val="24"/>
+          <w:szCs w:val="24"/>
+          <w:rtl w:val="0"/>
+          <w:lang w:val="uk-UA"/>
+        </w:rPr>
+        <w:t xml:space="preserve">: </w:t>
+      </w:r>
+      <w:r>
+        <w:rPr>
+          <w:rFonts w:ascii="Times New Roman" w:hAnsi="Times New Roman" w:eastAsia="Times New Roman" w:cs="Times New Roman"/>
           <w:sz w:val="24"/>
           <w:szCs w:val="24"/>
           <w:highlight w:val="none"/>
@@ -19402,44 +19869,12 @@
       <w:r>
         <w:rPr>
           <w:rFonts w:ascii="Times New Roman" w:hAnsi="Times New Roman" w:eastAsia="Times New Roman" w:cs="Times New Roman"/>
-          <w:i/>
-          <w:iCs/>
-          <w:sz w:val="24"/>
-          <w:szCs w:val="24"/>
-          <w:rtl w:val="0"/>
-          <w:lang w:val="uk-UA"/>
-        </w:rPr>
-        <w:t xml:space="preserve">Посилання на файл коду в пулреквесті</w:t>
-      </w:r>
-      <w:r>
-        <w:rPr>
-          <w:rFonts w:ascii="Times New Roman" w:hAnsi="Times New Roman" w:eastAsia="Times New Roman" w:cs="Times New Roman"/>
-          <w:sz w:val="24"/>
-          <w:szCs w:val="24"/>
-          <w:rtl w:val="0"/>
-          <w:lang w:val="uk-UA"/>
-        </w:rPr>
-        <w:t xml:space="preserve">: </w:t>
-      </w:r>
-      <w:r/>
-      <w:r>
-        <w:rPr>
-          <w:rFonts w:ascii="Times New Roman" w:hAnsi="Times New Roman" w:eastAsia="Times New Roman" w:cs="Times New Roman"/>
           <w:sz w:val="24"/>
           <w:szCs w:val="24"/>
           <w:highlight w:val="none"/>
           <w:lang w:val="uk-UA" w:bidi="uk-UA"/>
         </w:rPr>
       </w:r>
-      <w:r>
-        <w:rPr>
-          <w:rFonts w:ascii="Times New Roman" w:hAnsi="Times New Roman" w:eastAsia="Times New Roman" w:cs="Times New Roman"/>
-          <w:sz w:val="24"/>
-          <w:szCs w:val="24"/>
-          <w:highlight w:val="none"/>
-          <w:lang w:val="uk-UA"/>
-        </w:rPr>
-      </w:r>
     </w:p>
     <w:p>
       <w:pPr>
@@ -19474,10 +19909,10 @@
           <w:lang w:val="uk-UA" w:bidi="uk-UA"/>
         </w:rPr>
       </w:r>
-      <w:hyperlink r:id="rId34" w:tooltip="https://github.com/artificial-intelligence-department/ai_programming_playground_2026/blob/4053dffd59244dad9ca7bb56f58ee3a77e3d5c93/ai_14/davyd_bahatskyi/epic_1/self_practice_algotester_task_2_davyd_bahatskyi.cpp" w:history="1">
+      <w:hyperlink r:id="rId35" w:tooltip="https://github.com/artificial-intelligence-department/ai_programming_playground_2026/blob/4053dffd59244dad9ca7bb56f58ee3a77e3d5c93/ai_14/davyd_bahatskyi/epic_1/self_practice_algotester_task_2_davyd_bahatskyi.cpp" w:history="1">
         <w:r>
           <w:rPr>
-            <w:rStyle w:val="958"/>
+            <w:rStyle w:val="978"/>
             <w:rFonts w:ascii="Times New Roman" w:hAnsi="Times New Roman" w:eastAsia="Times New Roman" w:cs="Times New Roman"/>
             <w:sz w:val="24"/>
             <w:szCs w:val="24"/>
@@ -19488,7 +19923,7 @@
         </w:r>
         <w:r>
           <w:rPr>
-            <w:rStyle w:val="958"/>
+            <w:rStyle w:val="978"/>
             <w:rFonts w:ascii="Times New Roman" w:hAnsi="Times New Roman" w:eastAsia="Times New Roman" w:cs="Times New Roman"/>
             <w:sz w:val="24"/>
             <w:szCs w:val="24"/>
@@ -19498,7 +19933,7 @@
         </w:r>
         <w:r>
           <w:rPr>
-            <w:rStyle w:val="958"/>
+            <w:rStyle w:val="978"/>
             <w:rFonts w:ascii="Times New Roman" w:hAnsi="Times New Roman" w:eastAsia="Times New Roman" w:cs="Times New Roman"/>
             <w:sz w:val="24"/>
             <w:szCs w:val="24"/>
@@ -19508,7 +19943,7 @@
         </w:r>
         <w:r>
           <w:rPr>
-            <w:rStyle w:val="958"/>
+            <w:rStyle w:val="978"/>
             <w:rFonts w:ascii="Times New Roman" w:hAnsi="Times New Roman" w:eastAsia="Times New Roman" w:cs="Times New Roman"/>
             <w:sz w:val="24"/>
             <w:szCs w:val="24"/>
@@ -19517,20 +19952,28 @@
           </w:rPr>
         </w:r>
       </w:hyperlink>
-      <w:r/>
       <w:r>
         <w:rPr>
           <w:rFonts w:ascii="Times New Roman" w:hAnsi="Times New Roman" w:eastAsia="Times New Roman" w:cs="Times New Roman"/>
           <w:sz w:val="24"/>
           <w:szCs w:val="24"/>
           <w:highlight w:val="none"/>
-          <w:lang w:val="uk-UA" w:bidi="uk-UA"/>
+          <w:lang w:val="uk-UA"/>
+        </w:rPr>
+      </w:r>
+      <w:r>
+        <w:rPr>
+          <w:rFonts w:ascii="Times New Roman" w:hAnsi="Times New Roman" w:eastAsia="Times New Roman" w:cs="Times New Roman"/>
+          <w:sz w:val="24"/>
+          <w:szCs w:val="24"/>
+          <w:highlight w:val="none"/>
+          <w:lang w:val="uk-UA"/>
         </w:rPr>
       </w:r>
     </w:p>
     <w:p>
       <w:pPr>
-        <w:pStyle w:val="973"/>
+        <w:pStyle w:val="993"/>
         <w:pBdr/>
         <w:spacing w:after="0" w:before="40"/>
         <w:ind/>
@@ -19564,7 +20007,7 @@
           <w:bCs/>
           <w:sz w:val="26"/>
           <w:szCs w:val="26"/>
-          <w:lang w:val="uk-UA" w:bidi="uk-UA"/>
+          <w:lang w:val="uk-UA"/>
         </w:rPr>
       </w:r>
       <w:r>
@@ -19615,7 +20058,7 @@
           <w:rFonts w:ascii="Times New Roman" w:hAnsi="Times New Roman" w:eastAsia="Times New Roman" w:cs="Times New Roman"/>
           <w:sz w:val="24"/>
           <w:szCs w:val="24"/>
-          <w:lang w:val="uk-UA" w:bidi="uk-UA"/>
+          <w:lang w:val="uk-UA"/>
         </w:rPr>
       </w:r>
       <w:r>
@@ -19655,7 +20098,7 @@
               <wp:inline xmlns:wp="http://schemas.openxmlformats.org/drawingml/2006/wordprocessingDrawing" distT="0" distB="0" distL="0" distR="0">
                 <wp:extent cx="4766174" cy="2461443"/>
                 <wp:effectExtent l="0" t="0" r="0" b="0"/>
-                <wp:docPr id="12" name="image7.png"/>
+                <wp:docPr id="13" name="image7.png"/>
                 <wp:cNvGraphicFramePr/>
                 <a:graphic xmlns:a="http://schemas.openxmlformats.org/drawingml/2006/main">
                   <a:graphicData uri="http://schemas.openxmlformats.org/drawingml/2006/picture">
@@ -19666,7 +20109,7 @@
                         <pic:nvPr/>
                       </pic:nvPicPr>
                       <pic:blipFill rotWithShape="1">
-                        <a:blip r:embed="rId35"/>
+                        <a:blip r:embed="rId36"/>
                         <a:srcRect l="0" t="0" r="0" b="0"/>
                         <a:stretch/>
                       </pic:blipFill>
@@ -19707,8 +20150,8 @@
                 <v:path o:extrusionok="f" gradientshapeok="t" o:connecttype="rect"/>
                 <o:lock v:ext="edit" aspectratio="t"/>
               </v:shapetype>
-              <v:shape id="_x0000_i11" o:spid="_x0000_s11" type="#_x0000_t75" style="width:375.29pt;height:193.81pt;mso-wrap-distance-left:0.00pt;mso-wrap-distance-top:0.00pt;mso-wrap-distance-right:0.00pt;mso-wrap-distance-bottom:0.00pt;z-index:1;">
-                <v:imagedata r:id="rId35" o:title="" croptop="0f" cropleft="0f" cropbottom="0f" cropright="0f"/>
+              <v:shape id="_x0000_i12" o:spid="_x0000_s12" type="#_x0000_t75" style="width:375.29pt;height:193.81pt;mso-wrap-distance-left:0.00pt;mso-wrap-distance-top:0.00pt;mso-wrap-distance-right:0.00pt;mso-wrap-distance-bottom:0.00pt;z-index:1;">
+                <v:imagedata r:id="rId36" o:title="" croptop="0f" cropleft="0f" cropbottom="0f" cropright="0f"/>
                 <o:lock v:ext="edit" rotation="t"/>
               </v:shape>
             </w:pict>
@@ -19721,7 +20164,7 @@
           <w:sz w:val="24"/>
           <w:szCs w:val="24"/>
           <w:shd w:val="clear" w:color="auto" w:fill="fff2cc"/>
-          <w:lang w:val="uk-UA" w:bidi="uk-UA"/>
+          <w:lang w:val="uk-UA"/>
         </w:rPr>
       </w:r>
       <w:r>
@@ -19765,7 +20208,7 @@
           <w:color w:val="0563c1"/>
           <w:sz w:val="24"/>
           <w:szCs w:val="24"/>
-          <w:lang w:val="uk-UA" w:bidi="uk-UA"/>
+          <w:lang w:val="uk-UA"/>
         </w:rPr>
       </w:r>
       <w:r>
@@ -19806,7 +20249,7 @@
               <wp:inline xmlns:wp="http://schemas.openxmlformats.org/drawingml/2006/wordprocessingDrawing" distT="0" distB="0" distL="0" distR="0">
                 <wp:extent cx="3319623" cy="2753550"/>
                 <wp:effectExtent l="0" t="0" r="0" b="0"/>
-                <wp:docPr id="13" name="image9.png"/>
+                <wp:docPr id="14" name="image9.png"/>
                 <wp:cNvGraphicFramePr/>
                 <a:graphic xmlns:a="http://schemas.openxmlformats.org/drawingml/2006/main">
                   <a:graphicData uri="http://schemas.openxmlformats.org/drawingml/2006/picture">
@@ -19817,7 +20260,7 @@
                         <pic:nvPr/>
                       </pic:nvPicPr>
                       <pic:blipFill rotWithShape="1">
-                        <a:blip r:embed="rId36"/>
+                        <a:blip r:embed="rId37"/>
                         <a:srcRect l="0" t="0" r="0" b="0"/>
                         <a:stretch/>
                       </pic:blipFill>
@@ -19858,8 +20301,8 @@
                 <v:path o:extrusionok="f" gradientshapeok="t" o:connecttype="rect"/>
                 <o:lock v:ext="edit" aspectratio="t"/>
               </v:shapetype>
-              <v:shape id="_x0000_i12" o:spid="_x0000_s12" type="#_x0000_t75" style="width:261.39pt;height:216.81pt;mso-wrap-distance-left:0.00pt;mso-wrap-distance-top:0.00pt;mso-wrap-distance-right:0.00pt;mso-wrap-distance-bottom:0.00pt;z-index:1;">
-                <v:imagedata r:id="rId36" o:title="" croptop="0f" cropleft="0f" cropbottom="0f" cropright="0f"/>
+              <v:shape id="_x0000_i13" o:spid="_x0000_s13" type="#_x0000_t75" style="width:261.39pt;height:216.81pt;mso-wrap-distance-left:0.00pt;mso-wrap-distance-top:0.00pt;mso-wrap-distance-right:0.00pt;mso-wrap-distance-bottom:0.00pt;z-index:1;">
+                <v:imagedata r:id="rId37" o:title="" croptop="0f" cropleft="0f" cropbottom="0f" cropright="0f"/>
                 <o:lock v:ext="edit" rotation="t"/>
               </v:shape>
             </w:pict>
@@ -19872,7 +20315,7 @@
           <w:sz w:val="24"/>
           <w:szCs w:val="24"/>
           <w:shd w:val="clear" w:color="auto" w:fill="fff2cc"/>
-          <w:lang w:val="uk-UA" w:bidi="uk-UA"/>
+          <w:lang w:val="uk-UA"/>
         </w:rPr>
       </w:r>
       <w:r>
@@ -19916,7 +20359,7 @@
           <w:color w:val="0563c1"/>
           <w:sz w:val="24"/>
           <w:szCs w:val="24"/>
-          <w:lang w:val="uk-UA" w:bidi="uk-UA"/>
+          <w:lang w:val="uk-UA"/>
         </w:rPr>
       </w:r>
       <w:r>
@@ -19956,7 +20399,7 @@
           <w:rFonts w:ascii="Times New Roman" w:hAnsi="Times New Roman" w:eastAsia="Times New Roman" w:cs="Times New Roman"/>
           <w:sz w:val="24"/>
           <w:szCs w:val="24"/>
-          <w:lang w:val="uk-UA" w:bidi="uk-UA"/>
+          <w:lang w:val="uk-UA"/>
         </w:rPr>
       </w:r>
       <w:r>
@@ -19995,7 +20438,7 @@
           <w:rFonts w:ascii="Times New Roman" w:hAnsi="Times New Roman" w:eastAsia="Times New Roman" w:cs="Times New Roman"/>
           <w:sz w:val="24"/>
           <w:szCs w:val="24"/>
-          <w:lang w:val="uk-UA" w:bidi="uk-UA"/>
+          <w:lang w:val="uk-UA"/>
         </w:rPr>
       </w:r>
       <w:r>
@@ -20033,7 +20476,7 @@
               <wp:inline xmlns:wp="http://schemas.openxmlformats.org/drawingml/2006/wordprocessingDrawing" distT="0" distB="0" distL="0" distR="0">
                 <wp:extent cx="5731200" cy="495300"/>
                 <wp:effectExtent l="0" t="0" r="0" b="0"/>
-                <wp:docPr id="14" name="image5.png"/>
+                <wp:docPr id="15" name="image5.png"/>
                 <wp:cNvGraphicFramePr/>
                 <a:graphic xmlns:a="http://schemas.openxmlformats.org/drawingml/2006/main">
                   <a:graphicData uri="http://schemas.openxmlformats.org/drawingml/2006/picture">
@@ -20044,7 +20487,7 @@
                         <pic:nvPr/>
                       </pic:nvPicPr>
                       <pic:blipFill rotWithShape="1">
-                        <a:blip r:embed="rId37"/>
+                        <a:blip r:embed="rId38"/>
                         <a:srcRect l="0" t="0" r="0" b="0"/>
                         <a:stretch/>
                       </pic:blipFill>
@@ -20085,8 +20528,8 @@
                 <v:path o:extrusionok="f" gradientshapeok="t" o:connecttype="rect"/>
                 <o:lock v:ext="edit" aspectratio="t"/>
               </v:shapetype>
-              <v:shape id="_x0000_i13" o:spid="_x0000_s13" type="#_x0000_t75" style="width:451.28pt;height:39.00pt;mso-wrap-distance-left:0.00pt;mso-wrap-distance-top:0.00pt;mso-wrap-distance-right:0.00pt;mso-wrap-distance-bottom:0.00pt;z-index:1;">
-                <v:imagedata r:id="rId37" o:title="" croptop="0f" cropleft="0f" cropbottom="0f" cropright="0f"/>
+              <v:shape id="_x0000_i14" o:spid="_x0000_s14" type="#_x0000_t75" style="width:451.28pt;height:39.00pt;mso-wrap-distance-left:0.00pt;mso-wrap-distance-top:0.00pt;mso-wrap-distance-right:0.00pt;mso-wrap-distance-bottom:0.00pt;z-index:1;">
+                <v:imagedata r:id="rId38" o:title="" croptop="0f" cropleft="0f" cropbottom="0f" cropright="0f"/>
                 <o:lock v:ext="edit" rotation="t"/>
               </v:shape>
             </w:pict>
@@ -20098,7 +20541,7 @@
           <w:rFonts w:ascii="Times New Roman" w:hAnsi="Times New Roman" w:eastAsia="Times New Roman" w:cs="Times New Roman"/>
           <w:sz w:val="24"/>
           <w:szCs w:val="24"/>
-          <w:lang w:val="uk-UA" w:bidi="uk-UA"/>
+          <w:lang w:val="uk-UA"/>
         </w:rPr>
       </w:r>
       <w:r>
@@ -20141,7 +20584,7 @@
           <w:color w:val="0563c1"/>
           <w:sz w:val="24"/>
           <w:szCs w:val="24"/>
-          <w:lang w:val="uk-UA" w:bidi="uk-UA"/>
+          <w:lang w:val="uk-UA"/>
         </w:rPr>
       </w:r>
       <w:r>
@@ -20163,6 +20606,7 @@
           <w:rFonts w:ascii="Times New Roman" w:hAnsi="Times New Roman" w:eastAsia="Times New Roman" w:cs="Times New Roman"/>
           <w:sz w:val="24"/>
           <w:szCs w:val="24"/>
+          <w:highlight w:val="none"/>
           <w:lang w:val="uk-UA"/>
         </w:rPr>
       </w:pPr>
@@ -20181,21 +20625,266 @@
           <w:rFonts w:ascii="Times New Roman" w:hAnsi="Times New Roman" w:eastAsia="Times New Roman" w:cs="Times New Roman"/>
           <w:sz w:val="24"/>
           <w:szCs w:val="24"/>
-          <w:lang w:val="uk-UA" w:bidi="uk-UA"/>
-        </w:rPr>
-      </w:r>
-      <w:r>
-        <w:rPr>
-          <w:rFonts w:ascii="Times New Roman" w:hAnsi="Times New Roman" w:eastAsia="Times New Roman" w:cs="Times New Roman"/>
-          <w:sz w:val="24"/>
-          <w:szCs w:val="24"/>
+          <w:highlight w:val="none"/>
+          <w:lang w:val="uk-UA"/>
+        </w:rPr>
+      </w:r>
+      <w:r>
+        <w:rPr>
+          <w:rFonts w:ascii="Times New Roman" w:hAnsi="Times New Roman" w:eastAsia="Times New Roman" w:cs="Times New Roman"/>
+          <w:sz w:val="24"/>
+          <w:szCs w:val="24"/>
+          <w:highlight w:val="none"/>
           <w:lang w:val="uk-UA"/>
         </w:rPr>
       </w:r>
     </w:p>
     <w:p>
       <w:pPr>
-        <w:pStyle w:val="973"/>
+        <w:pBdr/>
+        <w:spacing w:after="200"/>
+        <w:ind/>
+        <w:rPr>
+          <w:rFonts w:ascii="Times New Roman" w:hAnsi="Times New Roman" w:eastAsia="Times New Roman" w:cs="Times New Roman"/>
+          <w:sz w:val="24"/>
+          <w:szCs w:val="24"/>
+          <w:lang w:val="uk-UA"/>
+        </w:rPr>
+      </w:pPr>
+      <w:r>
+        <w:rPr>
+          <w:rFonts w:ascii="Times New Roman" w:hAnsi="Times New Roman" w:eastAsia="Times New Roman" w:cs="Times New Roman"/>
+          <w:sz w:val="24"/>
+          <w:szCs w:val="24"/>
+          <w:rtl w:val="0"/>
+          <w:lang w:val="uk-UA"/>
+        </w:rPr>
+        <w:t xml:space="preserve">Завдання №3: Задача “Депутатські гроші” на платформі Algotester</w:t>
+      </w:r>
+      <w:r>
+        <w:rPr>
+          <w:rFonts w:ascii="Times New Roman" w:hAnsi="Times New Roman" w:eastAsia="Times New Roman" w:cs="Times New Roman"/>
+          <w:sz w:val="24"/>
+          <w:szCs w:val="24"/>
+          <w:lang w:val="uk-UA"/>
+        </w:rPr>
+      </w:r>
+      <w:r>
+        <w:rPr>
+          <w:rFonts w:ascii="Times New Roman" w:hAnsi="Times New Roman" w:eastAsia="Times New Roman" w:cs="Times New Roman"/>
+          <w:sz w:val="24"/>
+          <w:szCs w:val="24"/>
+          <w:lang w:val="uk-UA"/>
+        </w:rPr>
+      </w:r>
+    </w:p>
+    <w:p>
+      <w:pPr>
+        <w:pBdr/>
+        <w:spacing w:after="200"/>
+        <w:ind/>
+        <w:jc w:val="center"/>
+        <w:rPr>
+          <w:rFonts w:ascii="Times New Roman" w:hAnsi="Times New Roman" w:eastAsia="Times New Roman" w:cs="Times New Roman"/>
+          <w:sz w:val="24"/>
+          <w:szCs w:val="24"/>
+          <w:highlight w:val="none"/>
+          <w:lang w:val="uk-UA" w:bidi="uk-UA"/>
+        </w:rPr>
+      </w:pPr>
+      <w:r>
+        <w:rPr>
+          <w:rFonts w:ascii="Times New Roman" w:hAnsi="Times New Roman" w:eastAsia="Times New Roman" w:cs="Times New Roman"/>
+          <w:sz w:val="24"/>
+          <w:szCs w:val="24"/>
+          <w:highlight w:val="none"/>
+          <w:lang w:val="uk-UA" w:bidi="uk-UA"/>
+        </w:rPr>
+      </w:r>
+      <w:r>
+        <mc:AlternateContent>
+          <mc:Choice Requires="wpg">
+            <w:drawing>
+              <wp:inline xmlns:wp="http://schemas.openxmlformats.org/drawingml/2006/wordprocessingDrawing" distT="0" distB="0" distL="0" distR="0">
+                <wp:extent cx="5733415" cy="396181"/>
+                <wp:effectExtent l="0" t="0" r="0" b="0"/>
+                <wp:docPr id="16" name=""/>
+                <wp:cNvGraphicFramePr>
+                  <a:graphicFrameLocks xmlns:a="http://schemas.openxmlformats.org/drawingml/2006/main" noChangeAspect="1"/>
+                </wp:cNvGraphicFramePr>
+                <a:graphic xmlns:a="http://schemas.openxmlformats.org/drawingml/2006/main">
+                  <a:graphicData uri="http://schemas.openxmlformats.org/drawingml/2006/picture">
+                    <pic:pic xmlns:pic="http://schemas.openxmlformats.org/drawingml/2006/picture">
+                      <pic:nvPicPr>
+                        <pic:cNvPr id="1829109438" name=""/>
+                        <pic:cNvPicPr>
+                          <a:picLocks noChangeAspect="1"/>
+                        </pic:cNvPicPr>
+                        <pic:nvPr/>
+                      </pic:nvPicPr>
+                      <pic:blipFill rotWithShape="1">
+                        <a:blip r:embed="rId39"/>
+                        <a:stretch/>
+                      </pic:blipFill>
+                      <pic:spPr bwMode="auto">
+                        <a:xfrm>
+                          <a:off x="0" y="0"/>
+                          <a:ext cx="5733414" cy="396181"/>
+                        </a:xfrm>
+                        <a:prstGeom prst="rect">
+                          <a:avLst/>
+                        </a:prstGeom>
+                      </pic:spPr>
+                    </pic:pic>
+                  </a:graphicData>
+                </a:graphic>
+              </wp:inline>
+            </w:drawing>
+          </mc:Choice>
+          <mc:Fallback>
+            <w:pict>
+              <v:shapetype id="_x0000_t75" coordsize="21600,21600" o:spt="75" o:preferrelative="t" path="m@4@5l@4@11@9@11@9@5xe" filled="f" stroked="f">
+                <v:stroke joinstyle="miter"/>
+                <v:formulas>
+                  <v:f eqn="if lineDrawn pixelLineWidth 0"/>
+                  <v:f eqn="sum @0 1 0"/>
+                  <v:f eqn="sum 0 0 @1"/>
+                  <v:f eqn="prod @2 1 2"/>
+                  <v:f eqn="prod @3 21600 pixelWidth"/>
+                  <v:f eqn="prod @3 21600 pixelHeight"/>
+                  <v:f eqn="sum @0 0 1"/>
+                  <v:f eqn="prod @6 1 2"/>
+                  <v:f eqn="prod @7 21600 pixelWidth"/>
+                  <v:f eqn="sum @8 21600 0"/>
+                  <v:f eqn="prod @7 21600 pixelHeight"/>
+                  <v:f eqn="sum @10 21600 0"/>
+                </v:formulas>
+                <v:path o:extrusionok="f" gradientshapeok="t" o:connecttype="rect"/>
+                <o:lock v:ext="edit" aspectratio="t"/>
+              </v:shapetype>
+              <v:shape id="_x0000_i15" o:spid="_x0000_s15" type="#_x0000_t75" style="width:451.45pt;height:31.20pt;mso-wrap-distance-left:0.00pt;mso-wrap-distance-top:0.00pt;mso-wrap-distance-right:0.00pt;mso-wrap-distance-bottom:0.00pt;z-index:1;" stroked="false">
+                <v:imagedata r:id="rId39" o:title=""/>
+                <o:lock v:ext="edit" rotation="t"/>
+              </v:shape>
+            </w:pict>
+          </mc:Fallback>
+        </mc:AlternateContent>
+      </w:r>
+      <w:r>
+        <w:rPr>
+          <w:rFonts w:ascii="Times New Roman" w:hAnsi="Times New Roman" w:eastAsia="Times New Roman" w:cs="Times New Roman"/>
+          <w:sz w:val="24"/>
+          <w:szCs w:val="24"/>
+          <w:highlight w:val="none"/>
+          <w:lang w:val="uk-UA" w:bidi="uk-UA"/>
+        </w:rPr>
+      </w:r>
+      <w:r>
+        <w:rPr>
+          <w:rFonts w:ascii="Times New Roman" w:hAnsi="Times New Roman" w:eastAsia="Times New Roman" w:cs="Times New Roman"/>
+          <w:sz w:val="24"/>
+          <w:szCs w:val="24"/>
+          <w:highlight w:val="none"/>
+          <w:lang w:val="uk-UA" w:bidi="uk-UA"/>
+        </w:rPr>
+      </w:r>
+    </w:p>
+    <w:p>
+      <w:pPr>
+        <w:pBdr/>
+        <w:spacing w:after="200"/>
+        <w:ind/>
+        <w:jc w:val="center"/>
+        <w:rPr>
+          <w:rFonts w:ascii="Times New Roman" w:hAnsi="Times New Roman" w:eastAsia="Times New Roman" w:cs="Times New Roman"/>
+          <w:color w:val="0563c1"/>
+          <w:sz w:val="24"/>
+          <w:szCs w:val="24"/>
+          <w:lang w:val="uk-UA"/>
+        </w:rPr>
+      </w:pPr>
+      <w:r>
+        <w:rPr>
+          <w:rFonts w:ascii="Times New Roman" w:hAnsi="Times New Roman" w:eastAsia="Times New Roman" w:cs="Times New Roman"/>
+          <w:color w:val="0563c1"/>
+          <w:sz w:val="24"/>
+          <w:szCs w:val="24"/>
+          <w:rtl w:val="0"/>
+          <w:lang w:val="uk-UA"/>
+        </w:rPr>
+        <w:t xml:space="preserve">Рис. 14. Результат тестування задачі на Algotester</w:t>
+      </w:r>
+      <w:r>
+        <w:rPr>
+          <w:rFonts w:ascii="Times New Roman" w:hAnsi="Times New Roman" w:eastAsia="Times New Roman" w:cs="Times New Roman"/>
+          <w:color w:val="0563c1"/>
+          <w:sz w:val="24"/>
+          <w:szCs w:val="24"/>
+          <w:lang w:val="uk-UA"/>
+        </w:rPr>
+      </w:r>
+      <w:r>
+        <w:rPr>
+          <w:rFonts w:ascii="Times New Roman" w:hAnsi="Times New Roman" w:eastAsia="Times New Roman" w:cs="Times New Roman"/>
+          <w:color w:val="0563c1"/>
+          <w:sz w:val="24"/>
+          <w:szCs w:val="24"/>
+          <w:lang w:val="uk-UA"/>
+        </w:rPr>
+      </w:r>
+    </w:p>
+    <w:p>
+      <w:pPr>
+        <w:pBdr/>
+        <w:spacing w:after="200"/>
+        <w:ind/>
+        <w:jc w:val="left"/>
+        <w:rPr>
+          <w:rFonts w:ascii="Times New Roman" w:hAnsi="Times New Roman" w:eastAsia="Times New Roman" w:cs="Times New Roman"/>
+          <w:sz w:val="24"/>
+          <w:szCs w:val="24"/>
+          <w:lang w:val="uk-UA"/>
+        </w:rPr>
+      </w:pPr>
+      <w:r>
+        <w:rPr>
+          <w:rFonts w:ascii="Times New Roman" w:hAnsi="Times New Roman" w:eastAsia="Times New Roman" w:cs="Times New Roman"/>
+          <w:sz w:val="24"/>
+          <w:szCs w:val="24"/>
+          <w:highlight w:val="none"/>
+          <w:lang w:val="uk-UA" w:bidi="uk-UA"/>
+        </w:rPr>
+      </w:r>
+      <w:r>
+        <w:rPr>
+          <w:rFonts w:ascii="Times New Roman" w:hAnsi="Times New Roman" w:eastAsia="Times New Roman" w:cs="Times New Roman"/>
+          <w:sz w:val="24"/>
+          <w:szCs w:val="24"/>
+          <w:highlight w:val="none"/>
+          <w:lang w:val="uk-UA" w:bidi="uk-UA"/>
+        </w:rPr>
+        <w:t xml:space="preserve">Час затрачений на виконання завдання: 30 хвилин</w:t>
+      </w:r>
+      <w:r>
+        <w:rPr>
+          <w:rFonts w:ascii="Times New Roman" w:hAnsi="Times New Roman" w:eastAsia="Times New Roman" w:cs="Times New Roman"/>
+          <w:sz w:val="24"/>
+          <w:szCs w:val="24"/>
+          <w:lang w:val="uk-UA"/>
+        </w:rPr>
+      </w:r>
+      <w:r>
+        <w:rPr>
+          <w:rFonts w:ascii="Times New Roman" w:hAnsi="Times New Roman" w:eastAsia="Times New Roman" w:cs="Times New Roman"/>
+          <w:sz w:val="24"/>
+          <w:szCs w:val="24"/>
+          <w:lang w:val="uk-UA"/>
+        </w:rPr>
+      </w:r>
+    </w:p>
+    <w:p>
+      <w:pPr>
+        <w:pStyle w:val="993"/>
         <w:pBdr/>
         <w:spacing w:after="0" w:before="40"/>
         <w:ind/>
@@ -20241,7 +20930,7 @@
           <w:bCs/>
           <w:sz w:val="26"/>
           <w:szCs w:val="26"/>
-          <w:lang w:val="uk-UA" w:bidi="uk-UA"/>
+          <w:lang w:val="uk-UA"/>
         </w:rPr>
       </w:r>
       <w:r>
@@ -20274,8 +20963,8 @@
       </w:r>
       <w:r>
         <w:rPr>
-          <w:highlight w:val="none"/>
-          <w:lang w:val="uk-UA" w:bidi="uk-UA"/>
+          <w:rFonts w:ascii="Times New Roman" w:hAnsi="Times New Roman" w:eastAsia="Times New Roman" w:cs="Times New Roman"/>
+          <w:lang w:val="uk-UA"/>
         </w:rPr>
       </w:r>
       <w:r>
@@ -20312,7 +21001,7 @@
               <wp:inline xmlns:wp="http://schemas.openxmlformats.org/drawingml/2006/wordprocessingDrawing" distT="0" distB="0" distL="0" distR="0">
                 <wp:extent cx="3253144" cy="2944050"/>
                 <wp:effectExtent l="0" t="0" r="0" b="0"/>
-                <wp:docPr id="15" name=""/>
+                <wp:docPr id="17" name=""/>
                 <wp:cNvGraphicFramePr>
                   <a:graphicFrameLocks xmlns:a="http://schemas.openxmlformats.org/drawingml/2006/main" noChangeAspect="1"/>
                 </wp:cNvGraphicFramePr>
@@ -20327,7 +21016,7 @@
                         <pic:nvPr/>
                       </pic:nvPicPr>
                       <pic:blipFill rotWithShape="1">
-                        <a:blip r:embed="rId38"/>
+                        <a:blip r:embed="rId40"/>
                         <a:srcRect l="0" t="0" r="0" b="10477"/>
                         <a:stretch/>
                       </pic:blipFill>
@@ -20367,8 +21056,8 @@
                 <v:path o:extrusionok="f" gradientshapeok="t" o:connecttype="rect"/>
                 <o:lock v:ext="edit" aspectratio="t"/>
               </v:shapetype>
-              <v:shape id="_x0000_i14" o:spid="_x0000_s14" type="#_x0000_t75" style="width:256.15pt;height:231.81pt;mso-wrap-distance-left:0.00pt;mso-wrap-distance-top:0.00pt;mso-wrap-distance-right:0.00pt;mso-wrap-distance-bottom:0.00pt;z-index:1;" stroked="false">
-                <v:imagedata r:id="rId38" o:title="" croptop="0f" cropleft="0f" cropbottom="6866f" cropright="0f"/>
+              <v:shape id="_x0000_i16" o:spid="_x0000_s16" type="#_x0000_t75" style="width:256.15pt;height:231.81pt;mso-wrap-distance-left:0.00pt;mso-wrap-distance-top:0.00pt;mso-wrap-distance-right:0.00pt;mso-wrap-distance-bottom:0.00pt;z-index:1;" stroked="false">
+                <v:imagedata r:id="rId40" o:title="" croptop="0f" cropleft="0f" cropbottom="6866f" cropright="0f"/>
                 <o:lock v:ext="edit" rotation="t"/>
               </v:shape>
             </w:pict>
@@ -20377,8 +21066,8 @@
       </w:r>
       <w:r>
         <w:rPr>
-          <w:rFonts w:ascii="Times New Roman" w:hAnsi="Times New Roman" w:eastAsia="Times New Roman" w:cs="Times New Roman"/>
-          <w:lang w:val="uk-UA" w:bidi="uk-UA"/>
+          <w:highlight w:val="none"/>
+          <w:lang w:val="uk-UA"/>
         </w:rPr>
       </w:r>
       <w:r>
@@ -20419,23 +21108,12 @@
           <w:rtl w:val="0"/>
           <w:lang w:val="uk-UA"/>
         </w:rPr>
-        <w:t xml:space="preserve">4</w:t>
-      </w:r>
-      <w:r>
-        <w:rPr>
-          <w:rFonts w:ascii="Times New Roman" w:hAnsi="Times New Roman" w:eastAsia="Times New Roman" w:cs="Times New Roman"/>
-          <w:color w:val="0563c1"/>
-          <w:sz w:val="24"/>
-          <w:szCs w:val="24"/>
-          <w:rtl w:val="0"/>
-          <w:lang w:val="uk-UA"/>
-        </w:rPr>
-        <w:t xml:space="preserve">. Дошка Trello</w:t>
-      </w:r>
-      <w:r>
-        <w:rPr>
-          <w:rFonts w:ascii="Times New Roman" w:hAnsi="Times New Roman" w:eastAsia="Times New Roman" w:cs="Times New Roman"/>
-          <w:lang w:val="uk-UA" w:bidi="uk-UA"/>
+        <w:t xml:space="preserve">5. Дошка Trello</w:t>
+      </w:r>
+      <w:r>
+        <w:rPr>
+          <w:rFonts w:ascii="Times New Roman" w:hAnsi="Times New Roman" w:eastAsia="Times New Roman" w:cs="Times New Roman"/>
+          <w:lang w:val="uk-UA"/>
         </w:rPr>
       </w:r>
       <w:r>
@@ -20465,9 +21143,9 @@
           <mc:Choice Requires="wpg">
             <w:drawing>
               <wp:inline xmlns:wp="http://schemas.openxmlformats.org/drawingml/2006/wordprocessingDrawing" distT="0" distB="0" distL="0" distR="0">
-                <wp:extent cx="4622754" cy="2818191"/>
+                <wp:extent cx="3637619" cy="2047672"/>
                 <wp:effectExtent l="0" t="0" r="0" b="0"/>
-                <wp:docPr id="16" name="image14.png"/>
+                <wp:docPr id="18" name="image14.png"/>
                 <wp:cNvGraphicFramePr/>
                 <a:graphic xmlns:a="http://schemas.openxmlformats.org/drawingml/2006/main">
                   <a:graphicData uri="http://schemas.openxmlformats.org/drawingml/2006/picture">
@@ -20478,14 +21156,14 @@
                         <pic:nvPr/>
                       </pic:nvPicPr>
                       <pic:blipFill rotWithShape="1">
-                        <a:blip r:embed="rId39"/>
+                        <a:blip r:embed="rId41"/>
                         <a:srcRect l="0" t="0" r="0" b="0"/>
                         <a:stretch/>
                       </pic:blipFill>
                       <pic:spPr bwMode="auto">
                         <a:xfrm flipH="0" flipV="0">
                           <a:off x="0" y="0"/>
-                          <a:ext cx="4622754" cy="2818190"/>
+                          <a:ext cx="3637619" cy="2047671"/>
                         </a:xfrm>
                         <a:prstGeom prst="rect">
                           <a:avLst/>
@@ -20519,8 +21197,8 @@
                 <v:path o:extrusionok="f" gradientshapeok="t" o:connecttype="rect"/>
                 <o:lock v:ext="edit" aspectratio="t"/>
               </v:shapetype>
-              <v:shape id="_x0000_i15" o:spid="_x0000_s15" type="#_x0000_t75" style="width:364.00pt;height:221.90pt;mso-wrap-distance-left:0.00pt;mso-wrap-distance-top:0.00pt;mso-wrap-distance-right:0.00pt;mso-wrap-distance-bottom:0.00pt;z-index:1;">
-                <v:imagedata r:id="rId39" o:title="" croptop="0f" cropleft="0f" cropbottom="0f" cropright="0f"/>
+              <v:shape id="_x0000_i17" o:spid="_x0000_s17" type="#_x0000_t75" style="width:286.43pt;height:161.23pt;mso-wrap-distance-left:0.00pt;mso-wrap-distance-top:0.00pt;mso-wrap-distance-right:0.00pt;mso-wrap-distance-bottom:0.00pt;z-index:1;">
+                <v:imagedata r:id="rId41" o:title="" croptop="0f" cropleft="0f" cropbottom="0f" cropright="0f"/>
                 <o:lock v:ext="edit" rotation="t"/>
               </v:shape>
             </w:pict>
@@ -20530,7 +21208,7 @@
       <w:r>
         <w:rPr>
           <w:rFonts w:ascii="Times New Roman" w:hAnsi="Times New Roman" w:eastAsia="Times New Roman" w:cs="Times New Roman"/>
-          <w:lang w:val="uk-UA" w:bidi="uk-UA"/>
+          <w:lang w:val="uk-UA"/>
         </w:rPr>
       </w:r>
       <w:r>
@@ -20564,12 +21242,16 @@
           <w:rtl w:val="0"/>
           <w:lang w:val="uk-UA"/>
         </w:rPr>
-        <w:t xml:space="preserve">Рис. 15. Відеозустріч в Telegram</w:t>
-      </w:r>
-      <w:r>
-        <w:rPr>
+        <w:t xml:space="preserve">Рис. 16. Відеозустріч в Telegram</w:t>
+      </w:r>
+      <w:r>
+        <w:rPr>
+          <w:rFonts w:ascii="Times New Roman" w:hAnsi="Times New Roman" w:eastAsia="Times New Roman" w:cs="Times New Roman"/>
+          <w:color w:val="0563c1"/>
+          <w:sz w:val="24"/>
+          <w:szCs w:val="24"/>
           <w:highlight w:val="none"/>
-          <w:lang w:val="uk-UA" w:bidi="uk-UA"/>
+          <w:lang w:val="uk-UA"/>
         </w:rPr>
       </w:r>
       <w:r>
@@ -20614,9 +21296,9 @@
           <mc:Choice Requires="wpg">
             <w:drawing>
               <wp:inline xmlns:wp="http://schemas.openxmlformats.org/drawingml/2006/wordprocessingDrawing" distT="0" distB="0" distL="0" distR="0">
-                <wp:extent cx="4626167" cy="3423887"/>
+                <wp:extent cx="3410726" cy="2524323"/>
                 <wp:effectExtent l="0" t="0" r="0" b="0"/>
-                <wp:docPr id="17" name=""/>
+                <wp:docPr id="19" name=""/>
                 <wp:cNvGraphicFramePr>
                   <a:graphicFrameLocks xmlns:a="http://schemas.openxmlformats.org/drawingml/2006/main" noChangeAspect="1"/>
                 </wp:cNvGraphicFramePr>
@@ -20631,13 +21313,13 @@
                         <pic:nvPr/>
                       </pic:nvPicPr>
                       <pic:blipFill rotWithShape="1">
-                        <a:blip r:embed="rId40"/>
+                        <a:blip r:embed="rId42"/>
                         <a:stretch/>
                       </pic:blipFill>
                       <pic:spPr bwMode="auto">
                         <a:xfrm flipH="0" flipV="0">
                           <a:off x="0" y="0"/>
-                          <a:ext cx="4626167" cy="3423886"/>
+                          <a:ext cx="3410725" cy="2524322"/>
                         </a:xfrm>
                         <a:prstGeom prst="rect">
                           <a:avLst/>
@@ -20670,8 +21352,8 @@
                 <v:path o:extrusionok="f" gradientshapeok="t" o:connecttype="rect"/>
                 <o:lock v:ext="edit" aspectratio="t"/>
               </v:shapetype>
-              <v:shape id="_x0000_i16" o:spid="_x0000_s16" type="#_x0000_t75" style="width:364.27pt;height:269.60pt;mso-wrap-distance-left:0.00pt;mso-wrap-distance-top:0.00pt;mso-wrap-distance-right:0.00pt;mso-wrap-distance-bottom:0.00pt;z-index:1;" stroked="false">
-                <v:imagedata r:id="rId40" o:title=""/>
+              <v:shape id="_x0000_i18" o:spid="_x0000_s18" type="#_x0000_t75" style="width:268.56pt;height:198.77pt;mso-wrap-distance-left:0.00pt;mso-wrap-distance-top:0.00pt;mso-wrap-distance-right:0.00pt;mso-wrap-distance-bottom:0.00pt;z-index:1;" stroked="false">
+                <v:imagedata r:id="rId42" o:title=""/>
                 <o:lock v:ext="edit" rotation="t"/>
               </v:shape>
             </w:pict>
@@ -20680,13 +21362,8 @@
       </w:r>
       <w:r>
         <w:rPr>
-          <w:rFonts w:ascii="Times New Roman" w:hAnsi="Times New Roman" w:eastAsia="Times New Roman" w:cs="Times New Roman"/>
-          <w:color w:val="0563c1"/>
-          <w:sz w:val="24"/>
-          <w:szCs w:val="24"/>
           <w:highlight w:val="none"/>
-          <w:rtl w:val="0"/>
-          <w:lang w:val="uk-UA" w:bidi="uk-UA"/>
+          <w:lang w:val="uk-UA"/>
         </w:rPr>
       </w:r>
       <w:r>
@@ -20727,7 +21404,7 @@
           <w:rtl w:val="0"/>
           <w:lang w:val="uk-UA"/>
         </w:rPr>
-        <w:t xml:space="preserve">6</w:t>
+        <w:t xml:space="preserve">7. </w:t>
       </w:r>
       <w:r>
         <w:rPr>
@@ -20738,7 +21415,7 @@
           <w:rtl w:val="0"/>
           <w:lang w:val="uk-UA"/>
         </w:rPr>
-        <w:t xml:space="preserve">. </w:t>
+        <w:t xml:space="preserve">Коментарі команди під моїм </w:t>
       </w:r>
       <w:r>
         <w:rPr>
@@ -20749,23 +21426,12 @@
           <w:rtl w:val="0"/>
           <w:lang w:val="uk-UA"/>
         </w:rPr>
-        <w:t xml:space="preserve">Коментарі команди під моїм </w:t>
-      </w:r>
-      <w:r>
-        <w:rPr>
-          <w:rFonts w:ascii="Times New Roman" w:hAnsi="Times New Roman" w:eastAsia="Times New Roman" w:cs="Times New Roman"/>
-          <w:color w:val="0563c1"/>
-          <w:sz w:val="24"/>
-          <w:szCs w:val="24"/>
-          <w:rtl w:val="0"/>
-          <w:lang w:val="uk-UA"/>
-        </w:rPr>
         <w:t xml:space="preserve">PR</w:t>
       </w:r>
       <w:r>
         <w:rPr>
           <w:highlight w:val="none"/>
-          <w:lang w:val="uk-UA" w:bidi="uk-UA"/>
+          <w:lang w:val="uk-UA"/>
         </w:rPr>
       </w:r>
       <w:r>
@@ -20777,7 +21443,7 @@
     </w:p>
     <w:p>
       <w:pPr>
-        <w:pStyle w:val="972"/>
+        <w:pStyle w:val="992"/>
         <w:pBdr/>
         <w:spacing w:after="0" w:before="240"/>
         <w:ind/>
@@ -20821,7 +21487,7 @@
           <w:bCs/>
           <w:sz w:val="32"/>
           <w:szCs w:val="32"/>
-          <w:lang w:val="uk-UA" w:bidi="uk-UA"/>
+          <w:lang w:val="uk-UA"/>
         </w:rPr>
       </w:r>
       <w:r>
@@ -20872,7 +21538,7 @@
           <w:rFonts w:ascii="Times New Roman" w:hAnsi="Times New Roman" w:eastAsia="Times New Roman" w:cs="Times New Roman"/>
           <w:sz w:val="24"/>
           <w:szCs w:val="24"/>
-          <w:lang w:val="uk-UA" w:bidi="uk-UA"/>
+          <w:lang w:val="uk-UA"/>
         </w:rPr>
       </w:r>
       <w:r>
@@ -20907,7 +21573,7 @@
           <w:rFonts w:ascii="Times New Roman" w:hAnsi="Times New Roman" w:eastAsia="Times New Roman" w:cs="Times New Roman"/>
           <w:sz w:val="24"/>
           <w:szCs w:val="24"/>
-          <w:lang w:val="uk-UA" w:bidi="uk-UA"/>
+          <w:lang w:val="uk-UA"/>
         </w:rPr>
       </w:r>
       <w:r>
@@ -20956,7 +21622,7 @@
           <w:rFonts w:ascii="Times New Roman" w:hAnsi="Times New Roman" w:eastAsia="Times New Roman" w:cs="Times New Roman"/>
           <w:sz w:val="24"/>
           <w:szCs w:val="24"/>
-          <w:lang w:val="uk-UA" w:bidi="uk-UA"/>
+          <w:lang w:val="uk-UA"/>
         </w:rPr>
       </w:r>
       <w:r>
@@ -20991,7 +21657,7 @@
           <w:rFonts w:ascii="Times New Roman" w:hAnsi="Times New Roman" w:eastAsia="Times New Roman" w:cs="Times New Roman"/>
           <w:sz w:val="24"/>
           <w:szCs w:val="24"/>
-          <w:lang w:val="uk-UA" w:bidi="uk-UA"/>
+          <w:lang w:val="uk-UA"/>
         </w:rPr>
       </w:r>
       <w:r>
@@ -21036,7 +21702,7 @@
       <w:r>
         <w:rPr>
           <w:rFonts w:ascii="Times New Roman" w:hAnsi="Times New Roman" w:eastAsia="Times New Roman" w:cs="Times New Roman"/>
-          <w:lang w:val="uk-UA" w:bidi="uk-UA"/>
+          <w:lang w:val="uk-UA"/>
         </w:rPr>
       </w:r>
       <w:r>
@@ -26020,6 +26686,590 @@
       </w:pPr>
       <w:rPr>
         <w:rFonts w:hint="default" w:ascii="Wingdings" w:hAnsi="Wingdings" w:eastAsia="Wingdings" w:cs="Wingdings"/>
+      </w:rPr>
+      <w:start w:val="1"/>
+      <w:suff w:val="tab"/>
+    </w:lvl>
+  </w:abstractNum>
+  <w:abstractNum w:abstractNumId="33">
+    <w:lvl w:ilvl="0">
+      <w:isLgl w:val="false"/>
+      <w:lvlJc w:val="left"/>
+      <w:lvlText w:val="-"/>
+      <w:numFmt w:val="bullet"/>
+      <w:pPr>
+        <w:pBdr/>
+        <w:spacing/>
+        <w:ind w:hanging="360" w:left="720"/>
+      </w:pPr>
+      <w:rPr>
+        <w:u w:val="none"/>
+      </w:rPr>
+      <w:start w:val="1"/>
+      <w:suff w:val="tab"/>
+    </w:lvl>
+    <w:lvl w:ilvl="1">
+      <w:isLgl w:val="false"/>
+      <w:lvlJc w:val="left"/>
+      <w:lvlText w:val="-"/>
+      <w:numFmt w:val="bullet"/>
+      <w:pPr>
+        <w:pBdr/>
+        <w:spacing/>
+        <w:ind w:hanging="360" w:left="1440"/>
+      </w:pPr>
+      <w:rPr>
+        <w:u w:val="none"/>
+      </w:rPr>
+      <w:start w:val="1"/>
+      <w:suff w:val="tab"/>
+    </w:lvl>
+    <w:lvl w:ilvl="2">
+      <w:isLgl w:val="false"/>
+      <w:lvlJc w:val="left"/>
+      <w:lvlText w:val="-"/>
+      <w:numFmt w:val="bullet"/>
+      <w:pPr>
+        <w:pBdr/>
+        <w:spacing/>
+        <w:ind w:hanging="360" w:left="2160"/>
+      </w:pPr>
+      <w:rPr>
+        <w:u w:val="none"/>
+      </w:rPr>
+      <w:start w:val="1"/>
+      <w:suff w:val="tab"/>
+    </w:lvl>
+    <w:lvl w:ilvl="3">
+      <w:isLgl w:val="false"/>
+      <w:lvlJc w:val="left"/>
+      <w:lvlText w:val="-"/>
+      <w:numFmt w:val="bullet"/>
+      <w:pPr>
+        <w:pBdr/>
+        <w:spacing/>
+        <w:ind w:hanging="360" w:left="2880"/>
+      </w:pPr>
+      <w:rPr>
+        <w:u w:val="none"/>
+      </w:rPr>
+      <w:start w:val="1"/>
+      <w:suff w:val="tab"/>
+    </w:lvl>
+    <w:lvl w:ilvl="4">
+      <w:isLgl w:val="false"/>
+      <w:lvlJc w:val="left"/>
+      <w:lvlText w:val="-"/>
+      <w:numFmt w:val="bullet"/>
+      <w:pPr>
+        <w:pBdr/>
+        <w:spacing/>
+        <w:ind w:hanging="360" w:left="3600"/>
+      </w:pPr>
+      <w:rPr>
+        <w:u w:val="none"/>
+      </w:rPr>
+      <w:start w:val="1"/>
+      <w:suff w:val="tab"/>
+    </w:lvl>
+    <w:lvl w:ilvl="5">
+      <w:isLgl w:val="false"/>
+      <w:lvlJc w:val="left"/>
+      <w:lvlText w:val="-"/>
+      <w:numFmt w:val="bullet"/>
+      <w:pPr>
+        <w:pBdr/>
+        <w:spacing/>
+        <w:ind w:hanging="360" w:left="4320"/>
+      </w:pPr>
+      <w:rPr>
+        <w:u w:val="none"/>
+      </w:rPr>
+      <w:start w:val="1"/>
+      <w:suff w:val="tab"/>
+    </w:lvl>
+    <w:lvl w:ilvl="6">
+      <w:isLgl w:val="false"/>
+      <w:lvlJc w:val="left"/>
+      <w:lvlText w:val="-"/>
+      <w:numFmt w:val="bullet"/>
+      <w:pPr>
+        <w:pBdr/>
+        <w:spacing/>
+        <w:ind w:hanging="360" w:left="5040"/>
+      </w:pPr>
+      <w:rPr>
+        <w:u w:val="none"/>
+      </w:rPr>
+      <w:start w:val="1"/>
+      <w:suff w:val="tab"/>
+    </w:lvl>
+    <w:lvl w:ilvl="7">
+      <w:isLgl w:val="false"/>
+      <w:lvlJc w:val="left"/>
+      <w:lvlText w:val="-"/>
+      <w:numFmt w:val="bullet"/>
+      <w:pPr>
+        <w:pBdr/>
+        <w:spacing/>
+        <w:ind w:hanging="360" w:left="5760"/>
+      </w:pPr>
+      <w:rPr>
+        <w:u w:val="none"/>
+      </w:rPr>
+      <w:start w:val="1"/>
+      <w:suff w:val="tab"/>
+    </w:lvl>
+    <w:lvl w:ilvl="8">
+      <w:isLgl w:val="false"/>
+      <w:lvlJc w:val="left"/>
+      <w:lvlText w:val="-"/>
+      <w:numFmt w:val="bullet"/>
+      <w:pPr>
+        <w:pBdr/>
+        <w:spacing/>
+        <w:ind w:hanging="360" w:left="6480"/>
+      </w:pPr>
+      <w:rPr>
+        <w:u w:val="none"/>
+      </w:rPr>
+      <w:start w:val="1"/>
+      <w:suff w:val="tab"/>
+    </w:lvl>
+  </w:abstractNum>
+  <w:abstractNum w:abstractNumId="34">
+    <w:lvl w:ilvl="0">
+      <w:isLgl w:val="false"/>
+      <w:lvlJc w:val="left"/>
+      <w:lvlText w:val="-"/>
+      <w:numFmt w:val="bullet"/>
+      <w:pPr>
+        <w:pBdr/>
+        <w:spacing/>
+        <w:ind w:hanging="360" w:left="720"/>
+      </w:pPr>
+      <w:rPr>
+        <w:u w:val="none"/>
+      </w:rPr>
+      <w:start w:val="1"/>
+      <w:suff w:val="tab"/>
+    </w:lvl>
+    <w:lvl w:ilvl="1">
+      <w:isLgl w:val="false"/>
+      <w:lvlJc w:val="left"/>
+      <w:lvlText w:val="-"/>
+      <w:numFmt w:val="bullet"/>
+      <w:pPr>
+        <w:pBdr/>
+        <w:spacing/>
+        <w:ind w:hanging="360" w:left="1440"/>
+      </w:pPr>
+      <w:rPr>
+        <w:u w:val="none"/>
+      </w:rPr>
+      <w:start w:val="1"/>
+      <w:suff w:val="tab"/>
+    </w:lvl>
+    <w:lvl w:ilvl="2">
+      <w:isLgl w:val="false"/>
+      <w:lvlJc w:val="left"/>
+      <w:lvlText w:val="-"/>
+      <w:numFmt w:val="bullet"/>
+      <w:pPr>
+        <w:pBdr/>
+        <w:spacing/>
+        <w:ind w:hanging="360" w:left="2160"/>
+      </w:pPr>
+      <w:rPr>
+        <w:u w:val="none"/>
+      </w:rPr>
+      <w:start w:val="1"/>
+      <w:suff w:val="tab"/>
+    </w:lvl>
+    <w:lvl w:ilvl="3">
+      <w:isLgl w:val="false"/>
+      <w:lvlJc w:val="left"/>
+      <w:lvlText w:val="-"/>
+      <w:numFmt w:val="bullet"/>
+      <w:pPr>
+        <w:pBdr/>
+        <w:spacing/>
+        <w:ind w:hanging="360" w:left="2880"/>
+      </w:pPr>
+      <w:rPr>
+        <w:u w:val="none"/>
+      </w:rPr>
+      <w:start w:val="1"/>
+      <w:suff w:val="tab"/>
+    </w:lvl>
+    <w:lvl w:ilvl="4">
+      <w:isLgl w:val="false"/>
+      <w:lvlJc w:val="left"/>
+      <w:lvlText w:val="-"/>
+      <w:numFmt w:val="bullet"/>
+      <w:pPr>
+        <w:pBdr/>
+        <w:spacing/>
+        <w:ind w:hanging="360" w:left="3600"/>
+      </w:pPr>
+      <w:rPr>
+        <w:u w:val="none"/>
+      </w:rPr>
+      <w:start w:val="1"/>
+      <w:suff w:val="tab"/>
+    </w:lvl>
+    <w:lvl w:ilvl="5">
+      <w:isLgl w:val="false"/>
+      <w:lvlJc w:val="left"/>
+      <w:lvlText w:val="-"/>
+      <w:numFmt w:val="bullet"/>
+      <w:pPr>
+        <w:pBdr/>
+        <w:spacing/>
+        <w:ind w:hanging="360" w:left="4320"/>
+      </w:pPr>
+      <w:rPr>
+        <w:u w:val="none"/>
+      </w:rPr>
+      <w:start w:val="1"/>
+      <w:suff w:val="tab"/>
+    </w:lvl>
+    <w:lvl w:ilvl="6">
+      <w:isLgl w:val="false"/>
+      <w:lvlJc w:val="left"/>
+      <w:lvlText w:val="-"/>
+      <w:numFmt w:val="bullet"/>
+      <w:pPr>
+        <w:pBdr/>
+        <w:spacing/>
+        <w:ind w:hanging="360" w:left="5040"/>
+      </w:pPr>
+      <w:rPr>
+        <w:u w:val="none"/>
+      </w:rPr>
+      <w:start w:val="1"/>
+      <w:suff w:val="tab"/>
+    </w:lvl>
+    <w:lvl w:ilvl="7">
+      <w:isLgl w:val="false"/>
+      <w:lvlJc w:val="left"/>
+      <w:lvlText w:val="-"/>
+      <w:numFmt w:val="bullet"/>
+      <w:pPr>
+        <w:pBdr/>
+        <w:spacing/>
+        <w:ind w:hanging="360" w:left="5760"/>
+      </w:pPr>
+      <w:rPr>
+        <w:u w:val="none"/>
+      </w:rPr>
+      <w:start w:val="1"/>
+      <w:suff w:val="tab"/>
+    </w:lvl>
+    <w:lvl w:ilvl="8">
+      <w:isLgl w:val="false"/>
+      <w:lvlJc w:val="left"/>
+      <w:lvlText w:val="-"/>
+      <w:numFmt w:val="bullet"/>
+      <w:pPr>
+        <w:pBdr/>
+        <w:spacing/>
+        <w:ind w:hanging="360" w:left="6480"/>
+      </w:pPr>
+      <w:rPr>
+        <w:u w:val="none"/>
+      </w:rPr>
+      <w:start w:val="1"/>
+      <w:suff w:val="tab"/>
+    </w:lvl>
+  </w:abstractNum>
+  <w:abstractNum w:abstractNumId="35">
+    <w:lvl w:ilvl="0">
+      <w:isLgl w:val="false"/>
+      <w:lvlJc w:val="left"/>
+      <w:lvlText w:val="-"/>
+      <w:numFmt w:val="bullet"/>
+      <w:pPr>
+        <w:pBdr/>
+        <w:spacing/>
+        <w:ind w:hanging="360" w:left="720"/>
+      </w:pPr>
+      <w:rPr>
+        <w:u w:val="none"/>
+      </w:rPr>
+      <w:start w:val="1"/>
+      <w:suff w:val="tab"/>
+    </w:lvl>
+    <w:lvl w:ilvl="1">
+      <w:isLgl w:val="false"/>
+      <w:lvlJc w:val="left"/>
+      <w:lvlText w:val="-"/>
+      <w:numFmt w:val="bullet"/>
+      <w:pPr>
+        <w:pBdr/>
+        <w:spacing/>
+        <w:ind w:hanging="360" w:left="1440"/>
+      </w:pPr>
+      <w:rPr>
+        <w:u w:val="none"/>
+      </w:rPr>
+      <w:start w:val="1"/>
+      <w:suff w:val="tab"/>
+    </w:lvl>
+    <w:lvl w:ilvl="2">
+      <w:isLgl w:val="false"/>
+      <w:lvlJc w:val="left"/>
+      <w:lvlText w:val="-"/>
+      <w:numFmt w:val="bullet"/>
+      <w:pPr>
+        <w:pBdr/>
+        <w:spacing/>
+        <w:ind w:hanging="360" w:left="2160"/>
+      </w:pPr>
+      <w:rPr>
+        <w:u w:val="none"/>
+      </w:rPr>
+      <w:start w:val="1"/>
+      <w:suff w:val="tab"/>
+    </w:lvl>
+    <w:lvl w:ilvl="3">
+      <w:isLgl w:val="false"/>
+      <w:lvlJc w:val="left"/>
+      <w:lvlText w:val="-"/>
+      <w:numFmt w:val="bullet"/>
+      <w:pPr>
+        <w:pBdr/>
+        <w:spacing/>
+        <w:ind w:hanging="360" w:left="2880"/>
+      </w:pPr>
+      <w:rPr>
+        <w:u w:val="none"/>
+      </w:rPr>
+      <w:start w:val="1"/>
+      <w:suff w:val="tab"/>
+    </w:lvl>
+    <w:lvl w:ilvl="4">
+      <w:isLgl w:val="false"/>
+      <w:lvlJc w:val="left"/>
+      <w:lvlText w:val="-"/>
+      <w:numFmt w:val="bullet"/>
+      <w:pPr>
+        <w:pBdr/>
+        <w:spacing/>
+        <w:ind w:hanging="360" w:left="3600"/>
+      </w:pPr>
+      <w:rPr>
+        <w:u w:val="none"/>
+      </w:rPr>
+      <w:start w:val="1"/>
+      <w:suff w:val="tab"/>
+    </w:lvl>
+    <w:lvl w:ilvl="5">
+      <w:isLgl w:val="false"/>
+      <w:lvlJc w:val="left"/>
+      <w:lvlText w:val="-"/>
+      <w:numFmt w:val="bullet"/>
+      <w:pPr>
+        <w:pBdr/>
+        <w:spacing/>
+        <w:ind w:hanging="360" w:left="4320"/>
+      </w:pPr>
+      <w:rPr>
+        <w:u w:val="none"/>
+      </w:rPr>
+      <w:start w:val="1"/>
+      <w:suff w:val="tab"/>
+    </w:lvl>
+    <w:lvl w:ilvl="6">
+      <w:isLgl w:val="false"/>
+      <w:lvlJc w:val="left"/>
+      <w:lvlText w:val="-"/>
+      <w:numFmt w:val="bullet"/>
+      <w:pPr>
+        <w:pBdr/>
+        <w:spacing/>
+        <w:ind w:hanging="360" w:left="5040"/>
+      </w:pPr>
+      <w:rPr>
+        <w:u w:val="none"/>
+      </w:rPr>
+      <w:start w:val="1"/>
+      <w:suff w:val="tab"/>
+    </w:lvl>
+    <w:lvl w:ilvl="7">
+      <w:isLgl w:val="false"/>
+      <w:lvlJc w:val="left"/>
+      <w:lvlText w:val="-"/>
+      <w:numFmt w:val="bullet"/>
+      <w:pPr>
+        <w:pBdr/>
+        <w:spacing/>
+        <w:ind w:hanging="360" w:left="5760"/>
+      </w:pPr>
+      <w:rPr>
+        <w:u w:val="none"/>
+      </w:rPr>
+      <w:start w:val="1"/>
+      <w:suff w:val="tab"/>
+    </w:lvl>
+    <w:lvl w:ilvl="8">
+      <w:isLgl w:val="false"/>
+      <w:lvlJc w:val="left"/>
+      <w:lvlText w:val="-"/>
+      <w:numFmt w:val="bullet"/>
+      <w:pPr>
+        <w:pBdr/>
+        <w:spacing/>
+        <w:ind w:hanging="360" w:left="6480"/>
+      </w:pPr>
+      <w:rPr>
+        <w:u w:val="none"/>
+      </w:rPr>
+      <w:start w:val="1"/>
+      <w:suff w:val="tab"/>
+    </w:lvl>
+  </w:abstractNum>
+  <w:abstractNum w:abstractNumId="36">
+    <w:lvl w:ilvl="0">
+      <w:isLgl w:val="false"/>
+      <w:lvlJc w:val="left"/>
+      <w:lvlText w:val="-"/>
+      <w:numFmt w:val="bullet"/>
+      <w:pPr>
+        <w:pBdr/>
+        <w:spacing/>
+        <w:ind w:hanging="360" w:left="720"/>
+      </w:pPr>
+      <w:rPr>
+        <w:u w:val="none"/>
+      </w:rPr>
+      <w:start w:val="1"/>
+      <w:suff w:val="tab"/>
+    </w:lvl>
+    <w:lvl w:ilvl="1">
+      <w:isLgl w:val="false"/>
+      <w:lvlJc w:val="left"/>
+      <w:lvlText w:val="-"/>
+      <w:numFmt w:val="bullet"/>
+      <w:pPr>
+        <w:pBdr/>
+        <w:spacing/>
+        <w:ind w:hanging="360" w:left="1440"/>
+      </w:pPr>
+      <w:rPr>
+        <w:u w:val="none"/>
+      </w:rPr>
+      <w:start w:val="1"/>
+      <w:suff w:val="tab"/>
+    </w:lvl>
+    <w:lvl w:ilvl="2">
+      <w:isLgl w:val="false"/>
+      <w:lvlJc w:val="left"/>
+      <w:lvlText w:val="-"/>
+      <w:numFmt w:val="bullet"/>
+      <w:pPr>
+        <w:pBdr/>
+        <w:spacing/>
+        <w:ind w:hanging="360" w:left="2160"/>
+      </w:pPr>
+      <w:rPr>
+        <w:u w:val="none"/>
+      </w:rPr>
+      <w:start w:val="1"/>
+      <w:suff w:val="tab"/>
+    </w:lvl>
+    <w:lvl w:ilvl="3">
+      <w:isLgl w:val="false"/>
+      <w:lvlJc w:val="left"/>
+      <w:lvlText w:val="-"/>
+      <w:numFmt w:val="bullet"/>
+      <w:pPr>
+        <w:pBdr/>
+        <w:spacing/>
+        <w:ind w:hanging="360" w:left="2880"/>
+      </w:pPr>
+      <w:rPr>
+        <w:u w:val="none"/>
+      </w:rPr>
+      <w:start w:val="1"/>
+      <w:suff w:val="tab"/>
+    </w:lvl>
+    <w:lvl w:ilvl="4">
+      <w:isLgl w:val="false"/>
+      <w:lvlJc w:val="left"/>
+      <w:lvlText w:val="-"/>
+      <w:numFmt w:val="bullet"/>
+      <w:pPr>
+        <w:pBdr/>
+        <w:spacing/>
+        <w:ind w:hanging="360" w:left="3600"/>
+      </w:pPr>
+      <w:rPr>
+        <w:u w:val="none"/>
+      </w:rPr>
+      <w:start w:val="1"/>
+      <w:suff w:val="tab"/>
+    </w:lvl>
+    <w:lvl w:ilvl="5">
+      <w:isLgl w:val="false"/>
+      <w:lvlJc w:val="left"/>
+      <w:lvlText w:val="-"/>
+      <w:numFmt w:val="bullet"/>
+      <w:pPr>
+        <w:pBdr/>
+        <w:spacing/>
+        <w:ind w:hanging="360" w:left="4320"/>
+      </w:pPr>
+      <w:rPr>
+        <w:u w:val="none"/>
+      </w:rPr>
+      <w:start w:val="1"/>
+      <w:suff w:val="tab"/>
+    </w:lvl>
+    <w:lvl w:ilvl="6">
+      <w:isLgl w:val="false"/>
+      <w:lvlJc w:val="left"/>
+      <w:lvlText w:val="-"/>
+      <w:numFmt w:val="bullet"/>
+      <w:pPr>
+        <w:pBdr/>
+        <w:spacing/>
+        <w:ind w:hanging="360" w:left="5040"/>
+      </w:pPr>
+      <w:rPr>
+        <w:u w:val="none"/>
+      </w:rPr>
+      <w:start w:val="1"/>
+      <w:suff w:val="tab"/>
+    </w:lvl>
+    <w:lvl w:ilvl="7">
+      <w:isLgl w:val="false"/>
+      <w:lvlJc w:val="left"/>
+      <w:lvlText w:val="-"/>
+      <w:numFmt w:val="bullet"/>
+      <w:pPr>
+        <w:pBdr/>
+        <w:spacing/>
+        <w:ind w:hanging="360" w:left="5760"/>
+      </w:pPr>
+      <w:rPr>
+        <w:u w:val="none"/>
+      </w:rPr>
+      <w:start w:val="1"/>
+      <w:suff w:val="tab"/>
+    </w:lvl>
+    <w:lvl w:ilvl="8">
+      <w:isLgl w:val="false"/>
+      <w:lvlJc w:val="left"/>
+      <w:lvlText w:val="-"/>
+      <w:numFmt w:val="bullet"/>
+      <w:pPr>
+        <w:pBdr/>
+        <w:spacing/>
+        <w:ind w:hanging="360" w:left="6480"/>
+      </w:pPr>
+      <w:rPr>
+        <w:u w:val="none"/>
       </w:rPr>
       <w:start w:val="1"/>
       <w:suff w:val="tab"/>
@@ -26123,6 +27373,18 @@
   </w:num>
   <w:num w:numId="33">
     <w:abstractNumId w:val="32"/>
+  </w:num>
+  <w:num w:numId="34">
+    <w:abstractNumId w:val="33"/>
+  </w:num>
+  <w:num w:numId="35">
+    <w:abstractNumId w:val="34"/>
+  </w:num>
+  <w:num w:numId="36">
+    <w:abstractNumId w:val="35"/>
+  </w:num>
+  <w:num w:numId="37">
+    <w:abstractNumId w:val="36"/>
   </w:num>
 </w:numbering>
 </file>
@@ -26285,7 +27547,7 @@
     <w:lsdException w:name="Bibliography" w:uiPriority="37"/>
     <w:lsdException w:name="TOC Heading" w:uiPriority="39" w:qFormat="1"/>
   </w:latentStyles>
-  <w:style w:type="table" w:styleId="791" w:default="1">
+  <w:style w:type="table" w:styleId="811" w:default="1">
     <w:name w:val="Normal Table"/>
     <w:uiPriority w:val="99"/>
     <w:semiHidden/>
@@ -26478,9 +27740,9 @@
       </w:tcPr>
     </w:tblStylePr>
   </w:style>
-  <w:style w:type="table" w:styleId="792">
+  <w:style w:type="table" w:styleId="812">
     <w:name w:val="Table Grid"/>
-    <w:basedOn w:val="791"/>
+    <w:basedOn w:val="811"/>
     <w:uiPriority w:val="59"/>
     <w:pPr>
       <w:pBdr/>
@@ -26677,9 +27939,9 @@
       </w:tcPr>
     </w:tblStylePr>
   </w:style>
-  <w:style w:type="table" w:styleId="793">
+  <w:style w:type="table" w:styleId="813">
     <w:name w:val="Table Grid Light"/>
-    <w:basedOn w:val="791"/>
+    <w:basedOn w:val="811"/>
     <w:uiPriority w:val="59"/>
     <w:pPr>
       <w:pBdr/>
@@ -26876,9 +28138,9 @@
       </w:tcPr>
     </w:tblStylePr>
   </w:style>
-  <w:style w:type="table" w:styleId="794">
+  <w:style w:type="table" w:styleId="814">
     <w:name w:val="Plain Table 1"/>
-    <w:basedOn w:val="791"/>
+    <w:basedOn w:val="811"/>
     <w:uiPriority w:val="59"/>
     <w:pPr>
       <w:pBdr/>
@@ -27101,9 +28363,9 @@
       </w:tcPr>
     </w:tblStylePr>
   </w:style>
-  <w:style w:type="table" w:styleId="795">
+  <w:style w:type="table" w:styleId="815">
     <w:name w:val="Plain Table 2"/>
-    <w:basedOn w:val="791"/>
+    <w:basedOn w:val="811"/>
     <w:uiPriority w:val="59"/>
     <w:pPr>
       <w:pBdr/>
@@ -27334,9 +28596,9 @@
       </w:tcPr>
     </w:tblStylePr>
   </w:style>
-  <w:style w:type="table" w:styleId="796">
+  <w:style w:type="table" w:styleId="816">
     <w:name w:val="Plain Table 3"/>
-    <w:basedOn w:val="791"/>
+    <w:basedOn w:val="811"/>
     <w:uiPriority w:val="99"/>
     <w:pPr>
       <w:pBdr/>
@@ -27564,9 +28826,9 @@
       </w:tcPr>
     </w:tblStylePr>
   </w:style>
-  <w:style w:type="table" w:styleId="797">
+  <w:style w:type="table" w:styleId="817">
     <w:name w:val="Plain Table 4"/>
-    <w:basedOn w:val="791"/>
+    <w:basedOn w:val="811"/>
     <w:uiPriority w:val="99"/>
     <w:pPr>
       <w:pBdr/>
@@ -27780,9 +29042,9 @@
       </w:tcPr>
     </w:tblStylePr>
   </w:style>
-  <w:style w:type="table" w:styleId="798">
+  <w:style w:type="table" w:styleId="818">
     <w:name w:val="Plain Table 5"/>
-    <w:basedOn w:val="791"/>
+    <w:basedOn w:val="811"/>
     <w:uiPriority w:val="99"/>
     <w:pPr>
       <w:pBdr/>
@@ -28013,9 +29275,9 @@
       </w:tcPr>
     </w:tblStylePr>
   </w:style>
-  <w:style w:type="table" w:styleId="799">
+  <w:style w:type="table" w:styleId="819">
     <w:name w:val="Grid Table 1 Light"/>
-    <w:basedOn w:val="791"/>
+    <w:basedOn w:val="811"/>
     <w:uiPriority w:val="99"/>
     <w:pPr>
       <w:pBdr/>
@@ -28236,9 +29498,9 @@
       </w:tcPr>
     </w:tblStylePr>
   </w:style>
-  <w:style w:type="table" w:styleId="800">
+  <w:style w:type="table" w:styleId="820">
     <w:name w:val="Grid Table 1 Light - Accent 1"/>
-    <w:basedOn w:val="791"/>
+    <w:basedOn w:val="811"/>
     <w:uiPriority w:val="99"/>
     <w:pPr>
       <w:pBdr/>
@@ -28459,9 +29721,9 @@
       </w:tcPr>
     </w:tblStylePr>
   </w:style>
-  <w:style w:type="table" w:styleId="801">
+  <w:style w:type="table" w:styleId="821">
     <w:name w:val="Grid Table 1 Light - Accent 2"/>
-    <w:basedOn w:val="791"/>
+    <w:basedOn w:val="811"/>
     <w:uiPriority w:val="99"/>
     <w:pPr>
       <w:pBdr/>
@@ -28682,9 +29944,9 @@
       </w:tcPr>
     </w:tblStylePr>
   </w:style>
-  <w:style w:type="table" w:styleId="802">
+  <w:style w:type="table" w:styleId="822">
     <w:name w:val="Grid Table 1 Light - Accent 3"/>
-    <w:basedOn w:val="791"/>
+    <w:basedOn w:val="811"/>
     <w:uiPriority w:val="99"/>
     <w:pPr>
       <w:pBdr/>
@@ -28905,9 +30167,9 @@
       </w:tcPr>
     </w:tblStylePr>
   </w:style>
-  <w:style w:type="table" w:styleId="803">
+  <w:style w:type="table" w:styleId="823">
     <w:name w:val="Grid Table 1 Light - Accent 4"/>
-    <w:basedOn w:val="791"/>
+    <w:basedOn w:val="811"/>
     <w:uiPriority w:val="99"/>
     <w:pPr>
       <w:pBdr/>
@@ -29128,9 +30390,9 @@
       </w:tcPr>
     </w:tblStylePr>
   </w:style>
-  <w:style w:type="table" w:styleId="804">
+  <w:style w:type="table" w:styleId="824">
     <w:name w:val="Grid Table 1 Light - Accent 5"/>
-    <w:basedOn w:val="791"/>
+    <w:basedOn w:val="811"/>
     <w:uiPriority w:val="99"/>
     <w:pPr>
       <w:pBdr/>
@@ -29351,9 +30613,9 @@
       </w:tcPr>
     </w:tblStylePr>
   </w:style>
-  <w:style w:type="table" w:styleId="805">
+  <w:style w:type="table" w:styleId="825">
     <w:name w:val="Grid Table 1 Light - Accent 6"/>
-    <w:basedOn w:val="791"/>
+    <w:basedOn w:val="811"/>
     <w:uiPriority w:val="99"/>
     <w:pPr>
       <w:pBdr/>
@@ -29574,9 +30836,9 @@
       </w:tcPr>
     </w:tblStylePr>
   </w:style>
-  <w:style w:type="table" w:styleId="806">
+  <w:style w:type="table" w:styleId="826">
     <w:name w:val="Grid Table 2"/>
-    <w:basedOn w:val="791"/>
+    <w:basedOn w:val="811"/>
     <w:uiPriority w:val="99"/>
     <w:pPr>
       <w:pBdr/>
@@ -29806,9 +31068,9 @@
       </w:tcPr>
     </w:tblStylePr>
   </w:style>
-  <w:style w:type="table" w:styleId="807">
+  <w:style w:type="table" w:styleId="827">
     <w:name w:val="Grid Table 2 - Accent 1"/>
-    <w:basedOn w:val="791"/>
+    <w:basedOn w:val="811"/>
     <w:uiPriority w:val="99"/>
     <w:pPr>
       <w:pBdr/>
@@ -30038,9 +31300,9 @@
       </w:tcPr>
     </w:tblStylePr>
   </w:style>
-  <w:style w:type="table" w:styleId="808">
+  <w:style w:type="table" w:styleId="828">
     <w:name w:val="Grid Table 2 - Accent 2"/>
-    <w:basedOn w:val="791"/>
+    <w:basedOn w:val="811"/>
     <w:uiPriority w:val="99"/>
     <w:pPr>
       <w:pBdr/>
@@ -30270,9 +31532,9 @@
       </w:tcPr>
     </w:tblStylePr>
   </w:style>
-  <w:style w:type="table" w:styleId="809">
+  <w:style w:type="table" w:styleId="829">
     <w:name w:val="Grid Table 2 - Accent 3"/>
-    <w:basedOn w:val="791"/>
+    <w:basedOn w:val="811"/>
     <w:uiPriority w:val="99"/>
     <w:pPr>
       <w:pBdr/>
@@ -30502,9 +31764,9 @@
       </w:tcPr>
     </w:tblStylePr>
   </w:style>
-  <w:style w:type="table" w:styleId="810">
+  <w:style w:type="table" w:styleId="830">
     <w:name w:val="Grid Table 2 - Accent 4"/>
-    <w:basedOn w:val="791"/>
+    <w:basedOn w:val="811"/>
     <w:uiPriority w:val="99"/>
     <w:pPr>
       <w:pBdr/>
@@ -30734,9 +31996,9 @@
       </w:tcPr>
     </w:tblStylePr>
   </w:style>
-  <w:style w:type="table" w:styleId="811">
+  <w:style w:type="table" w:styleId="831">
     <w:name w:val="Grid Table 2 - Accent 5"/>
-    <w:basedOn w:val="791"/>
+    <w:basedOn w:val="811"/>
     <w:uiPriority w:val="99"/>
     <w:pPr>
       <w:pBdr/>
@@ -30966,9 +32228,9 @@
       </w:tcPr>
     </w:tblStylePr>
   </w:style>
-  <w:style w:type="table" w:styleId="812">
+  <w:style w:type="table" w:styleId="832">
     <w:name w:val="Grid Table 2 - Accent 6"/>
-    <w:basedOn w:val="791"/>
+    <w:basedOn w:val="811"/>
     <w:uiPriority w:val="99"/>
     <w:pPr>
       <w:pBdr/>
@@ -31198,9 +32460,9 @@
       </w:tcPr>
     </w:tblStylePr>
   </w:style>
-  <w:style w:type="table" w:styleId="813">
+  <w:style w:type="table" w:styleId="833">
     <w:name w:val="Grid Table 3"/>
-    <w:basedOn w:val="791"/>
+    <w:basedOn w:val="811"/>
     <w:uiPriority w:val="99"/>
     <w:pPr>
       <w:pBdr/>
@@ -31443,9 +32705,9 @@
       </w:tcPr>
     </w:tblStylePr>
   </w:style>
-  <w:style w:type="table" w:styleId="814">
+  <w:style w:type="table" w:styleId="834">
     <w:name w:val="Grid Table 3 - Accent 1"/>
-    <w:basedOn w:val="791"/>
+    <w:basedOn w:val="811"/>
     <w:uiPriority w:val="99"/>
     <w:pPr>
       <w:pBdr/>
@@ -31688,9 +32950,9 @@
       </w:tcPr>
     </w:tblStylePr>
   </w:style>
-  <w:style w:type="table" w:styleId="815">
+  <w:style w:type="table" w:styleId="835">
     <w:name w:val="Grid Table 3 - Accent 2"/>
-    <w:basedOn w:val="791"/>
+    <w:basedOn w:val="811"/>
     <w:uiPriority w:val="99"/>
     <w:pPr>
       <w:pBdr/>
@@ -31933,9 +33195,9 @@
       </w:tcPr>
     </w:tblStylePr>
   </w:style>
-  <w:style w:type="table" w:styleId="816">
+  <w:style w:type="table" w:styleId="836">
     <w:name w:val="Grid Table 3 - Accent 3"/>
-    <w:basedOn w:val="791"/>
+    <w:basedOn w:val="811"/>
     <w:uiPriority w:val="99"/>
     <w:pPr>
       <w:pBdr/>
@@ -32178,9 +33440,9 @@
       </w:tcPr>
     </w:tblStylePr>
   </w:style>
-  <w:style w:type="table" w:styleId="817">
+  <w:style w:type="table" w:styleId="837">
     <w:name w:val="Grid Table 3 - Accent 4"/>
-    <w:basedOn w:val="791"/>
+    <w:basedOn w:val="811"/>
     <w:uiPriority w:val="99"/>
     <w:pPr>
       <w:pBdr/>
@@ -32423,9 +33685,9 @@
       </w:tcPr>
     </w:tblStylePr>
   </w:style>
-  <w:style w:type="table" w:styleId="818">
+  <w:style w:type="table" w:styleId="838">
     <w:name w:val="Grid Table 3 - Accent 5"/>
-    <w:basedOn w:val="791"/>
+    <w:basedOn w:val="811"/>
     <w:uiPriority w:val="99"/>
     <w:pPr>
       <w:pBdr/>
@@ -32668,9 +33930,9 @@
       </w:tcPr>
     </w:tblStylePr>
   </w:style>
-  <w:style w:type="table" w:styleId="819">
+  <w:style w:type="table" w:styleId="839">
     <w:name w:val="Grid Table 3 - Accent 6"/>
-    <w:basedOn w:val="791"/>
+    <w:basedOn w:val="811"/>
     <w:uiPriority w:val="99"/>
     <w:pPr>
       <w:pBdr/>
@@ -32913,9 +34175,9 @@
       </w:tcPr>
     </w:tblStylePr>
   </w:style>
-  <w:style w:type="table" w:styleId="820">
+  <w:style w:type="table" w:styleId="840">
     <w:name w:val="Grid Table 4"/>
-    <w:basedOn w:val="791"/>
+    <w:basedOn w:val="811"/>
     <w:uiPriority w:val="59"/>
     <w:pPr>
       <w:pBdr/>
@@ -33146,9 +34408,9 @@
       </w:tcPr>
     </w:tblStylePr>
   </w:style>
-  <w:style w:type="table" w:styleId="821">
+  <w:style w:type="table" w:styleId="841">
     <w:name w:val="Grid Table 4 - Accent 1"/>
-    <w:basedOn w:val="791"/>
+    <w:basedOn w:val="811"/>
     <w:uiPriority w:val="59"/>
     <w:pPr>
       <w:pBdr/>
@@ -33379,9 +34641,9 @@
       </w:tcPr>
     </w:tblStylePr>
   </w:style>
-  <w:style w:type="table" w:styleId="822">
+  <w:style w:type="table" w:styleId="842">
     <w:name w:val="Grid Table 4 - Accent 2"/>
-    <w:basedOn w:val="791"/>
+    <w:basedOn w:val="811"/>
     <w:uiPriority w:val="59"/>
     <w:pPr>
       <w:pBdr/>
@@ -33612,9 +34874,9 @@
       </w:tcPr>
     </w:tblStylePr>
   </w:style>
-  <w:style w:type="table" w:styleId="823">
+  <w:style w:type="table" w:styleId="843">
     <w:name w:val="Grid Table 4 - Accent 3"/>
-    <w:basedOn w:val="791"/>
+    <w:basedOn w:val="811"/>
     <w:uiPriority w:val="59"/>
     <w:pPr>
       <w:pBdr/>
@@ -33845,9 +35107,9 @@
       </w:tcPr>
     </w:tblStylePr>
   </w:style>
-  <w:style w:type="table" w:styleId="824">
+  <w:style w:type="table" w:styleId="844">
     <w:name w:val="Grid Table 4 - Accent 4"/>
-    <w:basedOn w:val="791"/>
+    <w:basedOn w:val="811"/>
     <w:uiPriority w:val="59"/>
     <w:pPr>
       <w:pBdr/>
@@ -34078,9 +35340,9 @@
       </w:tcPr>
     </w:tblStylePr>
   </w:style>
-  <w:style w:type="table" w:styleId="825">
+  <w:style w:type="table" w:styleId="845">
     <w:name w:val="Grid Table 4 - Accent 5"/>
-    <w:basedOn w:val="791"/>
+    <w:basedOn w:val="811"/>
     <w:uiPriority w:val="59"/>
     <w:pPr>
       <w:pBdr/>
@@ -34311,9 +35573,9 @@
       </w:tcPr>
     </w:tblStylePr>
   </w:style>
-  <w:style w:type="table" w:styleId="826">
+  <w:style w:type="table" w:styleId="846">
     <w:name w:val="Grid Table 4 - Accent 6"/>
-    <w:basedOn w:val="791"/>
+    <w:basedOn w:val="811"/>
     <w:uiPriority w:val="59"/>
     <w:pPr>
       <w:pBdr/>
@@ -34544,9 +35806,9 @@
       </w:tcPr>
     </w:tblStylePr>
   </w:style>
-  <w:style w:type="table" w:styleId="827">
+  <w:style w:type="table" w:styleId="847">
     <w:name w:val="Grid Table 5 Dark"/>
-    <w:basedOn w:val="791"/>
+    <w:basedOn w:val="811"/>
     <w:uiPriority w:val="99"/>
     <w:pPr>
       <w:pBdr/>
@@ -34772,9 +36034,9 @@
       </w:tcPr>
     </w:tblStylePr>
   </w:style>
-  <w:style w:type="table" w:styleId="828">
+  <w:style w:type="table" w:styleId="848">
     <w:name w:val="Grid Table 5 Dark- Accent 1"/>
-    <w:basedOn w:val="791"/>
+    <w:basedOn w:val="811"/>
     <w:uiPriority w:val="99"/>
     <w:pPr>
       <w:pBdr/>
@@ -35000,9 +36262,9 @@
       </w:tcPr>
     </w:tblStylePr>
   </w:style>
-  <w:style w:type="table" w:styleId="829">
+  <w:style w:type="table" w:styleId="849">
     <w:name w:val="Grid Table 5 Dark - Accent 2"/>
-    <w:basedOn w:val="791"/>
+    <w:basedOn w:val="811"/>
     <w:uiPriority w:val="99"/>
     <w:pPr>
       <w:pBdr/>
@@ -35228,9 +36490,9 @@
       </w:tcPr>
     </w:tblStylePr>
   </w:style>
-  <w:style w:type="table" w:styleId="830">
+  <w:style w:type="table" w:styleId="850">
     <w:name w:val="Grid Table 5 Dark - Accent 3"/>
-    <w:basedOn w:val="791"/>
+    <w:basedOn w:val="811"/>
     <w:uiPriority w:val="99"/>
     <w:pPr>
       <w:pBdr/>
@@ -35456,9 +36718,9 @@
       </w:tcPr>
     </w:tblStylePr>
   </w:style>
-  <w:style w:type="table" w:styleId="831">
+  <w:style w:type="table" w:styleId="851">
     <w:name w:val="Grid Table 5 Dark- Accent 4"/>
-    <w:basedOn w:val="791"/>
+    <w:basedOn w:val="811"/>
     <w:uiPriority w:val="99"/>
     <w:pPr>
       <w:pBdr/>
@@ -35684,9 +36946,9 @@
       </w:tcPr>
     </w:tblStylePr>
   </w:style>
-  <w:style w:type="table" w:styleId="832">
+  <w:style w:type="table" w:styleId="852">
     <w:name w:val="Grid Table 5 Dark - Accent 5"/>
-    <w:basedOn w:val="791"/>
+    <w:basedOn w:val="811"/>
     <w:uiPriority w:val="99"/>
     <w:pPr>
       <w:pBdr/>
@@ -35912,9 +37174,9 @@
       </w:tcPr>
     </w:tblStylePr>
   </w:style>
-  <w:style w:type="table" w:styleId="833">
+  <w:style w:type="table" w:styleId="853">
     <w:name w:val="Grid Table 5 Dark - Accent 6"/>
-    <w:basedOn w:val="791"/>
+    <w:basedOn w:val="811"/>
     <w:uiPriority w:val="99"/>
     <w:pPr>
       <w:pBdr/>
@@ -36140,9 +37402,9 @@
       </w:tcPr>
     </w:tblStylePr>
   </w:style>
-  <w:style w:type="table" w:styleId="834">
+  <w:style w:type="table" w:styleId="854">
     <w:name w:val="Grid Table 6 Colorful"/>
-    <w:basedOn w:val="791"/>
+    <w:basedOn w:val="811"/>
     <w:uiPriority w:val="99"/>
     <w:pPr>
       <w:pBdr/>
@@ -36370,9 +37632,9 @@
       </w:tcPr>
     </w:tblStylePr>
   </w:style>
-  <w:style w:type="table" w:styleId="835">
+  <w:style w:type="table" w:styleId="855">
     <w:name w:val="Grid Table 6 Colorful - Accent 1"/>
-    <w:basedOn w:val="791"/>
+    <w:basedOn w:val="811"/>
     <w:uiPriority w:val="99"/>
     <w:pPr>
       <w:pBdr/>
@@ -36600,9 +37862,9 @@
       </w:tcPr>
     </w:tblStylePr>
   </w:style>
-  <w:style w:type="table" w:styleId="836">
+  <w:style w:type="table" w:styleId="856">
     <w:name w:val="Grid Table 6 Colorful - Accent 2"/>
-    <w:basedOn w:val="791"/>
+    <w:basedOn w:val="811"/>
     <w:uiPriority w:val="99"/>
     <w:pPr>
       <w:pBdr/>
@@ -36830,9 +38092,9 @@
       </w:tcPr>
     </w:tblStylePr>
   </w:style>
-  <w:style w:type="table" w:styleId="837">
+  <w:style w:type="table" w:styleId="857">
     <w:name w:val="Grid Table 6 Colorful - Accent 3"/>
-    <w:basedOn w:val="791"/>
+    <w:basedOn w:val="811"/>
     <w:uiPriority w:val="99"/>
     <w:pPr>
       <w:pBdr/>
@@ -37060,9 +38322,9 @@
       </w:tcPr>
     </w:tblStylePr>
   </w:style>
-  <w:style w:type="table" w:styleId="838">
+  <w:style w:type="table" w:styleId="858">
     <w:name w:val="Grid Table 6 Colorful - Accent 4"/>
-    <w:basedOn w:val="791"/>
+    <w:basedOn w:val="811"/>
     <w:uiPriority w:val="99"/>
     <w:pPr>
       <w:pBdr/>
@@ -37290,9 +38552,9 @@
       </w:tcPr>
     </w:tblStylePr>
   </w:style>
-  <w:style w:type="table" w:styleId="839">
+  <w:style w:type="table" w:styleId="859">
     <w:name w:val="Grid Table 6 Colorful - Accent 5"/>
-    <w:basedOn w:val="791"/>
+    <w:basedOn w:val="811"/>
     <w:uiPriority w:val="99"/>
     <w:pPr>
       <w:pBdr/>
@@ -37520,9 +38782,9 @@
       </w:tcPr>
     </w:tblStylePr>
   </w:style>
-  <w:style w:type="table" w:styleId="840">
+  <w:style w:type="table" w:styleId="860">
     <w:name w:val="Grid Table 6 Colorful - Accent 6"/>
-    <w:basedOn w:val="791"/>
+    <w:basedOn w:val="811"/>
     <w:uiPriority w:val="99"/>
     <w:pPr>
       <w:pBdr/>
@@ -37750,9 +39012,9 @@
       </w:tcPr>
     </w:tblStylePr>
   </w:style>
-  <w:style w:type="table" w:styleId="841">
+  <w:style w:type="table" w:styleId="861">
     <w:name w:val="Grid Table 7 Colorful"/>
-    <w:basedOn w:val="791"/>
+    <w:basedOn w:val="811"/>
     <w:uiPriority w:val="99"/>
     <w:pPr>
       <w:pBdr/>
@@ -38004,9 +39266,9 @@
       </w:tcPr>
     </w:tblStylePr>
   </w:style>
-  <w:style w:type="table" w:styleId="842">
+  <w:style w:type="table" w:styleId="862">
     <w:name w:val="Grid Table 7 Colorful - Accent 1"/>
-    <w:basedOn w:val="791"/>
+    <w:basedOn w:val="811"/>
     <w:uiPriority w:val="99"/>
     <w:pPr>
       <w:pBdr/>
@@ -38258,9 +39520,9 @@
       </w:tcPr>
     </w:tblStylePr>
   </w:style>
-  <w:style w:type="table" w:styleId="843">
+  <w:style w:type="table" w:styleId="863">
     <w:name w:val="Grid Table 7 Colorful - Accent 2"/>
-    <w:basedOn w:val="791"/>
+    <w:basedOn w:val="811"/>
     <w:uiPriority w:val="99"/>
     <w:pPr>
       <w:pBdr/>
@@ -38512,9 +39774,9 @@
       </w:tcPr>
     </w:tblStylePr>
   </w:style>
-  <w:style w:type="table" w:styleId="844">
+  <w:style w:type="table" w:styleId="864">
     <w:name w:val="Grid Table 7 Colorful - Accent 3"/>
-    <w:basedOn w:val="791"/>
+    <w:basedOn w:val="811"/>
     <w:uiPriority w:val="99"/>
     <w:pPr>
       <w:pBdr/>
@@ -38766,9 +40028,9 @@
       </w:tcPr>
     </w:tblStylePr>
   </w:style>
-  <w:style w:type="table" w:styleId="845">
+  <w:style w:type="table" w:styleId="865">
     <w:name w:val="Grid Table 7 Colorful - Accent 4"/>
-    <w:basedOn w:val="791"/>
+    <w:basedOn w:val="811"/>
     <w:uiPriority w:val="99"/>
     <w:pPr>
       <w:pBdr/>
@@ -39020,9 +40282,9 @@
       </w:tcPr>
     </w:tblStylePr>
   </w:style>
-  <w:style w:type="table" w:styleId="846">
+  <w:style w:type="table" w:styleId="866">
     <w:name w:val="Grid Table 7 Colorful - Accent 5"/>
-    <w:basedOn w:val="791"/>
+    <w:basedOn w:val="811"/>
     <w:uiPriority w:val="99"/>
     <w:pPr>
       <w:pBdr/>
@@ -39274,9 +40536,9 @@
       </w:tcPr>
     </w:tblStylePr>
   </w:style>
-  <w:style w:type="table" w:styleId="847">
+  <w:style w:type="table" w:styleId="867">
     <w:name w:val="Grid Table 7 Colorful - Accent 6"/>
-    <w:basedOn w:val="791"/>
+    <w:basedOn w:val="811"/>
     <w:uiPriority w:val="99"/>
     <w:pPr>
       <w:pBdr/>
@@ -39528,9 +40790,9 @@
       </w:tcPr>
     </w:tblStylePr>
   </w:style>
-  <w:style w:type="table" w:styleId="848">
+  <w:style w:type="table" w:styleId="868">
     <w:name w:val="List Table 1 Light"/>
-    <w:basedOn w:val="791"/>
+    <w:basedOn w:val="811"/>
     <w:uiPriority w:val="99"/>
     <w:pPr>
       <w:pBdr/>
@@ -39744,9 +41006,9 @@
       </w:tcPr>
     </w:tblStylePr>
   </w:style>
-  <w:style w:type="table" w:styleId="849">
+  <w:style w:type="table" w:styleId="869">
     <w:name w:val="List Table 1 Light - Accent 1"/>
-    <w:basedOn w:val="791"/>
+    <w:basedOn w:val="811"/>
     <w:uiPriority w:val="99"/>
     <w:pPr>
       <w:pBdr/>
@@ -39960,9 +41222,9 @@
       </w:tcPr>
     </w:tblStylePr>
   </w:style>
-  <w:style w:type="table" w:styleId="850">
+  <w:style w:type="table" w:styleId="870">
     <w:name w:val="List Table 1 Light - Accent 2"/>
-    <w:basedOn w:val="791"/>
+    <w:basedOn w:val="811"/>
     <w:uiPriority w:val="99"/>
     <w:pPr>
       <w:pBdr/>
@@ -40176,9 +41438,9 @@
       </w:tcPr>
     </w:tblStylePr>
   </w:style>
-  <w:style w:type="table" w:styleId="851">
+  <w:style w:type="table" w:styleId="871">
     <w:name w:val="List Table 1 Light - Accent 3"/>
-    <w:basedOn w:val="791"/>
+    <w:basedOn w:val="811"/>
     <w:uiPriority w:val="99"/>
     <w:pPr>
       <w:pBdr/>
@@ -40392,9 +41654,9 @@
       </w:tcPr>
     </w:tblStylePr>
   </w:style>
-  <w:style w:type="table" w:styleId="852">
+  <w:style w:type="table" w:styleId="872">
     <w:name w:val="List Table 1 Light - Accent 4"/>
-    <w:basedOn w:val="791"/>
+    <w:basedOn w:val="811"/>
     <w:uiPriority w:val="99"/>
     <w:pPr>
       <w:pBdr/>
@@ -40608,9 +41870,9 @@
       </w:tcPr>
     </w:tblStylePr>
   </w:style>
-  <w:style w:type="table" w:styleId="853">
+  <w:style w:type="table" w:styleId="873">
     <w:name w:val="List Table 1 Light - Accent 5"/>
-    <w:basedOn w:val="791"/>
+    <w:basedOn w:val="811"/>
     <w:uiPriority w:val="99"/>
     <w:pPr>
       <w:pBdr/>
@@ -40824,9 +42086,9 @@
       </w:tcPr>
     </w:tblStylePr>
   </w:style>
-  <w:style w:type="table" w:styleId="854">
+  <w:style w:type="table" w:styleId="874">
     <w:name w:val="List Table 1 Light - Accent 6"/>
-    <w:basedOn w:val="791"/>
+    <w:basedOn w:val="811"/>
     <w:uiPriority w:val="99"/>
     <w:pPr>
       <w:pBdr/>
@@ -41040,9 +42302,9 @@
       </w:tcPr>
     </w:tblStylePr>
   </w:style>
-  <w:style w:type="table" w:styleId="855">
+  <w:style w:type="table" w:styleId="875">
     <w:name w:val="List Table 2"/>
-    <w:basedOn w:val="791"/>
+    <w:basedOn w:val="811"/>
     <w:uiPriority w:val="99"/>
     <w:pPr>
       <w:pBdr/>
@@ -41278,9 +42540,9 @@
       </w:tcPr>
     </w:tblStylePr>
   </w:style>
-  <w:style w:type="table" w:styleId="856">
+  <w:style w:type="table" w:styleId="876">
     <w:name w:val="List Table 2 - Accent 1"/>
-    <w:basedOn w:val="791"/>
+    <w:basedOn w:val="811"/>
     <w:uiPriority w:val="99"/>
     <w:pPr>
       <w:pBdr/>
@@ -41516,9 +42778,9 @@
       </w:tcPr>
     </w:tblStylePr>
   </w:style>
-  <w:style w:type="table" w:styleId="857">
+  <w:style w:type="table" w:styleId="877">
     <w:name w:val="List Table 2 - Accent 2"/>
-    <w:basedOn w:val="791"/>
+    <w:basedOn w:val="811"/>
     <w:uiPriority w:val="99"/>
     <w:pPr>
       <w:pBdr/>
@@ -41754,9 +43016,9 @@
       </w:tcPr>
     </w:tblStylePr>
   </w:style>
-  <w:style w:type="table" w:styleId="858">
+  <w:style w:type="table" w:styleId="878">
     <w:name w:val="List Table 2 - Accent 3"/>
-    <w:basedOn w:val="791"/>
+    <w:basedOn w:val="811"/>
     <w:uiPriority w:val="99"/>
     <w:pPr>
       <w:pBdr/>
@@ -41992,9 +43254,9 @@
       </w:tcPr>
     </w:tblStylePr>
   </w:style>
-  <w:style w:type="table" w:styleId="859">
+  <w:style w:type="table" w:styleId="879">
     <w:name w:val="List Table 2 - Accent 4"/>
-    <w:basedOn w:val="791"/>
+    <w:basedOn w:val="811"/>
     <w:uiPriority w:val="99"/>
     <w:pPr>
       <w:pBdr/>
@@ -42230,9 +43492,9 @@
       </w:tcPr>
     </w:tblStylePr>
   </w:style>
-  <w:style w:type="table" w:styleId="860">
+  <w:style w:type="table" w:styleId="880">
     <w:name w:val="List Table 2 - Accent 5"/>
-    <w:basedOn w:val="791"/>
+    <w:basedOn w:val="811"/>
     <w:uiPriority w:val="99"/>
     <w:pPr>
       <w:pBdr/>
@@ -42468,9 +43730,9 @@
       </w:tcPr>
     </w:tblStylePr>
   </w:style>
-  <w:style w:type="table" w:styleId="861">
+  <w:style w:type="table" w:styleId="881">
     <w:name w:val="List Table 2 - Accent 6"/>
-    <w:basedOn w:val="791"/>
+    <w:basedOn w:val="811"/>
     <w:uiPriority w:val="99"/>
     <w:pPr>
       <w:pBdr/>
@@ -42706,9 +43968,9 @@
       </w:tcPr>
     </w:tblStylePr>
   </w:style>
-  <w:style w:type="table" w:styleId="862">
+  <w:style w:type="table" w:styleId="882">
     <w:name w:val="List Table 3"/>
-    <w:basedOn w:val="791"/>
+    <w:basedOn w:val="811"/>
     <w:uiPriority w:val="99"/>
     <w:pPr>
       <w:pBdr/>
@@ -42934,9 +44196,9 @@
       </w:tcPr>
     </w:tblStylePr>
   </w:style>
-  <w:style w:type="table" w:styleId="863">
+  <w:style w:type="table" w:styleId="883">
     <w:name w:val="List Table 3 - Accent 1"/>
-    <w:basedOn w:val="791"/>
+    <w:basedOn w:val="811"/>
     <w:uiPriority w:val="99"/>
     <w:pPr>
       <w:pBdr/>
@@ -43162,9 +44424,9 @@
       </w:tcPr>
     </w:tblStylePr>
   </w:style>
-  <w:style w:type="table" w:styleId="864">
+  <w:style w:type="table" w:styleId="884">
     <w:name w:val="List Table 3 - Accent 2"/>
-    <w:basedOn w:val="791"/>
+    <w:basedOn w:val="811"/>
     <w:uiPriority w:val="99"/>
     <w:pPr>
       <w:pBdr/>
@@ -43390,9 +44652,9 @@
       </w:tcPr>
     </w:tblStylePr>
   </w:style>
-  <w:style w:type="table" w:styleId="865">
+  <w:style w:type="table" w:styleId="885">
     <w:name w:val="List Table 3 - Accent 3"/>
-    <w:basedOn w:val="791"/>
+    <w:basedOn w:val="811"/>
     <w:uiPriority w:val="99"/>
     <w:pPr>
       <w:pBdr/>
@@ -43618,9 +44880,9 @@
       </w:tcPr>
     </w:tblStylePr>
   </w:style>
-  <w:style w:type="table" w:styleId="866">
+  <w:style w:type="table" w:styleId="886">
     <w:name w:val="List Table 3 - Accent 4"/>
-    <w:basedOn w:val="791"/>
+    <w:basedOn w:val="811"/>
     <w:uiPriority w:val="99"/>
     <w:pPr>
       <w:pBdr/>
@@ -43846,9 +45108,9 @@
       </w:tcPr>
     </w:tblStylePr>
   </w:style>
-  <w:style w:type="table" w:styleId="867">
+  <w:style w:type="table" w:styleId="887">
     <w:name w:val="List Table 3 - Accent 5"/>
-    <w:basedOn w:val="791"/>
+    <w:basedOn w:val="811"/>
     <w:uiPriority w:val="99"/>
     <w:pPr>
       <w:pBdr/>
@@ -44074,9 +45336,9 @@
       </w:tcPr>
     </w:tblStylePr>
   </w:style>
-  <w:style w:type="table" w:styleId="868">
+  <w:style w:type="table" w:styleId="888">
     <w:name w:val="List Table 3 - Accent 6"/>
-    <w:basedOn w:val="791"/>
+    <w:basedOn w:val="811"/>
     <w:uiPriority w:val="99"/>
     <w:pPr>
       <w:pBdr/>
@@ -44302,9 +45564,9 @@
       </w:tcPr>
     </w:tblStylePr>
   </w:style>
-  <w:style w:type="table" w:styleId="869">
+  <w:style w:type="table" w:styleId="889">
     <w:name w:val="List Table 4"/>
-    <w:basedOn w:val="791"/>
+    <w:basedOn w:val="811"/>
     <w:uiPriority w:val="99"/>
     <w:pPr>
       <w:pBdr/>
@@ -44527,9 +45789,9 @@
       </w:tcPr>
     </w:tblStylePr>
   </w:style>
-  <w:style w:type="table" w:styleId="870">
+  <w:style w:type="table" w:styleId="890">
     <w:name w:val="List Table 4 - Accent 1"/>
-    <w:basedOn w:val="791"/>
+    <w:basedOn w:val="811"/>
     <w:uiPriority w:val="99"/>
     <w:pPr>
       <w:pBdr/>
@@ -44752,9 +46014,9 @@
       </w:tcPr>
     </w:tblStylePr>
   </w:style>
-  <w:style w:type="table" w:styleId="871">
+  <w:style w:type="table" w:styleId="891">
     <w:name w:val="List Table 4 - Accent 2"/>
-    <w:basedOn w:val="791"/>
+    <w:basedOn w:val="811"/>
     <w:uiPriority w:val="99"/>
     <w:pPr>
       <w:pBdr/>
@@ -44977,9 +46239,9 @@
       </w:tcPr>
     </w:tblStylePr>
   </w:style>
-  <w:style w:type="table" w:styleId="872">
+  <w:style w:type="table" w:styleId="892">
     <w:name w:val="List Table 4 - Accent 3"/>
-    <w:basedOn w:val="791"/>
+    <w:basedOn w:val="811"/>
     <w:uiPriority w:val="99"/>
     <w:pPr>
       <w:pBdr/>
@@ -45202,9 +46464,9 @@
       </w:tcPr>
     </w:tblStylePr>
   </w:style>
-  <w:style w:type="table" w:styleId="873">
+  <w:style w:type="table" w:styleId="893">
     <w:name w:val="List Table 4 - Accent 4"/>
-    <w:basedOn w:val="791"/>
+    <w:basedOn w:val="811"/>
     <w:uiPriority w:val="99"/>
     <w:pPr>
       <w:pBdr/>
@@ -45427,9 +46689,9 @@
       </w:tcPr>
     </w:tblStylePr>
   </w:style>
-  <w:style w:type="table" w:styleId="874">
+  <w:style w:type="table" w:styleId="894">
     <w:name w:val="List Table 4 - Accent 5"/>
-    <w:basedOn w:val="791"/>
+    <w:basedOn w:val="811"/>
     <w:uiPriority w:val="99"/>
     <w:pPr>
       <w:pBdr/>
@@ -45652,9 +46914,9 @@
       </w:tcPr>
     </w:tblStylePr>
   </w:style>
-  <w:style w:type="table" w:styleId="875">
+  <w:style w:type="table" w:styleId="895">
     <w:name w:val="List Table 4 - Accent 6"/>
-    <w:basedOn w:val="791"/>
+    <w:basedOn w:val="811"/>
     <w:uiPriority w:val="99"/>
     <w:pPr>
       <w:pBdr/>
@@ -45877,9 +47139,9 @@
       </w:tcPr>
     </w:tblStylePr>
   </w:style>
-  <w:style w:type="table" w:styleId="876">
+  <w:style w:type="table" w:styleId="896">
     <w:name w:val="List Table 5 Dark"/>
-    <w:basedOn w:val="791"/>
+    <w:basedOn w:val="811"/>
     <w:uiPriority w:val="99"/>
     <w:pPr>
       <w:pBdr/>
@@ -46119,9 +47381,9 @@
       </w:tcPr>
     </w:tblStylePr>
   </w:style>
-  <w:style w:type="table" w:styleId="877">
+  <w:style w:type="table" w:styleId="897">
     <w:name w:val="List Table 5 Dark - Accent 1"/>
-    <w:basedOn w:val="791"/>
+    <w:basedOn w:val="811"/>
     <w:uiPriority w:val="99"/>
     <w:pPr>
       <w:pBdr/>
@@ -46361,9 +47623,9 @@
       </w:tcPr>
     </w:tblStylePr>
   </w:style>
-  <w:style w:type="table" w:styleId="878">
+  <w:style w:type="table" w:styleId="898">
     <w:name w:val="List Table 5 Dark - Accent 2"/>
-    <w:basedOn w:val="791"/>
+    <w:basedOn w:val="811"/>
     <w:uiPriority w:val="99"/>
     <w:pPr>
       <w:pBdr/>
@@ -46603,9 +47865,9 @@
       </w:tcPr>
     </w:tblStylePr>
   </w:style>
-  <w:style w:type="table" w:styleId="879">
+  <w:style w:type="table" w:styleId="899">
     <w:name w:val="List Table 5 Dark - Accent 3"/>
-    <w:basedOn w:val="791"/>
+    <w:basedOn w:val="811"/>
     <w:uiPriority w:val="99"/>
     <w:pPr>
       <w:pBdr/>
@@ -46845,9 +48107,9 @@
       </w:tcPr>
     </w:tblStylePr>
   </w:style>
-  <w:style w:type="table" w:styleId="880">
+  <w:style w:type="table" w:styleId="900">
     <w:name w:val="List Table 5 Dark - Accent 4"/>
-    <w:basedOn w:val="791"/>
+    <w:basedOn w:val="811"/>
     <w:uiPriority w:val="99"/>
     <w:pPr>
       <w:pBdr/>
@@ -47087,9 +48349,9 @@
       </w:tcPr>
     </w:tblStylePr>
   </w:style>
-  <w:style w:type="table" w:styleId="881">
+  <w:style w:type="table" w:styleId="901">
     <w:name w:val="List Table 5 Dark - Accent 5"/>
-    <w:basedOn w:val="791"/>
+    <w:basedOn w:val="811"/>
     <w:uiPriority w:val="99"/>
     <w:pPr>
       <w:pBdr/>
@@ -47329,9 +48591,9 @@
       </w:tcPr>
     </w:tblStylePr>
   </w:style>
-  <w:style w:type="table" w:styleId="882">
+  <w:style w:type="table" w:styleId="902">
     <w:name w:val="List Table 5 Dark - Accent 6"/>
-    <w:basedOn w:val="791"/>
+    <w:basedOn w:val="811"/>
     <w:uiPriority w:val="99"/>
     <w:pPr>
       <w:pBdr/>
@@ -47571,9 +48833,9 @@
       </w:tcPr>
     </w:tblStylePr>
   </w:style>
-  <w:style w:type="table" w:styleId="883">
+  <w:style w:type="table" w:styleId="903">
     <w:name w:val="List Table 6 Colorful"/>
-    <w:basedOn w:val="791"/>
+    <w:basedOn w:val="811"/>
     <w:uiPriority w:val="99"/>
     <w:pPr>
       <w:pBdr/>
@@ -47794,9 +49056,9 @@
       </w:tcPr>
     </w:tblStylePr>
   </w:style>
-  <w:style w:type="table" w:styleId="884">
+  <w:style w:type="table" w:styleId="904">
     <w:name w:val="List Table 6 Colorful - Accent 1"/>
-    <w:basedOn w:val="791"/>
+    <w:basedOn w:val="811"/>
     <w:uiPriority w:val="99"/>
     <w:pPr>
       <w:pBdr/>
@@ -48017,9 +49279,9 @@
       </w:tcPr>
     </w:tblStylePr>
   </w:style>
-  <w:style w:type="table" w:styleId="885">
+  <w:style w:type="table" w:styleId="905">
     <w:name w:val="List Table 6 Colorful - Accent 2"/>
-    <w:basedOn w:val="791"/>
+    <w:basedOn w:val="811"/>
     <w:uiPriority w:val="99"/>
     <w:pPr>
       <w:pBdr/>
@@ -48240,9 +49502,9 @@
       </w:tcPr>
     </w:tblStylePr>
   </w:style>
-  <w:style w:type="table" w:styleId="886">
+  <w:style w:type="table" w:styleId="906">
     <w:name w:val="List Table 6 Colorful - Accent 3"/>
-    <w:basedOn w:val="791"/>
+    <w:basedOn w:val="811"/>
     <w:uiPriority w:val="99"/>
     <w:pPr>
       <w:pBdr/>
@@ -48463,9 +49725,9 @@
       </w:tcPr>
     </w:tblStylePr>
   </w:style>
-  <w:style w:type="table" w:styleId="887">
+  <w:style w:type="table" w:styleId="907">
     <w:name w:val="List Table 6 Colorful - Accent 4"/>
-    <w:basedOn w:val="791"/>
+    <w:basedOn w:val="811"/>
     <w:uiPriority w:val="99"/>
     <w:pPr>
       <w:pBdr/>
@@ -48686,9 +49948,9 @@
       </w:tcPr>
     </w:tblStylePr>
   </w:style>
-  <w:style w:type="table" w:styleId="888">
+  <w:style w:type="table" w:styleId="908">
     <w:name w:val="List Table 6 Colorful - Accent 5"/>
-    <w:basedOn w:val="791"/>
+    <w:basedOn w:val="811"/>
     <w:uiPriority w:val="99"/>
     <w:pPr>
       <w:pBdr/>
@@ -48909,9 +50171,9 @@
       </w:tcPr>
     </w:tblStylePr>
   </w:style>
-  <w:style w:type="table" w:styleId="889">
+  <w:style w:type="table" w:styleId="909">
     <w:name w:val="List Table 6 Colorful - Accent 6"/>
-    <w:basedOn w:val="791"/>
+    <w:basedOn w:val="811"/>
     <w:uiPriority w:val="99"/>
     <w:pPr>
       <w:pBdr/>
@@ -49132,9 +50394,9 @@
       </w:tcPr>
     </w:tblStylePr>
   </w:style>
-  <w:style w:type="table" w:styleId="890">
+  <w:style w:type="table" w:styleId="910">
     <w:name w:val="List Table 7 Colorful"/>
-    <w:basedOn w:val="791"/>
+    <w:basedOn w:val="811"/>
     <w:uiPriority w:val="99"/>
     <w:pPr>
       <w:pBdr/>
@@ -49388,9 +50650,9 @@
       </w:tcPr>
     </w:tblStylePr>
   </w:style>
-  <w:style w:type="table" w:styleId="891">
+  <w:style w:type="table" w:styleId="911">
     <w:name w:val="List Table 7 Colorful - Accent 1"/>
-    <w:basedOn w:val="791"/>
+    <w:basedOn w:val="811"/>
     <w:uiPriority w:val="99"/>
     <w:pPr>
       <w:pBdr/>
@@ -49644,9 +50906,9 @@
       </w:tcPr>
     </w:tblStylePr>
   </w:style>
-  <w:style w:type="table" w:styleId="892">
+  <w:style w:type="table" w:styleId="912">
     <w:name w:val="List Table 7 Colorful - Accent 2"/>
-    <w:basedOn w:val="791"/>
+    <w:basedOn w:val="811"/>
     <w:uiPriority w:val="99"/>
     <w:pPr>
       <w:pBdr/>
@@ -49900,9 +51162,9 @@
       </w:tcPr>
     </w:tblStylePr>
   </w:style>
-  <w:style w:type="table" w:styleId="893">
+  <w:style w:type="table" w:styleId="913">
     <w:name w:val="List Table 7 Colorful - Accent 3"/>
-    <w:basedOn w:val="791"/>
+    <w:basedOn w:val="811"/>
     <w:uiPriority w:val="99"/>
     <w:pPr>
       <w:pBdr/>
@@ -50156,9 +51418,9 @@
       </w:tcPr>
     </w:tblStylePr>
   </w:style>
-  <w:style w:type="table" w:styleId="894">
+  <w:style w:type="table" w:styleId="914">
     <w:name w:val="List Table 7 Colorful - Accent 4"/>
-    <w:basedOn w:val="791"/>
+    <w:basedOn w:val="811"/>
     <w:uiPriority w:val="99"/>
     <w:pPr>
       <w:pBdr/>
@@ -50412,9 +51674,9 @@
       </w:tcPr>
     </w:tblStylePr>
   </w:style>
-  <w:style w:type="table" w:styleId="895">
+  <w:style w:type="table" w:styleId="915">
     <w:name w:val="List Table 7 Colorful - Accent 5"/>
-    <w:basedOn w:val="791"/>
+    <w:basedOn w:val="811"/>
     <w:uiPriority w:val="99"/>
     <w:pPr>
       <w:pBdr/>
@@ -50668,9 +51930,9 @@
       </w:tcPr>
     </w:tblStylePr>
   </w:style>
-  <w:style w:type="table" w:styleId="896">
+  <w:style w:type="table" w:styleId="916">
     <w:name w:val="List Table 7 Colorful - Accent 6"/>
-    <w:basedOn w:val="791"/>
+    <w:basedOn w:val="811"/>
     <w:uiPriority w:val="99"/>
     <w:pPr>
       <w:pBdr/>
@@ -50924,9 +52186,9 @@
       </w:tcPr>
     </w:tblStylePr>
   </w:style>
-  <w:style w:type="table" w:styleId="897">
+  <w:style w:type="table" w:styleId="917">
     <w:name w:val="Lined - Accent"/>
-    <w:basedOn w:val="791"/>
+    <w:basedOn w:val="811"/>
     <w:uiPriority w:val="99"/>
     <w:pPr>
       <w:pBdr/>
@@ -51161,9 +52423,9 @@
       </w:tcPr>
     </w:tblStylePr>
   </w:style>
-  <w:style w:type="table" w:styleId="898">
+  <w:style w:type="table" w:styleId="918">
     <w:name w:val="Lined - Accent 1"/>
-    <w:basedOn w:val="791"/>
+    <w:basedOn w:val="811"/>
     <w:uiPriority w:val="99"/>
     <w:pPr>
       <w:pBdr/>
@@ -51398,9 +52660,9 @@
       </w:tcPr>
     </w:tblStylePr>
   </w:style>
-  <w:style w:type="table" w:styleId="899">
+  <w:style w:type="table" w:styleId="919">
     <w:name w:val="Lined - Accent 2"/>
-    <w:basedOn w:val="791"/>
+    <w:basedOn w:val="811"/>
     <w:uiPriority w:val="99"/>
     <w:pPr>
       <w:pBdr/>
@@ -51635,9 +52897,9 @@
       </w:tcPr>
     </w:tblStylePr>
   </w:style>
-  <w:style w:type="table" w:styleId="900">
+  <w:style w:type="table" w:styleId="920">
     <w:name w:val="Lined - Accent 3"/>
-    <w:basedOn w:val="791"/>
+    <w:basedOn w:val="811"/>
     <w:uiPriority w:val="99"/>
     <w:pPr>
       <w:pBdr/>
@@ -51872,9 +53134,9 @@
       </w:tcPr>
     </w:tblStylePr>
   </w:style>
-  <w:style w:type="table" w:styleId="901">
+  <w:style w:type="table" w:styleId="921">
     <w:name w:val="Lined - Accent 4"/>
-    <w:basedOn w:val="791"/>
+    <w:basedOn w:val="811"/>
     <w:uiPriority w:val="99"/>
     <w:pPr>
       <w:pBdr/>
@@ -52109,9 +53371,9 @@
       </w:tcPr>
     </w:tblStylePr>
   </w:style>
-  <w:style w:type="table" w:styleId="902">
+  <w:style w:type="table" w:styleId="922">
     <w:name w:val="Lined - Accent 5"/>
-    <w:basedOn w:val="791"/>
+    <w:basedOn w:val="811"/>
     <w:uiPriority w:val="99"/>
     <w:pPr>
       <w:pBdr/>
@@ -52346,9 +53608,9 @@
       </w:tcPr>
     </w:tblStylePr>
   </w:style>
-  <w:style w:type="table" w:styleId="903">
+  <w:style w:type="table" w:styleId="923">
     <w:name w:val="Lined - Accent 6"/>
-    <w:basedOn w:val="791"/>
+    <w:basedOn w:val="811"/>
     <w:uiPriority w:val="99"/>
     <w:pPr>
       <w:pBdr/>
@@ -52583,9 +53845,9 @@
       </w:tcPr>
     </w:tblStylePr>
   </w:style>
-  <w:style w:type="table" w:styleId="904">
+  <w:style w:type="table" w:styleId="924">
     <w:name w:val="Bordered &amp; Lined - Accent"/>
-    <w:basedOn w:val="791"/>
+    <w:basedOn w:val="811"/>
     <w:uiPriority w:val="99"/>
     <w:pPr>
       <w:pBdr/>
@@ -52827,9 +54089,9 @@
       </w:tcPr>
     </w:tblStylePr>
   </w:style>
-  <w:style w:type="table" w:styleId="905">
+  <w:style w:type="table" w:styleId="925">
     <w:name w:val="Bordered &amp; Lined - Accent 1"/>
-    <w:basedOn w:val="791"/>
+    <w:basedOn w:val="811"/>
     <w:uiPriority w:val="99"/>
     <w:pPr>
       <w:pBdr/>
@@ -53071,9 +54333,9 @@
       </w:tcPr>
     </w:tblStylePr>
   </w:style>
-  <w:style w:type="table" w:styleId="906">
+  <w:style w:type="table" w:styleId="926">
     <w:name w:val="Bordered &amp; Lined - Accent 2"/>
-    <w:basedOn w:val="791"/>
+    <w:basedOn w:val="811"/>
     <w:uiPriority w:val="99"/>
     <w:pPr>
       <w:pBdr/>
@@ -53315,9 +54577,9 @@
       </w:tcPr>
     </w:tblStylePr>
   </w:style>
-  <w:style w:type="table" w:styleId="907">
+  <w:style w:type="table" w:styleId="927">
     <w:name w:val="Bordered &amp; Lined - Accent 3"/>
-    <w:basedOn w:val="791"/>
+    <w:basedOn w:val="811"/>
     <w:uiPriority w:val="99"/>
     <w:pPr>
       <w:pBdr/>
@@ -53559,9 +54821,9 @@
       </w:tcPr>
     </w:tblStylePr>
   </w:style>
-  <w:style w:type="table" w:styleId="908">
+  <w:style w:type="table" w:styleId="928">
     <w:name w:val="Bordered &amp; Lined - Accent 4"/>
-    <w:basedOn w:val="791"/>
+    <w:basedOn w:val="811"/>
     <w:uiPriority w:val="99"/>
     <w:pPr>
       <w:pBdr/>
@@ -53803,9 +55065,9 @@
       </w:tcPr>
     </w:tblStylePr>
   </w:style>
-  <w:style w:type="table" w:styleId="909">
+  <w:style w:type="table" w:styleId="929">
     <w:name w:val="Bordered &amp; Lined - Accent 5"/>
-    <w:basedOn w:val="791"/>
+    <w:basedOn w:val="811"/>
     <w:uiPriority w:val="99"/>
     <w:pPr>
       <w:pBdr/>
@@ -54047,9 +55309,9 @@
       </w:tcPr>
     </w:tblStylePr>
   </w:style>
-  <w:style w:type="table" w:styleId="910">
+  <w:style w:type="table" w:styleId="930">
     <w:name w:val="Bordered &amp; Lined - Accent 6"/>
-    <w:basedOn w:val="791"/>
+    <w:basedOn w:val="811"/>
     <w:uiPriority w:val="99"/>
     <w:pPr>
       <w:pBdr/>
@@ -54291,9 +55553,9 @@
       </w:tcPr>
     </w:tblStylePr>
   </w:style>
-  <w:style w:type="table" w:styleId="911">
+  <w:style w:type="table" w:styleId="931">
     <w:name w:val="Bordered"/>
-    <w:basedOn w:val="791"/>
+    <w:basedOn w:val="811"/>
     <w:uiPriority w:val="99"/>
     <w:pPr>
       <w:pBdr/>
@@ -54522,9 +55784,9 @@
       </w:tcPr>
     </w:tblStylePr>
   </w:style>
-  <w:style w:type="table" w:styleId="912">
+  <w:style w:type="table" w:styleId="932">
     <w:name w:val="Bordered - Accent 1"/>
-    <w:basedOn w:val="791"/>
+    <w:basedOn w:val="811"/>
     <w:uiPriority w:val="99"/>
     <w:pPr>
       <w:pBdr/>
@@ -54753,9 +56015,9 @@
       </w:tcPr>
     </w:tblStylePr>
   </w:style>
-  <w:style w:type="table" w:styleId="913">
+  <w:style w:type="table" w:styleId="933">
     <w:name w:val="Bordered - Accent 2"/>
-    <w:basedOn w:val="791"/>
+    <w:basedOn w:val="811"/>
     <w:uiPriority w:val="99"/>
     <w:pPr>
       <w:pBdr/>
@@ -54984,9 +56246,9 @@
       </w:tcPr>
     </w:tblStylePr>
   </w:style>
-  <w:style w:type="table" w:styleId="914">
+  <w:style w:type="table" w:styleId="934">
     <w:name w:val="Bordered - Accent 3"/>
-    <w:basedOn w:val="791"/>
+    <w:basedOn w:val="811"/>
     <w:uiPriority w:val="99"/>
     <w:pPr>
       <w:pBdr/>
@@ -55215,9 +56477,9 @@
       </w:tcPr>
     </w:tblStylePr>
   </w:style>
-  <w:style w:type="table" w:styleId="915">
+  <w:style w:type="table" w:styleId="935">
     <w:name w:val="Bordered - Accent 4"/>
-    <w:basedOn w:val="791"/>
+    <w:basedOn w:val="811"/>
     <w:uiPriority w:val="99"/>
     <w:pPr>
       <w:pBdr/>
@@ -55446,9 +56708,9 @@
       </w:tcPr>
     </w:tblStylePr>
   </w:style>
-  <w:style w:type="table" w:styleId="916">
+  <w:style w:type="table" w:styleId="936">
     <w:name w:val="Bordered - Accent 5"/>
-    <w:basedOn w:val="791"/>
+    <w:basedOn w:val="811"/>
     <w:uiPriority w:val="99"/>
     <w:pPr>
       <w:pBdr/>
@@ -55677,9 +56939,9 @@
       </w:tcPr>
     </w:tblStylePr>
   </w:style>
-  <w:style w:type="table" w:styleId="917">
+  <w:style w:type="table" w:styleId="937">
     <w:name w:val="Bordered - Accent 6"/>
-    <w:basedOn w:val="791"/>
+    <w:basedOn w:val="811"/>
     <w:uiPriority w:val="99"/>
     <w:pPr>
       <w:pBdr/>
@@ -55908,11 +57170,11 @@
       </w:tcPr>
     </w:tblStylePr>
   </w:style>
-  <w:style w:type="paragraph" w:styleId="918">
+  <w:style w:type="paragraph" w:styleId="938">
     <w:name w:val="Heading 7"/>
-    <w:basedOn w:val="980"/>
-    <w:next w:val="980"/>
-    <w:link w:val="929"/>
+    <w:basedOn w:val="1000"/>
+    <w:next w:val="1000"/>
+    <w:link w:val="949"/>
     <w:uiPriority w:val="9"/>
     <w:unhideWhenUsed/>
     <w:qFormat/>
@@ -55929,11 +57191,11 @@
       <w:color w:val="595959" w:themeColor="text1" w:themeTint="A6"/>
     </w:rPr>
   </w:style>
-  <w:style w:type="paragraph" w:styleId="919">
+  <w:style w:type="paragraph" w:styleId="939">
     <w:name w:val="Heading 8"/>
-    <w:basedOn w:val="980"/>
-    <w:next w:val="980"/>
-    <w:link w:val="930"/>
+    <w:basedOn w:val="1000"/>
+    <w:next w:val="1000"/>
+    <w:link w:val="950"/>
     <w:uiPriority w:val="9"/>
     <w:unhideWhenUsed/>
     <w:qFormat/>
@@ -55952,11 +57214,11 @@
       <w:color w:val="272727" w:themeColor="text1" w:themeTint="D8"/>
     </w:rPr>
   </w:style>
-  <w:style w:type="paragraph" w:styleId="920">
+  <w:style w:type="paragraph" w:styleId="940">
     <w:name w:val="Heading 9"/>
-    <w:basedOn w:val="980"/>
-    <w:next w:val="980"/>
-    <w:link w:val="931"/>
+    <w:basedOn w:val="1000"/>
+    <w:next w:val="1000"/>
+    <w:link w:val="951"/>
     <w:uiPriority w:val="9"/>
     <w:unhideWhenUsed/>
     <w:qFormat/>
@@ -55975,7 +57237,7 @@
       <w:color w:val="272727" w:themeColor="text1" w:themeTint="D8"/>
     </w:rPr>
   </w:style>
-  <w:style w:type="character" w:styleId="921" w:default="1">
+  <w:style w:type="character" w:styleId="941" w:default="1">
     <w:name w:val="Default Paragraph Font"/>
     <w:uiPriority w:val="1"/>
     <w:semiHidden/>
@@ -55986,7 +57248,7 @@
       <w:ind/>
     </w:pPr>
   </w:style>
-  <w:style w:type="numbering" w:styleId="922" w:default="1">
+  <w:style w:type="numbering" w:styleId="942" w:default="1">
     <w:name w:val="No List"/>
     <w:uiPriority w:val="99"/>
     <w:semiHidden/>
@@ -55997,10 +57259,10 @@
       <w:ind/>
     </w:pPr>
   </w:style>
-  <w:style w:type="character" w:styleId="923">
+  <w:style w:type="character" w:styleId="943">
     <w:name w:val="Heading 1 Char"/>
-    <w:basedOn w:val="921"/>
-    <w:link w:val="972"/>
+    <w:basedOn w:val="941"/>
+    <w:link w:val="992"/>
     <w:uiPriority w:val="9"/>
     <w:pPr>
       <w:pBdr/>
@@ -56014,10 +57276,10 @@
       <w:szCs w:val="40"/>
     </w:rPr>
   </w:style>
-  <w:style w:type="character" w:styleId="924">
+  <w:style w:type="character" w:styleId="944">
     <w:name w:val="Heading 2 Char"/>
-    <w:basedOn w:val="921"/>
-    <w:link w:val="973"/>
+    <w:basedOn w:val="941"/>
+    <w:link w:val="993"/>
     <w:uiPriority w:val="9"/>
     <w:pPr>
       <w:pBdr/>
@@ -56031,10 +57293,10 @@
       <w:szCs w:val="32"/>
     </w:rPr>
   </w:style>
-  <w:style w:type="character" w:styleId="925">
+  <w:style w:type="character" w:styleId="945">
     <w:name w:val="Heading 3 Char"/>
-    <w:basedOn w:val="921"/>
-    <w:link w:val="974"/>
+    <w:basedOn w:val="941"/>
+    <w:link w:val="994"/>
     <w:uiPriority w:val="9"/>
     <w:pPr>
       <w:pBdr/>
@@ -56048,10 +57310,10 @@
       <w:szCs w:val="28"/>
     </w:rPr>
   </w:style>
-  <w:style w:type="character" w:styleId="926">
+  <w:style w:type="character" w:styleId="946">
     <w:name w:val="Heading 4 Char"/>
-    <w:basedOn w:val="921"/>
-    <w:link w:val="975"/>
+    <w:basedOn w:val="941"/>
+    <w:link w:val="995"/>
     <w:uiPriority w:val="9"/>
     <w:pPr>
       <w:pBdr/>
@@ -56065,10 +57327,10 @@
       <w:color w:val="0f4761" w:themeColor="accent1" w:themeShade="BF"/>
     </w:rPr>
   </w:style>
-  <w:style w:type="character" w:styleId="927">
+  <w:style w:type="character" w:styleId="947">
     <w:name w:val="Heading 5 Char"/>
-    <w:basedOn w:val="921"/>
-    <w:link w:val="976"/>
+    <w:basedOn w:val="941"/>
+    <w:link w:val="996"/>
     <w:uiPriority w:val="9"/>
     <w:pPr>
       <w:pBdr/>
@@ -56080,10 +57342,10 @@
       <w:color w:val="0f4761" w:themeColor="accent1" w:themeShade="BF"/>
     </w:rPr>
   </w:style>
-  <w:style w:type="character" w:styleId="928">
+  <w:style w:type="character" w:styleId="948">
     <w:name w:val="Heading 6 Char"/>
-    <w:basedOn w:val="921"/>
-    <w:link w:val="977"/>
+    <w:basedOn w:val="941"/>
+    <w:link w:val="997"/>
     <w:uiPriority w:val="9"/>
     <w:pPr>
       <w:pBdr/>
@@ -56097,10 +57359,10 @@
       <w:color w:val="595959" w:themeColor="text1" w:themeTint="A6"/>
     </w:rPr>
   </w:style>
-  <w:style w:type="character" w:styleId="929">
+  <w:style w:type="character" w:styleId="949">
     <w:name w:val="Heading 7 Char"/>
-    <w:basedOn w:val="921"/>
-    <w:link w:val="918"/>
+    <w:basedOn w:val="941"/>
+    <w:link w:val="938"/>
     <w:uiPriority w:val="9"/>
     <w:pPr>
       <w:pBdr/>
@@ -56112,10 +57374,10 @@
       <w:color w:val="595959" w:themeColor="text1" w:themeTint="A6"/>
     </w:rPr>
   </w:style>
-  <w:style w:type="character" w:styleId="930">
+  <w:style w:type="character" w:styleId="950">
     <w:name w:val="Heading 8 Char"/>
-    <w:basedOn w:val="921"/>
-    <w:link w:val="919"/>
+    <w:basedOn w:val="941"/>
+    <w:link w:val="939"/>
     <w:uiPriority w:val="9"/>
     <w:pPr>
       <w:pBdr/>
@@ -56129,10 +57391,10 @@
       <w:color w:val="272727" w:themeColor="text1" w:themeTint="D8"/>
     </w:rPr>
   </w:style>
-  <w:style w:type="character" w:styleId="931">
+  <w:style w:type="character" w:styleId="951">
     <w:name w:val="Heading 9 Char"/>
-    <w:basedOn w:val="921"/>
-    <w:link w:val="920"/>
+    <w:basedOn w:val="941"/>
+    <w:link w:val="940"/>
     <w:uiPriority w:val="9"/>
     <w:pPr>
       <w:pBdr/>
@@ -56146,10 +57408,10 @@
       <w:color w:val="272727" w:themeColor="text1" w:themeTint="D8"/>
     </w:rPr>
   </w:style>
-  <w:style w:type="character" w:styleId="932">
+  <w:style w:type="character" w:styleId="952">
     <w:name w:val="Title Char"/>
-    <w:basedOn w:val="921"/>
-    <w:link w:val="978"/>
+    <w:basedOn w:val="941"/>
+    <w:link w:val="998"/>
     <w:uiPriority w:val="10"/>
     <w:pPr>
       <w:pBdr/>
@@ -56163,10 +57425,10 @@
       <w:szCs w:val="56"/>
     </w:rPr>
   </w:style>
-  <w:style w:type="character" w:styleId="933">
+  <w:style w:type="character" w:styleId="953">
     <w:name w:val="Subtitle Char"/>
-    <w:basedOn w:val="921"/>
-    <w:link w:val="981"/>
+    <w:basedOn w:val="941"/>
+    <w:link w:val="1001"/>
     <w:uiPriority w:val="11"/>
     <w:pPr>
       <w:pBdr/>
@@ -56180,11 +57442,11 @@
       <w:szCs w:val="28"/>
     </w:rPr>
   </w:style>
-  <w:style w:type="paragraph" w:styleId="934">
+  <w:style w:type="paragraph" w:styleId="954">
     <w:name w:val="Quote"/>
-    <w:basedOn w:val="980"/>
-    <w:next w:val="980"/>
-    <w:link w:val="935"/>
+    <w:basedOn w:val="1000"/>
+    <w:next w:val="1000"/>
+    <w:link w:val="955"/>
     <w:uiPriority w:val="29"/>
     <w:qFormat/>
     <w:pPr>
@@ -56199,10 +57461,10 @@
       <w:color w:val="404040" w:themeColor="text1" w:themeTint="BF"/>
     </w:rPr>
   </w:style>
-  <w:style w:type="character" w:styleId="935">
+  <w:style w:type="character" w:styleId="955">
     <w:name w:val="Quote Char"/>
-    <w:basedOn w:val="921"/>
-    <w:link w:val="934"/>
+    <w:basedOn w:val="941"/>
+    <w:link w:val="954"/>
     <w:uiPriority w:val="29"/>
     <w:pPr>
       <w:pBdr/>
@@ -56215,9 +57477,9 @@
       <w:color w:val="404040" w:themeColor="text1" w:themeTint="BF"/>
     </w:rPr>
   </w:style>
-  <w:style w:type="paragraph" w:styleId="936">
+  <w:style w:type="paragraph" w:styleId="956">
     <w:name w:val="List Paragraph"/>
-    <w:basedOn w:val="980"/>
+    <w:basedOn w:val="1000"/>
     <w:uiPriority w:val="34"/>
     <w:qFormat/>
     <w:pPr>
@@ -56227,9 +57489,9 @@
       <w:contextualSpacing w:val="true"/>
     </w:pPr>
   </w:style>
-  <w:style w:type="character" w:styleId="937">
+  <w:style w:type="character" w:styleId="957">
     <w:name w:val="Intense Emphasis"/>
-    <w:basedOn w:val="921"/>
+    <w:basedOn w:val="941"/>
     <w:uiPriority w:val="21"/>
     <w:qFormat/>
     <w:pPr>
@@ -56243,11 +57505,11 @@
       <w:color w:val="0f4761" w:themeColor="accent1" w:themeShade="BF"/>
     </w:rPr>
   </w:style>
-  <w:style w:type="paragraph" w:styleId="938">
+  <w:style w:type="paragraph" w:styleId="958">
     <w:name w:val="Intense Quote"/>
-    <w:basedOn w:val="980"/>
-    <w:next w:val="980"/>
-    <w:link w:val="939"/>
+    <w:basedOn w:val="1000"/>
+    <w:next w:val="1000"/>
+    <w:link w:val="959"/>
     <w:uiPriority w:val="30"/>
     <w:qFormat/>
     <w:pPr>
@@ -56265,10 +57527,10 @@
       <w:color w:val="0f4761" w:themeColor="accent1" w:themeShade="BF"/>
     </w:rPr>
   </w:style>
-  <w:style w:type="character" w:styleId="939">
+  <w:style w:type="character" w:styleId="959">
     <w:name w:val="Intense Quote Char"/>
-    <w:basedOn w:val="921"/>
-    <w:link w:val="938"/>
+    <w:basedOn w:val="941"/>
+    <w:link w:val="958"/>
     <w:uiPriority w:val="30"/>
     <w:pPr>
       <w:pBdr/>
@@ -56281,9 +57543,9 @@
       <w:color w:val="0f4761" w:themeColor="accent1" w:themeShade="BF"/>
     </w:rPr>
   </w:style>
-  <w:style w:type="character" w:styleId="940">
+  <w:style w:type="character" w:styleId="960">
     <w:name w:val="Intense Reference"/>
-    <w:basedOn w:val="921"/>
+    <w:basedOn w:val="941"/>
     <w:uiPriority w:val="32"/>
     <w:qFormat/>
     <w:pPr>
@@ -56299,9 +57561,9 @@
       <w:spacing w:val="5"/>
     </w:rPr>
   </w:style>
-  <w:style w:type="paragraph" w:styleId="941">
+  <w:style w:type="paragraph" w:styleId="961">
     <w:name w:val="No Spacing"/>
-    <w:basedOn w:val="980"/>
+    <w:basedOn w:val="1000"/>
     <w:uiPriority w:val="1"/>
     <w:qFormat/>
     <w:pPr>
@@ -56310,9 +57572,9 @@
       <w:ind/>
     </w:pPr>
   </w:style>
-  <w:style w:type="character" w:styleId="942">
+  <w:style w:type="character" w:styleId="962">
     <w:name w:val="Subtle Emphasis"/>
-    <w:basedOn w:val="921"/>
+    <w:basedOn w:val="941"/>
     <w:uiPriority w:val="19"/>
     <w:qFormat/>
     <w:pPr>
@@ -56326,9 +57588,9 @@
       <w:color w:val="404040" w:themeColor="text1" w:themeTint="BF"/>
     </w:rPr>
   </w:style>
-  <w:style w:type="character" w:styleId="943">
+  <w:style w:type="character" w:styleId="963">
     <w:name w:val="Emphasis"/>
-    <w:basedOn w:val="921"/>
+    <w:basedOn w:val="941"/>
     <w:uiPriority w:val="20"/>
     <w:qFormat/>
     <w:pPr>
@@ -56341,9 +57603,9 @@
       <w:iCs/>
     </w:rPr>
   </w:style>
-  <w:style w:type="character" w:styleId="944">
+  <w:style w:type="character" w:styleId="964">
     <w:name w:val="Strong"/>
-    <w:basedOn w:val="921"/>
+    <w:basedOn w:val="941"/>
     <w:uiPriority w:val="22"/>
     <w:qFormat/>
     <w:pPr>
@@ -56356,9 +57618,9 @@
       <w:bCs/>
     </w:rPr>
   </w:style>
-  <w:style w:type="character" w:styleId="945">
+  <w:style w:type="character" w:styleId="965">
     <w:name w:val="Subtle Reference"/>
-    <w:basedOn w:val="921"/>
+    <w:basedOn w:val="941"/>
     <w:uiPriority w:val="31"/>
     <w:qFormat/>
     <w:pPr>
@@ -56371,9 +57633,9 @@
       <w:color w:val="5a5a5a" w:themeColor="text1" w:themeTint="A5"/>
     </w:rPr>
   </w:style>
-  <w:style w:type="character" w:styleId="946">
+  <w:style w:type="character" w:styleId="966">
     <w:name w:val="Book Title"/>
-    <w:basedOn w:val="921"/>
+    <w:basedOn w:val="941"/>
     <w:uiPriority w:val="33"/>
     <w:qFormat/>
     <w:pPr>
@@ -56389,10 +57651,10 @@
       <w:spacing w:val="5"/>
     </w:rPr>
   </w:style>
-  <w:style w:type="paragraph" w:styleId="947">
+  <w:style w:type="paragraph" w:styleId="967">
     <w:name w:val="Header"/>
-    <w:basedOn w:val="980"/>
-    <w:link w:val="948"/>
+    <w:basedOn w:val="1000"/>
+    <w:link w:val="968"/>
     <w:uiPriority w:val="99"/>
     <w:unhideWhenUsed/>
     <w:pPr>
@@ -56405,10 +57667,10 @@
       <w:ind/>
     </w:pPr>
   </w:style>
-  <w:style w:type="character" w:styleId="948">
+  <w:style w:type="character" w:styleId="968">
     <w:name w:val="Header Char"/>
-    <w:basedOn w:val="921"/>
-    <w:link w:val="947"/>
+    <w:basedOn w:val="941"/>
+    <w:link w:val="967"/>
     <w:uiPriority w:val="99"/>
     <w:pPr>
       <w:pBdr/>
@@ -56416,10 +57678,10 @@
       <w:ind/>
     </w:pPr>
   </w:style>
-  <w:style w:type="paragraph" w:styleId="949">
+  <w:style w:type="paragraph" w:styleId="969">
     <w:name w:val="Footer"/>
-    <w:basedOn w:val="980"/>
-    <w:link w:val="950"/>
+    <w:basedOn w:val="1000"/>
+    <w:link w:val="970"/>
     <w:uiPriority w:val="99"/>
     <w:unhideWhenUsed/>
     <w:pPr>
@@ -56432,10 +57694,10 @@
       <w:ind/>
     </w:pPr>
   </w:style>
-  <w:style w:type="character" w:styleId="950">
+  <w:style w:type="character" w:styleId="970">
     <w:name w:val="Footer Char"/>
-    <w:basedOn w:val="921"/>
-    <w:link w:val="949"/>
+    <w:basedOn w:val="941"/>
+    <w:link w:val="969"/>
     <w:uiPriority w:val="99"/>
     <w:pPr>
       <w:pBdr/>
@@ -56443,10 +57705,10 @@
       <w:ind/>
     </w:pPr>
   </w:style>
-  <w:style w:type="paragraph" w:styleId="951">
+  <w:style w:type="paragraph" w:styleId="971">
     <w:name w:val="Caption"/>
-    <w:basedOn w:val="980"/>
-    <w:next w:val="980"/>
+    <w:basedOn w:val="1000"/>
+    <w:next w:val="1000"/>
     <w:uiPriority w:val="35"/>
     <w:unhideWhenUsed/>
     <w:qFormat/>
@@ -56463,10 +57725,10 @@
       <w:szCs w:val="18"/>
     </w:rPr>
   </w:style>
-  <w:style w:type="paragraph" w:styleId="952">
+  <w:style w:type="paragraph" w:styleId="972">
     <w:name w:val="footnote text"/>
-    <w:basedOn w:val="980"/>
-    <w:link w:val="953"/>
+    <w:basedOn w:val="1000"/>
+    <w:link w:val="973"/>
     <w:uiPriority w:val="99"/>
     <w:semiHidden/>
     <w:unhideWhenUsed/>
@@ -56480,10 +57742,10 @@
       <w:szCs w:val="20"/>
     </w:rPr>
   </w:style>
-  <w:style w:type="character" w:styleId="953">
+  <w:style w:type="character" w:styleId="973">
     <w:name w:val="Footnote Text Char"/>
-    <w:basedOn w:val="921"/>
-    <w:link w:val="952"/>
+    <w:basedOn w:val="941"/>
+    <w:link w:val="972"/>
     <w:uiPriority w:val="99"/>
     <w:semiHidden/>
     <w:pPr>
@@ -56496,9 +57758,9 @@
       <w:szCs w:val="20"/>
     </w:rPr>
   </w:style>
-  <w:style w:type="character" w:styleId="954">
+  <w:style w:type="character" w:styleId="974">
     <w:name w:val="footnote reference"/>
-    <w:basedOn w:val="921"/>
+    <w:basedOn w:val="941"/>
     <w:uiPriority w:val="99"/>
     <w:semiHidden/>
     <w:unhideWhenUsed/>
@@ -56511,10 +57773,10 @@
       <w:vertAlign w:val="superscript"/>
     </w:rPr>
   </w:style>
-  <w:style w:type="paragraph" w:styleId="955">
+  <w:style w:type="paragraph" w:styleId="975">
     <w:name w:val="endnote text"/>
-    <w:basedOn w:val="980"/>
-    <w:link w:val="956"/>
+    <w:basedOn w:val="1000"/>
+    <w:link w:val="976"/>
     <w:uiPriority w:val="99"/>
     <w:semiHidden/>
     <w:unhideWhenUsed/>
@@ -56528,10 +57790,10 @@
       <w:szCs w:val="20"/>
     </w:rPr>
   </w:style>
-  <w:style w:type="character" w:styleId="956">
+  <w:style w:type="character" w:styleId="976">
     <w:name w:val="Endnote Text Char"/>
-    <w:basedOn w:val="921"/>
-    <w:link w:val="955"/>
+    <w:basedOn w:val="941"/>
+    <w:link w:val="975"/>
     <w:uiPriority w:val="99"/>
     <w:semiHidden/>
     <w:pPr>
@@ -56544,9 +57806,9 @@
       <w:szCs w:val="20"/>
     </w:rPr>
   </w:style>
-  <w:style w:type="character" w:styleId="957">
+  <w:style w:type="character" w:styleId="977">
     <w:name w:val="endnote reference"/>
-    <w:basedOn w:val="921"/>
+    <w:basedOn w:val="941"/>
     <w:uiPriority w:val="99"/>
     <w:semiHidden/>
     <w:unhideWhenUsed/>
@@ -56559,9 +57821,9 @@
       <w:vertAlign w:val="superscript"/>
     </w:rPr>
   </w:style>
-  <w:style w:type="character" w:styleId="958">
+  <w:style w:type="character" w:styleId="978">
     <w:name w:val="Hyperlink"/>
-    <w:basedOn w:val="921"/>
+    <w:basedOn w:val="941"/>
     <w:uiPriority w:val="99"/>
     <w:unhideWhenUsed/>
     <w:pPr>
@@ -56574,9 +57836,9 @@
       <w:u w:val="single"/>
     </w:rPr>
   </w:style>
-  <w:style w:type="character" w:styleId="959">
+  <w:style w:type="character" w:styleId="979">
     <w:name w:val="FollowedHyperlink"/>
-    <w:basedOn w:val="921"/>
+    <w:basedOn w:val="941"/>
     <w:uiPriority w:val="99"/>
     <w:semiHidden/>
     <w:unhideWhenUsed/>
@@ -56590,10 +57852,10 @@
       <w:u w:val="single"/>
     </w:rPr>
   </w:style>
-  <w:style w:type="paragraph" w:styleId="960">
+  <w:style w:type="paragraph" w:styleId="980">
     <w:name w:val="toc 1"/>
-    <w:basedOn w:val="980"/>
-    <w:next w:val="980"/>
+    <w:basedOn w:val="1000"/>
+    <w:next w:val="1000"/>
     <w:uiPriority w:val="39"/>
     <w:unhideWhenUsed/>
     <w:pPr>
@@ -56602,10 +57864,10 @@
       <w:ind/>
     </w:pPr>
   </w:style>
-  <w:style w:type="paragraph" w:styleId="961">
+  <w:style w:type="paragraph" w:styleId="981">
     <w:name w:val="toc 2"/>
-    <w:basedOn w:val="980"/>
-    <w:next w:val="980"/>
+    <w:basedOn w:val="1000"/>
+    <w:next w:val="1000"/>
     <w:uiPriority w:val="39"/>
     <w:unhideWhenUsed/>
     <w:pPr>
@@ -56614,10 +57876,10 @@
       <w:ind w:left="220"/>
     </w:pPr>
   </w:style>
-  <w:style w:type="paragraph" w:styleId="962">
+  <w:style w:type="paragraph" w:styleId="982">
     <w:name w:val="toc 3"/>
-    <w:basedOn w:val="980"/>
-    <w:next w:val="980"/>
+    <w:basedOn w:val="1000"/>
+    <w:next w:val="1000"/>
     <w:uiPriority w:val="39"/>
     <w:unhideWhenUsed/>
     <w:pPr>
@@ -56626,10 +57888,10 @@
       <w:ind w:left="440"/>
     </w:pPr>
   </w:style>
-  <w:style w:type="paragraph" w:styleId="963">
+  <w:style w:type="paragraph" w:styleId="983">
     <w:name w:val="toc 4"/>
-    <w:basedOn w:val="980"/>
-    <w:next w:val="980"/>
+    <w:basedOn w:val="1000"/>
+    <w:next w:val="1000"/>
     <w:uiPriority w:val="39"/>
     <w:unhideWhenUsed/>
     <w:pPr>
@@ -56638,10 +57900,10 @@
       <w:ind w:left="660"/>
     </w:pPr>
   </w:style>
-  <w:style w:type="paragraph" w:styleId="964">
+  <w:style w:type="paragraph" w:styleId="984">
     <w:name w:val="toc 5"/>
-    <w:basedOn w:val="980"/>
-    <w:next w:val="980"/>
+    <w:basedOn w:val="1000"/>
+    <w:next w:val="1000"/>
     <w:uiPriority w:val="39"/>
     <w:unhideWhenUsed/>
     <w:pPr>
@@ -56650,10 +57912,10 @@
       <w:ind w:left="880"/>
     </w:pPr>
   </w:style>
-  <w:style w:type="paragraph" w:styleId="965">
+  <w:style w:type="paragraph" w:styleId="985">
     <w:name w:val="toc 6"/>
-    <w:basedOn w:val="980"/>
-    <w:next w:val="980"/>
+    <w:basedOn w:val="1000"/>
+    <w:next w:val="1000"/>
     <w:uiPriority w:val="39"/>
     <w:unhideWhenUsed/>
     <w:pPr>
@@ -56662,10 +57924,10 @@
       <w:ind w:left="1100"/>
     </w:pPr>
   </w:style>
-  <w:style w:type="paragraph" w:styleId="966">
+  <w:style w:type="paragraph" w:styleId="986">
     <w:name w:val="toc 7"/>
-    <w:basedOn w:val="980"/>
-    <w:next w:val="980"/>
+    <w:basedOn w:val="1000"/>
+    <w:next w:val="1000"/>
     <w:uiPriority w:val="39"/>
     <w:unhideWhenUsed/>
     <w:pPr>
@@ -56674,10 +57936,10 @@
       <w:ind w:left="1320"/>
     </w:pPr>
   </w:style>
-  <w:style w:type="paragraph" w:styleId="967">
+  <w:style w:type="paragraph" w:styleId="987">
     <w:name w:val="toc 8"/>
-    <w:basedOn w:val="980"/>
-    <w:next w:val="980"/>
+    <w:basedOn w:val="1000"/>
+    <w:next w:val="1000"/>
     <w:uiPriority w:val="39"/>
     <w:unhideWhenUsed/>
     <w:pPr>
@@ -56686,10 +57948,10 @@
       <w:ind w:left="1540"/>
     </w:pPr>
   </w:style>
-  <w:style w:type="paragraph" w:styleId="968">
+  <w:style w:type="paragraph" w:styleId="988">
     <w:name w:val="toc 9"/>
-    <w:basedOn w:val="980"/>
-    <w:next w:val="980"/>
+    <w:basedOn w:val="1000"/>
+    <w:next w:val="1000"/>
     <w:uiPriority w:val="39"/>
     <w:unhideWhenUsed/>
     <w:pPr>
@@ -56698,9 +57960,9 @@
       <w:ind w:left="1760"/>
     </w:pPr>
   </w:style>
-  <w:style w:type="character" w:styleId="969">
+  <w:style w:type="character" w:styleId="989">
     <w:name w:val="Placeholder Text"/>
-    <w:basedOn w:val="921"/>
+    <w:basedOn w:val="941"/>
     <w:uiPriority w:val="99"/>
     <w:semiHidden/>
     <w:pPr>
@@ -56712,7 +57974,7 @@
       <w:color w:val="666666"/>
     </w:rPr>
   </w:style>
-  <w:style w:type="paragraph" w:styleId="970">
+  <w:style w:type="paragraph" w:styleId="990">
     <w:name w:val="TOC Heading"/>
     <w:uiPriority w:val="39"/>
     <w:unhideWhenUsed/>
@@ -56722,10 +57984,10 @@
       <w:ind/>
     </w:pPr>
   </w:style>
-  <w:style w:type="paragraph" w:styleId="971">
+  <w:style w:type="paragraph" w:styleId="991">
     <w:name w:val="table of figures"/>
-    <w:basedOn w:val="980"/>
-    <w:next w:val="980"/>
+    <w:basedOn w:val="1000"/>
+    <w:next w:val="1000"/>
     <w:uiPriority w:val="99"/>
     <w:unhideWhenUsed/>
     <w:pPr>
@@ -56734,10 +57996,10 @@
       <w:ind/>
     </w:pPr>
   </w:style>
-  <w:style w:type="paragraph" w:styleId="972">
+  <w:style w:type="paragraph" w:styleId="992">
     <w:name w:val="Heading 1"/>
-    <w:basedOn w:val="980"/>
-    <w:next w:val="980"/>
+    <w:basedOn w:val="1000"/>
+    <w:next w:val="1000"/>
     <w:pPr>
       <w:keepNext w:val="true"/>
       <w:keepLines w:val="true"/>
@@ -56751,10 +58013,10 @@
       <w:szCs w:val="40"/>
     </w:rPr>
   </w:style>
-  <w:style w:type="paragraph" w:styleId="973">
+  <w:style w:type="paragraph" w:styleId="993">
     <w:name w:val="Heading 2"/>
-    <w:basedOn w:val="980"/>
-    <w:next w:val="980"/>
+    <w:basedOn w:val="1000"/>
+    <w:next w:val="1000"/>
     <w:pPr>
       <w:keepNext w:val="true"/>
       <w:keepLines w:val="true"/>
@@ -56770,10 +58032,10 @@
       <w:szCs w:val="32"/>
     </w:rPr>
   </w:style>
-  <w:style w:type="paragraph" w:styleId="974">
+  <w:style w:type="paragraph" w:styleId="994">
     <w:name w:val="Heading 3"/>
-    <w:basedOn w:val="980"/>
-    <w:next w:val="980"/>
+    <w:basedOn w:val="1000"/>
+    <w:next w:val="1000"/>
     <w:pPr>
       <w:keepNext w:val="true"/>
       <w:keepLines w:val="true"/>
@@ -56790,10 +58052,10 @@
       <w:szCs w:val="28"/>
     </w:rPr>
   </w:style>
-  <w:style w:type="paragraph" w:styleId="975">
+  <w:style w:type="paragraph" w:styleId="995">
     <w:name w:val="Heading 4"/>
-    <w:basedOn w:val="980"/>
-    <w:next w:val="980"/>
+    <w:basedOn w:val="1000"/>
+    <w:next w:val="1000"/>
     <w:pPr>
       <w:keepNext w:val="true"/>
       <w:keepLines w:val="true"/>
@@ -56808,10 +58070,10 @@
       <w:szCs w:val="24"/>
     </w:rPr>
   </w:style>
-  <w:style w:type="paragraph" w:styleId="976">
+  <w:style w:type="paragraph" w:styleId="996">
     <w:name w:val="Heading 5"/>
-    <w:basedOn w:val="980"/>
-    <w:next w:val="980"/>
+    <w:basedOn w:val="1000"/>
+    <w:next w:val="1000"/>
     <w:pPr>
       <w:keepNext w:val="true"/>
       <w:keepLines w:val="true"/>
@@ -56826,10 +58088,10 @@
       <w:szCs w:val="22"/>
     </w:rPr>
   </w:style>
-  <w:style w:type="paragraph" w:styleId="977">
+  <w:style w:type="paragraph" w:styleId="997">
     <w:name w:val="Heading 6"/>
-    <w:basedOn w:val="980"/>
-    <w:next w:val="980"/>
+    <w:basedOn w:val="1000"/>
+    <w:next w:val="1000"/>
     <w:pPr>
       <w:keepNext w:val="true"/>
       <w:keepLines w:val="true"/>
@@ -56846,10 +58108,10 @@
       <w:szCs w:val="22"/>
     </w:rPr>
   </w:style>
-  <w:style w:type="paragraph" w:styleId="978">
+  <w:style w:type="paragraph" w:styleId="998">
     <w:name w:val="Title"/>
-    <w:basedOn w:val="980"/>
-    <w:next w:val="980"/>
+    <w:basedOn w:val="1000"/>
+    <w:next w:val="1000"/>
     <w:pPr>
       <w:keepNext w:val="true"/>
       <w:keepLines w:val="true"/>
@@ -56863,7 +58125,7 @@
       <w:szCs w:val="52"/>
     </w:rPr>
   </w:style>
-  <w:style w:type="table" w:styleId="979">
+  <w:style w:type="table" w:styleId="999">
     <w:name w:val="TableNormal"/>
     <w:pPr>
       <w:pBdr/>
@@ -57052,7 +58314,7 @@
       </w:tcPr>
     </w:tblStylePr>
   </w:style>
-  <w:style w:type="paragraph" w:styleId="980" w:default="1">
+  <w:style w:type="paragraph" w:styleId="1000" w:default="1">
     <w:name w:val="Normal"/>
     <w:pPr>
       <w:pBdr/>
@@ -57060,10 +58322,10 @@
       <w:ind/>
     </w:pPr>
   </w:style>
-  <w:style w:type="paragraph" w:styleId="981">
+  <w:style w:type="paragraph" w:styleId="1001">
     <w:name w:val="Subtitle"/>
-    <w:basedOn w:val="980"/>
-    <w:next w:val="980"/>
+    <w:basedOn w:val="1000"/>
+    <w:next w:val="1000"/>
     <w:pPr>
       <w:keepNext w:val="true"/>
       <w:keepLines w:val="true"/>
